--- a/paper/[IEEE Access] Design and Simulation of a Broadband Tunable Transmittance Optical Filter Using Sb2Se3 Phase Change Material.docx
+++ b/paper/[IEEE Access] Design and Simulation of a Broadband Tunable Transmittance Optical Filter Using Sb2Se3 Phase Change Material.docx
@@ -10,23 +10,7 @@
         </w:tabs>
       </w:pPr>
       <w:r>
-        <w:t xml:space="preserve">Date of publication </w:t>
-      </w:r>
-      <w:proofErr w:type="spellStart"/>
-      <w:r>
-        <w:t>xxxx</w:t>
-      </w:r>
-      <w:proofErr w:type="spellEnd"/>
-      <w:r>
-        <w:t xml:space="preserve"> 00, 0000, date of current version </w:t>
-      </w:r>
-      <w:proofErr w:type="spellStart"/>
-      <w:r>
-        <w:t>xxxx</w:t>
-      </w:r>
-      <w:proofErr w:type="spellEnd"/>
-      <w:r>
-        <w:t xml:space="preserve"> 00, 0000.</w:t>
+        <w:t>Date of publication xxxx 00, 0000, date of current version xxxx 00, 0000.</w:t>
       </w:r>
     </w:p>
     <w:p>
@@ -10603,11 +10587,23 @@
         <w:rPr>
           <w:rFonts w:eastAsia="TH SarabunPSK"/>
         </w:rPr>
-        <w:t>In previous sections, we only consider the reflectance of the design when Sb</w:t>
+        <w:t xml:space="preserve">In </w:t>
       </w:r>
       <w:r>
         <w:rPr>
           <w:rFonts w:eastAsia="TH SarabunPSK"/>
+        </w:rPr>
+        <w:t>previous sections</w:t>
+      </w:r>
+      <w:r>
+        <w:rPr>
+          <w:rFonts w:eastAsia="TH SarabunPSK"/>
+        </w:rPr>
+        <w:t>, we only consider the reflectance of the design when Sb</w:t>
+      </w:r>
+      <w:r>
+        <w:rPr>
+          <w:rFonts w:eastAsia="TH SarabunPSK"/>
           <w:vertAlign w:val="subscript"/>
         </w:rPr>
         <w:t>2</w:t>
@@ -10629,7 +10625,31 @@
         <w:rPr>
           <w:rFonts w:eastAsia="TH SarabunPSK"/>
         </w:rPr>
-        <w:t xml:space="preserve"> is in amorphous phase (ON mode). However, because we want to modulate the performance of our optical filters, the reflectance when Sb</w:t>
+        <w:t xml:space="preserve"> is in amorphous phase (ON mode). </w:t>
+      </w:r>
+      <w:r>
+        <w:rPr>
+          <w:rFonts w:eastAsia="TH SarabunPSK"/>
+        </w:rPr>
+        <w:t xml:space="preserve">However, because </w:t>
+      </w:r>
+      <w:r>
+        <w:rPr>
+          <w:rFonts w:eastAsia="TH SarabunPSK"/>
+        </w:rPr>
+        <w:t>we want to modulate the performance of our optical filter</w:t>
+      </w:r>
+      <w:r>
+        <w:rPr>
+          <w:rFonts w:eastAsia="TH SarabunPSK"/>
+        </w:rPr>
+        <w:t>s</w:t>
+      </w:r>
+      <w:r>
+        <w:rPr>
+          <w:rFonts w:eastAsia="TH SarabunPSK"/>
+        </w:rPr>
+        <w:t>, the reflectance when Sb</w:t>
       </w:r>
       <w:r>
         <w:rPr>
@@ -10990,7 +11010,19 @@
               <w:rPr>
                 <w:rFonts w:ascii="Cambria Math" w:hAnsi="Cambria Math"/>
               </w:rPr>
-              <m:t>H/2  L  H/2</m:t>
+              <m:t xml:space="preserve">H/2  </m:t>
+            </m:r>
+            <m:r>
+              <w:rPr>
+                <w:rFonts w:ascii="Cambria Math" w:hAnsi="Cambria Math"/>
+              </w:rPr>
+              <m:t>L</m:t>
+            </m:r>
+            <m:r>
+              <w:rPr>
+                <w:rFonts w:ascii="Cambria Math" w:hAnsi="Cambria Math"/>
+              </w:rPr>
+              <m:t xml:space="preserve">  H/2</m:t>
             </m:r>
           </m:e>
         </m:d>
@@ -11013,7 +11045,37 @@
               <w:rPr>
                 <w:rFonts w:ascii="Cambria Math" w:hAnsi="Cambria Math"/>
               </w:rPr>
-              <m:t>L/2  H  L/2</m:t>
+              <m:t>L</m:t>
+            </m:r>
+            <m:r>
+              <w:rPr>
+                <w:rFonts w:ascii="Cambria Math" w:hAnsi="Cambria Math"/>
+              </w:rPr>
+              <m:t xml:space="preserve">/2  </m:t>
+            </m:r>
+            <m:r>
+              <w:rPr>
+                <w:rFonts w:ascii="Cambria Math" w:hAnsi="Cambria Math"/>
+              </w:rPr>
+              <m:t>H</m:t>
+            </m:r>
+            <m:r>
+              <w:rPr>
+                <w:rFonts w:ascii="Cambria Math" w:hAnsi="Cambria Math"/>
+              </w:rPr>
+              <m:t xml:space="preserve">  </m:t>
+            </m:r>
+            <m:r>
+              <w:rPr>
+                <w:rFonts w:ascii="Cambria Math" w:hAnsi="Cambria Math"/>
+              </w:rPr>
+              <m:t>L</m:t>
+            </m:r>
+            <m:r>
+              <w:rPr>
+                <w:rFonts w:ascii="Cambria Math" w:hAnsi="Cambria Math"/>
+              </w:rPr>
+              <m:t>/2</m:t>
             </m:r>
           </m:e>
         </m:d>
@@ -11641,7 +11703,10 @@
         <w:t xml:space="preserve"> The simulations are going to be </w:t>
       </w:r>
       <w:r>
-        <w:t xml:space="preserve">from 850–1650 nm </w:t>
+        <w:t>from 850–1650 nm</w:t>
+      </w:r>
+      <w:r>
+        <w:t xml:space="preserve"> </w:t>
       </w:r>
       <w:r>
         <w:t>at an interval of every 1 nm.</w:t>
@@ -12161,7 +12226,13 @@
         <w:pStyle w:val="2ndcolumntext"/>
       </w:pPr>
       <w:r>
-        <w:t>The main performance indicators are going to be transmittance at 1064 nm in both phases and the transmittance contrast (</w:t>
+        <w:t>The main performance indicators are going to be transmittance</w:t>
+      </w:r>
+      <w:r>
+        <w:t xml:space="preserve"> at 1064 nm in both phases and the </w:t>
+      </w:r>
+      <w:r>
+        <w:t>transmittance contrast (</w:t>
       </w:r>
       <w:r>
         <w:rPr>
@@ -19486,17 +19557,7 @@
         </w:rPr>
       </w:pPr>
       <w:r>
-        <w:t>Transmittance contrast (</w:t>
-      </w:r>
-      <w:r>
-        <w:rPr>
-          <w:i/>
-          <w:iCs/>
-        </w:rPr>
-        <w:t>ΔT</w:t>
-      </w:r>
-      <w:r>
-        <w:t>) of a single-layer and edge-filter designs with different number of unit cells (N). The vertical black line indicates the interested 1064 nm wavelength.</w:t>
+        <w:t>Transmittance contrast (ΔT) of a single-layer and edge-filter designs with different number of unit cells (N). The vertical black line indicates the interested 1064 nm wavelength.</w:t>
       </w:r>
     </w:p>
     <w:p>
@@ -19930,25 +19991,7 @@
         <w:pStyle w:val="Figures"/>
       </w:pPr>
       <w:r>
-        <w:t>Optical endurance at 1064 nm of the single-layer, and 5-unit-cell edge-filter designs after 1.5×10⁶ phase-switching cycles. (a,b</w:t>
-      </w:r>
-      <w:r>
-        <w:t>,c</w:t>
-      </w:r>
-      <w:r>
-        <w:t>) Transmittance in amorphous (red) and crystalline phases (blue). (</w:t>
-      </w:r>
-      <w:r>
-        <w:t>d,e,f</w:t>
-      </w:r>
-      <w:r>
-        <w:t>) The percentage transmittance contrast degradation relative to the initial value. (</w:t>
-      </w:r>
-      <w:r>
-        <w:t>g,h,i</w:t>
-      </w:r>
-      <w:r>
-        <w:t>) Insertion loss in amorphous phase, expressed in dB. Note a different y-axis scales.</w:t>
+        <w:t>Optical endurance at 1064 nm of the single-layer, and 5-unit-cell edge-filter designs after 1.5×10⁶ phase-switching cycles. (a,b) Transmittance in amorphous (red) and crystalline phases (blue). (c,d) The percentage transmittance contrast degradation relative to the initial value. (e,f) Insertion loss in amorphous phase, expressed in dB. Note a different y-axis scales.</w:t>
       </w:r>
     </w:p>
     <w:p>
@@ -19977,19 +20020,33 @@
     </w:p>
     <w:p>
       <w:pPr>
-        <w:pStyle w:val="Heading2"/>
-        <w:numPr>
-          <w:ilvl w:val="0"/>
-          <w:numId w:val="47"/>
-        </w:numPr>
+        <w:pStyle w:val="H2First"/>
+        <w:spacing w:before="0"/>
         <w:rPr>
           <w:rStyle w:val="Emphasis"/>
-          <w:i/>
-          <w:iCs/>
-        </w:rPr>
-      </w:pPr>
-      <w:r>
-        <w:t>ENDURANCE SIMULATION OF 1064-nm OPTICAL FILTERS</w:t>
+          <w:rFonts w:ascii="Times New Roman" w:hAnsi="Times New Roman"/>
+          <w:i/>
+          <w:iCs/>
+        </w:rPr>
+      </w:pPr>
+      <w:r>
+        <w:rPr>
+          <w:rStyle w:val="Emphasis"/>
+          <w:rFonts w:ascii="Times New Roman" w:hAnsi="Times New Roman"/>
+          <w:i/>
+        </w:rPr>
+        <w:t xml:space="preserve"> Endurance simulation of 1064-nm optical filters(</w:t>
+      </w:r>
+      <w:r>
+        <w:t xml:space="preserve"> </w:t>
+      </w:r>
+      <w:r>
+        <w:rPr>
+          <w:rStyle w:val="Emphasis"/>
+          <w:rFonts w:ascii="Times New Roman" w:hAnsi="Times New Roman"/>
+          <w:i/>
+        </w:rPr>
+        <w:t>check endurance of edge-filter.)</w:t>
       </w:r>
     </w:p>
     <w:p>
@@ -20437,7 +20494,16 @@
           <w:i w:val="0"/>
           <w:iCs w:val="0"/>
         </w:rPr>
-        <w:t xml:space="preserve"> Their larger </w:t>
+        <w:t xml:space="preserve"> T</w:t>
+      </w:r>
+      <w:r>
+        <w:rPr>
+          <w:rStyle w:val="Emphasis"/>
+          <w:rFonts w:cs="Times New Roman"/>
+          <w:i w:val="0"/>
+          <w:iCs w:val="0"/>
+        </w:rPr>
+        <w:t xml:space="preserve">heir larger </w:t>
       </w:r>
       <w:r>
         <w:rPr>
@@ -20471,7 +20537,13 @@
         <w:t>c</w:t>
       </w:r>
       <w:r>
-        <w:t xml:space="preserve"> become higher at the latter cycle. </w:t>
+        <w:t xml:space="preserve"> become higher </w:t>
+      </w:r>
+      <w:r>
+        <w:t>at the latter cycle</w:t>
+      </w:r>
+      <w:r>
+        <w:t xml:space="preserve">. </w:t>
       </w:r>
       <w:r>
         <w:rPr>
@@ -20740,10 +20812,31 @@
     </w:p>
     <w:p>
       <w:pPr>
-        <w:pStyle w:val="Heading2"/>
-      </w:pPr>
-      <w:r>
-        <w:t>TRANSMITTANCE TUNABILITY AND OPTIMIZATION</w:t>
+        <w:pStyle w:val="08SectionHeader2"/>
+        <w:rPr>
+          <w:rStyle w:val="Emphasis"/>
+          <w:rFonts w:ascii="Times New Roman" w:hAnsi="Times New Roman" w:cs="Times New Roman"/>
+          <w:i/>
+          <w:iCs w:val="0"/>
+        </w:rPr>
+      </w:pPr>
+      <w:r>
+        <w:rPr>
+          <w:rStyle w:val="Emphasis"/>
+          <w:rFonts w:ascii="Times New Roman" w:hAnsi="Times New Roman" w:cs="Times New Roman"/>
+          <w:i/>
+          <w:iCs w:val="0"/>
+        </w:rPr>
+        <w:t xml:space="preserve">4.3 </w:t>
+      </w:r>
+      <w:r>
+        <w:rPr>
+          <w:rStyle w:val="Emphasis"/>
+          <w:rFonts w:ascii="Times New Roman" w:hAnsi="Times New Roman" w:cs="Times New Roman"/>
+          <w:i/>
+          <w:iCs w:val="0"/>
+        </w:rPr>
+        <w:t>Transmittance tunability and optimization.</w:t>
       </w:r>
     </w:p>
     <w:p>
@@ -21346,7 +21439,10 @@
       </w:pPr>
       <w:r>
         <w:lastRenderedPageBreak/>
-        <w:t>TABLE II</w:t>
+        <w:t>TABLE I</w:t>
+      </w:r>
+      <w:r>
+        <w:t>I</w:t>
       </w:r>
     </w:p>
     <w:p>
@@ -24359,7 +24455,10 @@
         <w:t xml:space="preserve">BURANASIRI </w:t>
       </w:r>
       <w:r>
-        <w:t>received the B.Sc. degree in physics from Ramkhamhaeng University, Thailand</w:t>
+        <w:t>received</w:t>
+      </w:r>
+      <w:r>
+        <w:t xml:space="preserve"> the B.Sc. degree in physics from Ramkhamhaeng University, Thailand</w:t>
       </w:r>
       <w:r>
         <w:rPr>
@@ -24562,7 +24661,10 @@
         <w:t xml:space="preserve">. He then received the M.Sc. and Ph.D. degrees in applied physics from </w:t>
       </w:r>
       <w:r>
-        <w:t>King Mongkut’s Institute of Technology Ladkrabang, Bangkok, Thailand, in 1999 and 2007, respectively.</w:t>
+        <w:t>King Mongkut’s Institute of Technology Ladkrabang, Bangkok, Thailand</w:t>
+      </w:r>
+      <w:r>
+        <w:t>, in 1999 and 2007, respectively.</w:t>
       </w:r>
       <w:r>
         <w:rPr>
@@ -24746,7 +24848,13 @@
         <w:rPr>
           <w:rStyle w:val="AUBiosbd"/>
         </w:rPr>
-        <w:t xml:space="preserve">WICHARN </w:t>
+        <w:t>WICHARN</w:t>
+      </w:r>
+      <w:r>
+        <w:rPr>
+          <w:rStyle w:val="AUBiosbd"/>
+        </w:rPr>
+        <w:t xml:space="preserve"> </w:t>
       </w:r>
       <w:r>
         <w:rPr>
@@ -24764,7 +24872,10 @@
         <w:t xml:space="preserve"> </w:t>
       </w:r>
       <w:r>
-        <w:t xml:space="preserve">received the B.Sc. with honor class, M.Sc., and Ph.D. degrees in applied physics from King Mongkut’s Institute of Technology Ladkrabang, Bangkok, Thailand, in 2007, 2010, and 2014, respectively. </w:t>
+        <w:t>received</w:t>
+      </w:r>
+      <w:r>
+        <w:t xml:space="preserve"> the B.Sc. with honor class, M.Sc., and Ph.D. degrees in applied physics from King Mongkut’s Institute of Technology Ladkrabang, Bangkok, Thailand, in 2007, 2010, and 2014, respectively. </w:t>
       </w:r>
     </w:p>
     <w:p>
@@ -24772,7 +24883,7 @@
         <w:pStyle w:val="AUBios"/>
         <w:spacing w:before="0"/>
         <w:rPr>
-          <w:rFonts w:ascii="Helvetica" w:hAnsi="Helvetica" w:cs="FormataOTFMd"/>
+          <w:rFonts w:ascii="Helvetica" w:hAnsi="Helvetica" w:cs="FormataOTFMd" w:hint="cs"/>
           <w:b/>
           <w:cs/>
         </w:rPr>
@@ -25032,30 +25143,23 @@
   <w:abstractNum w:abstractNumId="0" w15:restartNumberingAfterBreak="0">
     <w:nsid w:val="FFFFFFFB"/>
     <w:multiLevelType w:val="multilevel"/>
-    <w:tmpl w:val="5AC48EB2"/>
+    <w:tmpl w:val="62F820A2"/>
     <w:lvl w:ilvl="0">
       <w:start w:val="1"/>
       <w:numFmt w:val="upperRoman"/>
       <w:pStyle w:val="Heading1"/>
       <w:lvlText w:val="%1."/>
+      <w:legacy w:legacy="1" w:legacySpace="144" w:legacyIndent="144"/>
       <w:lvlJc w:val="left"/>
-      <w:pPr>
-        <w:ind w:left="0" w:firstLine="0"/>
-      </w:pPr>
-      <w:rPr>
-        <w:rFonts w:hint="default"/>
-      </w:rPr>
     </w:lvl>
     <w:lvl w:ilvl="1">
-      <w:start w:val="2"/>
+      <w:start w:val="1"/>
       <w:numFmt w:val="upperLetter"/>
+      <w:pStyle w:val="Heading2"/>
       <w:lvlText w:val="%2."/>
+      <w:legacy w:legacy="1" w:legacySpace="144" w:legacyIndent="144"/>
       <w:lvlJc w:val="left"/>
-      <w:pPr>
-        <w:ind w:left="0" w:firstLine="0"/>
-      </w:pPr>
       <w:rPr>
-        <w:rFonts w:hint="default"/>
         <w:b w:val="0"/>
       </w:rPr>
     </w:lvl>
@@ -25064,12 +25168,9 @@
       <w:numFmt w:val="decimal"/>
       <w:pStyle w:val="Heading3"/>
       <w:lvlText w:val="%3)"/>
+      <w:legacy w:legacy="1" w:legacySpace="144" w:legacyIndent="144"/>
       <w:lvlJc w:val="left"/>
-      <w:pPr>
-        <w:ind w:left="0" w:firstLine="0"/>
-      </w:pPr>
       <w:rPr>
-        <w:rFonts w:hint="default"/>
         <w:i/>
       </w:rPr>
     </w:lvl>
@@ -25078,88 +25179,76 @@
       <w:numFmt w:val="lowerLetter"/>
       <w:pStyle w:val="Heading4"/>
       <w:lvlText w:val="%4)"/>
+      <w:legacy w:legacy="1" w:legacySpace="0" w:legacyIndent="720"/>
       <w:lvlJc w:val="left"/>
       <w:pPr>
         <w:ind w:left="1152" w:hanging="720"/>
       </w:pPr>
-      <w:rPr>
-        <w:rFonts w:hint="default"/>
-      </w:rPr>
     </w:lvl>
     <w:lvl w:ilvl="4">
       <w:start w:val="1"/>
       <w:numFmt w:val="decimal"/>
       <w:pStyle w:val="Heading5"/>
       <w:lvlText w:val="(%5)"/>
+      <w:legacy w:legacy="1" w:legacySpace="0" w:legacyIndent="720"/>
       <w:lvlJc w:val="left"/>
       <w:pPr>
         <w:ind w:left="1872" w:hanging="720"/>
       </w:pPr>
-      <w:rPr>
-        <w:rFonts w:hint="default"/>
-      </w:rPr>
     </w:lvl>
     <w:lvl w:ilvl="5">
       <w:start w:val="1"/>
       <w:numFmt w:val="lowerLetter"/>
       <w:pStyle w:val="Heading6"/>
       <w:lvlText w:val="(%6)"/>
+      <w:legacy w:legacy="1" w:legacySpace="0" w:legacyIndent="720"/>
       <w:lvlJc w:val="left"/>
       <w:pPr>
         <w:ind w:left="2592" w:hanging="720"/>
       </w:pPr>
-      <w:rPr>
-        <w:rFonts w:hint="default"/>
-      </w:rPr>
     </w:lvl>
     <w:lvl w:ilvl="6">
       <w:start w:val="1"/>
       <w:numFmt w:val="lowerRoman"/>
       <w:pStyle w:val="Heading7"/>
       <w:lvlText w:val="(%7)"/>
+      <w:legacy w:legacy="1" w:legacySpace="0" w:legacyIndent="720"/>
       <w:lvlJc w:val="left"/>
       <w:pPr>
         <w:ind w:left="3312" w:hanging="720"/>
       </w:pPr>
-      <w:rPr>
-        <w:rFonts w:hint="default"/>
-      </w:rPr>
     </w:lvl>
     <w:lvl w:ilvl="7">
       <w:start w:val="1"/>
       <w:numFmt w:val="lowerLetter"/>
       <w:pStyle w:val="Heading8"/>
       <w:lvlText w:val="(%8)"/>
+      <w:legacy w:legacy="1" w:legacySpace="0" w:legacyIndent="720"/>
       <w:lvlJc w:val="left"/>
       <w:pPr>
         <w:ind w:left="4032" w:hanging="720"/>
       </w:pPr>
-      <w:rPr>
-        <w:rFonts w:hint="default"/>
-      </w:rPr>
     </w:lvl>
     <w:lvl w:ilvl="8">
       <w:start w:val="1"/>
       <w:numFmt w:val="lowerRoman"/>
       <w:pStyle w:val="Heading9"/>
       <w:lvlText w:val="(%9)"/>
+      <w:legacy w:legacy="1" w:legacySpace="0" w:legacyIndent="720"/>
       <w:lvlJc w:val="left"/>
       <w:pPr>
         <w:ind w:left="4752" w:hanging="720"/>
       </w:pPr>
-      <w:rPr>
-        <w:rFonts w:hint="default"/>
-      </w:rPr>
     </w:lvl>
   </w:abstractNum>
   <w:abstractNum w:abstractNumId="1" w15:restartNumberingAfterBreak="0">
     <w:nsid w:val="00334CBB"/>
     <w:multiLevelType w:val="multilevel"/>
-    <w:tmpl w:val="4420F862"/>
+    <w:tmpl w:val="52B8CDD6"/>
     <w:lvl w:ilvl="0">
       <w:start w:val="1"/>
       <w:numFmt w:val="upperLetter"/>
-      <w:pStyle w:val="Heading2"/>
+      <w:pStyle w:val="H2Cont"/>
       <w:suff w:val="space"/>
       <w:lvlText w:val="%1."/>
       <w:lvlJc w:val="left"/>
@@ -28176,17 +28265,26 @@
   </w:style>
   <w:style w:type="paragraph" w:styleId="Heading2">
     <w:name w:val="heading 2"/>
-    <w:basedOn w:val="H2Cont"/>
+    <w:basedOn w:val="Normal"/>
     <w:next w:val="Normal"/>
     <w:qFormat/>
-    <w:rsid w:val="009F0446"/>
+    <w:rsid w:val="00BE0B38"/>
     <w:pPr>
+      <w:keepNext/>
       <w:numPr>
-        <w:numId w:val="40"/>
+        <w:ilvl w:val="1"/>
+        <w:numId w:val="1"/>
       </w:numPr>
-      <w:spacing w:before="0"/>
+      <w:spacing w:before="120" w:after="60"/>
       <w:outlineLvl w:val="1"/>
     </w:pPr>
+    <w:rPr>
+      <w:i/>
+      <w:iCs/>
+      <w:sz w:val="20"/>
+      <w:szCs w:val="20"/>
+      <w:lang w:val="x-none" w:eastAsia="x-none"/>
+    </w:rPr>
   </w:style>
   <w:style w:type="paragraph" w:styleId="Heading3">
     <w:name w:val="heading 3"/>
@@ -28988,7 +29086,7 @@
     <w:rsid w:val="002F311A"/>
     <w:pPr>
       <w:numPr>
-        <w:numId w:val="0"/>
+        <w:numId w:val="40"/>
       </w:numPr>
       <w:spacing w:before="270"/>
     </w:pPr>

--- a/paper/[IEEE Access] Design and Simulation of a Broadband Tunable Transmittance Optical Filter Using Sb2Se3 Phase Change Material.docx
+++ b/paper/[IEEE Access] Design and Simulation of a Broadband Tunable Transmittance Optical Filter Using Sb2Se3 Phase Change Material.docx
@@ -1,6 +1,6 @@
 
 <file path=word/document.xml><?xml version="1.0" encoding="utf-8"?>
-<w:document xmlns:wpc="http://schemas.microsoft.com/office/word/2010/wordprocessingCanvas" xmlns:cx="http://schemas.microsoft.com/office/drawing/2014/chartex" xmlns:cx1="http://schemas.microsoft.com/office/drawing/2015/9/8/chartex" xmlns:cx2="http://schemas.microsoft.com/office/drawing/2015/10/21/chartex" xmlns:cx3="http://schemas.microsoft.com/office/drawing/2016/5/9/chartex" xmlns:cx4="http://schemas.microsoft.com/office/drawing/2016/5/10/chartex" xmlns:cx5="http://schemas.microsoft.com/office/drawing/2016/5/11/chartex" xmlns:cx6="http://schemas.microsoft.com/office/drawing/2016/5/12/chartex" xmlns:cx7="http://schemas.microsoft.com/office/drawing/2016/5/13/chartex" xmlns:cx8="http://schemas.microsoft.com/office/drawing/2016/5/14/chartex" xmlns:mc="http://schemas.openxmlformats.org/markup-compatibility/2006" xmlns:aink="http://schemas.microsoft.com/office/drawing/2016/ink" xmlns:am3d="http://schemas.microsoft.com/office/drawing/2017/model3d" xmlns:o="urn:schemas-microsoft-com:office:office" xmlns:oel="http://schemas.microsoft.com/office/2019/extlst" xmlns:r="http://schemas.openxmlformats.org/officeDocument/2006/relationships" xmlns:m="http://schemas.openxmlformats.org/officeDocument/2006/math" xmlns:v="urn:schemas-microsoft-com:vml" xmlns:wp14="http://schemas.microsoft.com/office/word/2010/wordprocessingDrawing" xmlns:wp="http://schemas.openxmlformats.org/drawingml/2006/wordprocessingDrawing" xmlns:w10="urn:schemas-microsoft-com:office:word" xmlns:w="http://schemas.openxmlformats.org/wordprocessingml/2006/main" xmlns:w14="http://schemas.microsoft.com/office/word/2010/wordml" xmlns:w15="http://schemas.microsoft.com/office/word/2012/wordml" xmlns:w16cex="http://schemas.microsoft.com/office/word/2018/wordml/cex" xmlns:w16cid="http://schemas.microsoft.com/office/word/2016/wordml/cid" xmlns:w16="http://schemas.microsoft.com/office/word/2018/wordml" xmlns:w16du="http://schemas.microsoft.com/office/word/2023/wordml/word16du" xmlns:w16sdtdh="http://schemas.microsoft.com/office/word/2020/wordml/sdtdatahash" xmlns:w16sdtfl="http://schemas.microsoft.com/office/word/2024/wordml/sdtformatlock" xmlns:w16se="http://schemas.microsoft.com/office/word/2015/wordml/symex" xmlns:wpg="http://schemas.microsoft.com/office/word/2010/wordprocessingGroup" xmlns:wpi="http://schemas.microsoft.com/office/word/2010/wordprocessingInk" xmlns:wne="http://schemas.microsoft.com/office/word/2006/wordml" xmlns:wps="http://schemas.microsoft.com/office/word/2010/wordprocessingShape" mc:Ignorable="w14 w15 w16se w16cid w16 w16cex w16sdtdh w16sdtfl w16du wp14">
+<w:document xmlns:wpc="http://schemas.microsoft.com/office/word/2010/wordprocessingCanvas" xmlns:cx="http://schemas.microsoft.com/office/drawing/2014/chartex" xmlns:cx1="http://schemas.microsoft.com/office/drawing/2015/9/8/chartex" xmlns:cx2="http://schemas.microsoft.com/office/drawing/2015/10/21/chartex" xmlns:cx3="http://schemas.microsoft.com/office/drawing/2016/5/9/chartex" xmlns:cx4="http://schemas.microsoft.com/office/drawing/2016/5/10/chartex" xmlns:cx5="http://schemas.microsoft.com/office/drawing/2016/5/11/chartex" xmlns:cx6="http://schemas.microsoft.com/office/drawing/2016/5/12/chartex" xmlns:cx7="http://schemas.microsoft.com/office/drawing/2016/5/13/chartex" xmlns:cx8="http://schemas.microsoft.com/office/drawing/2016/5/14/chartex" xmlns:mc="http://schemas.openxmlformats.org/markup-compatibility/2006" xmlns:aink="http://schemas.microsoft.com/office/drawing/2016/ink" xmlns:am3d="http://schemas.microsoft.com/office/drawing/2017/model3d" xmlns:o="urn:schemas-microsoft-com:office:office" xmlns:oel="http://schemas.microsoft.com/office/2019/extlst" xmlns:r="http://schemas.openxmlformats.org/officeDocument/2006/relationships" xmlns:m="http://schemas.openxmlformats.org/officeDocument/2006/math" xmlns:v="urn:schemas-microsoft-com:vml" xmlns:wp14="http://schemas.microsoft.com/office/word/2010/wordprocessingDrawing" xmlns:wp="http://schemas.openxmlformats.org/drawingml/2006/wordprocessingDrawing" xmlns:w10="urn:schemas-microsoft-com:office:word" xmlns:w="http://schemas.openxmlformats.org/wordprocessingml/2006/main" xmlns:w14="http://schemas.microsoft.com/office/word/2010/wordml" xmlns:w15="http://schemas.microsoft.com/office/word/2012/wordml" xmlns:w16cei="http://schemas.microsoft.com/office/word/2026/wordml/cei" xmlns:w16cex="http://schemas.microsoft.com/office/word/2018/wordml/cex" xmlns:w16cid="http://schemas.microsoft.com/office/word/2016/wordml/cid" xmlns:w16="http://schemas.microsoft.com/office/word/2018/wordml" xmlns:w16du="http://schemas.microsoft.com/office/word/2023/wordml/word16du" xmlns:w16sdtdh="http://schemas.microsoft.com/office/word/2020/wordml/sdtdatahash" xmlns:w16sdtfl="http://schemas.microsoft.com/office/word/2024/wordml/sdtformatlock" xmlns:w16se="http://schemas.microsoft.com/office/word/2015/wordml/symex" xmlns:wpg="http://schemas.microsoft.com/office/word/2010/wordprocessingGroup" xmlns:wpi="http://schemas.microsoft.com/office/word/2010/wordprocessingInk" xmlns:wne="http://schemas.microsoft.com/office/word/2006/wordml" xmlns:wps="http://schemas.microsoft.com/office/word/2010/wordprocessingShape" mc:Ignorable="w14 w15 w16se w16cid w16 w16cex w16sdtdh w16sdtfl w16du wp14">
   <w:body>
     <w:p>
       <w:pPr>
@@ -10,7 +10,23 @@
         </w:tabs>
       </w:pPr>
       <w:r>
-        <w:t>Date of publication xxxx 00, 0000, date of current version xxxx 00, 0000.</w:t>
+        <w:t xml:space="preserve">Date of publication </w:t>
+      </w:r>
+      <w:proofErr w:type="spellStart"/>
+      <w:r>
+        <w:t>xxxx</w:t>
+      </w:r>
+      <w:proofErr w:type="spellEnd"/>
+      <w:r>
+        <w:t xml:space="preserve"> 00, 0000, date of current version </w:t>
+      </w:r>
+      <w:proofErr w:type="spellStart"/>
+      <w:r>
+        <w:t>xxxx</w:t>
+      </w:r>
+      <w:proofErr w:type="spellEnd"/>
+      <w:r>
+        <w:t xml:space="preserve"> 00, 0000.</w:t>
       </w:r>
     </w:p>
     <w:p>
@@ -8990,6 +9006,7 @@
     <w:p>
       <w:pPr>
         <w:pStyle w:val="Subtitle"/>
+        <w:ind w:left="720"/>
       </w:pPr>
       <m:oMath>
         <m:r>
@@ -9220,274 +9237,6 @@
             </m:d>
           </m:den>
         </m:f>
-      </m:oMath>
-      <w:r>
-        <w:t>.</w:t>
-      </w:r>
-      <w:r>
-        <w:tab/>
-        <w:t>(14)</w:t>
-      </w:r>
-    </w:p>
-    <w:p>
-      <w:pPr>
-        <w:pStyle w:val="2ndcolumntext"/>
-      </w:pPr>
-      <w:r>
-        <w:t>Because the middle film layer (</w:t>
-      </w:r>
-      <w:r>
-        <w:rPr>
-          <w:i/>
-          <w:iCs/>
-          <w:lang w:bidi="th-TH"/>
-        </w:rPr>
-        <w:t>n</w:t>
-      </w:r>
-      <w:r>
-        <w:rPr>
-          <w:i/>
-          <w:iCs/>
-          <w:vertAlign w:val="subscript"/>
-          <w:lang w:bidi="th-TH"/>
-        </w:rPr>
-        <w:t>f</w:t>
-      </w:r>
-      <w:r>
-        <w:rPr>
-          <w:vertAlign w:val="subscript"/>
-          <w:lang w:bidi="th-TH"/>
-        </w:rPr>
-        <w:t>2</w:t>
-      </w:r>
-      <w:r>
-        <w:t xml:space="preserve">) is HWOT thick, it behaves as an absentee layer </w:t>
-      </w:r>
-      <w:r>
-        <w:fldChar w:fldCharType="begin"/>
-      </w:r>
-      <w:r>
-        <w:instrText xml:space="preserve"> ADDIN EN.CITE &lt;EndNote&gt;&lt;Cite&gt;&lt;Author&gt;Sarangan&lt;/Author&gt;&lt;Year&gt;2020&lt;/Year&gt;&lt;RecNum&gt;66&lt;/RecNum&gt;&lt;DisplayText&gt;[26, 30]&lt;/DisplayText&gt;&lt;record&gt;&lt;rec-number&gt;66&lt;/rec-number&gt;&lt;foreign-keys&gt;&lt;key app="EN" db-id="v920pft06rp9dbex2ap500x99x5rrtswxzss" timestamp="1768215215" guid="8e64e734-f3d1-4c0b-99d4-4d7caf7afa58"&gt;66&lt;/key&gt;&lt;/foreign-keys&gt;&lt;ref-type name="Book"&gt;6&lt;/ref-type&gt;&lt;contributors&gt;&lt;authors&gt;&lt;author&gt;Andrew Sarangan&lt;/author&gt;&lt;/authors&gt;&lt;/contributors&gt;&lt;titles&gt;&lt;title&gt;Optical Thin Film Design&lt;/title&gt;&lt;/titles&gt;&lt;edition&gt;1st Edition&lt;/edition&gt;&lt;section&gt;256&lt;/section&gt;&lt;dates&gt;&lt;year&gt;2020&lt;/year&gt;&lt;/dates&gt;&lt;pub-location&gt;Boca Raton&lt;/pub-location&gt;&lt;publisher&gt;CRC Press&lt;/publisher&gt;&lt;isbn&gt;9780429423352&lt;/isbn&gt;&lt;urls&gt;&lt;/urls&gt;&lt;electronic-resource-num&gt;https://doi.org/10.1201/9780429423352&lt;/electronic-resource-num&gt;&lt;/record&gt;&lt;/Cite&gt;&lt;Cite&gt;&lt;Author&gt;Li&lt;/Author&gt;&lt;Year&gt;2017&lt;/Year&gt;&lt;RecNum&gt;91&lt;/RecNum&gt;&lt;record&gt;&lt;rec-number&gt;91&lt;/rec-number&gt;&lt;foreign-keys&gt;&lt;key app="EN" db-id="v920pft06rp9dbex2ap500x99x5rrtswxzss" timestamp="1775554061" guid="ad309ab2-1e27-40f9-a5bb-390529c2ee68"&gt;91&lt;/key&gt;&lt;/foreign-keys&gt;&lt;ref-type name="Journal Article"&gt;17&lt;/ref-type&gt;&lt;contributors&gt;&lt;authors&gt;&lt;author&gt;Li, Yuanyang&lt;/author&gt;&lt;author&gt;Yang, Ke&lt;/author&gt;&lt;author&gt;Xia, Bibo&lt;/author&gt;&lt;author&gt;Yang, Bowen&lt;/author&gt;&lt;author&gt;Yan, Lianghong&lt;/author&gt;&lt;author&gt;He, Meiying&lt;/author&gt;&lt;author&gt;Yan, Hongwei&lt;/author&gt;&lt;author&gt;Jiang, Bo&lt;/author&gt;&lt;/authors&gt;&lt;/contributors&gt;&lt;titles&gt;&lt;title&gt;Preparation of mechanically stable triple-layer interference broadband antireflective coatings with self-cleaning property by sol–gel technique&lt;/title&gt;&lt;secondary-title&gt;RSC Advances&lt;/secondary-title&gt;&lt;/titles&gt;&lt;periodical&gt;&lt;full-title&gt;RSC Advances&lt;/full-title&gt;&lt;/periodical&gt;&lt;pages&gt;14660-14668&lt;/pages&gt;&lt;volume&gt;7&lt;/volume&gt;&lt;number&gt;24&lt;/number&gt;&lt;dates&gt;&lt;year&gt;2017&lt;/year&gt;&lt;/dates&gt;&lt;publisher&gt;The Royal Society of Chemistry&lt;/publisher&gt;&lt;work-type&gt;10.1039/C7RA00844A&lt;/work-type&gt;&lt;urls&gt;&lt;related-urls&gt;&lt;url&gt;http://dx.doi.org/10.1039/C7RA00844A&lt;/url&gt;&lt;/related-urls&gt;&lt;/urls&gt;&lt;electronic-resource-num&gt;10.1039/C7RA00844A&lt;/electronic-resource-num&gt;&lt;/record&gt;&lt;/Cite&gt;&lt;/EndNote&gt;</w:instrText>
-      </w:r>
-      <w:r>
-        <w:fldChar w:fldCharType="separate"/>
-      </w:r>
-      <w:r>
-        <w:rPr>
-          <w:noProof/>
-        </w:rPr>
-        <w:t>[26, 30]</w:t>
-      </w:r>
-      <w:r>
-        <w:fldChar w:fldCharType="end"/>
-      </w:r>
-      <w:r>
-        <w:t xml:space="preserve">. So </w:t>
-      </w:r>
-      <w:r>
-        <w:rPr>
-          <w:i/>
-          <w:iCs/>
-        </w:rPr>
-        <w:t>n</w:t>
-      </w:r>
-      <w:r>
-        <w:rPr>
-          <w:i/>
-          <w:iCs/>
-          <w:vertAlign w:val="subscript"/>
-        </w:rPr>
-        <w:t>r</w:t>
-      </w:r>
-      <w:r>
-        <w:rPr>
-          <w:vertAlign w:val="subscript"/>
-        </w:rPr>
-        <w:t>2</w:t>
-      </w:r>
-      <w:r>
-        <w:t xml:space="preserve"> </w:t>
-      </w:r>
-      <w:r>
-        <w:rPr>
-          <w:i/>
-          <w:iCs/>
-        </w:rPr>
-        <w:t>= n</w:t>
-      </w:r>
-      <w:r>
-        <w:rPr>
-          <w:i/>
-          <w:iCs/>
-          <w:vertAlign w:val="subscript"/>
-        </w:rPr>
-        <w:t>r</w:t>
-      </w:r>
-      <w:r>
-        <w:rPr>
-          <w:vertAlign w:val="subscript"/>
-        </w:rPr>
-        <w:t>1</w:t>
-      </w:r>
-      <w:r>
-        <w:t>, and Eq. 14 becomes:</w:t>
-      </w:r>
-    </w:p>
-    <w:p>
-      <w:pPr>
-        <w:pStyle w:val="Subtitle"/>
-      </w:pPr>
-      <m:oMath>
-        <m:r>
-          <m:t>r=</m:t>
-        </m:r>
-        <m:f>
-          <m:fPr>
-            <m:ctrlPr/>
-          </m:fPr>
-          <m:num>
-            <m:sSub>
-              <m:sSubPr>
-                <m:ctrlPr/>
-              </m:sSubPr>
-              <m:e>
-                <m:r>
-                  <m:t>n</m:t>
-                </m:r>
-              </m:e>
-              <m:sub>
-                <m:r>
-                  <m:t>a</m:t>
-                </m:r>
-              </m:sub>
-            </m:sSub>
-            <m:r>
-              <m:t>-</m:t>
-            </m:r>
-            <m:d>
-              <m:dPr>
-                <m:ctrlPr/>
-              </m:dPr>
-              <m:e>
-                <m:f>
-                  <m:fPr>
-                    <m:ctrlPr/>
-                  </m:fPr>
-                  <m:num>
-                    <m:sSubSup>
-                      <m:sSubSupPr>
-                        <m:ctrlPr/>
-                      </m:sSubSupPr>
-                      <m:e>
-                        <m:r>
-                          <m:t>n</m:t>
-                        </m:r>
-                      </m:e>
-                      <m:sub>
-                        <m:r>
-                          <m:t>f3</m:t>
-                        </m:r>
-                      </m:sub>
-                      <m:sup>
-                        <m:r>
-                          <m:t>2</m:t>
-                        </m:r>
-                      </m:sup>
-                    </m:sSubSup>
-                  </m:num>
-                  <m:den>
-                    <m:sSub>
-                      <m:sSubPr>
-                        <m:ctrlPr/>
-                      </m:sSubPr>
-                      <m:e>
-                        <m:r>
-                          <m:t>n</m:t>
-                        </m:r>
-                      </m:e>
-                      <m:sub>
-                        <m:r>
-                          <m:t>r1</m:t>
-                        </m:r>
-                      </m:sub>
-                    </m:sSub>
-                  </m:den>
-                </m:f>
-              </m:e>
-            </m:d>
-          </m:num>
-          <m:den>
-            <m:sSub>
-              <m:sSubPr>
-                <m:ctrlPr/>
-              </m:sSubPr>
-              <m:e>
-                <m:r>
-                  <m:t>n</m:t>
-                </m:r>
-              </m:e>
-              <m:sub>
-                <m:r>
-                  <m:t>a</m:t>
-                </m:r>
-              </m:sub>
-            </m:sSub>
-            <m:r>
-              <m:t>+</m:t>
-            </m:r>
-            <m:d>
-              <m:dPr>
-                <m:ctrlPr/>
-              </m:dPr>
-              <m:e>
-                <m:f>
-                  <m:fPr>
-                    <m:ctrlPr/>
-                  </m:fPr>
-                  <m:num>
-                    <m:sSubSup>
-                      <m:sSubSupPr>
-                        <m:ctrlPr/>
-                      </m:sSubSupPr>
-                      <m:e>
-                        <m:r>
-                          <m:t>n</m:t>
-                        </m:r>
-                      </m:e>
-                      <m:sub>
-                        <m:r>
-                          <m:t>f3</m:t>
-                        </m:r>
-                      </m:sub>
-                      <m:sup>
-                        <m:r>
-                          <m:t>2</m:t>
-                        </m:r>
-                      </m:sup>
-                    </m:sSubSup>
-                  </m:num>
-                  <m:den>
-                    <m:sSub>
-                      <m:sSubPr>
-                        <m:ctrlPr/>
-                      </m:sSubPr>
-                      <m:e>
-                        <m:r>
-                          <m:t>n</m:t>
-                        </m:r>
-                      </m:e>
-                      <m:sub>
-                        <m:r>
-                          <m:t>r1</m:t>
-                        </m:r>
-                      </m:sub>
-                    </m:sSub>
-                  </m:den>
-                </m:f>
-              </m:e>
-            </m:d>
-          </m:den>
-        </m:f>
         <m:r>
           <m:t>=</m:t>
         </m:r>
@@ -9686,19 +9435,118 @@
         </m:f>
       </m:oMath>
       <w:r>
-        <w:t>,</w:t>
+        <w:t>.</w:t>
       </w:r>
       <w:r>
         <w:tab/>
-        <w:t>(15)</w:t>
+        <w:t>(14)</w:t>
       </w:r>
     </w:p>
     <w:p>
       <w:pPr>
-        <w:pStyle w:val="1stcolumntext"/>
-      </w:pPr>
-      <w:r>
-        <w:t>and a three-layer antireflection condition occurs when</w:t>
+        <w:pStyle w:val="2ndcolumntext"/>
+      </w:pPr>
+      <w:r>
+        <w:t>Because the middle film layer (</w:t>
+      </w:r>
+      <w:r>
+        <w:rPr>
+          <w:i/>
+          <w:iCs/>
+          <w:lang w:bidi="th-TH"/>
+        </w:rPr>
+        <w:t>n</w:t>
+      </w:r>
+      <w:r>
+        <w:rPr>
+          <w:i/>
+          <w:iCs/>
+          <w:vertAlign w:val="subscript"/>
+          <w:lang w:bidi="th-TH"/>
+        </w:rPr>
+        <w:t>f</w:t>
+      </w:r>
+      <w:r>
+        <w:rPr>
+          <w:vertAlign w:val="subscript"/>
+          <w:lang w:bidi="th-TH"/>
+        </w:rPr>
+        <w:t>2</w:t>
+      </w:r>
+      <w:r>
+        <w:t xml:space="preserve">) is HWOT thick, it behaves as an absentee layer </w:t>
+      </w:r>
+      <w:r>
+        <w:fldChar w:fldCharType="begin"/>
+      </w:r>
+      <w:r>
+        <w:instrText xml:space="preserve"> ADDIN EN.CITE &lt;EndNote&gt;&lt;Cite&gt;&lt;Author&gt;Sarangan&lt;/Author&gt;&lt;Year&gt;2020&lt;/Year&gt;&lt;RecNum&gt;66&lt;/RecNum&gt;&lt;DisplayText&gt;[26, 30]&lt;/DisplayText&gt;&lt;record&gt;&lt;rec-number&gt;66&lt;/rec-number&gt;&lt;foreign-keys&gt;&lt;key app="EN" db-id="v920pft06rp9dbex2ap500x99x5rrtswxzss" timestamp="1768215215" guid="8e64e734-f3d1-4c0b-99d4-4d7caf7afa58"&gt;66&lt;/key&gt;&lt;/foreign-keys&gt;&lt;ref-type name="Book"&gt;6&lt;/ref-type&gt;&lt;contributors&gt;&lt;authors&gt;&lt;author&gt;Andrew Sarangan&lt;/author&gt;&lt;/authors&gt;&lt;/contributors&gt;&lt;titles&gt;&lt;title&gt;Optical Thin Film Design&lt;/title&gt;&lt;/titles&gt;&lt;edition&gt;1st Edition&lt;/edition&gt;&lt;section&gt;256&lt;/section&gt;&lt;dates&gt;&lt;year&gt;2020&lt;/year&gt;&lt;/dates&gt;&lt;pub-location&gt;Boca Raton&lt;/pub-location&gt;&lt;publisher&gt;CRC Press&lt;/publisher&gt;&lt;isbn&gt;9780429423352&lt;/isbn&gt;&lt;urls&gt;&lt;/urls&gt;&lt;electronic-resource-num&gt;https://doi.org/10.1201/9780429423352&lt;/electronic-resource-num&gt;&lt;/record&gt;&lt;/Cite&gt;&lt;Cite&gt;&lt;Author&gt;Li&lt;/Author&gt;&lt;Year&gt;2017&lt;/Year&gt;&lt;RecNum&gt;91&lt;/RecNum&gt;&lt;record&gt;&lt;rec-number&gt;91&lt;/rec-number&gt;&lt;foreign-keys&gt;&lt;key app="EN" db-id="v920pft06rp9dbex2ap500x99x5rrtswxzss" timestamp="1775554061" guid="ad309ab2-1e27-40f9-a5bb-390529c2ee68"&gt;91&lt;/key&gt;&lt;/foreign-keys&gt;&lt;ref-type name="Journal Article"&gt;17&lt;/ref-type&gt;&lt;contributors&gt;&lt;authors&gt;&lt;author&gt;Li, Yuanyang&lt;/author&gt;&lt;author&gt;Yang, Ke&lt;/author&gt;&lt;author&gt;Xia, Bibo&lt;/author&gt;&lt;author&gt;Yang, Bowen&lt;/author&gt;&lt;author&gt;Yan, Lianghong&lt;/author&gt;&lt;author&gt;He, Meiying&lt;/author&gt;&lt;author&gt;Yan, Hongwei&lt;/author&gt;&lt;author&gt;Jiang, Bo&lt;/author&gt;&lt;/authors&gt;&lt;/contributors&gt;&lt;titles&gt;&lt;title&gt;Preparation of mechanically stable triple-layer interference broadband antireflective coatings with self-cleaning property by sol–gel technique&lt;/title&gt;&lt;secondary-title&gt;RSC Advances&lt;/secondary-title&gt;&lt;/titles&gt;&lt;periodical&gt;&lt;full-title&gt;RSC Advances&lt;/full-title&gt;&lt;/periodical&gt;&lt;pages&gt;14660-14668&lt;/pages&gt;&lt;volume&gt;7&lt;/volume&gt;&lt;number&gt;24&lt;/number&gt;&lt;dates&gt;&lt;year&gt;2017&lt;/year&gt;&lt;/dates&gt;&lt;publisher&gt;The Royal Society of Chemistry&lt;/publisher&gt;&lt;work-type&gt;10.1039/C7RA00844A&lt;/work-type&gt;&lt;urls&gt;&lt;related-urls&gt;&lt;url&gt;http://dx.doi.org/10.1039/C7RA00844A&lt;/url&gt;&lt;/related-urls&gt;&lt;/urls&gt;&lt;electronic-resource-num&gt;10.1039/C7RA00844A&lt;/electronic-resource-num&gt;&lt;/record&gt;&lt;/Cite&gt;&lt;/EndNote&gt;</w:instrText>
+      </w:r>
+      <w:r>
+        <w:fldChar w:fldCharType="separate"/>
+      </w:r>
+      <w:r>
+        <w:rPr>
+          <w:noProof/>
+        </w:rPr>
+        <w:t>[26, 30]</w:t>
+      </w:r>
+      <w:r>
+        <w:fldChar w:fldCharType="end"/>
+      </w:r>
+      <w:r>
+        <w:t xml:space="preserve">. So </w:t>
+      </w:r>
+      <w:r>
+        <w:rPr>
+          <w:i/>
+          <w:iCs/>
+        </w:rPr>
+        <w:t>n</w:t>
+      </w:r>
+      <w:r>
+        <w:rPr>
+          <w:i/>
+          <w:iCs/>
+          <w:vertAlign w:val="subscript"/>
+        </w:rPr>
+        <w:t>r</w:t>
+      </w:r>
+      <w:r>
+        <w:rPr>
+          <w:vertAlign w:val="subscript"/>
+        </w:rPr>
+        <w:t>2</w:t>
+      </w:r>
+      <w:r>
+        <w:t xml:space="preserve"> </w:t>
+      </w:r>
+      <w:r>
+        <w:rPr>
+          <w:i/>
+          <w:iCs/>
+        </w:rPr>
+        <w:t>= n</w:t>
+      </w:r>
+      <w:r>
+        <w:rPr>
+          <w:i/>
+          <w:iCs/>
+          <w:vertAlign w:val="subscript"/>
+        </w:rPr>
+        <w:t>r</w:t>
+      </w:r>
+      <w:r>
+        <w:rPr>
+          <w:vertAlign w:val="subscript"/>
+        </w:rPr>
+        <w:t>1</w:t>
+      </w:r>
+      <w:r>
+        <w:t>. A</w:t>
+      </w:r>
+      <w:r>
+        <w:t xml:space="preserve"> three-layer antireflection condition occurs when</w:t>
       </w:r>
     </w:p>
     <w:p>
@@ -9803,7 +9651,24 @@
       </w:r>
       <w:r>
         <w:tab/>
-        <w:t>(16)</w:t>
+      </w:r>
+      <w:r>
+        <w:rPr>
+          <w:highlight w:val="yellow"/>
+        </w:rPr>
+        <w:t>(1</w:t>
+      </w:r>
+      <w:r>
+        <w:rPr>
+          <w:highlight w:val="yellow"/>
+        </w:rPr>
+        <w:t>5</w:t>
+      </w:r>
+      <w:r>
+        <w:rPr>
+          <w:highlight w:val="yellow"/>
+        </w:rPr>
+        <w:t>)</w:t>
       </w:r>
     </w:p>
     <w:p>
@@ -9821,7 +9686,10 @@
         <w:t xml:space="preserve"> </w:t>
       </w:r>
       <w:r>
-        <w:t xml:space="preserve">refractive index ratio of </w:t>
+        <w:t>refractor</w:t>
+      </w:r>
+      <w:r>
+        <w:t xml:space="preserve"> index ratio of </w:t>
       </w:r>
       <w:r>
         <w:rPr>
@@ -10278,7 +10146,22 @@
         <w:fldChar w:fldCharType="end"/>
       </w:r>
       <w:r>
-        <w:t xml:space="preserve"> and the ideal top layer calculated using Eq. 16 has </w:t>
+        <w:t xml:space="preserve"> and the ideal top layer calculated using Eq. </w:t>
+      </w:r>
+      <w:r>
+        <w:rPr>
+          <w:highlight w:val="yellow"/>
+        </w:rPr>
+        <w:t>1</w:t>
+      </w:r>
+      <w:r>
+        <w:rPr>
+          <w:highlight w:val="yellow"/>
+        </w:rPr>
+        <w:t>5</w:t>
+      </w:r>
+      <w:r>
+        <w:t xml:space="preserve"> has </w:t>
       </w:r>
       <w:r>
         <w:rPr>
@@ -10403,11 +10286,7 @@
         <w:t>3</w:t>
       </w:r>
       <w:r>
-        <w:t xml:space="preserve"> deposited directly on </w:t>
-      </w:r>
-      <w:r>
-        <w:lastRenderedPageBreak/>
-        <w:t>top of the substrate, i.e., single-layer, two-layer, and three-layer designs, are ~6.5%. But the three-layer design with Sb</w:t>
+        <w:t xml:space="preserve"> deposited directly on top of the substrate, i.e., single-layer, two-layer, and three-layer designs, are ~6.5%. But the three-layer design with Sb</w:t>
       </w:r>
       <w:r>
         <w:rPr>
@@ -10573,6 +10452,7 @@
         <w:pStyle w:val="H2Cont"/>
       </w:pPr>
       <w:r>
+        <w:lastRenderedPageBreak/>
         <w:t>LONG-PASS EDGE-FILTER DESIGN</w:t>
       </w:r>
     </w:p>
@@ -10587,69 +10467,33 @@
         <w:rPr>
           <w:rFonts w:eastAsia="TH SarabunPSK"/>
         </w:rPr>
-        <w:t xml:space="preserve">In </w:t>
+        <w:t>In previous sections, we only consider the reflectance of the design when Sb</w:t>
       </w:r>
       <w:r>
         <w:rPr>
           <w:rFonts w:eastAsia="TH SarabunPSK"/>
-        </w:rPr>
-        <w:t>previous sections</w:t>
+          <w:vertAlign w:val="subscript"/>
+        </w:rPr>
+        <w:t>2</w:t>
       </w:r>
       <w:r>
         <w:rPr>
           <w:rFonts w:eastAsia="TH SarabunPSK"/>
         </w:rPr>
-        <w:t>, we only consider the reflectance of the design when Sb</w:t>
+        <w:t>Se</w:t>
       </w:r>
       <w:r>
         <w:rPr>
           <w:rFonts w:eastAsia="TH SarabunPSK"/>
           <w:vertAlign w:val="subscript"/>
         </w:rPr>
-        <w:t>2</w:t>
+        <w:t>3</w:t>
       </w:r>
       <w:r>
         <w:rPr>
           <w:rFonts w:eastAsia="TH SarabunPSK"/>
         </w:rPr>
-        <w:t>Se</w:t>
-      </w:r>
-      <w:r>
-        <w:rPr>
-          <w:rFonts w:eastAsia="TH SarabunPSK"/>
-          <w:vertAlign w:val="subscript"/>
-        </w:rPr>
-        <w:t>3</w:t>
-      </w:r>
-      <w:r>
-        <w:rPr>
-          <w:rFonts w:eastAsia="TH SarabunPSK"/>
-        </w:rPr>
-        <w:t xml:space="preserve"> is in amorphous phase (ON mode). </w:t>
-      </w:r>
-      <w:r>
-        <w:rPr>
-          <w:rFonts w:eastAsia="TH SarabunPSK"/>
-        </w:rPr>
-        <w:t xml:space="preserve">However, because </w:t>
-      </w:r>
-      <w:r>
-        <w:rPr>
-          <w:rFonts w:eastAsia="TH SarabunPSK"/>
-        </w:rPr>
-        <w:t>we want to modulate the performance of our optical filter</w:t>
-      </w:r>
-      <w:r>
-        <w:rPr>
-          <w:rFonts w:eastAsia="TH SarabunPSK"/>
-        </w:rPr>
-        <w:t>s</w:t>
-      </w:r>
-      <w:r>
-        <w:rPr>
-          <w:rFonts w:eastAsia="TH SarabunPSK"/>
-        </w:rPr>
-        <w:t>, the reflectance when Sb</w:t>
+        <w:t xml:space="preserve"> is in amorphous phase (ON mode). However, because we want to modulate the performance of our optical filters, the reflectance when Sb</w:t>
       </w:r>
       <w:r>
         <w:rPr>
@@ -11010,19 +10854,7 @@
               <w:rPr>
                 <w:rFonts w:ascii="Cambria Math" w:hAnsi="Cambria Math"/>
               </w:rPr>
-              <m:t xml:space="preserve">H/2  </m:t>
-            </m:r>
-            <m:r>
-              <w:rPr>
-                <w:rFonts w:ascii="Cambria Math" w:hAnsi="Cambria Math"/>
-              </w:rPr>
-              <m:t>L</m:t>
-            </m:r>
-            <m:r>
-              <w:rPr>
-                <w:rFonts w:ascii="Cambria Math" w:hAnsi="Cambria Math"/>
-              </w:rPr>
-              <m:t xml:space="preserve">  H/2</m:t>
+              <m:t>H/2  L  H/2</m:t>
             </m:r>
           </m:e>
         </m:d>
@@ -11045,37 +10877,7 @@
               <w:rPr>
                 <w:rFonts w:ascii="Cambria Math" w:hAnsi="Cambria Math"/>
               </w:rPr>
-              <m:t>L</m:t>
-            </m:r>
-            <m:r>
-              <w:rPr>
-                <w:rFonts w:ascii="Cambria Math" w:hAnsi="Cambria Math"/>
-              </w:rPr>
-              <m:t xml:space="preserve">/2  </m:t>
-            </m:r>
-            <m:r>
-              <w:rPr>
-                <w:rFonts w:ascii="Cambria Math" w:hAnsi="Cambria Math"/>
-              </w:rPr>
-              <m:t>H</m:t>
-            </m:r>
-            <m:r>
-              <w:rPr>
-                <w:rFonts w:ascii="Cambria Math" w:hAnsi="Cambria Math"/>
-              </w:rPr>
-              <m:t xml:space="preserve">  </m:t>
-            </m:r>
-            <m:r>
-              <w:rPr>
-                <w:rFonts w:ascii="Cambria Math" w:hAnsi="Cambria Math"/>
-              </w:rPr>
-              <m:t>L</m:t>
-            </m:r>
-            <m:r>
-              <w:rPr>
-                <w:rFonts w:ascii="Cambria Math" w:hAnsi="Cambria Math"/>
-              </w:rPr>
-              <m:t>/2</m:t>
+              <m:t>L/2  H  L/2</m:t>
             </m:r>
           </m:e>
         </m:d>
@@ -11358,13 +11160,7 @@
         <w:rPr>
           <w:spacing w:val="-2"/>
         </w:rPr>
-        <w:t xml:space="preserve">a) to HR-region in crystalline phase </w:t>
-      </w:r>
-      <w:r>
-        <w:rPr>
-          <w:spacing w:val="-2"/>
-        </w:rPr>
-        <w:t xml:space="preserve">(Fig </w:t>
+        <w:t xml:space="preserve">a) to HR-region in crystalline phase (Fig </w:t>
       </w:r>
       <w:r>
         <w:rPr>
@@ -11615,6 +11411,9 @@
     <w:p>
       <w:pPr>
         <w:pStyle w:val="1stcolumntext"/>
+        <w:rPr>
+          <w:rFonts w:cstheme="minorBidi"/>
+        </w:rPr>
       </w:pPr>
       <w:r>
         <w:t>We use transfer</w:t>
@@ -11703,10 +11502,7 @@
         <w:t xml:space="preserve"> The simulations are going to be </w:t>
       </w:r>
       <w:r>
-        <w:t>from 850–1650 nm</w:t>
-      </w:r>
-      <w:r>
-        <w:t xml:space="preserve"> </w:t>
+        <w:t xml:space="preserve">from 850–1650 nm </w:t>
       </w:r>
       <w:r>
         <w:t>at an interval of every 1 nm.</w:t>
@@ -11847,11 +11643,23 @@
         <w:rPr>
           <w:rFonts w:cstheme="minorBidi"/>
         </w:rPr>
-        <w:t>. The high-index layers (</w:t>
+        <w:t>.</w:t>
       </w:r>
       <w:r>
         <w:rPr>
           <w:rFonts w:cstheme="minorBidi"/>
+        </w:rPr>
+        <w:t xml:space="preserve"> </w:t>
+      </w:r>
+      <w:r>
+        <w:rPr>
+          <w:rFonts w:cstheme="minorBidi"/>
+        </w:rPr>
+        <w:t>The high-index layers (</w:t>
+      </w:r>
+      <w:r>
+        <w:rPr>
+          <w:rFonts w:cstheme="minorBidi"/>
           <w:i/>
           <w:iCs/>
         </w:rPr>
@@ -12188,7 +11996,13 @@
         <w:t>SiO2</w:t>
       </w:r>
       <w:r>
-        <w:t xml:space="preserve"> and is 3 mm thick, reflection from the substrate-air layer on the backside is calculated</w:t>
+        <w:t xml:space="preserve"> and is 3 mm thick</w:t>
+      </w:r>
+      <w:r>
+        <w:t xml:space="preserve">. The </w:t>
+      </w:r>
+      <w:r>
+        <w:t>reflection from the substrate-air layer on the backside is calculated</w:t>
       </w:r>
       <w:r>
         <w:t xml:space="preserve">. </w:t>
@@ -12209,7 +12023,29 @@
         <w:t xml:space="preserve"> nm.</w:t>
       </w:r>
       <w:r>
-        <w:t xml:space="preserve"> And t</w:t>
+        <w:t xml:space="preserve"> </w:t>
+      </w:r>
+      <w:r>
+        <w:rPr>
+          <w:rFonts w:cstheme="minorBidi"/>
+          <w:highlight w:val="yellow"/>
+        </w:rPr>
+        <w:t>Missing datapoint are linearly interpolated since every dataset used have measuring interval of less than 4 nm</w:t>
+      </w:r>
+      <w:r>
+        <w:rPr>
+          <w:rFonts w:cstheme="minorBidi"/>
+        </w:rPr>
+        <w:t>.</w:t>
+      </w:r>
+      <w:r>
+        <w:rPr>
+          <w:rFonts w:cstheme="minorBidi"/>
+        </w:rPr>
+        <w:t xml:space="preserve"> </w:t>
+      </w:r>
+      <w:r>
+        <w:t>And t</w:t>
       </w:r>
       <w:r>
         <w:t>he incident angle is 0°, and light polarization mode is transverse electric (TE)</w:t>
@@ -12226,13 +12062,7 @@
         <w:pStyle w:val="2ndcolumntext"/>
       </w:pPr>
       <w:r>
-        <w:t>The main performance indicators are going to be transmittance</w:t>
-      </w:r>
-      <w:r>
-        <w:t xml:space="preserve"> at 1064 nm in both phases and the </w:t>
-      </w:r>
-      <w:r>
-        <w:t>transmittance contrast (</w:t>
+        <w:t>The main performance indicators are going to be transmittance at 1064 nm in both phases and the transmittance contrast (</w:t>
       </w:r>
       <w:r>
         <w:rPr>
@@ -12286,7 +12116,59 @@
         <w:t>OFF</w:t>
       </w:r>
       <w:r>
-        <w:t>). The secondary performance indicators are; the high-contrast region spectral width, the performance at different polarization and incident angle, the total PCM used, design thickness, and the complexity of the design which is indicated by the number of layers and the number of material types used.</w:t>
+        <w:t xml:space="preserve">). The secondary performance indicators are; </w:t>
+      </w:r>
+      <w:r>
+        <w:rPr>
+          <w:highlight w:val="yellow"/>
+        </w:rPr>
+        <w:t xml:space="preserve">the transmittance contrast </w:t>
+      </w:r>
+      <w:r>
+        <w:rPr>
+          <w:highlight w:val="yellow"/>
+        </w:rPr>
+        <w:t>(</w:t>
+      </w:r>
+      <w:r>
+        <w:rPr>
+          <w:rFonts w:ascii="Calibri" w:hAnsi="Calibri" w:cs="Calibri"/>
+          <w:i/>
+          <w:iCs/>
+          <w:highlight w:val="yellow"/>
+        </w:rPr>
+        <w:t>Δ</w:t>
+      </w:r>
+      <w:r>
+        <w:rPr>
+          <w:i/>
+          <w:iCs/>
+          <w:highlight w:val="yellow"/>
+        </w:rPr>
+        <w:t>T</w:t>
+      </w:r>
+      <w:r>
+        <w:rPr>
+          <w:highlight w:val="yellow"/>
+        </w:rPr>
+        <w:t>)</w:t>
+      </w:r>
+      <w:r>
+        <w:rPr>
+          <w:i/>
+          <w:iCs/>
+          <w:highlight w:val="yellow"/>
+        </w:rPr>
+        <w:t xml:space="preserve"> </w:t>
+      </w:r>
+      <w:r>
+        <w:rPr>
+          <w:highlight w:val="yellow"/>
+        </w:rPr>
+        <w:t>FWHM</w:t>
+      </w:r>
+      <w:r>
+        <w:t>, the performance at different polarization and incident angle, the total PCM used, design thickness, and the complexity of the design which is indicated by the number of layers and the number of material types used.</w:t>
       </w:r>
     </w:p>
     <w:p>
@@ -12610,7 +12492,13 @@
       </w:r>
       <w:r>
         <w:tab/>
-        <w:t>(17)</w:t>
+        <w:t>(1</w:t>
+      </w:r>
+      <w:r>
+        <w:t>6</w:t>
+      </w:r>
+      <w:r>
+        <w:t>)</w:t>
       </w:r>
     </w:p>
     <w:p>
@@ -12782,7 +12670,13 @@
       </w:r>
       <w:r>
         <w:tab/>
-        <w:t>(18)</w:t>
+        <w:t>(1</w:t>
+      </w:r>
+      <w:r>
+        <w:t>7</w:t>
+      </w:r>
+      <w:r>
+        <w:t>)</w:t>
       </w:r>
     </w:p>
     <w:p>
@@ -12994,6 +12888,7 @@
         <w:pStyle w:val="2ndcolumntext"/>
       </w:pPr>
       <w:r>
+        <w:lastRenderedPageBreak/>
         <w:t xml:space="preserve">Meanwhile, the imaginary part </w:t>
       </w:r>
       <w:r>
@@ -13082,7 +12977,13 @@
       </w:r>
       <w:r>
         <w:tab/>
-        <w:t>(19)</w:t>
+        <w:t>(1</w:t>
+      </w:r>
+      <w:r>
+        <w:t>8</w:t>
+      </w:r>
+      <w:r>
+        <w:t>)</w:t>
       </w:r>
     </w:p>
     <w:p>
@@ -13285,17 +13186,37 @@
         <w:fldChar w:fldCharType="end"/>
       </w:r>
       <w:r>
-        <w:t>. The model from Eq. (</w:t>
-      </w:r>
-      <w:r>
-        <w:rPr>
+        <w:t xml:space="preserve">. The model from Eq. </w:t>
+      </w:r>
+      <w:r>
+        <w:rPr>
+          <w:highlight w:val="yellow"/>
+        </w:rPr>
+        <w:t>(</w:t>
+      </w:r>
+      <w:r>
+        <w:rPr>
+          <w:highlight w:val="yellow"/>
           <w:cs/>
           <w:lang w:bidi="th-TH"/>
         </w:rPr>
-        <w:t>19</w:t>
-      </w:r>
-      <w:r>
-        <w:t xml:space="preserve">) is adopted in this work, they are consistent with experimental trends and with general PCM endurance theory, providing a practical way to assess </w:t>
+        <w:t>1</w:t>
+      </w:r>
+      <w:r>
+        <w:rPr>
+          <w:highlight w:val="yellow"/>
+          <w:lang w:bidi="th-TH"/>
+        </w:rPr>
+        <w:t>8</w:t>
+      </w:r>
+      <w:r>
+        <w:rPr>
+          <w:highlight w:val="yellow"/>
+        </w:rPr>
+        <w:t>)</w:t>
+      </w:r>
+      <w:r>
+        <w:t xml:space="preserve"> is adopted in this work, they are consistent with experimental trends and with general PCM endurance theory, providing a practical way to assess </w:t>
       </w:r>
       <w:r>
         <w:rPr>
@@ -13664,7 +13585,13 @@
       </w:r>
       <w:r>
         <w:tab/>
-        <w:t>(20)</w:t>
+        <w:t>(</w:t>
+      </w:r>
+      <w:r>
+        <w:t>19</w:t>
+      </w:r>
+      <w:r>
+        <w:t>)</w:t>
       </w:r>
     </w:p>
     <w:p>
@@ -13917,7 +13844,13 @@
       </w:r>
       <w:r>
         <w:tab/>
-        <w:t>(21)</w:t>
+        <w:t>(2</w:t>
+      </w:r>
+      <w:r>
+        <w:t>0</w:t>
+      </w:r>
+      <w:r>
+        <w:t>)</w:t>
       </w:r>
     </w:p>
     <w:p>
@@ -14041,12 +13974,11 @@
     </w:p>
     <w:p>
       <w:pPr>
-        <w:pStyle w:val="H2Cont"/>
+        <w:pStyle w:val="H2First"/>
         <w:numPr>
           <w:ilvl w:val="0"/>
-          <w:numId w:val="47"/>
+          <w:numId w:val="48"/>
         </w:numPr>
-        <w:spacing w:before="0"/>
       </w:pPr>
       <w:r>
         <w:t>OPTICAL PROPERTIES OF 1064-NM OPTICAL FILTERS</w:t>
@@ -14915,12 +14847,12 @@
       <w:tblGrid>
         <w:gridCol w:w="1020"/>
         <w:gridCol w:w="1928"/>
-        <w:gridCol w:w="850"/>
-        <w:gridCol w:w="850"/>
-        <w:gridCol w:w="850"/>
-        <w:gridCol w:w="850"/>
-        <w:gridCol w:w="850"/>
-        <w:gridCol w:w="850"/>
+        <w:gridCol w:w="1209"/>
+        <w:gridCol w:w="935"/>
+        <w:gridCol w:w="935"/>
+        <w:gridCol w:w="794"/>
+        <w:gridCol w:w="794"/>
+        <w:gridCol w:w="794"/>
       </w:tblGrid>
       <w:tr>
         <w:trPr>
@@ -14988,7 +14920,36 @@
         </w:tc>
         <w:tc>
           <w:tcPr>
-            <w:tcW w:w="850" w:type="dxa"/>
+            <w:tcW w:w="1209" w:type="dxa"/>
+            <w:tcBorders>
+              <w:top w:val="double" w:sz="4" w:space="0" w:color="auto"/>
+              <w:bottom w:val="single" w:sz="8" w:space="0" w:color="000000" w:themeColor="text1"/>
+            </w:tcBorders>
+            <w:vAlign w:val="center"/>
+          </w:tcPr>
+          <w:p>
+            <w:pPr>
+              <w:jc w:val="center"/>
+              <w:cnfStyle w:val="100000000000" w:firstRow="1" w:lastRow="0" w:firstColumn="0" w:lastColumn="0" w:oddVBand="0" w:evenVBand="0" w:oddHBand="0" w:evenHBand="0" w:firstRowFirstColumn="0" w:firstRowLastColumn="0" w:lastRowFirstColumn="0" w:lastRowLastColumn="0"/>
+              <w:rPr>
+                <w:rFonts w:eastAsia="MS Mincho"/>
+                <w:sz w:val="16"/>
+                <w:szCs w:val="16"/>
+              </w:rPr>
+            </w:pPr>
+            <w:r>
+              <w:rPr>
+                <w:rFonts w:eastAsia="MS Mincho"/>
+                <w:sz w:val="16"/>
+                <w:szCs w:val="16"/>
+              </w:rPr>
+              <w:t>Number of layer</w:t>
+            </w:r>
+          </w:p>
+        </w:tc>
+        <w:tc>
+          <w:tcPr>
+            <w:tcW w:w="935" w:type="dxa"/>
             <w:tcBorders>
               <w:top w:val="double" w:sz="4" w:space="0" w:color="auto"/>
               <w:bottom w:val="single" w:sz="8" w:space="0" w:color="000000" w:themeColor="text1"/>
@@ -15011,13 +14972,59 @@
                 <w:sz w:val="16"/>
                 <w:szCs w:val="16"/>
               </w:rPr>
-              <w:t>Number of layer</w:t>
+              <w:t>Sb</w:t>
+            </w:r>
+            <w:r>
+              <w:rPr>
+                <w:rFonts w:eastAsia="MS Mincho"/>
+                <w:sz w:val="16"/>
+                <w:szCs w:val="16"/>
+                <w:highlight w:val="yellow"/>
+                <w:vertAlign w:val="subscript"/>
+              </w:rPr>
+              <w:t>2</w:t>
+            </w:r>
+            <w:r>
+              <w:rPr>
+                <w:rFonts w:eastAsia="MS Mincho"/>
+                <w:sz w:val="16"/>
+                <w:szCs w:val="16"/>
+              </w:rPr>
+              <w:t>Se</w:t>
+            </w:r>
+            <w:r>
+              <w:rPr>
+                <w:rFonts w:eastAsia="MS Mincho"/>
+                <w:sz w:val="16"/>
+                <w:szCs w:val="16"/>
+                <w:highlight w:val="yellow"/>
+                <w:vertAlign w:val="subscript"/>
+              </w:rPr>
+              <w:t>3</w:t>
+            </w:r>
+            <w:r>
+              <w:rPr>
+                <w:rFonts w:eastAsia="MS Mincho"/>
+                <w:sz w:val="16"/>
+                <w:szCs w:val="16"/>
+                <w:cs/>
+                <w:lang w:bidi="th-TH"/>
+              </w:rPr>
+              <w:t xml:space="preserve"> </w:t>
+            </w:r>
+            <w:r>
+              <w:rPr>
+                <w:rFonts w:eastAsia="MS Mincho"/>
+                <w:sz w:val="16"/>
+                <w:szCs w:val="16"/>
+              </w:rPr>
+              <w:t>used (nm)</w:t>
             </w:r>
           </w:p>
         </w:tc>
         <w:tc>
           <w:tcPr>
-            <w:tcW w:w="850" w:type="dxa"/>
+            <w:tcW w:w="935" w:type="dxa"/>
             <w:tcBorders>
               <w:top w:val="double" w:sz="4" w:space="0" w:color="auto"/>
               <w:bottom w:val="single" w:sz="8" w:space="0" w:color="000000" w:themeColor="text1"/>
@@ -15040,17 +15047,15 @@
                 <w:sz w:val="16"/>
                 <w:szCs w:val="16"/>
               </w:rPr>
-              <w:t>SbSe</w:t>
+              <w:t xml:space="preserve">Device </w:t>
             </w:r>
             <w:r>
               <w:rPr>
                 <w:rFonts w:eastAsia="MS Mincho"/>
                 <w:sz w:val="16"/>
                 <w:szCs w:val="16"/>
-                <w:cs/>
-                <w:lang w:bidi="th-TH"/>
-              </w:rPr>
-              <w:t xml:space="preserve"> </w:t>
+              </w:rPr>
+              <w:t>size</w:t>
             </w:r>
             <w:r>
               <w:rPr>
@@ -15058,13 +15063,13 @@
                 <w:sz w:val="16"/>
                 <w:szCs w:val="16"/>
               </w:rPr>
-              <w:t>used (nm)</w:t>
+              <w:t xml:space="preserve"> (nm)</w:t>
             </w:r>
           </w:p>
         </w:tc>
         <w:tc>
           <w:tcPr>
-            <w:tcW w:w="850" w:type="dxa"/>
+            <w:tcW w:w="794" w:type="dxa"/>
             <w:tcBorders>
               <w:top w:val="double" w:sz="4" w:space="0" w:color="auto"/>
               <w:bottom w:val="single" w:sz="8" w:space="0" w:color="000000" w:themeColor="text1"/>
@@ -15077,6 +15082,8 @@
               <w:cnfStyle w:val="100000000000" w:firstRow="1" w:lastRow="0" w:firstColumn="0" w:lastColumn="0" w:oddVBand="0" w:evenVBand="0" w:oddHBand="0" w:evenHBand="0" w:firstRowFirstColumn="0" w:firstRowLastColumn="0" w:lastRowFirstColumn="0" w:lastRowLastColumn="0"/>
               <w:rPr>
                 <w:rFonts w:eastAsia="MS Mincho"/>
+                <w:b w:val="0"/>
+                <w:bCs w:val="0"/>
                 <w:sz w:val="16"/>
                 <w:szCs w:val="16"/>
               </w:rPr>
@@ -15087,15 +15094,16 @@
                 <w:sz w:val="16"/>
                 <w:szCs w:val="16"/>
               </w:rPr>
-              <w:t xml:space="preserve">Device </w:t>
+              <w:t>T</w:t>
             </w:r>
             <w:r>
               <w:rPr>
                 <w:rFonts w:eastAsia="MS Mincho"/>
                 <w:sz w:val="16"/>
                 <w:szCs w:val="16"/>
-              </w:rPr>
-              <w:t>size</w:t>
+                <w:vertAlign w:val="subscript"/>
+              </w:rPr>
+              <w:t>ON</w:t>
             </w:r>
             <w:r>
               <w:rPr>
@@ -15103,13 +15111,32 @@
                 <w:sz w:val="16"/>
                 <w:szCs w:val="16"/>
               </w:rPr>
-              <w:t xml:space="preserve"> (nm)</w:t>
+              <w:t xml:space="preserve"> </w:t>
+            </w:r>
+          </w:p>
+          <w:p>
+            <w:pPr>
+              <w:jc w:val="right"/>
+              <w:cnfStyle w:val="100000000000" w:firstRow="1" w:lastRow="0" w:firstColumn="0" w:lastColumn="0" w:oddVBand="0" w:evenVBand="0" w:oddHBand="0" w:evenHBand="0" w:firstRowFirstColumn="0" w:firstRowLastColumn="0" w:lastRowFirstColumn="0" w:lastRowLastColumn="0"/>
+              <w:rPr>
+                <w:rFonts w:eastAsia="MS Mincho"/>
+                <w:sz w:val="16"/>
+                <w:szCs w:val="16"/>
+              </w:rPr>
+            </w:pPr>
+            <w:r>
+              <w:rPr>
+                <w:rFonts w:eastAsia="MS Mincho"/>
+                <w:sz w:val="16"/>
+                <w:szCs w:val="16"/>
+              </w:rPr>
+              <w:t>(%)</w:t>
             </w:r>
           </w:p>
         </w:tc>
         <w:tc>
           <w:tcPr>
-            <w:tcW w:w="850" w:type="dxa"/>
+            <w:tcW w:w="794" w:type="dxa"/>
             <w:tcBorders>
               <w:top w:val="double" w:sz="4" w:space="0" w:color="auto"/>
               <w:bottom w:val="single" w:sz="8" w:space="0" w:color="000000" w:themeColor="text1"/>
@@ -15143,73 +15170,6 @@
                 <w:szCs w:val="16"/>
                 <w:vertAlign w:val="subscript"/>
               </w:rPr>
-              <w:t>ON</w:t>
-            </w:r>
-            <w:r>
-              <w:rPr>
-                <w:rFonts w:eastAsia="MS Mincho"/>
-                <w:sz w:val="16"/>
-                <w:szCs w:val="16"/>
-              </w:rPr>
-              <w:t xml:space="preserve"> </w:t>
-            </w:r>
-          </w:p>
-          <w:p>
-            <w:pPr>
-              <w:jc w:val="right"/>
-              <w:cnfStyle w:val="100000000000" w:firstRow="1" w:lastRow="0" w:firstColumn="0" w:lastColumn="0" w:oddVBand="0" w:evenVBand="0" w:oddHBand="0" w:evenHBand="0" w:firstRowFirstColumn="0" w:firstRowLastColumn="0" w:lastRowFirstColumn="0" w:lastRowLastColumn="0"/>
-              <w:rPr>
-                <w:rFonts w:eastAsia="MS Mincho"/>
-                <w:sz w:val="16"/>
-                <w:szCs w:val="16"/>
-              </w:rPr>
-            </w:pPr>
-            <w:r>
-              <w:rPr>
-                <w:rFonts w:eastAsia="MS Mincho"/>
-                <w:sz w:val="16"/>
-                <w:szCs w:val="16"/>
-              </w:rPr>
-              <w:t>(%)</w:t>
-            </w:r>
-          </w:p>
-        </w:tc>
-        <w:tc>
-          <w:tcPr>
-            <w:tcW w:w="850" w:type="dxa"/>
-            <w:tcBorders>
-              <w:top w:val="double" w:sz="4" w:space="0" w:color="auto"/>
-              <w:bottom w:val="single" w:sz="8" w:space="0" w:color="000000" w:themeColor="text1"/>
-            </w:tcBorders>
-            <w:vAlign w:val="center"/>
-          </w:tcPr>
-          <w:p>
-            <w:pPr>
-              <w:jc w:val="right"/>
-              <w:cnfStyle w:val="100000000000" w:firstRow="1" w:lastRow="0" w:firstColumn="0" w:lastColumn="0" w:oddVBand="0" w:evenVBand="0" w:oddHBand="0" w:evenHBand="0" w:firstRowFirstColumn="0" w:firstRowLastColumn="0" w:lastRowFirstColumn="0" w:lastRowLastColumn="0"/>
-              <w:rPr>
-                <w:rFonts w:eastAsia="MS Mincho"/>
-                <w:b w:val="0"/>
-                <w:bCs w:val="0"/>
-                <w:sz w:val="16"/>
-                <w:szCs w:val="16"/>
-              </w:rPr>
-            </w:pPr>
-            <w:r>
-              <w:rPr>
-                <w:rFonts w:eastAsia="MS Mincho"/>
-                <w:sz w:val="16"/>
-                <w:szCs w:val="16"/>
-              </w:rPr>
-              <w:t>T</w:t>
-            </w:r>
-            <w:r>
-              <w:rPr>
-                <w:rFonts w:eastAsia="MS Mincho"/>
-                <w:sz w:val="16"/>
-                <w:szCs w:val="16"/>
-                <w:vertAlign w:val="subscript"/>
-              </w:rPr>
               <w:t>OFF</w:t>
             </w:r>
           </w:p>
@@ -15235,7 +15195,7 @@
         </w:tc>
         <w:tc>
           <w:tcPr>
-            <w:tcW w:w="850" w:type="dxa"/>
+            <w:tcW w:w="794" w:type="dxa"/>
             <w:tcBorders>
               <w:top w:val="double" w:sz="4" w:space="0" w:color="auto"/>
               <w:bottom w:val="single" w:sz="8" w:space="0" w:color="000000" w:themeColor="text1"/>
@@ -15373,7 +15333,35 @@
         </w:tc>
         <w:tc>
           <w:tcPr>
-            <w:tcW w:w="850" w:type="dxa"/>
+            <w:tcW w:w="1209" w:type="dxa"/>
+            <w:tcBorders>
+              <w:top w:val="single" w:sz="8" w:space="0" w:color="000000" w:themeColor="text1"/>
+            </w:tcBorders>
+            <w:vAlign w:val="center"/>
+          </w:tcPr>
+          <w:p>
+            <w:pPr>
+              <w:jc w:val="center"/>
+              <w:cnfStyle w:val="000000000000" w:firstRow="0" w:lastRow="0" w:firstColumn="0" w:lastColumn="0" w:oddVBand="0" w:evenVBand="0" w:oddHBand="0" w:evenHBand="0" w:firstRowFirstColumn="0" w:firstRowLastColumn="0" w:lastRowFirstColumn="0" w:lastRowLastColumn="0"/>
+              <w:rPr>
+                <w:rFonts w:eastAsia="MS Mincho"/>
+                <w:sz w:val="16"/>
+                <w:szCs w:val="16"/>
+              </w:rPr>
+            </w:pPr>
+            <w:r>
+              <w:rPr>
+                <w:rFonts w:eastAsia="MS Mincho"/>
+                <w:sz w:val="16"/>
+                <w:szCs w:val="16"/>
+              </w:rPr>
+              <w:t>1</w:t>
+            </w:r>
+          </w:p>
+        </w:tc>
+        <w:tc>
+          <w:tcPr>
+            <w:tcW w:w="935" w:type="dxa"/>
             <w:tcBorders>
               <w:top w:val="single" w:sz="8" w:space="0" w:color="000000" w:themeColor="text1"/>
             </w:tcBorders>
@@ -15395,13 +15383,13 @@
                 <w:sz w:val="16"/>
                 <w:szCs w:val="16"/>
               </w:rPr>
-              <w:t>1</w:t>
+              <w:t>157.9</w:t>
             </w:r>
           </w:p>
         </w:tc>
         <w:tc>
           <w:tcPr>
-            <w:tcW w:w="850" w:type="dxa"/>
+            <w:tcW w:w="935" w:type="dxa"/>
             <w:tcBorders>
               <w:top w:val="single" w:sz="8" w:space="0" w:color="000000" w:themeColor="text1"/>
             </w:tcBorders>
@@ -15429,7 +15417,7 @@
         </w:tc>
         <w:tc>
           <w:tcPr>
-            <w:tcW w:w="850" w:type="dxa"/>
+            <w:tcW w:w="794" w:type="dxa"/>
             <w:tcBorders>
               <w:top w:val="single" w:sz="8" w:space="0" w:color="000000" w:themeColor="text1"/>
             </w:tcBorders>
@@ -15451,13 +15439,13 @@
                 <w:sz w:val="16"/>
                 <w:szCs w:val="16"/>
               </w:rPr>
-              <w:t>157.9</w:t>
+              <w:t>93.5</w:t>
             </w:r>
           </w:p>
         </w:tc>
         <w:tc>
           <w:tcPr>
-            <w:tcW w:w="850" w:type="dxa"/>
+            <w:tcW w:w="794" w:type="dxa"/>
             <w:tcBorders>
               <w:top w:val="single" w:sz="8" w:space="0" w:color="000000" w:themeColor="text1"/>
             </w:tcBorders>
@@ -15479,41 +15467,13 @@
                 <w:sz w:val="16"/>
                 <w:szCs w:val="16"/>
               </w:rPr>
-              <w:t>93.5</w:t>
-            </w:r>
-          </w:p>
-        </w:tc>
-        <w:tc>
-          <w:tcPr>
-            <w:tcW w:w="850" w:type="dxa"/>
-            <w:tcBorders>
-              <w:top w:val="single" w:sz="8" w:space="0" w:color="000000" w:themeColor="text1"/>
-            </w:tcBorders>
-            <w:vAlign w:val="center"/>
-          </w:tcPr>
-          <w:p>
-            <w:pPr>
-              <w:jc w:val="right"/>
-              <w:cnfStyle w:val="000000000000" w:firstRow="0" w:lastRow="0" w:firstColumn="0" w:lastColumn="0" w:oddVBand="0" w:evenVBand="0" w:oddHBand="0" w:evenHBand="0" w:firstRowFirstColumn="0" w:firstRowLastColumn="0" w:lastRowFirstColumn="0" w:lastRowLastColumn="0"/>
-              <w:rPr>
-                <w:rFonts w:eastAsia="MS Mincho"/>
-                <w:sz w:val="16"/>
-                <w:szCs w:val="16"/>
-              </w:rPr>
-            </w:pPr>
-            <w:r>
-              <w:rPr>
-                <w:rFonts w:eastAsia="MS Mincho"/>
-                <w:sz w:val="16"/>
-                <w:szCs w:val="16"/>
-              </w:rPr>
               <w:t>37.2</w:t>
             </w:r>
           </w:p>
         </w:tc>
         <w:tc>
           <w:tcPr>
-            <w:tcW w:w="850" w:type="dxa"/>
+            <w:tcW w:w="794" w:type="dxa"/>
             <w:tcBorders>
               <w:top w:val="single" w:sz="8" w:space="0" w:color="000000" w:themeColor="text1"/>
             </w:tcBorders>
@@ -15640,7 +15600,32 @@
         </w:tc>
         <w:tc>
           <w:tcPr>
-            <w:tcW w:w="850" w:type="dxa"/>
+            <w:tcW w:w="1209" w:type="dxa"/>
+            <w:vAlign w:val="center"/>
+          </w:tcPr>
+          <w:p>
+            <w:pPr>
+              <w:jc w:val="center"/>
+              <w:cnfStyle w:val="000000000000" w:firstRow="0" w:lastRow="0" w:firstColumn="0" w:lastColumn="0" w:oddVBand="0" w:evenVBand="0" w:oddHBand="0" w:evenHBand="0" w:firstRowFirstColumn="0" w:firstRowLastColumn="0" w:lastRowFirstColumn="0" w:lastRowLastColumn="0"/>
+              <w:rPr>
+                <w:rFonts w:eastAsia="MS Mincho"/>
+                <w:sz w:val="16"/>
+                <w:szCs w:val="16"/>
+              </w:rPr>
+            </w:pPr>
+            <w:r>
+              <w:rPr>
+                <w:rFonts w:eastAsia="MS Mincho"/>
+                <w:sz w:val="16"/>
+                <w:szCs w:val="16"/>
+              </w:rPr>
+              <w:t>2</w:t>
+            </w:r>
+          </w:p>
+        </w:tc>
+        <w:tc>
+          <w:tcPr>
+            <w:tcW w:w="935" w:type="dxa"/>
             <w:vAlign w:val="center"/>
           </w:tcPr>
           <w:p>
@@ -15659,13 +15644,13 @@
                 <w:sz w:val="16"/>
                 <w:szCs w:val="16"/>
               </w:rPr>
-              <w:t>2</w:t>
+              <w:t>78.9</w:t>
             </w:r>
           </w:p>
         </w:tc>
         <w:tc>
           <w:tcPr>
-            <w:tcW w:w="850" w:type="dxa"/>
+            <w:tcW w:w="935" w:type="dxa"/>
             <w:vAlign w:val="center"/>
           </w:tcPr>
           <w:p>
@@ -15684,13 +15669,13 @@
                 <w:sz w:val="16"/>
                 <w:szCs w:val="16"/>
               </w:rPr>
-              <w:t>78.9</w:t>
+              <w:t>194.1</w:t>
             </w:r>
           </w:p>
         </w:tc>
         <w:tc>
           <w:tcPr>
-            <w:tcW w:w="850" w:type="dxa"/>
+            <w:tcW w:w="794" w:type="dxa"/>
             <w:vAlign w:val="center"/>
           </w:tcPr>
           <w:p>
@@ -15709,13 +15694,13 @@
                 <w:sz w:val="16"/>
                 <w:szCs w:val="16"/>
               </w:rPr>
-              <w:t>194.1</w:t>
+              <w:t>93.3</w:t>
             </w:r>
           </w:p>
         </w:tc>
         <w:tc>
           <w:tcPr>
-            <w:tcW w:w="850" w:type="dxa"/>
+            <w:tcW w:w="794" w:type="dxa"/>
             <w:vAlign w:val="center"/>
           </w:tcPr>
           <w:p>
@@ -15734,38 +15719,13 @@
                 <w:sz w:val="16"/>
                 <w:szCs w:val="16"/>
               </w:rPr>
-              <w:t>93.3</w:t>
-            </w:r>
-          </w:p>
-        </w:tc>
-        <w:tc>
-          <w:tcPr>
-            <w:tcW w:w="850" w:type="dxa"/>
-            <w:vAlign w:val="center"/>
-          </w:tcPr>
-          <w:p>
-            <w:pPr>
-              <w:jc w:val="right"/>
-              <w:cnfStyle w:val="000000000000" w:firstRow="0" w:lastRow="0" w:firstColumn="0" w:lastColumn="0" w:oddVBand="0" w:evenVBand="0" w:oddHBand="0" w:evenHBand="0" w:firstRowFirstColumn="0" w:firstRowLastColumn="0" w:lastRowFirstColumn="0" w:lastRowLastColumn="0"/>
-              <w:rPr>
-                <w:rFonts w:eastAsia="MS Mincho"/>
-                <w:sz w:val="16"/>
-                <w:szCs w:val="16"/>
-              </w:rPr>
-            </w:pPr>
-            <w:r>
-              <w:rPr>
-                <w:rFonts w:eastAsia="MS Mincho"/>
-                <w:sz w:val="16"/>
-                <w:szCs w:val="16"/>
-              </w:rPr>
               <w:t>76.9</w:t>
             </w:r>
           </w:p>
         </w:tc>
         <w:tc>
           <w:tcPr>
-            <w:tcW w:w="850" w:type="dxa"/>
+            <w:tcW w:w="794" w:type="dxa"/>
             <w:vAlign w:val="center"/>
           </w:tcPr>
           <w:p>
@@ -15906,7 +15866,32 @@
         </w:tc>
         <w:tc>
           <w:tcPr>
-            <w:tcW w:w="850" w:type="dxa"/>
+            <w:tcW w:w="1209" w:type="dxa"/>
+            <w:vAlign w:val="center"/>
+          </w:tcPr>
+          <w:p>
+            <w:pPr>
+              <w:jc w:val="center"/>
+              <w:cnfStyle w:val="000000000000" w:firstRow="0" w:lastRow="0" w:firstColumn="0" w:lastColumn="0" w:oddVBand="0" w:evenVBand="0" w:oddHBand="0" w:evenHBand="0" w:firstRowFirstColumn="0" w:firstRowLastColumn="0" w:lastRowFirstColumn="0" w:lastRowLastColumn="0"/>
+              <w:rPr>
+                <w:rFonts w:eastAsia="MS Mincho"/>
+                <w:sz w:val="16"/>
+                <w:szCs w:val="16"/>
+              </w:rPr>
+            </w:pPr>
+            <w:r>
+              <w:rPr>
+                <w:rFonts w:eastAsia="MS Mincho"/>
+                <w:sz w:val="16"/>
+                <w:szCs w:val="16"/>
+              </w:rPr>
+              <w:t>3</w:t>
+            </w:r>
+          </w:p>
+        </w:tc>
+        <w:tc>
+          <w:tcPr>
+            <w:tcW w:w="935" w:type="dxa"/>
             <w:vAlign w:val="center"/>
           </w:tcPr>
           <w:p>
@@ -15925,13 +15910,13 @@
                 <w:sz w:val="16"/>
                 <w:szCs w:val="16"/>
               </w:rPr>
-              <w:t>3</w:t>
+              <w:t>78.9</w:t>
             </w:r>
           </w:p>
         </w:tc>
         <w:tc>
           <w:tcPr>
-            <w:tcW w:w="850" w:type="dxa"/>
+            <w:tcW w:w="935" w:type="dxa"/>
             <w:vAlign w:val="center"/>
           </w:tcPr>
           <w:p>
@@ -15950,13 +15935,13 @@
                 <w:sz w:val="16"/>
                 <w:szCs w:val="16"/>
               </w:rPr>
-              <w:t>78.9</w:t>
+              <w:t>580.3</w:t>
             </w:r>
           </w:p>
         </w:tc>
         <w:tc>
           <w:tcPr>
-            <w:tcW w:w="850" w:type="dxa"/>
+            <w:tcW w:w="794" w:type="dxa"/>
             <w:vAlign w:val="center"/>
           </w:tcPr>
           <w:p>
@@ -15975,13 +15960,13 @@
                 <w:sz w:val="16"/>
                 <w:szCs w:val="16"/>
               </w:rPr>
-              <w:t>580.3</w:t>
+              <w:t>93.3</w:t>
             </w:r>
           </w:p>
         </w:tc>
         <w:tc>
           <w:tcPr>
-            <w:tcW w:w="850" w:type="dxa"/>
+            <w:tcW w:w="794" w:type="dxa"/>
             <w:vAlign w:val="center"/>
           </w:tcPr>
           <w:p>
@@ -16000,38 +15985,13 @@
                 <w:sz w:val="16"/>
                 <w:szCs w:val="16"/>
               </w:rPr>
-              <w:t>93.3</w:t>
-            </w:r>
-          </w:p>
-        </w:tc>
-        <w:tc>
-          <w:tcPr>
-            <w:tcW w:w="850" w:type="dxa"/>
-            <w:vAlign w:val="center"/>
-          </w:tcPr>
-          <w:p>
-            <w:pPr>
-              <w:jc w:val="right"/>
-              <w:cnfStyle w:val="000000000000" w:firstRow="0" w:lastRow="0" w:firstColumn="0" w:lastColumn="0" w:oddVBand="0" w:evenVBand="0" w:oddHBand="0" w:evenHBand="0" w:firstRowFirstColumn="0" w:firstRowLastColumn="0" w:lastRowFirstColumn="0" w:lastRowLastColumn="0"/>
-              <w:rPr>
-                <w:rFonts w:eastAsia="MS Mincho"/>
-                <w:sz w:val="16"/>
-                <w:szCs w:val="16"/>
-              </w:rPr>
-            </w:pPr>
-            <w:r>
-              <w:rPr>
-                <w:rFonts w:eastAsia="MS Mincho"/>
-                <w:sz w:val="16"/>
-                <w:szCs w:val="16"/>
-              </w:rPr>
               <w:t>76.9</w:t>
             </w:r>
           </w:p>
         </w:tc>
         <w:tc>
           <w:tcPr>
-            <w:tcW w:w="850" w:type="dxa"/>
+            <w:tcW w:w="794" w:type="dxa"/>
             <w:vAlign w:val="center"/>
           </w:tcPr>
           <w:p>
@@ -16206,7 +16166,32 @@
         </w:tc>
         <w:tc>
           <w:tcPr>
-            <w:tcW w:w="850" w:type="dxa"/>
+            <w:tcW w:w="1209" w:type="dxa"/>
+            <w:vAlign w:val="center"/>
+          </w:tcPr>
+          <w:p>
+            <w:pPr>
+              <w:jc w:val="center"/>
+              <w:cnfStyle w:val="000000000000" w:firstRow="0" w:lastRow="0" w:firstColumn="0" w:lastColumn="0" w:oddVBand="0" w:evenVBand="0" w:oddHBand="0" w:evenHBand="0" w:firstRowFirstColumn="0" w:firstRowLastColumn="0" w:lastRowFirstColumn="0" w:lastRowLastColumn="0"/>
+              <w:rPr>
+                <w:rFonts w:eastAsia="MS Mincho"/>
+                <w:sz w:val="16"/>
+                <w:szCs w:val="16"/>
+              </w:rPr>
+            </w:pPr>
+            <w:r>
+              <w:rPr>
+                <w:rFonts w:eastAsia="MS Mincho"/>
+                <w:sz w:val="16"/>
+                <w:szCs w:val="16"/>
+              </w:rPr>
+              <w:t>3</w:t>
+            </w:r>
+          </w:p>
+        </w:tc>
+        <w:tc>
+          <w:tcPr>
+            <w:tcW w:w="935" w:type="dxa"/>
             <w:vAlign w:val="center"/>
           </w:tcPr>
           <w:p>
@@ -16225,13 +16210,13 @@
                 <w:sz w:val="16"/>
                 <w:szCs w:val="16"/>
               </w:rPr>
-              <w:t>3</w:t>
+              <w:t>157.9</w:t>
             </w:r>
           </w:p>
         </w:tc>
         <w:tc>
           <w:tcPr>
-            <w:tcW w:w="850" w:type="dxa"/>
+            <w:tcW w:w="935" w:type="dxa"/>
             <w:vAlign w:val="center"/>
           </w:tcPr>
           <w:p>
@@ -16250,13 +16235,13 @@
                 <w:sz w:val="16"/>
                 <w:szCs w:val="16"/>
               </w:rPr>
-              <w:t>157.9</w:t>
+              <w:t>455.7</w:t>
             </w:r>
           </w:p>
         </w:tc>
         <w:tc>
           <w:tcPr>
-            <w:tcW w:w="850" w:type="dxa"/>
+            <w:tcW w:w="794" w:type="dxa"/>
             <w:vAlign w:val="center"/>
           </w:tcPr>
           <w:p>
@@ -16275,13 +16260,13 @@
                 <w:sz w:val="16"/>
                 <w:szCs w:val="16"/>
               </w:rPr>
-              <w:t>455.7</w:t>
+              <w:t>96.6</w:t>
             </w:r>
           </w:p>
         </w:tc>
         <w:tc>
           <w:tcPr>
-            <w:tcW w:w="850" w:type="dxa"/>
+            <w:tcW w:w="794" w:type="dxa"/>
             <w:vAlign w:val="center"/>
           </w:tcPr>
           <w:p>
@@ -16300,38 +16285,13 @@
                 <w:sz w:val="16"/>
                 <w:szCs w:val="16"/>
               </w:rPr>
-              <w:t>96.6</w:t>
-            </w:r>
-          </w:p>
-        </w:tc>
-        <w:tc>
-          <w:tcPr>
-            <w:tcW w:w="850" w:type="dxa"/>
-            <w:vAlign w:val="center"/>
-          </w:tcPr>
-          <w:p>
-            <w:pPr>
-              <w:jc w:val="right"/>
-              <w:cnfStyle w:val="000000000000" w:firstRow="0" w:lastRow="0" w:firstColumn="0" w:lastColumn="0" w:oddVBand="0" w:evenVBand="0" w:oddHBand="0" w:evenHBand="0" w:firstRowFirstColumn="0" w:firstRowLastColumn="0" w:lastRowFirstColumn="0" w:lastRowLastColumn="0"/>
-              <w:rPr>
-                <w:rFonts w:eastAsia="MS Mincho"/>
-                <w:sz w:val="16"/>
-                <w:szCs w:val="16"/>
-              </w:rPr>
-            </w:pPr>
-            <w:r>
-              <w:rPr>
-                <w:rFonts w:eastAsia="MS Mincho"/>
-                <w:sz w:val="16"/>
-                <w:szCs w:val="16"/>
-              </w:rPr>
               <w:t>83.3</w:t>
             </w:r>
           </w:p>
         </w:tc>
         <w:tc>
           <w:tcPr>
-            <w:tcW w:w="850" w:type="dxa"/>
+            <w:tcW w:w="794" w:type="dxa"/>
             <w:vAlign w:val="center"/>
           </w:tcPr>
           <w:p>
@@ -16700,7 +16660,32 @@
         </w:tc>
         <w:tc>
           <w:tcPr>
-            <w:tcW w:w="850" w:type="dxa"/>
+            <w:tcW w:w="1209" w:type="dxa"/>
+            <w:vAlign w:val="center"/>
+          </w:tcPr>
+          <w:p>
+            <w:pPr>
+              <w:jc w:val="center"/>
+              <w:cnfStyle w:val="000000000000" w:firstRow="0" w:lastRow="0" w:firstColumn="0" w:lastColumn="0" w:oddVBand="0" w:evenVBand="0" w:oddHBand="0" w:evenHBand="0" w:firstRowFirstColumn="0" w:firstRowLastColumn="0" w:lastRowFirstColumn="0" w:lastRowLastColumn="0"/>
+              <w:rPr>
+                <w:rFonts w:eastAsia="MS Mincho"/>
+                <w:sz w:val="16"/>
+                <w:szCs w:val="16"/>
+              </w:rPr>
+            </w:pPr>
+            <w:r>
+              <w:rPr>
+                <w:rFonts w:eastAsia="MS Mincho"/>
+                <w:sz w:val="16"/>
+                <w:szCs w:val="16"/>
+              </w:rPr>
+              <w:t>3</w:t>
+            </w:r>
+          </w:p>
+        </w:tc>
+        <w:tc>
+          <w:tcPr>
+            <w:tcW w:w="935" w:type="dxa"/>
             <w:vAlign w:val="center"/>
           </w:tcPr>
           <w:p>
@@ -16719,13 +16704,13 @@
                 <w:sz w:val="16"/>
                 <w:szCs w:val="16"/>
               </w:rPr>
-              <w:t>3</w:t>
+              <w:t>48.5</w:t>
             </w:r>
           </w:p>
         </w:tc>
         <w:tc>
           <w:tcPr>
-            <w:tcW w:w="850" w:type="dxa"/>
+            <w:tcW w:w="935" w:type="dxa"/>
             <w:vAlign w:val="center"/>
           </w:tcPr>
           <w:p>
@@ -16744,13 +16729,13 @@
                 <w:sz w:val="16"/>
                 <w:szCs w:val="16"/>
               </w:rPr>
-              <w:t>48.5</w:t>
+              <w:t>182.5</w:t>
             </w:r>
           </w:p>
         </w:tc>
         <w:tc>
           <w:tcPr>
-            <w:tcW w:w="850" w:type="dxa"/>
+            <w:tcW w:w="794" w:type="dxa"/>
             <w:vAlign w:val="center"/>
           </w:tcPr>
           <w:p>
@@ -16769,13 +16754,13 @@
                 <w:sz w:val="16"/>
                 <w:szCs w:val="16"/>
               </w:rPr>
-              <w:t>182.5</w:t>
+              <w:t>94.1</w:t>
             </w:r>
           </w:p>
         </w:tc>
         <w:tc>
           <w:tcPr>
-            <w:tcW w:w="850" w:type="dxa"/>
+            <w:tcW w:w="794" w:type="dxa"/>
             <w:vAlign w:val="center"/>
           </w:tcPr>
           <w:p>
@@ -16794,38 +16779,13 @@
                 <w:sz w:val="16"/>
                 <w:szCs w:val="16"/>
               </w:rPr>
-              <w:t>94.1</w:t>
-            </w:r>
-          </w:p>
-        </w:tc>
-        <w:tc>
-          <w:tcPr>
-            <w:tcW w:w="850" w:type="dxa"/>
-            <w:vAlign w:val="center"/>
-          </w:tcPr>
-          <w:p>
-            <w:pPr>
-              <w:jc w:val="right"/>
-              <w:cnfStyle w:val="000000000000" w:firstRow="0" w:lastRow="0" w:firstColumn="0" w:lastColumn="0" w:oddVBand="0" w:evenVBand="0" w:oddHBand="0" w:evenHBand="0" w:firstRowFirstColumn="0" w:firstRowLastColumn="0" w:lastRowFirstColumn="0" w:lastRowLastColumn="0"/>
-              <w:rPr>
-                <w:rFonts w:eastAsia="MS Mincho"/>
-                <w:sz w:val="16"/>
-                <w:szCs w:val="16"/>
-              </w:rPr>
-            </w:pPr>
-            <w:r>
-              <w:rPr>
-                <w:rFonts w:eastAsia="MS Mincho"/>
-                <w:sz w:val="16"/>
-                <w:szCs w:val="16"/>
-              </w:rPr>
               <w:t>54.3</w:t>
             </w:r>
           </w:p>
         </w:tc>
         <w:tc>
           <w:tcPr>
-            <w:tcW w:w="850" w:type="dxa"/>
+            <w:tcW w:w="794" w:type="dxa"/>
             <w:vAlign w:val="center"/>
           </w:tcPr>
           <w:p>
@@ -17195,7 +17155,32 @@
         </w:tc>
         <w:tc>
           <w:tcPr>
-            <w:tcW w:w="850" w:type="dxa"/>
+            <w:tcW w:w="1209" w:type="dxa"/>
+            <w:vAlign w:val="center"/>
+          </w:tcPr>
+          <w:p>
+            <w:pPr>
+              <w:jc w:val="center"/>
+              <w:cnfStyle w:val="000000000000" w:firstRow="0" w:lastRow="0" w:firstColumn="0" w:lastColumn="0" w:oddVBand="0" w:evenVBand="0" w:oddHBand="0" w:evenHBand="0" w:firstRowFirstColumn="0" w:firstRowLastColumn="0" w:lastRowFirstColumn="0" w:lastRowLastColumn="0"/>
+              <w:rPr>
+                <w:rFonts w:eastAsia="MS Mincho"/>
+                <w:sz w:val="16"/>
+                <w:szCs w:val="16"/>
+              </w:rPr>
+            </w:pPr>
+            <w:r>
+              <w:rPr>
+                <w:rFonts w:eastAsia="MS Mincho"/>
+                <w:sz w:val="16"/>
+                <w:szCs w:val="16"/>
+              </w:rPr>
+              <w:t>5</w:t>
+            </w:r>
+          </w:p>
+        </w:tc>
+        <w:tc>
+          <w:tcPr>
+            <w:tcW w:w="935" w:type="dxa"/>
             <w:vAlign w:val="center"/>
           </w:tcPr>
           <w:p>
@@ -17214,13 +17199,13 @@
                 <w:sz w:val="16"/>
                 <w:szCs w:val="16"/>
               </w:rPr>
-              <w:t>5</w:t>
+              <w:t>97.0</w:t>
             </w:r>
           </w:p>
         </w:tc>
         <w:tc>
           <w:tcPr>
-            <w:tcW w:w="850" w:type="dxa"/>
+            <w:tcW w:w="935" w:type="dxa"/>
             <w:vAlign w:val="center"/>
           </w:tcPr>
           <w:p>
@@ -17239,13 +17224,13 @@
                 <w:sz w:val="16"/>
                 <w:szCs w:val="16"/>
               </w:rPr>
-              <w:t>97.0</w:t>
+              <w:t>365.0</w:t>
             </w:r>
           </w:p>
         </w:tc>
         <w:tc>
           <w:tcPr>
-            <w:tcW w:w="850" w:type="dxa"/>
+            <w:tcW w:w="794" w:type="dxa"/>
             <w:vAlign w:val="center"/>
           </w:tcPr>
           <w:p>
@@ -17264,13 +17249,13 @@
                 <w:sz w:val="16"/>
                 <w:szCs w:val="16"/>
               </w:rPr>
-              <w:t>365.0</w:t>
+              <w:t>95.0</w:t>
             </w:r>
           </w:p>
         </w:tc>
         <w:tc>
           <w:tcPr>
-            <w:tcW w:w="850" w:type="dxa"/>
+            <w:tcW w:w="794" w:type="dxa"/>
             <w:vAlign w:val="center"/>
           </w:tcPr>
           <w:p>
@@ -17289,38 +17274,13 @@
                 <w:sz w:val="16"/>
                 <w:szCs w:val="16"/>
               </w:rPr>
-              <w:t>95.0</w:t>
-            </w:r>
-          </w:p>
-        </w:tc>
-        <w:tc>
-          <w:tcPr>
-            <w:tcW w:w="850" w:type="dxa"/>
-            <w:vAlign w:val="center"/>
-          </w:tcPr>
-          <w:p>
-            <w:pPr>
-              <w:jc w:val="right"/>
-              <w:cnfStyle w:val="000000000000" w:firstRow="0" w:lastRow="0" w:firstColumn="0" w:lastColumn="0" w:oddVBand="0" w:evenVBand="0" w:oddHBand="0" w:evenHBand="0" w:firstRowFirstColumn="0" w:firstRowLastColumn="0" w:lastRowFirstColumn="0" w:lastRowLastColumn="0"/>
-              <w:rPr>
-                <w:rFonts w:eastAsia="MS Mincho"/>
-                <w:sz w:val="16"/>
-                <w:szCs w:val="16"/>
-              </w:rPr>
-            </w:pPr>
-            <w:r>
-              <w:rPr>
-                <w:rFonts w:eastAsia="MS Mincho"/>
-                <w:sz w:val="16"/>
-                <w:szCs w:val="16"/>
-              </w:rPr>
               <w:t>16.3</w:t>
             </w:r>
           </w:p>
         </w:tc>
         <w:tc>
           <w:tcPr>
-            <w:tcW w:w="850" w:type="dxa"/>
+            <w:tcW w:w="794" w:type="dxa"/>
             <w:vAlign w:val="center"/>
           </w:tcPr>
           <w:p>
@@ -17690,7 +17650,32 @@
         </w:tc>
         <w:tc>
           <w:tcPr>
-            <w:tcW w:w="850" w:type="dxa"/>
+            <w:tcW w:w="1209" w:type="dxa"/>
+            <w:vAlign w:val="center"/>
+          </w:tcPr>
+          <w:p>
+            <w:pPr>
+              <w:jc w:val="center"/>
+              <w:cnfStyle w:val="000000000000" w:firstRow="0" w:lastRow="0" w:firstColumn="0" w:lastColumn="0" w:oddVBand="0" w:evenVBand="0" w:oddHBand="0" w:evenHBand="0" w:firstRowFirstColumn="0" w:firstRowLastColumn="0" w:lastRowFirstColumn="0" w:lastRowLastColumn="0"/>
+              <w:rPr>
+                <w:rFonts w:eastAsia="MS Mincho"/>
+                <w:sz w:val="16"/>
+                <w:szCs w:val="16"/>
+              </w:rPr>
+            </w:pPr>
+            <w:r>
+              <w:rPr>
+                <w:rFonts w:eastAsia="MS Mincho"/>
+                <w:sz w:val="16"/>
+                <w:szCs w:val="16"/>
+              </w:rPr>
+              <w:t>7</w:t>
+            </w:r>
+          </w:p>
+        </w:tc>
+        <w:tc>
+          <w:tcPr>
+            <w:tcW w:w="935" w:type="dxa"/>
             <w:vAlign w:val="center"/>
           </w:tcPr>
           <w:p>
@@ -17709,13 +17694,13 @@
                 <w:sz w:val="16"/>
                 <w:szCs w:val="16"/>
               </w:rPr>
-              <w:t>7</w:t>
+              <w:t>145.5</w:t>
             </w:r>
           </w:p>
         </w:tc>
         <w:tc>
           <w:tcPr>
-            <w:tcW w:w="850" w:type="dxa"/>
+            <w:tcW w:w="935" w:type="dxa"/>
             <w:vAlign w:val="center"/>
           </w:tcPr>
           <w:p>
@@ -17734,13 +17719,13 @@
                 <w:sz w:val="16"/>
                 <w:szCs w:val="16"/>
               </w:rPr>
-              <w:t>145.5</w:t>
+              <w:t>547.6</w:t>
             </w:r>
           </w:p>
         </w:tc>
         <w:tc>
           <w:tcPr>
-            <w:tcW w:w="850" w:type="dxa"/>
+            <w:tcW w:w="794" w:type="dxa"/>
             <w:vAlign w:val="center"/>
           </w:tcPr>
           <w:p>
@@ -17759,13 +17744,13 @@
                 <w:sz w:val="16"/>
                 <w:szCs w:val="16"/>
               </w:rPr>
-              <w:t>547.6</w:t>
+              <w:t>94.8</w:t>
             </w:r>
           </w:p>
         </w:tc>
         <w:tc>
           <w:tcPr>
-            <w:tcW w:w="850" w:type="dxa"/>
+            <w:tcW w:w="794" w:type="dxa"/>
             <w:vAlign w:val="center"/>
           </w:tcPr>
           <w:p>
@@ -17784,38 +17769,13 @@
                 <w:sz w:val="16"/>
                 <w:szCs w:val="16"/>
               </w:rPr>
-              <w:t>94.8</w:t>
-            </w:r>
-          </w:p>
-        </w:tc>
-        <w:tc>
-          <w:tcPr>
-            <w:tcW w:w="850" w:type="dxa"/>
-            <w:vAlign w:val="center"/>
-          </w:tcPr>
-          <w:p>
-            <w:pPr>
-              <w:jc w:val="right"/>
-              <w:cnfStyle w:val="000000000000" w:firstRow="0" w:lastRow="0" w:firstColumn="0" w:lastColumn="0" w:oddVBand="0" w:evenVBand="0" w:oddHBand="0" w:evenHBand="0" w:firstRowFirstColumn="0" w:firstRowLastColumn="0" w:lastRowFirstColumn="0" w:lastRowLastColumn="0"/>
-              <w:rPr>
-                <w:rFonts w:eastAsia="MS Mincho"/>
-                <w:sz w:val="16"/>
-                <w:szCs w:val="16"/>
-              </w:rPr>
-            </w:pPr>
-            <w:r>
-              <w:rPr>
-                <w:rFonts w:eastAsia="MS Mincho"/>
-                <w:sz w:val="16"/>
-                <w:szCs w:val="16"/>
-              </w:rPr>
               <w:t>4.0</w:t>
             </w:r>
           </w:p>
         </w:tc>
         <w:tc>
           <w:tcPr>
-            <w:tcW w:w="850" w:type="dxa"/>
+            <w:tcW w:w="794" w:type="dxa"/>
             <w:vAlign w:val="center"/>
           </w:tcPr>
           <w:p>
@@ -18185,7 +18145,32 @@
         </w:tc>
         <w:tc>
           <w:tcPr>
-            <w:tcW w:w="850" w:type="dxa"/>
+            <w:tcW w:w="1209" w:type="dxa"/>
+            <w:vAlign w:val="center"/>
+          </w:tcPr>
+          <w:p>
+            <w:pPr>
+              <w:jc w:val="center"/>
+              <w:cnfStyle w:val="000000000000" w:firstRow="0" w:lastRow="0" w:firstColumn="0" w:lastColumn="0" w:oddVBand="0" w:evenVBand="0" w:oddHBand="0" w:evenHBand="0" w:firstRowFirstColumn="0" w:firstRowLastColumn="0" w:lastRowFirstColumn="0" w:lastRowLastColumn="0"/>
+              <w:rPr>
+                <w:rFonts w:eastAsia="MS Mincho"/>
+                <w:sz w:val="16"/>
+                <w:szCs w:val="16"/>
+              </w:rPr>
+            </w:pPr>
+            <w:r>
+              <w:rPr>
+                <w:rFonts w:eastAsia="MS Mincho"/>
+                <w:sz w:val="16"/>
+                <w:szCs w:val="16"/>
+              </w:rPr>
+              <w:t>9</w:t>
+            </w:r>
+          </w:p>
+        </w:tc>
+        <w:tc>
+          <w:tcPr>
+            <w:tcW w:w="935" w:type="dxa"/>
             <w:vAlign w:val="center"/>
           </w:tcPr>
           <w:p>
@@ -18204,13 +18189,13 @@
                 <w:sz w:val="16"/>
                 <w:szCs w:val="16"/>
               </w:rPr>
-              <w:t>9</w:t>
+              <w:t>194.0</w:t>
             </w:r>
           </w:p>
         </w:tc>
         <w:tc>
           <w:tcPr>
-            <w:tcW w:w="850" w:type="dxa"/>
+            <w:tcW w:w="935" w:type="dxa"/>
             <w:vAlign w:val="center"/>
           </w:tcPr>
           <w:p>
@@ -18229,13 +18214,13 @@
                 <w:sz w:val="16"/>
                 <w:szCs w:val="16"/>
               </w:rPr>
-              <w:t>194.0</w:t>
+              <w:t>730.1</w:t>
             </w:r>
           </w:p>
         </w:tc>
         <w:tc>
           <w:tcPr>
-            <w:tcW w:w="850" w:type="dxa"/>
+            <w:tcW w:w="794" w:type="dxa"/>
             <w:vAlign w:val="center"/>
           </w:tcPr>
           <w:p>
@@ -18254,13 +18239,13 @@
                 <w:sz w:val="16"/>
                 <w:szCs w:val="16"/>
               </w:rPr>
-              <w:t>730.1</w:t>
+              <w:t>93.7</w:t>
             </w:r>
           </w:p>
         </w:tc>
         <w:tc>
           <w:tcPr>
-            <w:tcW w:w="850" w:type="dxa"/>
+            <w:tcW w:w="794" w:type="dxa"/>
             <w:vAlign w:val="center"/>
           </w:tcPr>
           <w:p>
@@ -18279,38 +18264,13 @@
                 <w:sz w:val="16"/>
                 <w:szCs w:val="16"/>
               </w:rPr>
-              <w:t>93.7</w:t>
-            </w:r>
-          </w:p>
-        </w:tc>
-        <w:tc>
-          <w:tcPr>
-            <w:tcW w:w="850" w:type="dxa"/>
-            <w:vAlign w:val="center"/>
-          </w:tcPr>
-          <w:p>
-            <w:pPr>
-              <w:jc w:val="right"/>
-              <w:cnfStyle w:val="000000000000" w:firstRow="0" w:lastRow="0" w:firstColumn="0" w:lastColumn="0" w:oddVBand="0" w:evenVBand="0" w:oddHBand="0" w:evenHBand="0" w:firstRowFirstColumn="0" w:firstRowLastColumn="0" w:lastRowFirstColumn="0" w:lastRowLastColumn="0"/>
-              <w:rPr>
-                <w:rFonts w:eastAsia="MS Mincho"/>
-                <w:sz w:val="16"/>
-                <w:szCs w:val="16"/>
-              </w:rPr>
-            </w:pPr>
-            <w:r>
-              <w:rPr>
-                <w:rFonts w:eastAsia="MS Mincho"/>
-                <w:sz w:val="16"/>
-                <w:szCs w:val="16"/>
-              </w:rPr>
               <w:t>0.9</w:t>
             </w:r>
           </w:p>
         </w:tc>
         <w:tc>
           <w:tcPr>
-            <w:tcW w:w="850" w:type="dxa"/>
+            <w:tcW w:w="794" w:type="dxa"/>
             <w:vAlign w:val="center"/>
           </w:tcPr>
           <w:p>
@@ -18680,7 +18640,42 @@
         </w:tc>
         <w:tc>
           <w:tcPr>
-            <w:tcW w:w="850" w:type="dxa"/>
+            <w:tcW w:w="1209" w:type="dxa"/>
+            <w:vAlign w:val="center"/>
+          </w:tcPr>
+          <w:p>
+            <w:pPr>
+              <w:jc w:val="center"/>
+              <w:cnfStyle w:val="000000000000" w:firstRow="0" w:lastRow="0" w:firstColumn="0" w:lastColumn="0" w:oddVBand="0" w:evenVBand="0" w:oddHBand="0" w:evenHBand="0" w:firstRowFirstColumn="0" w:firstRowLastColumn="0" w:lastRowFirstColumn="0" w:lastRowLastColumn="0"/>
+              <w:rPr>
+                <w:rFonts w:eastAsia="MS Mincho"/>
+                <w:sz w:val="16"/>
+                <w:szCs w:val="16"/>
+              </w:rPr>
+            </w:pPr>
+            <w:r>
+              <w:rPr>
+                <w:rFonts w:eastAsia="MS Mincho"/>
+                <w:sz w:val="16"/>
+                <w:szCs w:val="16"/>
+                <w:cs/>
+                <w:lang w:bidi="th-TH"/>
+              </w:rPr>
+              <w:t>1</w:t>
+            </w:r>
+            <w:r>
+              <w:rPr>
+                <w:rFonts w:eastAsia="MS Mincho"/>
+                <w:sz w:val="16"/>
+                <w:szCs w:val="16"/>
+              </w:rPr>
+              <w:t>1</w:t>
+            </w:r>
+          </w:p>
+        </w:tc>
+        <w:tc>
+          <w:tcPr>
+            <w:tcW w:w="935" w:type="dxa"/>
             <w:vAlign w:val="center"/>
           </w:tcPr>
           <w:p>
@@ -18698,24 +18693,14 @@
                 <w:rFonts w:eastAsia="MS Mincho"/>
                 <w:sz w:val="16"/>
                 <w:szCs w:val="16"/>
-                <w:cs/>
-                <w:lang w:bidi="th-TH"/>
-              </w:rPr>
-              <w:t>1</w:t>
-            </w:r>
-            <w:r>
-              <w:rPr>
-                <w:rFonts w:eastAsia="MS Mincho"/>
-                <w:sz w:val="16"/>
-                <w:szCs w:val="16"/>
-              </w:rPr>
-              <w:t>1</w:t>
+              </w:rPr>
+              <w:t>242.6</w:t>
             </w:r>
           </w:p>
         </w:tc>
         <w:tc>
           <w:tcPr>
-            <w:tcW w:w="850" w:type="dxa"/>
+            <w:tcW w:w="935" w:type="dxa"/>
             <w:vAlign w:val="center"/>
           </w:tcPr>
           <w:p>
@@ -18734,13 +18719,13 @@
                 <w:sz w:val="16"/>
                 <w:szCs w:val="16"/>
               </w:rPr>
-              <w:t>242.6</w:t>
+              <w:t>912.6</w:t>
             </w:r>
           </w:p>
         </w:tc>
         <w:tc>
           <w:tcPr>
-            <w:tcW w:w="850" w:type="dxa"/>
+            <w:tcW w:w="794" w:type="dxa"/>
             <w:vAlign w:val="center"/>
           </w:tcPr>
           <w:p>
@@ -18759,13 +18744,13 @@
                 <w:sz w:val="16"/>
                 <w:szCs w:val="16"/>
               </w:rPr>
-              <w:t>912.6</w:t>
+              <w:t>93.6</w:t>
             </w:r>
           </w:p>
         </w:tc>
         <w:tc>
           <w:tcPr>
-            <w:tcW w:w="850" w:type="dxa"/>
+            <w:tcW w:w="794" w:type="dxa"/>
             <w:vAlign w:val="center"/>
           </w:tcPr>
           <w:p>
@@ -18784,38 +18769,13 @@
                 <w:sz w:val="16"/>
                 <w:szCs w:val="16"/>
               </w:rPr>
-              <w:t>93.6</w:t>
-            </w:r>
-          </w:p>
-        </w:tc>
-        <w:tc>
-          <w:tcPr>
-            <w:tcW w:w="850" w:type="dxa"/>
-            <w:vAlign w:val="center"/>
-          </w:tcPr>
-          <w:p>
-            <w:pPr>
-              <w:jc w:val="right"/>
-              <w:cnfStyle w:val="000000000000" w:firstRow="0" w:lastRow="0" w:firstColumn="0" w:lastColumn="0" w:oddVBand="0" w:evenVBand="0" w:oddHBand="0" w:evenHBand="0" w:firstRowFirstColumn="0" w:firstRowLastColumn="0" w:lastRowFirstColumn="0" w:lastRowLastColumn="0"/>
-              <w:rPr>
-                <w:rFonts w:eastAsia="MS Mincho"/>
-                <w:sz w:val="16"/>
-                <w:szCs w:val="16"/>
-              </w:rPr>
-            </w:pPr>
-            <w:r>
-              <w:rPr>
-                <w:rFonts w:eastAsia="MS Mincho"/>
-                <w:sz w:val="16"/>
-                <w:szCs w:val="16"/>
-              </w:rPr>
               <w:t>0.2</w:t>
             </w:r>
           </w:p>
         </w:tc>
         <w:tc>
           <w:tcPr>
-            <w:tcW w:w="850" w:type="dxa"/>
+            <w:tcW w:w="794" w:type="dxa"/>
             <w:vAlign w:val="center"/>
           </w:tcPr>
           <w:p>
@@ -18868,6 +18828,7 @@
                 <w:sz w:val="16"/>
                 <w:szCs w:val="16"/>
               </w:rPr>
+              <w:lastRenderedPageBreak/>
               <w:t>Edge filter</w:t>
             </w:r>
           </w:p>
@@ -19191,7 +19152,37 @@
         </w:tc>
         <w:tc>
           <w:tcPr>
-            <w:tcW w:w="850" w:type="dxa"/>
+            <w:tcW w:w="1209" w:type="dxa"/>
+            <w:tcBorders>
+              <w:bottom w:val="double" w:sz="4" w:space="0" w:color="auto"/>
+            </w:tcBorders>
+            <w:vAlign w:val="center"/>
+          </w:tcPr>
+          <w:p>
+            <w:pPr>
+              <w:jc w:val="center"/>
+              <w:cnfStyle w:val="000000000000" w:firstRow="0" w:lastRow="0" w:firstColumn="0" w:lastColumn="0" w:oddVBand="0" w:evenVBand="0" w:oddHBand="0" w:evenHBand="0" w:firstRowFirstColumn="0" w:firstRowLastColumn="0" w:lastRowFirstColumn="0" w:lastRowLastColumn="0"/>
+              <w:rPr>
+                <w:rFonts w:eastAsia="MS Mincho"/>
+                <w:sz w:val="16"/>
+                <w:szCs w:val="16"/>
+              </w:rPr>
+            </w:pPr>
+            <w:r>
+              <w:rPr>
+                <w:rFonts w:eastAsia="MS Mincho"/>
+                <w:sz w:val="16"/>
+                <w:szCs w:val="16"/>
+                <w:cs/>
+                <w:lang w:bidi="th-TH"/>
+              </w:rPr>
+              <w:t>13</w:t>
+            </w:r>
+          </w:p>
+        </w:tc>
+        <w:tc>
+          <w:tcPr>
+            <w:tcW w:w="935" w:type="dxa"/>
             <w:tcBorders>
               <w:bottom w:val="double" w:sz="4" w:space="0" w:color="auto"/>
             </w:tcBorders>
@@ -19212,16 +19203,14 @@
                 <w:rFonts w:eastAsia="MS Mincho"/>
                 <w:sz w:val="16"/>
                 <w:szCs w:val="16"/>
-                <w:cs/>
-                <w:lang w:bidi="th-TH"/>
-              </w:rPr>
-              <w:t>13</w:t>
+              </w:rPr>
+              <w:t>291.1</w:t>
             </w:r>
           </w:p>
         </w:tc>
         <w:tc>
           <w:tcPr>
-            <w:tcW w:w="850" w:type="dxa"/>
+            <w:tcW w:w="935" w:type="dxa"/>
             <w:tcBorders>
               <w:bottom w:val="double" w:sz="4" w:space="0" w:color="auto"/>
             </w:tcBorders>
@@ -19243,13 +19232,13 @@
                 <w:sz w:val="16"/>
                 <w:szCs w:val="16"/>
               </w:rPr>
-              <w:t>291.1</w:t>
+              <w:t>1,095.1</w:t>
             </w:r>
           </w:p>
         </w:tc>
         <w:tc>
           <w:tcPr>
-            <w:tcW w:w="850" w:type="dxa"/>
+            <w:tcW w:w="794" w:type="dxa"/>
             <w:tcBorders>
               <w:bottom w:val="double" w:sz="4" w:space="0" w:color="auto"/>
             </w:tcBorders>
@@ -19271,13 +19260,13 @@
                 <w:sz w:val="16"/>
                 <w:szCs w:val="16"/>
               </w:rPr>
-              <w:t>1,095.1</w:t>
+              <w:t>94.5</w:t>
             </w:r>
           </w:p>
         </w:tc>
         <w:tc>
           <w:tcPr>
-            <w:tcW w:w="850" w:type="dxa"/>
+            <w:tcW w:w="794" w:type="dxa"/>
             <w:tcBorders>
               <w:bottom w:val="double" w:sz="4" w:space="0" w:color="auto"/>
             </w:tcBorders>
@@ -19299,13 +19288,13 @@
                 <w:sz w:val="16"/>
                 <w:szCs w:val="16"/>
               </w:rPr>
-              <w:t>94.5</w:t>
+              <w:t>0.0</w:t>
             </w:r>
           </w:p>
         </w:tc>
         <w:tc>
           <w:tcPr>
-            <w:tcW w:w="850" w:type="dxa"/>
+            <w:tcW w:w="794" w:type="dxa"/>
             <w:tcBorders>
               <w:bottom w:val="double" w:sz="4" w:space="0" w:color="auto"/>
             </w:tcBorders>
@@ -19327,34 +19316,6 @@
                 <w:sz w:val="16"/>
                 <w:szCs w:val="16"/>
               </w:rPr>
-              <w:t>0.0</w:t>
-            </w:r>
-          </w:p>
-        </w:tc>
-        <w:tc>
-          <w:tcPr>
-            <w:tcW w:w="850" w:type="dxa"/>
-            <w:tcBorders>
-              <w:bottom w:val="double" w:sz="4" w:space="0" w:color="auto"/>
-            </w:tcBorders>
-            <w:vAlign w:val="center"/>
-          </w:tcPr>
-          <w:p>
-            <w:pPr>
-              <w:jc w:val="right"/>
-              <w:cnfStyle w:val="000000000000" w:firstRow="0" w:lastRow="0" w:firstColumn="0" w:lastColumn="0" w:oddVBand="0" w:evenVBand="0" w:oddHBand="0" w:evenHBand="0" w:firstRowFirstColumn="0" w:firstRowLastColumn="0" w:lastRowFirstColumn="0" w:lastRowLastColumn="0"/>
-              <w:rPr>
-                <w:rFonts w:eastAsia="MS Mincho"/>
-                <w:sz w:val="16"/>
-                <w:szCs w:val="16"/>
-              </w:rPr>
-            </w:pPr>
-            <w:r>
-              <w:rPr>
-                <w:rFonts w:eastAsia="MS Mincho"/>
-                <w:sz w:val="16"/>
-                <w:szCs w:val="16"/>
-              </w:rPr>
               <w:t>94.5</w:t>
             </w:r>
           </w:p>
@@ -19505,7 +19466,6 @@
           <w:rFonts w:eastAsia="MS Mincho"/>
           <w:noProof/>
         </w:rPr>
-        <w:lastRenderedPageBreak/>
         <w:drawing>
           <wp:inline distT="0" distB="0" distL="0" distR="0" wp14:anchorId="6BFC200B" wp14:editId="10C320C5">
             <wp:extent cx="6336805" cy="3566167"/>
@@ -19599,6 +19559,7 @@
           <w:rFonts w:cs="Times New Roman"/>
           <w:i w:val="0"/>
           <w:iCs w:val="0"/>
+          <w:highlight w:val="yellow"/>
         </w:rPr>
       </w:pPr>
       <w:r>
@@ -19646,7 +19607,47 @@
           <w:i w:val="0"/>
           <w:iCs w:val="0"/>
         </w:rPr>
-        <w:t>°, and with polarization in TE (Fig. 7a and 7c) and TM (Fig. 7b and 7d). For both TE</w:t>
+        <w:t xml:space="preserve">°, and with polarization in TE (Fig. 7a and 7c) and TM (Fig. 7b and 7d). </w:t>
+      </w:r>
+      <w:r>
+        <w:rPr>
+          <w:rStyle w:val="Emphasis"/>
+          <w:rFonts w:cs="Times New Roman"/>
+          <w:i w:val="0"/>
+          <w:iCs w:val="0"/>
+          <w:highlight w:val="yellow"/>
+        </w:rPr>
+        <w:t>For</w:t>
+      </w:r>
+      <w:r>
+        <w:rPr>
+          <w:rStyle w:val="Emphasis"/>
+          <w:rFonts w:cs="Times New Roman"/>
+          <w:i w:val="0"/>
+          <w:iCs w:val="0"/>
+          <w:highlight w:val="yellow"/>
+        </w:rPr>
+        <w:t xml:space="preserve"> both</w:t>
+      </w:r>
+      <w:r>
+        <w:rPr>
+          <w:rStyle w:val="Emphasis"/>
+          <w:rFonts w:cs="Times New Roman"/>
+          <w:i w:val="0"/>
+          <w:iCs w:val="0"/>
+          <w:highlight w:val="yellow"/>
+        </w:rPr>
+        <w:t xml:space="preserve"> TE</w:t>
+      </w:r>
+      <w:r>
+        <w:rPr>
+          <w:rStyle w:val="Emphasis"/>
+          <w:rFonts w:cs="Times New Roman"/>
+          <w:i w:val="0"/>
+          <w:iCs w:val="0"/>
+          <w:highlight w:val="yellow"/>
+        </w:rPr>
+        <w:t xml:space="preserve"> and TM</w:t>
       </w:r>
       <w:r>
         <w:rPr>
@@ -19655,72 +19656,9 @@
           <w:i w:val="0"/>
           <w:iCs w:val="0"/>
           <w:color w:val="000000"/>
-        </w:rPr>
-        <w:t xml:space="preserve"> and TM polarized light, </w:t>
-      </w:r>
-      <w:r>
-        <w:rPr>
-          <w:rStyle w:val="Emphasis"/>
-          <w:rFonts w:cs="Times New Roman"/>
-          <w:i w:val="0"/>
-          <w:iCs w:val="0"/>
-        </w:rPr>
-        <w:t>Δ</w:t>
-      </w:r>
-      <w:r>
-        <w:rPr>
-          <w:rStyle w:val="Emphasis"/>
-          <w:rFonts w:cs="Times New Roman"/>
-        </w:rPr>
-        <w:t>T</w:t>
-      </w:r>
-      <w:r>
-        <w:rPr>
-          <w:rStyle w:val="Emphasis"/>
-          <w:rFonts w:cs="Times New Roman"/>
+          <w:highlight w:val="yellow"/>
         </w:rPr>
         <w:t xml:space="preserve"> </w:t>
-      </w:r>
-      <w:r>
-        <w:rPr>
-          <w:rStyle w:val="Emphasis"/>
-          <w:rFonts w:cs="Times New Roman"/>
-          <w:i w:val="0"/>
-          <w:iCs w:val="0"/>
-        </w:rPr>
-        <w:t>remains higher than 90% from 0° to ~30°, but TM polarization causes the high-</w:t>
-      </w:r>
-      <w:r>
-        <w:rPr>
-          <w:rStyle w:val="Emphasis"/>
-          <w:rFonts w:cs="Times New Roman"/>
-          <w:i w:val="0"/>
-          <w:iCs w:val="0"/>
-        </w:rPr>
-        <w:t>Δ</w:t>
-      </w:r>
-      <w:r>
-        <w:rPr>
-          <w:rStyle w:val="Emphasis"/>
-          <w:rFonts w:cs="Times New Roman"/>
-        </w:rPr>
-        <w:t>T</w:t>
-      </w:r>
-      <w:r>
-        <w:rPr>
-          <w:rStyle w:val="Emphasis"/>
-          <w:rFonts w:cs="Times New Roman"/>
-        </w:rPr>
-        <w:t xml:space="preserve"> </w:t>
-      </w:r>
-      <w:r>
-        <w:rPr>
-          <w:rStyle w:val="Emphasis"/>
-          <w:rFonts w:cs="Times New Roman"/>
-          <w:i w:val="0"/>
-          <w:iCs w:val="0"/>
-        </w:rPr>
-        <w:t>region to blueshift significantly at higher incident angle. The spectral width</w:t>
       </w:r>
       <w:r>
         <w:rPr>
@@ -19729,8 +19667,9 @@
           <w:i w:val="0"/>
           <w:iCs w:val="0"/>
           <w:color w:val="000000"/>
-        </w:rPr>
-        <w:t>s of the high-</w:t>
+          <w:highlight w:val="yellow"/>
+        </w:rPr>
+        <w:t xml:space="preserve">polarized light, </w:t>
       </w:r>
       <w:r>
         <w:rPr>
@@ -19738,6 +19677,7 @@
           <w:rFonts w:cs="Times New Roman"/>
           <w:i w:val="0"/>
           <w:iCs w:val="0"/>
+          <w:highlight w:val="yellow"/>
         </w:rPr>
         <w:t>Δ</w:t>
       </w:r>
@@ -19745,15 +19685,9 @@
         <w:rPr>
           <w:rStyle w:val="Emphasis"/>
           <w:rFonts w:cs="Times New Roman"/>
-        </w:rPr>
-        <w:t>T</w:t>
-      </w:r>
-      <w:r>
-        <w:rPr>
-          <w:rStyle w:val="Emphasis"/>
-          <w:rFonts w:cs="Times New Roman"/>
-        </w:rPr>
-        <w:t xml:space="preserve"> </w:t>
+          <w:highlight w:val="yellow"/>
+        </w:rPr>
+        <w:t xml:space="preserve">T </w:t>
       </w:r>
       <w:r>
         <w:rPr>
@@ -19761,8 +19695,581 @@
           <w:rFonts w:cs="Times New Roman"/>
           <w:i w:val="0"/>
           <w:iCs w:val="0"/>
-        </w:rPr>
-        <w:t xml:space="preserve">region in both designs are comparable, but </w:t>
+          <w:highlight w:val="yellow"/>
+        </w:rPr>
+        <w:t xml:space="preserve">at 1064 nm </w:t>
+      </w:r>
+      <w:r>
+        <w:rPr>
+          <w:rStyle w:val="Emphasis"/>
+          <w:rFonts w:cs="Times New Roman"/>
+          <w:i w:val="0"/>
+          <w:iCs w:val="0"/>
+          <w:highlight w:val="yellow"/>
+        </w:rPr>
+        <w:t>remains higher than 90% from 0° to ~30°</w:t>
+      </w:r>
+      <w:r>
+        <w:rPr>
+          <w:rStyle w:val="Emphasis"/>
+          <w:rFonts w:cs="Times New Roman"/>
+          <w:i w:val="0"/>
+          <w:iCs w:val="0"/>
+          <w:highlight w:val="yellow"/>
+        </w:rPr>
+        <w:t>.</w:t>
+      </w:r>
+    </w:p>
+    <w:p>
+      <w:pPr>
+        <w:pStyle w:val="10BodySubsequentParagraph"/>
+        <w:rPr>
+          <w:rStyle w:val="Emphasis"/>
+          <w:rFonts w:cs="Times New Roman"/>
+          <w:i w:val="0"/>
+          <w:iCs w:val="0"/>
+          <w:highlight w:val="yellow"/>
+        </w:rPr>
+      </w:pPr>
+      <w:r>
+        <w:rPr>
+          <w:rStyle w:val="Emphasis"/>
+          <w:rFonts w:cs="Times New Roman"/>
+          <w:i w:val="0"/>
+          <w:iCs w:val="0"/>
+          <w:highlight w:val="yellow"/>
+        </w:rPr>
+        <w:t>At higher incident angle, the high-</w:t>
+      </w:r>
+      <w:r>
+        <w:rPr>
+          <w:rStyle w:val="Emphasis"/>
+          <w:rFonts w:cs="Times New Roman"/>
+          <w:i w:val="0"/>
+          <w:iCs w:val="0"/>
+          <w:highlight w:val="yellow"/>
+        </w:rPr>
+        <w:t>Δ</w:t>
+      </w:r>
+      <w:r>
+        <w:rPr>
+          <w:rStyle w:val="Emphasis"/>
+          <w:rFonts w:cs="Times New Roman"/>
+          <w:highlight w:val="yellow"/>
+        </w:rPr>
+        <w:t>T</w:t>
+      </w:r>
+      <w:r>
+        <w:rPr>
+          <w:rStyle w:val="Emphasis"/>
+          <w:rFonts w:cs="Times New Roman"/>
+          <w:highlight w:val="yellow"/>
+        </w:rPr>
+        <w:t xml:space="preserve"> </w:t>
+      </w:r>
+      <w:r>
+        <w:rPr>
+          <w:rStyle w:val="Emphasis"/>
+          <w:rFonts w:cs="Times New Roman"/>
+          <w:i w:val="0"/>
+          <w:iCs w:val="0"/>
+          <w:highlight w:val="yellow"/>
+        </w:rPr>
+        <w:t xml:space="preserve">spectral profile (yellow-green) shifted to shorter wavelengths. </w:t>
+      </w:r>
+      <w:r>
+        <w:rPr>
+          <w:rStyle w:val="Emphasis"/>
+          <w:rFonts w:cs="Times New Roman"/>
+          <w:i w:val="0"/>
+          <w:iCs w:val="0"/>
+          <w:highlight w:val="yellow"/>
+        </w:rPr>
+        <w:t xml:space="preserve">For TE polarized light, the blueshift of wavelength with the highest </w:t>
+      </w:r>
+      <w:r>
+        <w:rPr>
+          <w:rStyle w:val="Emphasis"/>
+          <w:rFonts w:cs="Times New Roman"/>
+          <w:highlight w:val="yellow"/>
+        </w:rPr>
+        <w:t>ΔT</w:t>
+      </w:r>
+      <w:r>
+        <w:rPr>
+          <w:rStyle w:val="Emphasis"/>
+          <w:rFonts w:cs="Times New Roman"/>
+          <w:i w:val="0"/>
+          <w:iCs w:val="0"/>
+          <w:highlight w:val="yellow"/>
+        </w:rPr>
+        <w:t xml:space="preserve"> at 45° compared to 0° </w:t>
+      </w:r>
+      <w:r>
+        <w:rPr>
+          <w:rStyle w:val="Emphasis"/>
+          <w:rFonts w:cs="Times New Roman"/>
+          <w:i w:val="0"/>
+          <w:iCs w:val="0"/>
+          <w:highlight w:val="yellow"/>
+        </w:rPr>
+        <w:t>incident angle</w:t>
+      </w:r>
+      <w:r>
+        <w:rPr>
+          <w:rStyle w:val="Emphasis"/>
+          <w:rFonts w:cs="Times New Roman"/>
+          <w:i w:val="0"/>
+          <w:iCs w:val="0"/>
+          <w:highlight w:val="yellow"/>
+        </w:rPr>
+        <w:t xml:space="preserve"> are -</w:t>
+      </w:r>
+      <w:r>
+        <w:rPr>
+          <w:rStyle w:val="Emphasis"/>
+          <w:rFonts w:cs="Times New Roman"/>
+          <w:i w:val="0"/>
+          <w:iCs w:val="0"/>
+          <w:highlight w:val="yellow"/>
+        </w:rPr>
+        <w:t>3</w:t>
+      </w:r>
+      <w:r>
+        <w:rPr>
+          <w:rStyle w:val="Emphasis"/>
+          <w:rFonts w:cs="Times New Roman"/>
+          <w:i w:val="0"/>
+          <w:iCs w:val="0"/>
+          <w:highlight w:val="yellow"/>
+        </w:rPr>
+        <w:t xml:space="preserve">7 and </w:t>
+      </w:r>
+      <w:r>
+        <w:rPr>
+          <w:rStyle w:val="Emphasis"/>
+          <w:rFonts w:cs="Times New Roman"/>
+          <w:i w:val="0"/>
+          <w:iCs w:val="0"/>
+          <w:highlight w:val="yellow"/>
+        </w:rPr>
+        <w:t>-</w:t>
+      </w:r>
+      <w:r>
+        <w:rPr>
+          <w:rStyle w:val="Emphasis"/>
+          <w:rFonts w:cs="Times New Roman"/>
+          <w:i w:val="0"/>
+          <w:iCs w:val="0"/>
+          <w:highlight w:val="yellow"/>
+        </w:rPr>
+        <w:t>5</w:t>
+      </w:r>
+      <w:r>
+        <w:rPr>
+          <w:rStyle w:val="Emphasis"/>
+          <w:rFonts w:cs="Times New Roman"/>
+          <w:i w:val="0"/>
+          <w:iCs w:val="0"/>
+          <w:highlight w:val="yellow"/>
+        </w:rPr>
+        <w:t>7</w:t>
+      </w:r>
+      <w:r>
+        <w:rPr>
+          <w:rStyle w:val="Emphasis"/>
+          <w:rFonts w:cs="Times New Roman"/>
+          <w:i w:val="0"/>
+          <w:iCs w:val="0"/>
+          <w:highlight w:val="yellow"/>
+        </w:rPr>
+        <w:t xml:space="preserve"> nm for 4-unit-cell and 5-unit-cell designs, respectively. </w:t>
+      </w:r>
+      <w:r>
+        <w:rPr>
+          <w:rStyle w:val="Emphasis"/>
+          <w:rFonts w:cs="Times New Roman"/>
+          <w:i w:val="0"/>
+          <w:iCs w:val="0"/>
+          <w:highlight w:val="yellow"/>
+        </w:rPr>
+        <w:t>And a</w:t>
+      </w:r>
+      <w:r>
+        <w:rPr>
+          <w:rStyle w:val="Emphasis"/>
+          <w:rFonts w:cs="Times New Roman"/>
+          <w:i w:val="0"/>
+          <w:iCs w:val="0"/>
+          <w:highlight w:val="yellow"/>
+        </w:rPr>
+        <w:t xml:space="preserve">t 60° angles the blueshift are </w:t>
+      </w:r>
+      <w:r>
+        <w:rPr>
+          <w:rStyle w:val="Emphasis"/>
+          <w:rFonts w:cs="Times New Roman"/>
+          <w:i w:val="0"/>
+          <w:iCs w:val="0"/>
+          <w:highlight w:val="yellow"/>
+        </w:rPr>
+        <w:t>-</w:t>
+      </w:r>
+      <w:r>
+        <w:rPr>
+          <w:rStyle w:val="Emphasis"/>
+          <w:rFonts w:cs="Times New Roman"/>
+          <w:i w:val="0"/>
+          <w:iCs w:val="0"/>
+          <w:highlight w:val="yellow"/>
+        </w:rPr>
+        <w:t>90, -143</w:t>
+      </w:r>
+      <w:r>
+        <w:rPr>
+          <w:rStyle w:val="Emphasis"/>
+          <w:rFonts w:cs="Times New Roman"/>
+          <w:i w:val="0"/>
+          <w:iCs w:val="0"/>
+          <w:highlight w:val="yellow"/>
+        </w:rPr>
+        <w:t xml:space="preserve"> nm, respectively. </w:t>
+      </w:r>
+      <w:r>
+        <w:rPr>
+          <w:rStyle w:val="Emphasis"/>
+          <w:rFonts w:cs="Times New Roman"/>
+          <w:i w:val="0"/>
+          <w:iCs w:val="0"/>
+          <w:highlight w:val="yellow"/>
+        </w:rPr>
+        <w:t xml:space="preserve">As </w:t>
+      </w:r>
+      <w:r>
+        <w:rPr>
+          <w:rStyle w:val="Emphasis"/>
+          <w:rFonts w:cs="Times New Roman"/>
+          <w:i w:val="0"/>
+          <w:iCs w:val="0"/>
+          <w:highlight w:val="yellow"/>
+        </w:rPr>
+        <w:t xml:space="preserve">for TM polarized light, the </w:t>
+      </w:r>
+      <w:r>
+        <w:rPr>
+          <w:rStyle w:val="Emphasis"/>
+          <w:rFonts w:cs="Times New Roman"/>
+          <w:i w:val="0"/>
+          <w:iCs w:val="0"/>
+          <w:highlight w:val="yellow"/>
+        </w:rPr>
+        <w:t>peak</w:t>
+      </w:r>
+      <w:r>
+        <w:rPr>
+          <w:rStyle w:val="Emphasis"/>
+          <w:rFonts w:cs="Times New Roman"/>
+          <w:i w:val="0"/>
+          <w:iCs w:val="0"/>
+          <w:highlight w:val="yellow"/>
+        </w:rPr>
+        <w:t xml:space="preserve"> </w:t>
+      </w:r>
+      <w:r>
+        <w:rPr>
+          <w:rStyle w:val="Emphasis"/>
+          <w:rFonts w:cs="Times New Roman"/>
+          <w:highlight w:val="yellow"/>
+        </w:rPr>
+        <w:t>ΔT</w:t>
+      </w:r>
+      <w:r>
+        <w:rPr>
+          <w:rStyle w:val="Emphasis"/>
+          <w:rFonts w:cs="Times New Roman"/>
+          <w:i w:val="0"/>
+          <w:iCs w:val="0"/>
+          <w:highlight w:val="yellow"/>
+        </w:rPr>
+        <w:t xml:space="preserve"> blueshift </w:t>
+      </w:r>
+      <w:r>
+        <w:rPr>
+          <w:rStyle w:val="Emphasis"/>
+          <w:rFonts w:cs="Times New Roman"/>
+          <w:i w:val="0"/>
+          <w:iCs w:val="0"/>
+          <w:highlight w:val="yellow"/>
+        </w:rPr>
+        <w:t>in</w:t>
+      </w:r>
+      <w:r>
+        <w:rPr>
+          <w:rStyle w:val="Emphasis"/>
+          <w:rFonts w:cs="Times New Roman"/>
+          <w:i w:val="0"/>
+          <w:iCs w:val="0"/>
+          <w:highlight w:val="yellow"/>
+        </w:rPr>
+        <w:t xml:space="preserve"> 4-unit-cell and 5-unit-cell designs at 45° are -</w:t>
+      </w:r>
+      <w:r>
+        <w:rPr>
+          <w:rStyle w:val="Emphasis"/>
+          <w:rFonts w:cs="Times New Roman"/>
+          <w:i w:val="0"/>
+          <w:iCs w:val="0"/>
+          <w:highlight w:val="yellow"/>
+        </w:rPr>
+        <w:t>103</w:t>
+      </w:r>
+      <w:r>
+        <w:rPr>
+          <w:rStyle w:val="Emphasis"/>
+          <w:rFonts w:cs="Times New Roman"/>
+          <w:i w:val="0"/>
+          <w:iCs w:val="0"/>
+          <w:highlight w:val="yellow"/>
+        </w:rPr>
+        <w:t xml:space="preserve"> and </w:t>
+      </w:r>
+      <w:r>
+        <w:rPr>
+          <w:rStyle w:val="Emphasis"/>
+          <w:rFonts w:cs="Times New Roman"/>
+          <w:i w:val="0"/>
+          <w:iCs w:val="0"/>
+          <w:highlight w:val="yellow"/>
+        </w:rPr>
+        <w:t xml:space="preserve">-168 </w:t>
+      </w:r>
+      <w:r>
+        <w:rPr>
+          <w:rStyle w:val="Emphasis"/>
+          <w:rFonts w:cs="Times New Roman"/>
+          <w:i w:val="0"/>
+          <w:iCs w:val="0"/>
+          <w:highlight w:val="yellow"/>
+        </w:rPr>
+        <w:t>nm, respectively. At 60° incident angles they are</w:t>
+      </w:r>
+      <w:r>
+        <w:rPr>
+          <w:rStyle w:val="Emphasis"/>
+          <w:rFonts w:cs="Times New Roman"/>
+          <w:i w:val="0"/>
+          <w:iCs w:val="0"/>
+          <w:highlight w:val="yellow"/>
+        </w:rPr>
+        <w:t xml:space="preserve"> -</w:t>
+      </w:r>
+      <w:r>
+        <w:rPr>
+          <w:rStyle w:val="Emphasis"/>
+          <w:rFonts w:cs="Times New Roman"/>
+          <w:i w:val="0"/>
+          <w:iCs w:val="0"/>
+          <w:highlight w:val="yellow"/>
+        </w:rPr>
+        <w:t>156</w:t>
+      </w:r>
+      <w:r>
+        <w:rPr>
+          <w:rStyle w:val="Emphasis"/>
+          <w:rFonts w:cs="Times New Roman"/>
+          <w:i w:val="0"/>
+          <w:iCs w:val="0"/>
+          <w:highlight w:val="yellow"/>
+        </w:rPr>
+        <w:t xml:space="preserve"> and </w:t>
+      </w:r>
+      <w:r>
+        <w:rPr>
+          <w:rStyle w:val="Emphasis"/>
+          <w:rFonts w:cs="Times New Roman"/>
+          <w:i w:val="0"/>
+          <w:iCs w:val="0"/>
+          <w:highlight w:val="yellow"/>
+        </w:rPr>
+        <w:t>-226</w:t>
+      </w:r>
+      <w:r>
+        <w:rPr>
+          <w:rStyle w:val="Emphasis"/>
+          <w:rFonts w:cs="Times New Roman"/>
+          <w:i w:val="0"/>
+          <w:iCs w:val="0"/>
+          <w:highlight w:val="yellow"/>
+        </w:rPr>
+        <w:t xml:space="preserve"> nm, respectively.</w:t>
+      </w:r>
+      <w:r>
+        <w:rPr>
+          <w:rStyle w:val="Emphasis"/>
+          <w:rFonts w:cs="Times New Roman"/>
+          <w:i w:val="0"/>
+          <w:iCs w:val="0"/>
+          <w:highlight w:val="yellow"/>
+        </w:rPr>
+        <w:t xml:space="preserve"> It can be seen that the </w:t>
+      </w:r>
+      <w:r>
+        <w:rPr>
+          <w:rStyle w:val="Emphasis"/>
+          <w:rFonts w:cs="Times New Roman"/>
+          <w:highlight w:val="yellow"/>
+        </w:rPr>
+        <w:t>ΔT</w:t>
+      </w:r>
+      <w:r>
+        <w:rPr>
+          <w:rStyle w:val="Emphasis"/>
+          <w:rFonts w:cs="Times New Roman"/>
+          <w:i w:val="0"/>
+          <w:iCs w:val="0"/>
+          <w:highlight w:val="yellow"/>
+        </w:rPr>
+        <w:t xml:space="preserve"> </w:t>
+      </w:r>
+      <w:r>
+        <w:rPr>
+          <w:rStyle w:val="Emphasis"/>
+          <w:rFonts w:cs="Times New Roman"/>
+          <w:i w:val="0"/>
+          <w:iCs w:val="0"/>
+          <w:highlight w:val="yellow"/>
+        </w:rPr>
+        <w:t>profile of both polarization modes blue shifted with increasing incident angle, with TM polarization caus</w:t>
+      </w:r>
+      <w:r>
+        <w:rPr>
+          <w:rStyle w:val="Emphasis"/>
+          <w:rFonts w:cs="Times New Roman"/>
+          <w:i w:val="0"/>
+          <w:iCs w:val="0"/>
+          <w:highlight w:val="yellow"/>
+        </w:rPr>
+        <w:t>ing</w:t>
+      </w:r>
+      <w:r>
+        <w:rPr>
+          <w:rStyle w:val="Emphasis"/>
+          <w:rFonts w:cs="Times New Roman"/>
+          <w:i w:val="0"/>
+          <w:iCs w:val="0"/>
+          <w:highlight w:val="yellow"/>
+        </w:rPr>
+        <w:t xml:space="preserve"> longer blueshift. This </w:t>
+      </w:r>
+      <w:r>
+        <w:rPr>
+          <w:rStyle w:val="Emphasis"/>
+          <w:rFonts w:cs="Times New Roman"/>
+          <w:i w:val="0"/>
+          <w:iCs w:val="0"/>
+          <w:highlight w:val="yellow"/>
+        </w:rPr>
+        <w:t xml:space="preserve">effect </w:t>
+      </w:r>
+      <w:r>
+        <w:rPr>
+          <w:rStyle w:val="Emphasis"/>
+          <w:rFonts w:cs="Times New Roman"/>
+          <w:i w:val="0"/>
+          <w:iCs w:val="0"/>
+          <w:highlight w:val="yellow"/>
+        </w:rPr>
+        <w:t xml:space="preserve">is surprisingly counterintuitive, since increasing </w:t>
+      </w:r>
+      <w:r>
+        <w:rPr>
+          <w:rStyle w:val="Emphasis"/>
+          <w:rFonts w:cs="Times New Roman"/>
+          <w:i w:val="0"/>
+          <w:iCs w:val="0"/>
+          <w:highlight w:val="yellow"/>
+        </w:rPr>
+        <w:t>incident angle effectively increases the thickness (t) of each film layer, this then increase the optical thickness (OT) from Eq. 2 and should’ve decreased k</w:t>
+      </w:r>
+      <w:r>
+        <w:rPr>
+          <w:rStyle w:val="Emphasis"/>
+          <w:rFonts w:cs="Times New Roman"/>
+          <w:i w:val="0"/>
+          <w:iCs w:val="0"/>
+          <w:highlight w:val="yellow"/>
+          <w:vertAlign w:val="subscript"/>
+        </w:rPr>
+        <w:t>0</w:t>
+      </w:r>
+      <w:r>
+        <w:rPr>
+          <w:rStyle w:val="Emphasis"/>
+          <w:rFonts w:cs="Times New Roman"/>
+          <w:i w:val="0"/>
+          <w:iCs w:val="0"/>
+          <w:highlight w:val="yellow"/>
+        </w:rPr>
+        <w:t xml:space="preserve"> from Eq. 6 thereby increasing the wavelenght (</w:t>
+      </w:r>
+      <w:r>
+        <w:rPr>
+          <w:rFonts w:eastAsia="MS Mincho"/>
+          <w:szCs w:val="20"/>
+          <w:highlight w:val="yellow"/>
+        </w:rPr>
+        <w:t>λ</w:t>
+      </w:r>
+      <w:r>
+        <w:rPr>
+          <w:rFonts w:eastAsia="MS Mincho"/>
+          <w:szCs w:val="20"/>
+          <w:highlight w:val="yellow"/>
+        </w:rPr>
+        <w:t>). But</w:t>
+      </w:r>
+    </w:p>
+    <w:p>
+      <w:pPr>
+        <w:pStyle w:val="10BodySubsequentParagraph"/>
+        <w:rPr>
+          <w:rStyle w:val="Emphasis"/>
+          <w:rFonts w:cs="Times New Roman"/>
+          <w:i w:val="0"/>
+          <w:iCs w:val="0"/>
+          <w:highlight w:val="yellow"/>
+        </w:rPr>
+      </w:pPr>
+    </w:p>
+    <w:p>
+      <w:pPr>
+        <w:pStyle w:val="10BodySubsequentParagraph"/>
+        <w:rPr>
+          <w:rStyle w:val="Emphasis"/>
+          <w:rFonts w:cs="Times New Roman"/>
+          <w:i w:val="0"/>
+          <w:iCs w:val="0"/>
+        </w:rPr>
+      </w:pPr>
+    </w:p>
+    <w:p>
+      <w:pPr>
+        <w:pStyle w:val="10BodySubsequentParagraph"/>
+        <w:rPr>
+          <w:rStyle w:val="Emphasis"/>
+          <w:rFonts w:cs="Times New Roman"/>
+          <w:i w:val="0"/>
+          <w:iCs w:val="0"/>
+        </w:rPr>
+      </w:pPr>
+      <w:r>
+        <w:rPr>
+          <w:rStyle w:val="Emphasis"/>
+          <w:rFonts w:cs="Times New Roman"/>
+          <w:i w:val="0"/>
+          <w:iCs w:val="0"/>
+        </w:rPr>
+        <w:t>The spectral width</w:t>
       </w:r>
       <w:r>
         <w:rPr>
@@ -19772,7 +20279,7 @@
           <w:iCs w:val="0"/>
           <w:color w:val="000000"/>
         </w:rPr>
-        <w:t xml:space="preserve">the 5-unit-cell design has a higher </w:t>
+        <w:t>s of the high-</w:t>
       </w:r>
       <w:r>
         <w:rPr>
@@ -19794,34 +20301,27 @@
         <w:rPr>
           <w:rStyle w:val="Emphasis"/>
           <w:rFonts w:cs="Times New Roman"/>
-          <w:i w:val="0"/>
-          <w:iCs w:val="0"/>
-        </w:rPr>
-        <w:t xml:space="preserve"> across the spectrum, which indicates a better broadband, wide-angle, tunable optical device.</w:t>
-      </w:r>
-    </w:p>
-    <w:p>
-      <w:pPr>
-        <w:pStyle w:val="10BodySubsequentParagraph"/>
+        </w:rPr>
+        <w:t xml:space="preserve"> </w:t>
+      </w:r>
+      <w:r>
         <w:rPr>
           <w:rStyle w:val="Emphasis"/>
           <w:rFonts w:cs="Times New Roman"/>
           <w:i w:val="0"/>
           <w:iCs w:val="0"/>
         </w:rPr>
-      </w:pPr>
-      <w:r>
-        <w:rPr>
-          <w:rFonts w:cs="Times New Roman"/>
-        </w:rPr>
-        <w:t xml:space="preserve">With the reasons given above, we decided that a 5-unit-cell, long-pass edge-filter design (Fig. 6, yellow) has the best compromise between high optical performances, device size, and complexity. This design has a broadband transmittance contrast between </w:t>
-      </w:r>
-      <w:r>
-        <w:rPr>
+        <w:t xml:space="preserve">region in both designs are comparable, but </w:t>
+      </w:r>
+      <w:r>
+        <w:rPr>
+          <w:rStyle w:val="Emphasis"/>
           <w:rFonts w:eastAsia="MS Mincho" w:cs="Times New Roman"/>
+          <w:i w:val="0"/>
+          <w:iCs w:val="0"/>
           <w:color w:val="000000"/>
         </w:rPr>
-        <w:t>the amorphous (ON mode) and the crystalline phases (OFF mode), and the FWHM of high-</w:t>
+        <w:t xml:space="preserve">the 5-unit-cell design has a higher </w:t>
       </w:r>
       <w:r>
         <w:rPr>
@@ -19846,11 +20346,154 @@
           <w:i w:val="0"/>
           <w:iCs w:val="0"/>
         </w:rPr>
-        <w:t xml:space="preserve"> region is 197.0 nm. This design is used as an example in the following sections.</w:t>
+        <w:t xml:space="preserve"> across the spectrum, which indicates a better broadband, wide-angle, tunable optical device.</w:t>
       </w:r>
     </w:p>
     <w:p>
       <w:pPr>
+        <w:pStyle w:val="10BodySubsequentParagraph"/>
+        <w:rPr>
+          <w:rStyle w:val="Emphasis"/>
+          <w:rFonts w:cs="Times New Roman"/>
+          <w:i w:val="0"/>
+          <w:iCs w:val="0"/>
+        </w:rPr>
+        <w:sectPr>
+          <w:type w:val="continuous"/>
+          <w:pgSz w:w="11520" w:h="15660" w:code="1"/>
+          <w:pgMar w:top="1300" w:right="740" w:bottom="1040" w:left="740" w:header="360" w:footer="640" w:gutter="0"/>
+          <w:cols w:num="2" w:space="400"/>
+          <w:docGrid w:linePitch="360"/>
+        </w:sectPr>
+      </w:pPr>
+      <w:r>
+        <w:rPr>
+          <w:rFonts w:cs="Times New Roman"/>
+        </w:rPr>
+        <w:t xml:space="preserve">With the reasons given above, we decided that a 5-unit-cell, long-pass edge-filter design (Fig. 6, yellow) has the best compromise between high optical performances, device size, and complexity. This design has a broadband transmittance contrast between </w:t>
+      </w:r>
+      <w:r>
+        <w:rPr>
+          <w:rFonts w:eastAsia="MS Mincho" w:cs="Times New Roman"/>
+          <w:color w:val="000000"/>
+        </w:rPr>
+        <w:t>the amorphous (ON mode) and the crystalline phases (OFF mode</w:t>
+      </w:r>
+      <w:r>
+        <w:rPr>
+          <w:rFonts w:eastAsia="MS Mincho" w:cs="Times New Roman"/>
+          <w:color w:val="000000"/>
+        </w:rPr>
+        <w:t>)</w:t>
+      </w:r>
+      <w:r>
+        <w:rPr>
+          <w:rFonts w:eastAsia="MS Mincho" w:cs="Times New Roman"/>
+          <w:color w:val="000000"/>
+        </w:rPr>
+        <w:t xml:space="preserve"> </w:t>
+      </w:r>
+      <w:r>
+        <w:rPr>
+          <w:rFonts w:eastAsia="MS Mincho" w:cs="Times New Roman"/>
+          <w:color w:val="000000"/>
+          <w:highlight w:val="yellow"/>
+        </w:rPr>
+        <w:t xml:space="preserve">with </w:t>
+      </w:r>
+      <w:r>
+        <w:rPr>
+          <w:rStyle w:val="Emphasis"/>
+          <w:rFonts w:cs="Times New Roman"/>
+          <w:i w:val="0"/>
+          <w:iCs w:val="0"/>
+          <w:highlight w:val="yellow"/>
+        </w:rPr>
+        <w:t>Δ</w:t>
+      </w:r>
+      <w:r>
+        <w:rPr>
+          <w:rStyle w:val="Emphasis"/>
+          <w:rFonts w:cs="Times New Roman"/>
+          <w:highlight w:val="yellow"/>
+        </w:rPr>
+        <w:t>T</w:t>
+      </w:r>
+      <w:r>
+        <w:rPr>
+          <w:rStyle w:val="Emphasis"/>
+          <w:rFonts w:cs="Times New Roman"/>
+          <w:highlight w:val="yellow"/>
+        </w:rPr>
+        <w:t xml:space="preserve"> </w:t>
+      </w:r>
+      <w:r>
+        <w:rPr>
+          <w:rFonts w:eastAsia="MS Mincho" w:cs="Times New Roman"/>
+          <w:color w:val="000000"/>
+          <w:highlight w:val="yellow"/>
+        </w:rPr>
+        <w:t>FWHM</w:t>
+      </w:r>
+      <w:r>
+        <w:rPr>
+          <w:rFonts w:eastAsia="MS Mincho" w:cs="Times New Roman"/>
+          <w:color w:val="000000"/>
+          <w:highlight w:val="yellow"/>
+        </w:rPr>
+        <w:t xml:space="preserve"> of 197.0 nm.</w:t>
+      </w:r>
+      <w:r>
+        <w:rPr>
+          <w:rFonts w:eastAsia="MS Mincho" w:cs="Times New Roman"/>
+          <w:color w:val="000000"/>
+        </w:rPr>
+        <w:t xml:space="preserve"> </w:t>
+      </w:r>
+      <w:r>
+        <w:rPr>
+          <w:rFonts w:eastAsia="MS Mincho" w:cs="Times New Roman"/>
+          <w:color w:val="000000"/>
+          <w:highlight w:val="yellow"/>
+        </w:rPr>
+        <w:t>T</w:t>
+      </w:r>
+      <w:r>
+        <w:rPr>
+          <w:rFonts w:eastAsia="MS Mincho" w:cs="Times New Roman"/>
+          <w:color w:val="000000"/>
+          <w:highlight w:val="yellow"/>
+        </w:rPr>
+        <w:t>he contrast remains</w:t>
+      </w:r>
+      <w:r>
+        <w:rPr>
+          <w:rFonts w:eastAsia="MS Mincho" w:cs="Times New Roman"/>
+          <w:color w:val="000000"/>
+          <w:highlight w:val="yellow"/>
+        </w:rPr>
+        <w:t xml:space="preserve"> higher than 90% from 0° up to ~30° incident angles.</w:t>
+      </w:r>
+      <w:r>
+        <w:rPr>
+          <w:rFonts w:eastAsia="MS Mincho" w:cs="Times New Roman"/>
+          <w:color w:val="000000"/>
+        </w:rPr>
+        <w:t xml:space="preserve"> </w:t>
+      </w:r>
+      <w:r>
+        <w:rPr>
+          <w:rStyle w:val="Emphasis"/>
+          <w:rFonts w:cs="Times New Roman"/>
+          <w:i w:val="0"/>
+          <w:iCs w:val="0"/>
+        </w:rPr>
+        <w:t>This design is used as an example in the following sections.</w:t>
+      </w:r>
+    </w:p>
+    <w:p>
+      <w:pPr>
+        <w:jc w:val="center"/>
         <w:rPr>
           <w:rStyle w:val="Emphasis"/>
           <w:i w:val="0"/>
@@ -19861,10 +20504,11 @@
         <w:rPr>
           <w:noProof/>
         </w:rPr>
+        <w:lastRenderedPageBreak/>
         <w:drawing>
-          <wp:inline distT="0" distB="0" distL="0" distR="0" wp14:anchorId="3CE85814" wp14:editId="142174A5">
-            <wp:extent cx="3060700" cy="3199765"/>
-            <wp:effectExtent l="0" t="0" r="6350" b="635"/>
+          <wp:inline distT="0" distB="0" distL="0" distR="0" wp14:anchorId="3CE85814" wp14:editId="6EB40A7E">
+            <wp:extent cx="6336000" cy="6623880"/>
+            <wp:effectExtent l="0" t="0" r="8255" b="0"/>
             <wp:docPr id="328062210" name="Picture 46"/>
             <wp:cNvGraphicFramePr>
               <a:graphicFrameLocks xmlns:a="http://schemas.openxmlformats.org/drawingml/2006/main" noChangeAspect="1"/>
@@ -19891,7 +20535,7 @@
                   <pic:spPr>
                     <a:xfrm>
                       <a:off x="0" y="0"/>
-                      <a:ext cx="3060700" cy="3199765"/>
+                      <a:ext cx="6336000" cy="6623880"/>
                     </a:xfrm>
                     <a:prstGeom prst="rect">
                       <a:avLst/>
@@ -19910,13 +20554,6 @@
         <w:rPr>
           <w:rFonts w:cs="Times New Roman"/>
         </w:rPr>
-        <w:sectPr>
-          <w:type w:val="continuous"/>
-          <w:pgSz w:w="11520" w:h="15660" w:code="1"/>
-          <w:pgMar w:top="1300" w:right="740" w:bottom="1040" w:left="740" w:header="360" w:footer="640" w:gutter="0"/>
-          <w:cols w:num="2" w:space="400"/>
-          <w:docGrid w:linePitch="360"/>
-        </w:sectPr>
       </w:pPr>
       <w:r>
         <w:rPr>
@@ -19938,15 +20575,30 @@
       </w:r>
     </w:p>
     <w:p>
+      <w:pPr>
+        <w:pStyle w:val="Figures"/>
+        <w:numPr>
+          <w:ilvl w:val="0"/>
+          <w:numId w:val="0"/>
+        </w:numPr>
+        <w:rPr>
+          <w:rFonts w:cs="Times New Roman"/>
+        </w:rPr>
+      </w:pPr>
+    </w:p>
+    <w:p>
+      <w:pPr>
+        <w:jc w:val="center"/>
+      </w:pPr>
       <w:r>
         <w:rPr>
           <w:noProof/>
         </w:rPr>
         <w:lastRenderedPageBreak/>
         <w:drawing>
-          <wp:inline distT="0" distB="0" distL="0" distR="0" wp14:anchorId="01BAD2BC" wp14:editId="65E77088">
-            <wp:extent cx="6375400" cy="5535930"/>
-            <wp:effectExtent l="0" t="0" r="6350" b="0"/>
+          <wp:inline distT="0" distB="0" distL="0" distR="0" wp14:anchorId="01BAD2BC" wp14:editId="00B222B4">
+            <wp:extent cx="6336000" cy="5501718"/>
+            <wp:effectExtent l="0" t="0" r="8255" b="0"/>
             <wp:docPr id="1808647138" name="Picture 47"/>
             <wp:cNvGraphicFramePr>
               <a:graphicFrameLocks xmlns:a="http://schemas.openxmlformats.org/drawingml/2006/main" noChangeAspect="1"/>
@@ -19973,7 +20625,7 @@
                   <pic:spPr>
                     <a:xfrm>
                       <a:off x="0" y="0"/>
-                      <a:ext cx="6375400" cy="5535930"/>
+                      <a:ext cx="6336000" cy="5501718"/>
                     </a:xfrm>
                     <a:prstGeom prst="rect">
                       <a:avLst/>
@@ -19991,7 +20643,46 @@
         <w:pStyle w:val="Figures"/>
       </w:pPr>
       <w:r>
-        <w:t>Optical endurance at 1064 nm of the single-layer, and 5-unit-cell edge-filter designs after 1.5×10⁶ phase-switching cycles. (a,b) Transmittance in amorphous (red) and crystalline phases (blue). (c,d) The percentage transmittance contrast degradation relative to the initial value. (e,f) Insertion loss in amorphous phase, expressed in dB. Note a different y-axis scales.</w:t>
+        <w:t xml:space="preserve">Optical endurance at 1064 nm of the single-layer, </w:t>
+      </w:r>
+      <w:r>
+        <w:rPr>
+          <w:highlight w:val="yellow"/>
+        </w:rPr>
+        <w:t>4-unit-cell</w:t>
+      </w:r>
+      <w:r>
+        <w:t xml:space="preserve"> </w:t>
+      </w:r>
+      <w:r>
+        <w:t>and 5-unit-cell edge-filter designs after 1.5×10⁶ phase-switching cycles. (a,b</w:t>
+      </w:r>
+      <w:r>
+        <w:rPr>
+          <w:highlight w:val="yellow"/>
+        </w:rPr>
+        <w:t>,c</w:t>
+      </w:r>
+      <w:r>
+        <w:t>) Transmittance in amorphous (red) and crystalline phases (blue). (</w:t>
+      </w:r>
+      <w:r>
+        <w:rPr>
+          <w:highlight w:val="yellow"/>
+        </w:rPr>
+        <w:t>d,e,f</w:t>
+      </w:r>
+      <w:r>
+        <w:t>) The percentage transmittance contrast degradation relative to the initial value. (</w:t>
+      </w:r>
+      <w:r>
+        <w:rPr>
+          <w:highlight w:val="yellow"/>
+        </w:rPr>
+        <w:t>g,h,i</w:t>
+      </w:r>
+      <w:r>
+        <w:t>) Insertion loss in amorphous phase, expressed in dB. Note a different y-axis scales.</w:t>
       </w:r>
     </w:p>
     <w:p>
@@ -20021,10 +20712,8 @@
     <w:p>
       <w:pPr>
         <w:pStyle w:val="H2First"/>
-        <w:spacing w:before="0"/>
         <w:rPr>
           <w:rStyle w:val="Emphasis"/>
-          <w:rFonts w:ascii="Times New Roman" w:hAnsi="Times New Roman"/>
           <w:i/>
           <w:iCs/>
         </w:rPr>
@@ -20032,21 +20721,11 @@
       <w:r>
         <w:rPr>
           <w:rStyle w:val="Emphasis"/>
-          <w:rFonts w:ascii="Times New Roman" w:hAnsi="Times New Roman"/>
-          <w:i/>
-        </w:rPr>
-        <w:t xml:space="preserve"> Endurance simulation of 1064-nm optical filters(</w:t>
-      </w:r>
-      <w:r>
-        <w:t xml:space="preserve"> </w:t>
-      </w:r>
-      <w:r>
-        <w:rPr>
-          <w:rStyle w:val="Emphasis"/>
-          <w:rFonts w:ascii="Times New Roman" w:hAnsi="Times New Roman"/>
-          <w:i/>
-        </w:rPr>
-        <w:t>check endurance of edge-filter.)</w:t>
+          <w:i/>
+          <w:iCs/>
+          <w:highlight w:val="yellow"/>
+        </w:rPr>
+        <w:t>ENDURANCE SIMULATION OF 1064-NM OPTICAL FILTERS</w:t>
       </w:r>
     </w:p>
     <w:p>
@@ -20494,16 +21173,7 @@
           <w:i w:val="0"/>
           <w:iCs w:val="0"/>
         </w:rPr>
-        <w:t xml:space="preserve"> T</w:t>
-      </w:r>
-      <w:r>
-        <w:rPr>
-          <w:rStyle w:val="Emphasis"/>
-          <w:rFonts w:cs="Times New Roman"/>
-          <w:i w:val="0"/>
-          <w:iCs w:val="0"/>
-        </w:rPr>
-        <w:t xml:space="preserve">heir larger </w:t>
+        <w:t xml:space="preserve"> Their larger </w:t>
       </w:r>
       <w:r>
         <w:rPr>
@@ -20537,13 +21207,7 @@
         <w:t>c</w:t>
       </w:r>
       <w:r>
-        <w:t xml:space="preserve"> become higher </w:t>
-      </w:r>
-      <w:r>
-        <w:t>at the latter cycle</w:t>
-      </w:r>
-      <w:r>
-        <w:t xml:space="preserve">. </w:t>
+        <w:t xml:space="preserve"> become higher at the latter cycle. </w:t>
       </w:r>
       <w:r>
         <w:rPr>
@@ -20812,31 +21476,22 @@
     </w:p>
     <w:p>
       <w:pPr>
-        <w:pStyle w:val="08SectionHeader2"/>
+        <w:pStyle w:val="H2First"/>
         <w:rPr>
           <w:rStyle w:val="Emphasis"/>
-          <w:rFonts w:ascii="Times New Roman" w:hAnsi="Times New Roman" w:cs="Times New Roman"/>
-          <w:i/>
-          <w:iCs w:val="0"/>
+          <w:i/>
+          <w:iCs/>
+          <w:highlight w:val="yellow"/>
         </w:rPr>
       </w:pPr>
       <w:r>
         <w:rPr>
           <w:rStyle w:val="Emphasis"/>
-          <w:rFonts w:ascii="Times New Roman" w:hAnsi="Times New Roman" w:cs="Times New Roman"/>
-          <w:i/>
-          <w:iCs w:val="0"/>
-        </w:rPr>
-        <w:t xml:space="preserve">4.3 </w:t>
-      </w:r>
-      <w:r>
-        <w:rPr>
-          <w:rStyle w:val="Emphasis"/>
-          <w:rFonts w:ascii="Times New Roman" w:hAnsi="Times New Roman" w:cs="Times New Roman"/>
-          <w:i/>
-          <w:iCs w:val="0"/>
-        </w:rPr>
-        <w:t>Transmittance tunability and optimization.</w:t>
+          <w:i/>
+          <w:iCs/>
+          <w:highlight w:val="yellow"/>
+        </w:rPr>
+        <w:t>TRANSMITTANCE TUNABILITY AND OPTIMIZATION.</w:t>
       </w:r>
     </w:p>
     <w:p>
@@ -21439,10 +22094,7 @@
       </w:pPr>
       <w:r>
         <w:lastRenderedPageBreak/>
-        <w:t>TABLE I</w:t>
-      </w:r>
-      <w:r>
-        <w:t>I</w:t>
+        <w:t>TABLE II</w:t>
       </w:r>
     </w:p>
     <w:p>
@@ -22934,11 +23586,79 @@
     </w:p>
     <w:p>
       <w:pPr>
+        <w:pStyle w:val="H2First"/>
+        <w:rPr>
+          <w:highlight w:val="yellow"/>
+        </w:rPr>
+      </w:pPr>
+      <w:r>
+        <w:rPr>
+          <w:highlight w:val="yellow"/>
+        </w:rPr>
+        <w:t>COMPARISON TO OTHER PCM-BASED OPTICAL FILTERS</w:t>
+      </w:r>
+    </w:p>
+    <w:p>
+      <w:pPr>
+        <w:pStyle w:val="H2First"/>
+        <w:numPr>
+          <w:ilvl w:val="0"/>
+          <w:numId w:val="0"/>
+        </w:numPr>
+        <w:rPr>
+          <w:highlight w:val="yellow"/>
+        </w:rPr>
+      </w:pPr>
+    </w:p>
+    <w:p>
+      <w:pPr>
+        <w:pStyle w:val="H2First"/>
+        <w:rPr>
+          <w:highlight w:val="yellow"/>
+        </w:rPr>
+      </w:pPr>
+      <w:r>
+        <w:rPr>
+          <w:highlight w:val="yellow"/>
+        </w:rPr>
+        <w:t>LIMITATIONS AND FUTURE WORK SUGGESTIONS</w:t>
+      </w:r>
+    </w:p>
+    <w:p>
+      <w:pPr>
+        <w:pStyle w:val="1stcolumntext"/>
+      </w:pPr>
+      <w:r>
+        <w:t xml:space="preserve">The biggest limitation is the lack of experimental validation. </w:t>
+      </w:r>
+      <w:r>
+        <w:t>To recreate or design in reality,</w:t>
+      </w:r>
+      <w:r>
+        <w:t xml:space="preserve"> among multitude of complications, the fabrication of multilayer thin film cannot be reliably controlled to a 1-nm range, and the refractive index used in our work is from </w:t>
+      </w:r>
+      <w:r>
+        <w:t xml:space="preserve">other published experimental dataset with set thickness is not the same as our designs, where the thickness of the film does affect the complex refractive index. So, we simulate optical performance of the original and optimized five-unit-cell designs multiple time by varying the thickness of each layer by </w:t>
+      </w:r>
+    </w:p>
+    <w:p>
+      <w:pPr>
+        <w:pStyle w:val="1stcolumntext"/>
+      </w:pPr>
+    </w:p>
+    <w:p>
+      <w:pPr>
         <w:pStyle w:val="H1ListNoSpace"/>
         <w:spacing w:before="0"/>
-      </w:pPr>
-      <w:r>
-        <w:t>Conclusions</w:t>
+        <w:rPr>
+          <w:highlight w:val="yellow"/>
+        </w:rPr>
+      </w:pPr>
+      <w:r>
+        <w:rPr>
+          <w:highlight w:val="yellow"/>
+        </w:rPr>
+        <w:t>CONCLUSIONS</w:t>
       </w:r>
     </w:p>
     <w:p>
@@ -22946,7 +23666,16 @@
         <w:pStyle w:val="1stcolumntext"/>
       </w:pPr>
       <w:r>
-        <w:t>We have shown that Sb</w:t>
+        <w:t>W</w:t>
+      </w:r>
+      <w:r>
+        <w:t>e</w:t>
+      </w:r>
+      <w:r>
+        <w:t xml:space="preserve"> </w:t>
+      </w:r>
+      <w:r>
+        <w:t>have shown that Sb</w:t>
       </w:r>
       <w:r>
         <w:rPr>
@@ -22976,7 +23705,10 @@
         <w:t>efficient</w:t>
       </w:r>
       <w:r>
-        <w:t>, broadband transmittance-tunable optical filter operating around 1064 nm wavelength. The 5-unit-cell long-pass edge-filter design has the best compromise between optical performance, size, and design complexity. This design required six Sb</w:t>
+        <w:t xml:space="preserve">, broadband transmittance-tunable optical filter operating around 1064 nm wavelength. The 5-unit-cell </w:t>
+      </w:r>
+      <w:r>
+        <w:t>long-pass edge-filter design has the best compromise between optical performance, size, and design complexity. This design required six Sb</w:t>
       </w:r>
       <w:r>
         <w:rPr>
@@ -23070,7 +23802,11 @@
         <w:t>grammatical</w:t>
       </w:r>
       <w:r>
-        <w:t xml:space="preserve"> and format suggestions from Nathan Hagen, Center for Optical Research and Education, Utsunomiya University, Japan.</w:t>
+        <w:t xml:space="preserve"> and format suggestions from Nathan Hagen, Center for </w:t>
+      </w:r>
+      <w:r>
+        <w:lastRenderedPageBreak/>
+        <w:t>Optical Research and Education, Utsunomiya University, Japan.</w:t>
       </w:r>
     </w:p>
     <w:p>
@@ -23110,7 +23846,19 @@
         <w:pStyle w:val="1stcolumntext"/>
       </w:pPr>
       <w:r>
-        <w:t>Data underlying the results presented in this paper may be obtained from the corresponding author upon a reasonable request.</w:t>
+        <w:t xml:space="preserve">Data </w:t>
+      </w:r>
+      <w:r>
+        <w:rPr>
+          <w:highlight w:val="yellow"/>
+        </w:rPr>
+        <w:t>and simulation codes</w:t>
+      </w:r>
+      <w:r>
+        <w:t xml:space="preserve"> </w:t>
+      </w:r>
+      <w:r>
+        <w:t>underlying the results presented in this paper may be obtained from the corresponding author upon a reasonable request.</w:t>
       </w:r>
     </w:p>
     <w:p>
@@ -23144,6 +23892,11 @@
       <w:r>
         <w:t>as needed after using these tools.</w:t>
       </w:r>
+    </w:p>
+    <w:p>
+      <w:pPr>
+        <w:pStyle w:val="1stcolumntext"/>
+      </w:pPr>
     </w:p>
     <w:p>
       <w:pPr>
@@ -23155,10 +23908,6 @@
         <w:spacing w:before="0"/>
       </w:pPr>
       <w:r>
-        <w:br w:type="page"/>
-      </w:r>
-      <w:r>
-        <w:lastRenderedPageBreak/>
         <w:t>References</w:t>
       </w:r>
     </w:p>
@@ -23497,7 +24246,10 @@
         <w:t xml:space="preserve">Photonics, </w:t>
       </w:r>
       <w:r>
-        <w:t xml:space="preserve">vol. 13, no. 2, p. 148, 2026. [Online]. Available: </w:t>
+        <w:t xml:space="preserve">vol. 13, no. 2, p. 148, </w:t>
+      </w:r>
+      <w:r>
+        <w:t xml:space="preserve">2026. [Online]. Available: </w:t>
       </w:r>
       <w:hyperlink r:id="rId24" w:history="1">
         <w:r>
@@ -23653,13 +24405,7 @@
         <w:rPr>
           <w:i/>
         </w:rPr>
-        <w:t xml:space="preserve">Opt. </w:t>
-      </w:r>
-      <w:r>
-        <w:rPr>
-          <w:i/>
-        </w:rPr>
-        <w:t xml:space="preserve">Express, </w:t>
+        <w:t xml:space="preserve">Opt. Express, </w:t>
       </w:r>
       <w:r>
         <w:t>vol. 34, no. 5, pp. 7378–7387, 2026/03/09 2026, doi: 10.1364/OE.586098.</w:t>
@@ -23977,7 +24723,11 @@
       </w:r>
       <w:r>
         <w:tab/>
-        <w:t xml:space="preserve">D. Franta, D. Nečas, A. Giglia, P. Franta, and I. Ohlídal, "Universal dispersion model for characterization of optical thin films over wide spectral range: Application to magnesium fluoride," </w:t>
+        <w:t xml:space="preserve">D. Franta, D. Nečas, A. Giglia, P. Franta, and I. Ohlídal, "Universal dispersion model for characterization of optical thin </w:t>
+      </w:r>
+      <w:r>
+        <w:lastRenderedPageBreak/>
+        <w:t xml:space="preserve">films over wide spectral range: Application to magnesium fluoride," </w:t>
       </w:r>
       <w:r>
         <w:rPr>
@@ -24094,11 +24844,7 @@
       </w:r>
       <w:r>
         <w:tab/>
-        <w:t xml:space="preserve">L. Y. Beliaev, E. Shkondin, A. V. Lavrinenko, and O. Takayama, "Optical, structural and composition properties of silicon nitride films deposited by reactive radio-frequency sputtering, low </w:t>
-      </w:r>
-      <w:r>
-        <w:lastRenderedPageBreak/>
-        <w:t xml:space="preserve">pressure and plasma-enhanced chemical vapor deposition," </w:t>
+        <w:t xml:space="preserve">L. Y. Beliaev, E. Shkondin, A. V. Lavrinenko, and O. Takayama, "Optical, structural and composition properties of silicon nitride films deposited by reactive radio-frequency sputtering, low pressure and plasma-enhanced chemical vapor deposition," </w:t>
       </w:r>
       <w:r>
         <w:rPr>
@@ -24455,10 +25201,7 @@
         <w:t xml:space="preserve">BURANASIRI </w:t>
       </w:r>
       <w:r>
-        <w:t>received</w:t>
-      </w:r>
-      <w:r>
-        <w:t xml:space="preserve"> the B.Sc. degree in physics from Ramkhamhaeng University, Thailand</w:t>
+        <w:t>received the B.Sc. degree in physics from Ramkhamhaeng University, Thailand</w:t>
       </w:r>
       <w:r>
         <w:rPr>
@@ -24661,10 +25404,7 @@
         <w:t xml:space="preserve">. He then received the M.Sc. and Ph.D. degrees in applied physics from </w:t>
       </w:r>
       <w:r>
-        <w:t>King Mongkut’s Institute of Technology Ladkrabang, Bangkok, Thailand</w:t>
-      </w:r>
-      <w:r>
-        <w:t>, in 1999 and 2007, respectively.</w:t>
+        <w:t>King Mongkut’s Institute of Technology Ladkrabang, Bangkok, Thailand, in 1999 and 2007, respectively.</w:t>
       </w:r>
       <w:r>
         <w:rPr>
@@ -24848,13 +25588,7 @@
         <w:rPr>
           <w:rStyle w:val="AUBiosbd"/>
         </w:rPr>
-        <w:t>WICHARN</w:t>
-      </w:r>
-      <w:r>
-        <w:rPr>
-          <w:rStyle w:val="AUBiosbd"/>
-        </w:rPr>
-        <w:t xml:space="preserve"> </w:t>
+        <w:t xml:space="preserve">WICHARN </w:t>
       </w:r>
       <w:r>
         <w:rPr>
@@ -24872,10 +25606,7 @@
         <w:t xml:space="preserve"> </w:t>
       </w:r>
       <w:r>
-        <w:t>received</w:t>
-      </w:r>
-      <w:r>
-        <w:t xml:space="preserve"> the B.Sc. with honor class, M.Sc., and Ph.D. degrees in applied physics from King Mongkut’s Institute of Technology Ladkrabang, Bangkok, Thailand, in 2007, 2010, and 2014, respectively. </w:t>
+        <w:t xml:space="preserve">received the B.Sc. with honor class, M.Sc., and Ph.D. degrees in applied physics from King Mongkut’s Institute of Technology Ladkrabang, Bangkok, Thailand, in 2007, 2010, and 2014, respectively. </w:t>
       </w:r>
     </w:p>
     <w:p>
@@ -24883,7 +25614,7 @@
         <w:pStyle w:val="AUBios"/>
         <w:spacing w:before="0"/>
         <w:rPr>
-          <w:rFonts w:ascii="Helvetica" w:hAnsi="Helvetica" w:cs="FormataOTFMd" w:hint="cs"/>
+          <w:rFonts w:ascii="Helvetica" w:hAnsi="Helvetica" w:cs="FormataOTFMd"/>
           <w:b/>
           <w:cs/>
         </w:rPr>
@@ -24942,7 +25673,7 @@
 </file>
 
 <file path=word/endnotes.xml><?xml version="1.0" encoding="utf-8"?>
-<w:endnotes xmlns:wpc="http://schemas.microsoft.com/office/word/2010/wordprocessingCanvas" xmlns:cx="http://schemas.microsoft.com/office/drawing/2014/chartex" xmlns:cx1="http://schemas.microsoft.com/office/drawing/2015/9/8/chartex" xmlns:cx2="http://schemas.microsoft.com/office/drawing/2015/10/21/chartex" xmlns:cx3="http://schemas.microsoft.com/office/drawing/2016/5/9/chartex" xmlns:cx4="http://schemas.microsoft.com/office/drawing/2016/5/10/chartex" xmlns:cx5="http://schemas.microsoft.com/office/drawing/2016/5/11/chartex" xmlns:cx6="http://schemas.microsoft.com/office/drawing/2016/5/12/chartex" xmlns:cx7="http://schemas.microsoft.com/office/drawing/2016/5/13/chartex" xmlns:cx8="http://schemas.microsoft.com/office/drawing/2016/5/14/chartex" xmlns:mc="http://schemas.openxmlformats.org/markup-compatibility/2006" xmlns:aink="http://schemas.microsoft.com/office/drawing/2016/ink" xmlns:am3d="http://schemas.microsoft.com/office/drawing/2017/model3d" xmlns:o="urn:schemas-microsoft-com:office:office" xmlns:oel="http://schemas.microsoft.com/office/2019/extlst" xmlns:r="http://schemas.openxmlformats.org/officeDocument/2006/relationships" xmlns:m="http://schemas.openxmlformats.org/officeDocument/2006/math" xmlns:v="urn:schemas-microsoft-com:vml" xmlns:wp14="http://schemas.microsoft.com/office/word/2010/wordprocessingDrawing" xmlns:wp="http://schemas.openxmlformats.org/drawingml/2006/wordprocessingDrawing" xmlns:w10="urn:schemas-microsoft-com:office:word" xmlns:w="http://schemas.openxmlformats.org/wordprocessingml/2006/main" xmlns:w14="http://schemas.microsoft.com/office/word/2010/wordml" xmlns:w15="http://schemas.microsoft.com/office/word/2012/wordml" xmlns:w16cex="http://schemas.microsoft.com/office/word/2018/wordml/cex" xmlns:w16cid="http://schemas.microsoft.com/office/word/2016/wordml/cid" xmlns:w16="http://schemas.microsoft.com/office/word/2018/wordml" xmlns:w16du="http://schemas.microsoft.com/office/word/2023/wordml/word16du" xmlns:w16sdtdh="http://schemas.microsoft.com/office/word/2020/wordml/sdtdatahash" xmlns:w16sdtfl="http://schemas.microsoft.com/office/word/2024/wordml/sdtformatlock" xmlns:w16se="http://schemas.microsoft.com/office/word/2015/wordml/symex" xmlns:wpg="http://schemas.microsoft.com/office/word/2010/wordprocessingGroup" xmlns:wpi="http://schemas.microsoft.com/office/word/2010/wordprocessingInk" xmlns:wne="http://schemas.microsoft.com/office/word/2006/wordml" xmlns:wps="http://schemas.microsoft.com/office/word/2010/wordprocessingShape" mc:Ignorable="w14 w15 w16se w16cid w16 w16cex w16sdtdh w16sdtfl w16du wp14">
+<w:endnotes xmlns:wpc="http://schemas.microsoft.com/office/word/2010/wordprocessingCanvas" xmlns:cx="http://schemas.microsoft.com/office/drawing/2014/chartex" xmlns:cx1="http://schemas.microsoft.com/office/drawing/2015/9/8/chartex" xmlns:cx2="http://schemas.microsoft.com/office/drawing/2015/10/21/chartex" xmlns:cx3="http://schemas.microsoft.com/office/drawing/2016/5/9/chartex" xmlns:cx4="http://schemas.microsoft.com/office/drawing/2016/5/10/chartex" xmlns:cx5="http://schemas.microsoft.com/office/drawing/2016/5/11/chartex" xmlns:cx6="http://schemas.microsoft.com/office/drawing/2016/5/12/chartex" xmlns:cx7="http://schemas.microsoft.com/office/drawing/2016/5/13/chartex" xmlns:cx8="http://schemas.microsoft.com/office/drawing/2016/5/14/chartex" xmlns:mc="http://schemas.openxmlformats.org/markup-compatibility/2006" xmlns:aink="http://schemas.microsoft.com/office/drawing/2016/ink" xmlns:am3d="http://schemas.microsoft.com/office/drawing/2017/model3d" xmlns:o="urn:schemas-microsoft-com:office:office" xmlns:oel="http://schemas.microsoft.com/office/2019/extlst" xmlns:r="http://schemas.openxmlformats.org/officeDocument/2006/relationships" xmlns:m="http://schemas.openxmlformats.org/officeDocument/2006/math" xmlns:v="urn:schemas-microsoft-com:vml" xmlns:wp14="http://schemas.microsoft.com/office/word/2010/wordprocessingDrawing" xmlns:wp="http://schemas.openxmlformats.org/drawingml/2006/wordprocessingDrawing" xmlns:w10="urn:schemas-microsoft-com:office:word" xmlns:w="http://schemas.openxmlformats.org/wordprocessingml/2006/main" xmlns:w14="http://schemas.microsoft.com/office/word/2010/wordml" xmlns:w15="http://schemas.microsoft.com/office/word/2012/wordml" xmlns:w16cei="http://schemas.microsoft.com/office/word/2026/wordml/cei" xmlns:w16cex="http://schemas.microsoft.com/office/word/2018/wordml/cex" xmlns:w16cid="http://schemas.microsoft.com/office/word/2016/wordml/cid" xmlns:w16="http://schemas.microsoft.com/office/word/2018/wordml" xmlns:w16du="http://schemas.microsoft.com/office/word/2023/wordml/word16du" xmlns:w16sdtdh="http://schemas.microsoft.com/office/word/2020/wordml/sdtdatahash" xmlns:w16sdtfl="http://schemas.microsoft.com/office/word/2024/wordml/sdtformatlock" xmlns:w16se="http://schemas.microsoft.com/office/word/2015/wordml/symex" xmlns:wpg="http://schemas.microsoft.com/office/word/2010/wordprocessingGroup" xmlns:wpi="http://schemas.microsoft.com/office/word/2010/wordprocessingInk" xmlns:wne="http://schemas.microsoft.com/office/word/2006/wordml" xmlns:wps="http://schemas.microsoft.com/office/word/2010/wordprocessingShape" mc:Ignorable="w14 w15 w16se w16cid w16 w16cex w16sdtdh w16sdtfl w16du wp14">
   <w:endnote w:type="separator" w:id="-1">
     <w:p>
       <w:r>
@@ -24961,7 +25692,7 @@
 </file>
 
 <file path=word/footer1.xml><?xml version="1.0" encoding="utf-8"?>
-<w:ftr xmlns:wpc="http://schemas.microsoft.com/office/word/2010/wordprocessingCanvas" xmlns:cx="http://schemas.microsoft.com/office/drawing/2014/chartex" xmlns:cx1="http://schemas.microsoft.com/office/drawing/2015/9/8/chartex" xmlns:cx2="http://schemas.microsoft.com/office/drawing/2015/10/21/chartex" xmlns:cx3="http://schemas.microsoft.com/office/drawing/2016/5/9/chartex" xmlns:cx4="http://schemas.microsoft.com/office/drawing/2016/5/10/chartex" xmlns:cx5="http://schemas.microsoft.com/office/drawing/2016/5/11/chartex" xmlns:cx6="http://schemas.microsoft.com/office/drawing/2016/5/12/chartex" xmlns:cx7="http://schemas.microsoft.com/office/drawing/2016/5/13/chartex" xmlns:cx8="http://schemas.microsoft.com/office/drawing/2016/5/14/chartex" xmlns:mc="http://schemas.openxmlformats.org/markup-compatibility/2006" xmlns:aink="http://schemas.microsoft.com/office/drawing/2016/ink" xmlns:am3d="http://schemas.microsoft.com/office/drawing/2017/model3d" xmlns:o="urn:schemas-microsoft-com:office:office" xmlns:oel="http://schemas.microsoft.com/office/2019/extlst" xmlns:r="http://schemas.openxmlformats.org/officeDocument/2006/relationships" xmlns:m="http://schemas.openxmlformats.org/officeDocument/2006/math" xmlns:v="urn:schemas-microsoft-com:vml" xmlns:wp14="http://schemas.microsoft.com/office/word/2010/wordprocessingDrawing" xmlns:wp="http://schemas.openxmlformats.org/drawingml/2006/wordprocessingDrawing" xmlns:w10="urn:schemas-microsoft-com:office:word" xmlns:w="http://schemas.openxmlformats.org/wordprocessingml/2006/main" xmlns:w14="http://schemas.microsoft.com/office/word/2010/wordml" xmlns:w15="http://schemas.microsoft.com/office/word/2012/wordml" xmlns:w16cex="http://schemas.microsoft.com/office/word/2018/wordml/cex" xmlns:w16cid="http://schemas.microsoft.com/office/word/2016/wordml/cid" xmlns:w16="http://schemas.microsoft.com/office/word/2018/wordml" xmlns:w16du="http://schemas.microsoft.com/office/word/2023/wordml/word16du" xmlns:w16sdtdh="http://schemas.microsoft.com/office/word/2020/wordml/sdtdatahash" xmlns:w16sdtfl="http://schemas.microsoft.com/office/word/2024/wordml/sdtformatlock" xmlns:w16se="http://schemas.microsoft.com/office/word/2015/wordml/symex" xmlns:wpg="http://schemas.microsoft.com/office/word/2010/wordprocessingGroup" xmlns:wpi="http://schemas.microsoft.com/office/word/2010/wordprocessingInk" xmlns:wne="http://schemas.microsoft.com/office/word/2006/wordml" xmlns:wps="http://schemas.microsoft.com/office/word/2010/wordprocessingShape" mc:Ignorable="w14 w15 w16se w16cid w16 w16cex w16sdtdh w16sdtfl w16du wp14">
+<w:ftr xmlns:wpc="http://schemas.microsoft.com/office/word/2010/wordprocessingCanvas" xmlns:cx="http://schemas.microsoft.com/office/drawing/2014/chartex" xmlns:cx1="http://schemas.microsoft.com/office/drawing/2015/9/8/chartex" xmlns:cx2="http://schemas.microsoft.com/office/drawing/2015/10/21/chartex" xmlns:cx3="http://schemas.microsoft.com/office/drawing/2016/5/9/chartex" xmlns:cx4="http://schemas.microsoft.com/office/drawing/2016/5/10/chartex" xmlns:cx5="http://schemas.microsoft.com/office/drawing/2016/5/11/chartex" xmlns:cx6="http://schemas.microsoft.com/office/drawing/2016/5/12/chartex" xmlns:cx7="http://schemas.microsoft.com/office/drawing/2016/5/13/chartex" xmlns:cx8="http://schemas.microsoft.com/office/drawing/2016/5/14/chartex" xmlns:mc="http://schemas.openxmlformats.org/markup-compatibility/2006" xmlns:aink="http://schemas.microsoft.com/office/drawing/2016/ink" xmlns:am3d="http://schemas.microsoft.com/office/drawing/2017/model3d" xmlns:o="urn:schemas-microsoft-com:office:office" xmlns:oel="http://schemas.microsoft.com/office/2019/extlst" xmlns:r="http://schemas.openxmlformats.org/officeDocument/2006/relationships" xmlns:m="http://schemas.openxmlformats.org/officeDocument/2006/math" xmlns:v="urn:schemas-microsoft-com:vml" xmlns:wp14="http://schemas.microsoft.com/office/word/2010/wordprocessingDrawing" xmlns:wp="http://schemas.openxmlformats.org/drawingml/2006/wordprocessingDrawing" xmlns:w10="urn:schemas-microsoft-com:office:word" xmlns:w="http://schemas.openxmlformats.org/wordprocessingml/2006/main" xmlns:w14="http://schemas.microsoft.com/office/word/2010/wordml" xmlns:w15="http://schemas.microsoft.com/office/word/2012/wordml" xmlns:w16cei="http://schemas.microsoft.com/office/word/2026/wordml/cei" xmlns:w16cex="http://schemas.microsoft.com/office/word/2018/wordml/cex" xmlns:w16cid="http://schemas.microsoft.com/office/word/2016/wordml/cid" xmlns:w16="http://schemas.microsoft.com/office/word/2018/wordml" xmlns:w16du="http://schemas.microsoft.com/office/word/2023/wordml/word16du" xmlns:w16sdtdh="http://schemas.microsoft.com/office/word/2020/wordml/sdtdatahash" xmlns:w16sdtfl="http://schemas.microsoft.com/office/word/2024/wordml/sdtformatlock" xmlns:w16se="http://schemas.microsoft.com/office/word/2015/wordml/symex" xmlns:wpg="http://schemas.microsoft.com/office/word/2010/wordprocessingGroup" xmlns:wpi="http://schemas.microsoft.com/office/word/2010/wordprocessingInk" xmlns:wne="http://schemas.microsoft.com/office/word/2006/wordml" xmlns:wps="http://schemas.microsoft.com/office/word/2010/wordprocessingShape" mc:Ignorable="w14 w15 w16se w16cid w16 w16cex w16sdtdh w16sdtfl w16du wp14">
   <w:p>
     <w:pPr>
       <w:pStyle w:val="Footer"/>
@@ -24998,7 +25729,7 @@
 </file>
 
 <file path=word/footer2.xml><?xml version="1.0" encoding="utf-8"?>
-<w:ftr xmlns:wpc="http://schemas.microsoft.com/office/word/2010/wordprocessingCanvas" xmlns:cx="http://schemas.microsoft.com/office/drawing/2014/chartex" xmlns:cx1="http://schemas.microsoft.com/office/drawing/2015/9/8/chartex" xmlns:cx2="http://schemas.microsoft.com/office/drawing/2015/10/21/chartex" xmlns:cx3="http://schemas.microsoft.com/office/drawing/2016/5/9/chartex" xmlns:cx4="http://schemas.microsoft.com/office/drawing/2016/5/10/chartex" xmlns:cx5="http://schemas.microsoft.com/office/drawing/2016/5/11/chartex" xmlns:cx6="http://schemas.microsoft.com/office/drawing/2016/5/12/chartex" xmlns:cx7="http://schemas.microsoft.com/office/drawing/2016/5/13/chartex" xmlns:cx8="http://schemas.microsoft.com/office/drawing/2016/5/14/chartex" xmlns:mc="http://schemas.openxmlformats.org/markup-compatibility/2006" xmlns:aink="http://schemas.microsoft.com/office/drawing/2016/ink" xmlns:am3d="http://schemas.microsoft.com/office/drawing/2017/model3d" xmlns:o="urn:schemas-microsoft-com:office:office" xmlns:oel="http://schemas.microsoft.com/office/2019/extlst" xmlns:r="http://schemas.openxmlformats.org/officeDocument/2006/relationships" xmlns:m="http://schemas.openxmlformats.org/officeDocument/2006/math" xmlns:v="urn:schemas-microsoft-com:vml" xmlns:wp14="http://schemas.microsoft.com/office/word/2010/wordprocessingDrawing" xmlns:wp="http://schemas.openxmlformats.org/drawingml/2006/wordprocessingDrawing" xmlns:w10="urn:schemas-microsoft-com:office:word" xmlns:w="http://schemas.openxmlformats.org/wordprocessingml/2006/main" xmlns:w14="http://schemas.microsoft.com/office/word/2010/wordml" xmlns:w15="http://schemas.microsoft.com/office/word/2012/wordml" xmlns:w16cex="http://schemas.microsoft.com/office/word/2018/wordml/cex" xmlns:w16cid="http://schemas.microsoft.com/office/word/2016/wordml/cid" xmlns:w16="http://schemas.microsoft.com/office/word/2018/wordml" xmlns:w16du="http://schemas.microsoft.com/office/word/2023/wordml/word16du" xmlns:w16sdtdh="http://schemas.microsoft.com/office/word/2020/wordml/sdtdatahash" xmlns:w16sdtfl="http://schemas.microsoft.com/office/word/2024/wordml/sdtformatlock" xmlns:w16se="http://schemas.microsoft.com/office/word/2015/wordml/symex" xmlns:wpg="http://schemas.microsoft.com/office/word/2010/wordprocessingGroup" xmlns:wpi="http://schemas.microsoft.com/office/word/2010/wordprocessingInk" xmlns:wne="http://schemas.microsoft.com/office/word/2006/wordml" xmlns:wps="http://schemas.microsoft.com/office/word/2010/wordprocessingShape" mc:Ignorable="w14 w15 w16se w16cid w16 w16cex w16sdtdh w16sdtfl w16du wp14">
+<w:ftr xmlns:wpc="http://schemas.microsoft.com/office/word/2010/wordprocessingCanvas" xmlns:cx="http://schemas.microsoft.com/office/drawing/2014/chartex" xmlns:cx1="http://schemas.microsoft.com/office/drawing/2015/9/8/chartex" xmlns:cx2="http://schemas.microsoft.com/office/drawing/2015/10/21/chartex" xmlns:cx3="http://schemas.microsoft.com/office/drawing/2016/5/9/chartex" xmlns:cx4="http://schemas.microsoft.com/office/drawing/2016/5/10/chartex" xmlns:cx5="http://schemas.microsoft.com/office/drawing/2016/5/11/chartex" xmlns:cx6="http://schemas.microsoft.com/office/drawing/2016/5/12/chartex" xmlns:cx7="http://schemas.microsoft.com/office/drawing/2016/5/13/chartex" xmlns:cx8="http://schemas.microsoft.com/office/drawing/2016/5/14/chartex" xmlns:mc="http://schemas.openxmlformats.org/markup-compatibility/2006" xmlns:aink="http://schemas.microsoft.com/office/drawing/2016/ink" xmlns:am3d="http://schemas.microsoft.com/office/drawing/2017/model3d" xmlns:o="urn:schemas-microsoft-com:office:office" xmlns:oel="http://schemas.microsoft.com/office/2019/extlst" xmlns:r="http://schemas.openxmlformats.org/officeDocument/2006/relationships" xmlns:m="http://schemas.openxmlformats.org/officeDocument/2006/math" xmlns:v="urn:schemas-microsoft-com:vml" xmlns:wp14="http://schemas.microsoft.com/office/word/2010/wordprocessingDrawing" xmlns:wp="http://schemas.openxmlformats.org/drawingml/2006/wordprocessingDrawing" xmlns:w10="urn:schemas-microsoft-com:office:word" xmlns:w="http://schemas.openxmlformats.org/wordprocessingml/2006/main" xmlns:w14="http://schemas.microsoft.com/office/word/2010/wordml" xmlns:w15="http://schemas.microsoft.com/office/word/2012/wordml" xmlns:w16cei="http://schemas.microsoft.com/office/word/2026/wordml/cei" xmlns:w16cex="http://schemas.microsoft.com/office/word/2018/wordml/cex" xmlns:w16cid="http://schemas.microsoft.com/office/word/2016/wordml/cid" xmlns:w16="http://schemas.microsoft.com/office/word/2018/wordml" xmlns:w16du="http://schemas.microsoft.com/office/word/2023/wordml/word16du" xmlns:w16sdtdh="http://schemas.microsoft.com/office/word/2020/wordml/sdtdatahash" xmlns:w16sdtfl="http://schemas.microsoft.com/office/word/2024/wordml/sdtformatlock" xmlns:w16se="http://schemas.microsoft.com/office/word/2015/wordml/symex" xmlns:wpg="http://schemas.microsoft.com/office/word/2010/wordprocessingGroup" xmlns:wpi="http://schemas.microsoft.com/office/word/2010/wordprocessingInk" xmlns:wne="http://schemas.microsoft.com/office/word/2006/wordml" xmlns:wps="http://schemas.microsoft.com/office/word/2010/wordprocessingShape" mc:Ignorable="w14 w15 w16se w16cid w16 w16cex w16sdtdh w16sdtfl w16du wp14">
   <w:p>
     <w:pPr>
       <w:pStyle w:val="Footer"/>
@@ -25041,7 +25772,7 @@
 </file>
 
 <file path=word/footnotes.xml><?xml version="1.0" encoding="utf-8"?>
-<w:footnotes xmlns:wpc="http://schemas.microsoft.com/office/word/2010/wordprocessingCanvas" xmlns:cx="http://schemas.microsoft.com/office/drawing/2014/chartex" xmlns:cx1="http://schemas.microsoft.com/office/drawing/2015/9/8/chartex" xmlns:cx2="http://schemas.microsoft.com/office/drawing/2015/10/21/chartex" xmlns:cx3="http://schemas.microsoft.com/office/drawing/2016/5/9/chartex" xmlns:cx4="http://schemas.microsoft.com/office/drawing/2016/5/10/chartex" xmlns:cx5="http://schemas.microsoft.com/office/drawing/2016/5/11/chartex" xmlns:cx6="http://schemas.microsoft.com/office/drawing/2016/5/12/chartex" xmlns:cx7="http://schemas.microsoft.com/office/drawing/2016/5/13/chartex" xmlns:cx8="http://schemas.microsoft.com/office/drawing/2016/5/14/chartex" xmlns:mc="http://schemas.openxmlformats.org/markup-compatibility/2006" xmlns:aink="http://schemas.microsoft.com/office/drawing/2016/ink" xmlns:am3d="http://schemas.microsoft.com/office/drawing/2017/model3d" xmlns:o="urn:schemas-microsoft-com:office:office" xmlns:oel="http://schemas.microsoft.com/office/2019/extlst" xmlns:r="http://schemas.openxmlformats.org/officeDocument/2006/relationships" xmlns:m="http://schemas.openxmlformats.org/officeDocument/2006/math" xmlns:v="urn:schemas-microsoft-com:vml" xmlns:wp14="http://schemas.microsoft.com/office/word/2010/wordprocessingDrawing" xmlns:wp="http://schemas.openxmlformats.org/drawingml/2006/wordprocessingDrawing" xmlns:w10="urn:schemas-microsoft-com:office:word" xmlns:w="http://schemas.openxmlformats.org/wordprocessingml/2006/main" xmlns:w14="http://schemas.microsoft.com/office/word/2010/wordml" xmlns:w15="http://schemas.microsoft.com/office/word/2012/wordml" xmlns:w16cex="http://schemas.microsoft.com/office/word/2018/wordml/cex" xmlns:w16cid="http://schemas.microsoft.com/office/word/2016/wordml/cid" xmlns:w16="http://schemas.microsoft.com/office/word/2018/wordml" xmlns:w16du="http://schemas.microsoft.com/office/word/2023/wordml/word16du" xmlns:w16sdtdh="http://schemas.microsoft.com/office/word/2020/wordml/sdtdatahash" xmlns:w16sdtfl="http://schemas.microsoft.com/office/word/2024/wordml/sdtformatlock" xmlns:w16se="http://schemas.microsoft.com/office/word/2015/wordml/symex" xmlns:wpg="http://schemas.microsoft.com/office/word/2010/wordprocessingGroup" xmlns:wpi="http://schemas.microsoft.com/office/word/2010/wordprocessingInk" xmlns:wne="http://schemas.microsoft.com/office/word/2006/wordml" xmlns:wps="http://schemas.microsoft.com/office/word/2010/wordprocessingShape" mc:Ignorable="w14 w15 w16se w16cid w16 w16cex w16sdtdh w16sdtfl w16du wp14">
+<w:footnotes xmlns:wpc="http://schemas.microsoft.com/office/word/2010/wordprocessingCanvas" xmlns:cx="http://schemas.microsoft.com/office/drawing/2014/chartex" xmlns:cx1="http://schemas.microsoft.com/office/drawing/2015/9/8/chartex" xmlns:cx2="http://schemas.microsoft.com/office/drawing/2015/10/21/chartex" xmlns:cx3="http://schemas.microsoft.com/office/drawing/2016/5/9/chartex" xmlns:cx4="http://schemas.microsoft.com/office/drawing/2016/5/10/chartex" xmlns:cx5="http://schemas.microsoft.com/office/drawing/2016/5/11/chartex" xmlns:cx6="http://schemas.microsoft.com/office/drawing/2016/5/12/chartex" xmlns:cx7="http://schemas.microsoft.com/office/drawing/2016/5/13/chartex" xmlns:cx8="http://schemas.microsoft.com/office/drawing/2016/5/14/chartex" xmlns:mc="http://schemas.openxmlformats.org/markup-compatibility/2006" xmlns:aink="http://schemas.microsoft.com/office/drawing/2016/ink" xmlns:am3d="http://schemas.microsoft.com/office/drawing/2017/model3d" xmlns:o="urn:schemas-microsoft-com:office:office" xmlns:oel="http://schemas.microsoft.com/office/2019/extlst" xmlns:r="http://schemas.openxmlformats.org/officeDocument/2006/relationships" xmlns:m="http://schemas.openxmlformats.org/officeDocument/2006/math" xmlns:v="urn:schemas-microsoft-com:vml" xmlns:wp14="http://schemas.microsoft.com/office/word/2010/wordprocessingDrawing" xmlns:wp="http://schemas.openxmlformats.org/drawingml/2006/wordprocessingDrawing" xmlns:w10="urn:schemas-microsoft-com:office:word" xmlns:w="http://schemas.openxmlformats.org/wordprocessingml/2006/main" xmlns:w14="http://schemas.microsoft.com/office/word/2010/wordml" xmlns:w15="http://schemas.microsoft.com/office/word/2012/wordml" xmlns:w16cei="http://schemas.microsoft.com/office/word/2026/wordml/cei" xmlns:w16cex="http://schemas.microsoft.com/office/word/2018/wordml/cex" xmlns:w16cid="http://schemas.microsoft.com/office/word/2016/wordml/cid" xmlns:w16="http://schemas.microsoft.com/office/word/2018/wordml" xmlns:w16du="http://schemas.microsoft.com/office/word/2023/wordml/word16du" xmlns:w16sdtdh="http://schemas.microsoft.com/office/word/2020/wordml/sdtdatahash" xmlns:w16sdtfl="http://schemas.microsoft.com/office/word/2024/wordml/sdtformatlock" xmlns:w16se="http://schemas.microsoft.com/office/word/2015/wordml/symex" xmlns:wpg="http://schemas.microsoft.com/office/word/2010/wordprocessingGroup" xmlns:wpi="http://schemas.microsoft.com/office/word/2010/wordprocessingInk" xmlns:wne="http://schemas.microsoft.com/office/word/2006/wordml" xmlns:wps="http://schemas.microsoft.com/office/word/2010/wordprocessingShape" mc:Ignorable="w14 w15 w16se w16cid w16 w16cex w16sdtdh w16sdtfl w16du wp14">
   <w:footnote w:type="separator" w:id="-1">
     <w:p>
       <w:r>
@@ -25060,7 +25791,7 @@
 </file>
 
 <file path=word/header1.xml><?xml version="1.0" encoding="utf-8"?>
-<w:hdr xmlns:wpc="http://schemas.microsoft.com/office/word/2010/wordprocessingCanvas" xmlns:cx="http://schemas.microsoft.com/office/drawing/2014/chartex" xmlns:cx1="http://schemas.microsoft.com/office/drawing/2015/9/8/chartex" xmlns:cx2="http://schemas.microsoft.com/office/drawing/2015/10/21/chartex" xmlns:cx3="http://schemas.microsoft.com/office/drawing/2016/5/9/chartex" xmlns:cx4="http://schemas.microsoft.com/office/drawing/2016/5/10/chartex" xmlns:cx5="http://schemas.microsoft.com/office/drawing/2016/5/11/chartex" xmlns:cx6="http://schemas.microsoft.com/office/drawing/2016/5/12/chartex" xmlns:cx7="http://schemas.microsoft.com/office/drawing/2016/5/13/chartex" xmlns:cx8="http://schemas.microsoft.com/office/drawing/2016/5/14/chartex" xmlns:mc="http://schemas.openxmlformats.org/markup-compatibility/2006" xmlns:aink="http://schemas.microsoft.com/office/drawing/2016/ink" xmlns:am3d="http://schemas.microsoft.com/office/drawing/2017/model3d" xmlns:o="urn:schemas-microsoft-com:office:office" xmlns:oel="http://schemas.microsoft.com/office/2019/extlst" xmlns:r="http://schemas.openxmlformats.org/officeDocument/2006/relationships" xmlns:m="http://schemas.openxmlformats.org/officeDocument/2006/math" xmlns:v="urn:schemas-microsoft-com:vml" xmlns:wp14="http://schemas.microsoft.com/office/word/2010/wordprocessingDrawing" xmlns:wp="http://schemas.openxmlformats.org/drawingml/2006/wordprocessingDrawing" xmlns:w10="urn:schemas-microsoft-com:office:word" xmlns:w="http://schemas.openxmlformats.org/wordprocessingml/2006/main" xmlns:w14="http://schemas.microsoft.com/office/word/2010/wordml" xmlns:w15="http://schemas.microsoft.com/office/word/2012/wordml" xmlns:w16cex="http://schemas.microsoft.com/office/word/2018/wordml/cex" xmlns:w16cid="http://schemas.microsoft.com/office/word/2016/wordml/cid" xmlns:w16="http://schemas.microsoft.com/office/word/2018/wordml" xmlns:w16du="http://schemas.microsoft.com/office/word/2023/wordml/word16du" xmlns:w16sdtdh="http://schemas.microsoft.com/office/word/2020/wordml/sdtdatahash" xmlns:w16sdtfl="http://schemas.microsoft.com/office/word/2024/wordml/sdtformatlock" xmlns:w16se="http://schemas.microsoft.com/office/word/2015/wordml/symex" xmlns:wpg="http://schemas.microsoft.com/office/word/2010/wordprocessingGroup" xmlns:wpi="http://schemas.microsoft.com/office/word/2010/wordprocessingInk" xmlns:wne="http://schemas.microsoft.com/office/word/2006/wordml" xmlns:wps="http://schemas.microsoft.com/office/word/2010/wordprocessingShape" mc:Ignorable="w14 w15 w16se w16cid w16 w16cex w16sdtdh w16sdtfl w16du wp14">
+<w:hdr xmlns:wpc="http://schemas.microsoft.com/office/word/2010/wordprocessingCanvas" xmlns:cx="http://schemas.microsoft.com/office/drawing/2014/chartex" xmlns:cx1="http://schemas.microsoft.com/office/drawing/2015/9/8/chartex" xmlns:cx2="http://schemas.microsoft.com/office/drawing/2015/10/21/chartex" xmlns:cx3="http://schemas.microsoft.com/office/drawing/2016/5/9/chartex" xmlns:cx4="http://schemas.microsoft.com/office/drawing/2016/5/10/chartex" xmlns:cx5="http://schemas.microsoft.com/office/drawing/2016/5/11/chartex" xmlns:cx6="http://schemas.microsoft.com/office/drawing/2016/5/12/chartex" xmlns:cx7="http://schemas.microsoft.com/office/drawing/2016/5/13/chartex" xmlns:cx8="http://schemas.microsoft.com/office/drawing/2016/5/14/chartex" xmlns:mc="http://schemas.openxmlformats.org/markup-compatibility/2006" xmlns:aink="http://schemas.microsoft.com/office/drawing/2016/ink" xmlns:am3d="http://schemas.microsoft.com/office/drawing/2017/model3d" xmlns:o="urn:schemas-microsoft-com:office:office" xmlns:oel="http://schemas.microsoft.com/office/2019/extlst" xmlns:r="http://schemas.openxmlformats.org/officeDocument/2006/relationships" xmlns:m="http://schemas.openxmlformats.org/officeDocument/2006/math" xmlns:v="urn:schemas-microsoft-com:vml" xmlns:wp14="http://schemas.microsoft.com/office/word/2010/wordprocessingDrawing" xmlns:wp="http://schemas.openxmlformats.org/drawingml/2006/wordprocessingDrawing" xmlns:w10="urn:schemas-microsoft-com:office:word" xmlns:w="http://schemas.openxmlformats.org/wordprocessingml/2006/main" xmlns:w14="http://schemas.microsoft.com/office/word/2010/wordml" xmlns:w15="http://schemas.microsoft.com/office/word/2012/wordml" xmlns:w16cei="http://schemas.microsoft.com/office/word/2026/wordml/cei" xmlns:w16cex="http://schemas.microsoft.com/office/word/2018/wordml/cex" xmlns:w16cid="http://schemas.microsoft.com/office/word/2016/wordml/cid" xmlns:w16="http://schemas.microsoft.com/office/word/2018/wordml" xmlns:w16du="http://schemas.microsoft.com/office/word/2023/wordml/word16du" xmlns:w16sdtdh="http://schemas.microsoft.com/office/word/2020/wordml/sdtdatahash" xmlns:w16sdtfl="http://schemas.microsoft.com/office/word/2024/wordml/sdtformatlock" xmlns:w16se="http://schemas.microsoft.com/office/word/2015/wordml/symex" xmlns:wpg="http://schemas.microsoft.com/office/word/2010/wordprocessingGroup" xmlns:wpi="http://schemas.microsoft.com/office/word/2010/wordprocessingInk" xmlns:wne="http://schemas.microsoft.com/office/word/2006/wordml" xmlns:wps="http://schemas.microsoft.com/office/word/2010/wordprocessingShape" mc:Ignorable="w14 w15 w16se w16cid w16 w16cex w16sdtdh w16sdtfl w16du wp14">
   <w:p>
     <w:pPr>
       <w:pStyle w:val="Header"/>
@@ -25139,7 +25870,7 @@
 </file>
 
 <file path=word/numbering.xml><?xml version="1.0" encoding="utf-8"?>
-<w:numbering xmlns:wpc="http://schemas.microsoft.com/office/word/2010/wordprocessingCanvas" xmlns:cx="http://schemas.microsoft.com/office/drawing/2014/chartex" xmlns:cx1="http://schemas.microsoft.com/office/drawing/2015/9/8/chartex" xmlns:cx2="http://schemas.microsoft.com/office/drawing/2015/10/21/chartex" xmlns:cx3="http://schemas.microsoft.com/office/drawing/2016/5/9/chartex" xmlns:cx4="http://schemas.microsoft.com/office/drawing/2016/5/10/chartex" xmlns:cx5="http://schemas.microsoft.com/office/drawing/2016/5/11/chartex" xmlns:cx6="http://schemas.microsoft.com/office/drawing/2016/5/12/chartex" xmlns:cx7="http://schemas.microsoft.com/office/drawing/2016/5/13/chartex" xmlns:cx8="http://schemas.microsoft.com/office/drawing/2016/5/14/chartex" xmlns:mc="http://schemas.openxmlformats.org/markup-compatibility/2006" xmlns:aink="http://schemas.microsoft.com/office/drawing/2016/ink" xmlns:am3d="http://schemas.microsoft.com/office/drawing/2017/model3d" xmlns:o="urn:schemas-microsoft-com:office:office" xmlns:oel="http://schemas.microsoft.com/office/2019/extlst" xmlns:r="http://schemas.openxmlformats.org/officeDocument/2006/relationships" xmlns:m="http://schemas.openxmlformats.org/officeDocument/2006/math" xmlns:v="urn:schemas-microsoft-com:vml" xmlns:wp14="http://schemas.microsoft.com/office/word/2010/wordprocessingDrawing" xmlns:wp="http://schemas.openxmlformats.org/drawingml/2006/wordprocessingDrawing" xmlns:w10="urn:schemas-microsoft-com:office:word" xmlns:w="http://schemas.openxmlformats.org/wordprocessingml/2006/main" xmlns:w14="http://schemas.microsoft.com/office/word/2010/wordml" xmlns:w15="http://schemas.microsoft.com/office/word/2012/wordml" xmlns:w16cex="http://schemas.microsoft.com/office/word/2018/wordml/cex" xmlns:w16cid="http://schemas.microsoft.com/office/word/2016/wordml/cid" xmlns:w16="http://schemas.microsoft.com/office/word/2018/wordml" xmlns:w16du="http://schemas.microsoft.com/office/word/2023/wordml/word16du" xmlns:w16sdtdh="http://schemas.microsoft.com/office/word/2020/wordml/sdtdatahash" xmlns:w16sdtfl="http://schemas.microsoft.com/office/word/2024/wordml/sdtformatlock" xmlns:w16se="http://schemas.microsoft.com/office/word/2015/wordml/symex" xmlns:wpg="http://schemas.microsoft.com/office/word/2010/wordprocessingGroup" xmlns:wpi="http://schemas.microsoft.com/office/word/2010/wordprocessingInk" xmlns:wne="http://schemas.microsoft.com/office/word/2006/wordml" xmlns:wps="http://schemas.microsoft.com/office/word/2010/wordprocessingShape" mc:Ignorable="w14 w15 w16se w16cid w16 w16cex w16sdtdh w16sdtfl w16du wp14">
+<w:numbering xmlns:wpc="http://schemas.microsoft.com/office/word/2010/wordprocessingCanvas" xmlns:cx="http://schemas.microsoft.com/office/drawing/2014/chartex" xmlns:cx1="http://schemas.microsoft.com/office/drawing/2015/9/8/chartex" xmlns:cx2="http://schemas.microsoft.com/office/drawing/2015/10/21/chartex" xmlns:cx3="http://schemas.microsoft.com/office/drawing/2016/5/9/chartex" xmlns:cx4="http://schemas.microsoft.com/office/drawing/2016/5/10/chartex" xmlns:cx5="http://schemas.microsoft.com/office/drawing/2016/5/11/chartex" xmlns:cx6="http://schemas.microsoft.com/office/drawing/2016/5/12/chartex" xmlns:cx7="http://schemas.microsoft.com/office/drawing/2016/5/13/chartex" xmlns:cx8="http://schemas.microsoft.com/office/drawing/2016/5/14/chartex" xmlns:mc="http://schemas.openxmlformats.org/markup-compatibility/2006" xmlns:aink="http://schemas.microsoft.com/office/drawing/2016/ink" xmlns:am3d="http://schemas.microsoft.com/office/drawing/2017/model3d" xmlns:o="urn:schemas-microsoft-com:office:office" xmlns:oel="http://schemas.microsoft.com/office/2019/extlst" xmlns:r="http://schemas.openxmlformats.org/officeDocument/2006/relationships" xmlns:m="http://schemas.openxmlformats.org/officeDocument/2006/math" xmlns:v="urn:schemas-microsoft-com:vml" xmlns:wp14="http://schemas.microsoft.com/office/word/2010/wordprocessingDrawing" xmlns:wp="http://schemas.openxmlformats.org/drawingml/2006/wordprocessingDrawing" xmlns:w10="urn:schemas-microsoft-com:office:word" xmlns:w="http://schemas.openxmlformats.org/wordprocessingml/2006/main" xmlns:w14="http://schemas.microsoft.com/office/word/2010/wordml" xmlns:w15="http://schemas.microsoft.com/office/word/2012/wordml" xmlns:w16cei="http://schemas.microsoft.com/office/word/2026/wordml/cei" xmlns:w16cex="http://schemas.microsoft.com/office/word/2018/wordml/cex" xmlns:w16cid="http://schemas.microsoft.com/office/word/2016/wordml/cid" xmlns:w16="http://schemas.microsoft.com/office/word/2018/wordml" xmlns:w16du="http://schemas.microsoft.com/office/word/2023/wordml/word16du" xmlns:w16sdtdh="http://schemas.microsoft.com/office/word/2020/wordml/sdtdatahash" xmlns:w16sdtfl="http://schemas.microsoft.com/office/word/2024/wordml/sdtformatlock" xmlns:w16se="http://schemas.microsoft.com/office/word/2015/wordml/symex" xmlns:wpg="http://schemas.microsoft.com/office/word/2010/wordprocessingGroup" xmlns:wpi="http://schemas.microsoft.com/office/word/2010/wordprocessingInk" xmlns:wne="http://schemas.microsoft.com/office/word/2006/wordml" xmlns:wps="http://schemas.microsoft.com/office/word/2010/wordprocessingShape" mc:Ignorable="w14 w15 w16se w16cid w16 w16cex w16sdtdh w16sdtfl w16du wp14">
   <w:abstractNum w:abstractNumId="0" w15:restartNumberingAfterBreak="0">
     <w:nsid w:val="FFFFFFFB"/>
     <w:multiLevelType w:val="multilevel"/>
@@ -25244,11 +25975,11 @@
   <w:abstractNum w:abstractNumId="1" w15:restartNumberingAfterBreak="0">
     <w:nsid w:val="00334CBB"/>
     <w:multiLevelType w:val="multilevel"/>
-    <w:tmpl w:val="52B8CDD6"/>
+    <w:tmpl w:val="BC22EE72"/>
     <w:lvl w:ilvl="0">
       <w:start w:val="1"/>
       <w:numFmt w:val="upperLetter"/>
-      <w:pStyle w:val="H2Cont"/>
+      <w:pStyle w:val="H2First"/>
       <w:suff w:val="space"/>
       <w:lvlText w:val="%1."/>
       <w:lvlJc w:val="left"/>
@@ -27816,6 +28547,36 @@
     <w:abstractNumId w:val="1"/>
   </w:num>
   <w:num w:numId="47" w16cid:durableId="1989557261">
+    <w:abstractNumId w:val="1"/>
+    <w:lvlOverride w:ilvl="0">
+      <w:startOverride w:val="1"/>
+    </w:lvlOverride>
+    <w:lvlOverride w:ilvl="1">
+      <w:startOverride w:val="1"/>
+    </w:lvlOverride>
+    <w:lvlOverride w:ilvl="2">
+      <w:startOverride w:val="1"/>
+    </w:lvlOverride>
+    <w:lvlOverride w:ilvl="3">
+      <w:startOverride w:val="1"/>
+    </w:lvlOverride>
+    <w:lvlOverride w:ilvl="4">
+      <w:startOverride w:val="1"/>
+    </w:lvlOverride>
+    <w:lvlOverride w:ilvl="5">
+      <w:startOverride w:val="1"/>
+    </w:lvlOverride>
+    <w:lvlOverride w:ilvl="6">
+      <w:startOverride w:val="1"/>
+    </w:lvlOverride>
+    <w:lvlOverride w:ilvl="7">
+      <w:startOverride w:val="1"/>
+    </w:lvlOverride>
+    <w:lvlOverride w:ilvl="8">
+      <w:startOverride w:val="1"/>
+    </w:lvlOverride>
+  </w:num>
+  <w:num w:numId="48" w16cid:durableId="2002348260">
     <w:abstractNumId w:val="1"/>
     <w:lvlOverride w:ilvl="0">
       <w:startOverride w:val="1"/>
@@ -28431,6 +29192,7 @@
   <w:style w:type="character" w:default="1" w:styleId="DefaultParagraphFont">
     <w:name w:val="Default Paragraph Font"/>
     <w:uiPriority w:val="1"/>
+    <w:semiHidden/>
     <w:unhideWhenUsed/>
   </w:style>
   <w:style w:type="table" w:default="1" w:styleId="TableNormal">
@@ -29083,13 +29845,16 @@
     <w:name w:val="H2_First"/>
     <w:basedOn w:val="H2Cont"/>
     <w:qFormat/>
-    <w:rsid w:val="002F311A"/>
+    <w:rsid w:val="00DF2641"/>
     <w:pPr>
       <w:numPr>
         <w:numId w:val="40"/>
       </w:numPr>
-      <w:spacing w:before="270"/>
+      <w:spacing w:before="0"/>
     </w:pPr>
+    <w:rPr>
+      <w:rFonts w:cs="Helvetica"/>
+    </w:rPr>
   </w:style>
   <w:style w:type="paragraph" w:customStyle="1" w:styleId="H2ConSpaceBefore12pt">
     <w:name w:val="H2_Con Space(Before: 12 pt)"/>

--- a/paper/[IEEE Access] Design and Simulation of a Broadband Tunable Transmittance Optical Filter Using Sb2Se3 Phase Change Material.docx
+++ b/paper/[IEEE Access] Design and Simulation of a Broadband Tunable Transmittance Optical Filter Using Sb2Se3 Phase Change Material.docx
@@ -10,23 +10,7 @@
         </w:tabs>
       </w:pPr>
       <w:r>
-        <w:t xml:space="preserve">Date of publication </w:t>
-      </w:r>
-      <w:proofErr w:type="spellStart"/>
-      <w:r>
-        <w:t>xxxx</w:t>
-      </w:r>
-      <w:proofErr w:type="spellEnd"/>
-      <w:r>
-        <w:t xml:space="preserve"> 00, 0000, date of current version </w:t>
-      </w:r>
-      <w:proofErr w:type="spellStart"/>
-      <w:r>
-        <w:t>xxxx</w:t>
-      </w:r>
-      <w:proofErr w:type="spellEnd"/>
-      <w:r>
-        <w:t xml:space="preserve"> 00, 0000.</w:t>
+        <w:t>Date of publication xxxx 00, 0000, date of current version xxxx 00, 0000.</w:t>
       </w:r>
     </w:p>
     <w:p>
@@ -331,6 +315,15 @@
         <w:t xml:space="preserve"> cycles. We provide the reasoning for selecting a long-pass edge-filter design and compare its performance to other planar thin-film designs</w:t>
       </w:r>
       <w:r>
+        <w:t xml:space="preserve"> </w:t>
+      </w:r>
+      <w:r>
+        <w:rPr>
+          <w:highlight w:val="yellow"/>
+        </w:rPr>
+        <w:t>and similar optical devices</w:t>
+      </w:r>
+      <w:r>
         <w:t xml:space="preserve"> with </w:t>
       </w:r>
       <w:r>
@@ -340,7 +333,19 @@
         <w:t>transfer matrix method simulation</w:t>
       </w:r>
       <w:r>
-        <w:t>. At 1064-nm, the selected 5-unit-cell edge-filter design has 93.6% transmittance in amorphous phase and 0.2% in crystalline phase, a 93.4% transmittance contrast with ~200 nm FWHM. It has minimal transmittance degradation after enduring over 1.5×10⁶ phase switching cycles. We show the transmittance tunability of the design by changing the phase of each Sb</w:t>
+        <w:t xml:space="preserve">. At 1064-nm, the selected 5-unit-cell edge-filter design has 93.6% transmittance in amorphous phase and 0.2% in crystalline phase, a 93.4% transmittance contrast with ~200 nm FWHM. It has minimal transmittance degradation after enduring over 1.5×10⁶ phase switching cycles. We show the transmittance </w:t>
+      </w:r>
+      <w:r>
+        <w:rPr>
+          <w:highlight w:val="yellow"/>
+        </w:rPr>
+        <w:t>amplitude</w:t>
+      </w:r>
+      <w:r>
+        <w:t xml:space="preserve"> </w:t>
+      </w:r>
+      <w:r>
+        <w:t>tunability of the design by changing the phase of each Sb</w:t>
       </w:r>
       <w:r>
         <w:rPr>
@@ -358,7 +363,19 @@
         <w:t>3</w:t>
       </w:r>
       <w:r>
-        <w:t xml:space="preserve"> layer, and each layer thickness can be optimized to increase the optical performance across the 900-1200 nm wavelengths.</w:t>
+        <w:t xml:space="preserve"> layer</w:t>
+      </w:r>
+      <w:r>
+        <w:t xml:space="preserve">. </w:t>
+      </w:r>
+      <w:r>
+        <w:rPr>
+          <w:highlight w:val="yellow"/>
+        </w:rPr>
+        <w:t>E</w:t>
+      </w:r>
+      <w:r>
+        <w:t>ach layer thickness can be optimized to increase the optical performance across the 900-1200 nm wavelengths.</w:t>
       </w:r>
     </w:p>
     <w:p>
@@ -2953,7 +2970,19 @@
         <w:fldChar w:fldCharType="end"/>
       </w:r>
       <w:r>
-        <w:t xml:space="preserve">. But its usage as a tunable transmittance filters has not been explored much </w:t>
+        <w:t>. But its usage as a tunable transmittance</w:t>
+      </w:r>
+      <w:r>
+        <w:t xml:space="preserve"> </w:t>
+      </w:r>
+      <w:r>
+        <w:rPr>
+          <w:highlight w:val="yellow"/>
+        </w:rPr>
+        <w:t>amplitude</w:t>
+      </w:r>
+      <w:r>
+        <w:t xml:space="preserve"> filters has not been explored much </w:t>
       </w:r>
       <w:r>
         <w:fldChar w:fldCharType="begin"/>
@@ -4207,6 +4236,7 @@
     <w:p>
       <w:pPr>
         <w:pStyle w:val="Figures"/>
+        <w:jc w:val="both"/>
       </w:pPr>
       <w:r>
         <w:t>Complex refractive index of Sb</w:t>
@@ -4282,7 +4312,19 @@
         <w:pStyle w:val="1stcolumntext"/>
       </w:pPr>
       <w:r>
-        <w:t>The goal of designing most optical devices is to either create antireflection or high-reflection conditions. For a two-mode optical device, such as a transmittance tunable filter, we can consider the reflection in the ON mode first, and then the reflectance contrast Δ</w:t>
+        <w:t xml:space="preserve">The goal of designing most optical devices is to either create antireflection or high-reflection conditions. For a two-mode optical device, such as a transmittance </w:t>
+      </w:r>
+      <w:r>
+        <w:rPr>
+          <w:highlight w:val="yellow"/>
+        </w:rPr>
+        <w:t>amplitude</w:t>
+      </w:r>
+      <w:r>
+        <w:t xml:space="preserve"> </w:t>
+      </w:r>
+      <w:r>
+        <w:t>tunable filter, we can consider the reflection in the ON mode first, and then the reflectance contrast Δ</w:t>
       </w:r>
       <w:r>
         <w:rPr>
@@ -4344,7 +4386,10 @@
         <w:t>2</w:t>
       </w:r>
       <w:r>
-        <w:t>). Antireflection occurs from the destructive interference between R</w:t>
+        <w:t xml:space="preserve">). Antireflection occurs from the destructive </w:t>
+      </w:r>
+      <w:r>
+        <w:t>interference between R</w:t>
       </w:r>
       <w:r>
         <w:rPr>
@@ -4362,10 +4407,7 @@
         <w:t>2</w:t>
       </w:r>
       <w:r>
-        <w:t xml:space="preserve">, </w:t>
-      </w:r>
-      <w:r>
-        <w:t xml:space="preserve">with a complete AR condition requiring </w:t>
+        <w:t xml:space="preserve">, with a complete AR condition requiring </w:t>
       </w:r>
       <w:r>
         <w:rPr>
@@ -5681,10 +5723,10 @@
         <w:pStyle w:val="2ndcolumntext"/>
       </w:pPr>
       <w:r>
-        <w:t>The a</w:t>
-      </w:r>
-      <w:r>
-        <w:t xml:space="preserve">ntireflection condition </w:t>
+        <w:t>Antireflection</w:t>
+      </w:r>
+      <w:r>
+        <w:t xml:space="preserve"> </w:t>
       </w:r>
       <w:r>
         <w:t>happens</w:t>
@@ -6494,6 +6536,7 @@
     <w:p>
       <w:pPr>
         <w:pStyle w:val="Figures"/>
+        <w:jc w:val="both"/>
       </w:pPr>
       <w:r>
         <w:t>The reflectance of a single-layer design with different refractive index and thickness, the black vertical line indicates 1064 nm. At this wavelength, HWOT-thick Sb</w:t>
@@ -6759,7 +6802,7 @@
     </w:p>
     <w:p>
       <w:pPr>
-        <w:pStyle w:val="1stcolumntext"/>
+        <w:pStyle w:val="2ndcolumntext"/>
       </w:pPr>
       <w:r>
         <w:t>These two conditions limit material selections for a perfect antireflection, since there is only one ideal refractive index (</w:t>
@@ -7142,10 +7185,7 @@
         <w:t>3</w:t>
       </w:r>
       <w:r>
-        <w:t xml:space="preserve"> (blue) is the highest, at 6.5%, because the PCM </w:t>
-      </w:r>
-      <w:r>
-        <w:t xml:space="preserve">layer is an absentee layer, </w:t>
+        <w:t xml:space="preserve"> (blue) is the highest, at 6.5%, because the PCM layer is an absentee layer, </w:t>
       </w:r>
       <w:r>
         <w:rPr>
@@ -8086,15 +8126,18 @@
       </w:pPr>
     </w:p>
     <w:p>
+      <w:pPr>
+        <w:jc w:val="center"/>
+      </w:pPr>
       <w:r>
         <w:rPr>
           <w:noProof/>
         </w:rPr>
         <w:lastRenderedPageBreak/>
         <w:drawing>
-          <wp:inline distT="0" distB="0" distL="0" distR="0" wp14:anchorId="75E85D6A" wp14:editId="6FEA66E1">
-            <wp:extent cx="6336805" cy="3657607"/>
-            <wp:effectExtent l="0" t="0" r="6985" b="0"/>
+          <wp:inline distT="0" distB="0" distL="0" distR="0" wp14:anchorId="75E85D6A" wp14:editId="4D24D57F">
+            <wp:extent cx="6375600" cy="6559591"/>
+            <wp:effectExtent l="0" t="0" r="6350" b="0"/>
             <wp:docPr id="1437190500" name="Picture 19"/>
             <wp:cNvGraphicFramePr>
               <a:graphicFrameLocks xmlns:a="http://schemas.openxmlformats.org/drawingml/2006/main" noChangeAspect="1"/>
@@ -8103,7 +8146,7 @@
               <a:graphicData uri="http://schemas.openxmlformats.org/drawingml/2006/picture">
                 <pic:pic xmlns:pic="http://schemas.openxmlformats.org/drawingml/2006/picture">
                   <pic:nvPicPr>
-                    <pic:cNvPr id="1437190500" name="Picture 1437190500"/>
+                    <pic:cNvPr id="1437190500" name="Picture 19"/>
                     <pic:cNvPicPr/>
                   </pic:nvPicPr>
                   <pic:blipFill>
@@ -8121,7 +8164,7 @@
                   <pic:spPr>
                     <a:xfrm>
                       <a:off x="0" y="0"/>
-                      <a:ext cx="6336805" cy="3657607"/>
+                      <a:ext cx="6375600" cy="6559591"/>
                     </a:xfrm>
                     <a:prstGeom prst="rect">
                       <a:avLst/>
@@ -8137,7 +8180,11 @@
     <w:p>
       <w:pPr>
         <w:pStyle w:val="Figures"/>
-      </w:pPr>
+        <w:jc w:val="both"/>
+      </w:pPr>
+      <w:r>
+        <w:t xml:space="preserve">(a) </w:t>
+      </w:r>
       <w:r>
         <w:t>The reflectance profiles of four different designs. The single-layer, two-layer, and three-layer design with Sb</w:t>
       </w:r>
@@ -8232,6 +8279,9 @@
       </w:r>
       <w:r>
         <w:t xml:space="preserve"> = 3.4%.</w:t>
+      </w:r>
+      <w:r>
+        <w:t xml:space="preserve"> (b) Cross-section diagrams showing each layer thickness.</w:t>
       </w:r>
     </w:p>
     <w:p>
@@ -8365,7 +8415,26 @@
         <w:rPr>
           <w:lang w:bidi="th-TH"/>
         </w:rPr>
-        <w:t xml:space="preserve"> substrate (</w:t>
+        <w:t xml:space="preserve"> </w:t>
+      </w:r>
+      <w:r>
+        <w:rPr>
+          <w:highlight w:val="yellow"/>
+          <w:lang w:bidi="th-TH"/>
+        </w:rPr>
+        <w:t>as</w:t>
+      </w:r>
+      <w:r>
+        <w:rPr>
+          <w:lang w:bidi="th-TH"/>
+        </w:rPr>
+        <w:t xml:space="preserve"> </w:t>
+      </w:r>
+      <w:r>
+        <w:rPr>
+          <w:lang w:bidi="th-TH"/>
+        </w:rPr>
+        <w:t>substrate (</w:t>
       </w:r>
       <w:r>
         <w:rPr>
@@ -8685,7 +8754,13 @@
         <w:rPr>
           <w:lang w:bidi="th-TH"/>
         </w:rPr>
-        <w:t xml:space="preserve"> at 1064 nm and</w:t>
+        <w:t xml:space="preserve"> at 1064 nm </w:t>
+      </w:r>
+      <w:r>
+        <w:rPr>
+          <w:lang w:bidi="th-TH"/>
+        </w:rPr>
+        <w:t>and</w:t>
       </w:r>
       <w:r>
         <w:rPr>
@@ -8946,7 +9021,14 @@
         <w:rPr>
           <w:lang w:bidi="th-TH"/>
         </w:rPr>
-        <w:t>for antireflection properties. The middle layer (</w:t>
+        <w:t xml:space="preserve">for antireflection properties. The middle </w:t>
+      </w:r>
+      <w:r>
+        <w:rPr>
+          <w:lang w:bidi="th-TH"/>
+        </w:rPr>
+        <w:lastRenderedPageBreak/>
+        <w:t>layer (</w:t>
       </w:r>
       <w:r>
         <w:rPr>
@@ -10482,15 +10564,19 @@
     </w:p>
     <w:p>
       <w:pPr>
-        <w:pStyle w:val="H2First"/>
-      </w:pPr>
-      <w:r>
-        <w:lastRenderedPageBreak/>
-        <w:t>LONG-PASS EDGE-FILTER DESIGN</w:t>
-      </w:r>
+        <w:pStyle w:val="2ndcolumntext"/>
+      </w:pPr>
     </w:p>
     <w:p>
       <w:pPr>
+        <w:pStyle w:val="H2First"/>
+      </w:pPr>
+      <w:r>
+        <w:t>LONG-PASS EDGE-FILTER DESIGN</w:t>
+      </w:r>
+    </w:p>
+    <w:p>
+      <w:pPr>
         <w:pStyle w:val="1stcolumntext"/>
         <w:rPr>
           <w:rFonts w:eastAsia="TH SarabunPSK"/>
@@ -10828,395 +10914,6 @@
         </w:rPr>
         <w:t>=11.4%).</w:t>
       </w:r>
-    </w:p>
-    <w:p>
-      <w:pPr>
-        <w:pStyle w:val="2ndcolumntext"/>
-      </w:pPr>
-      <w:r>
-        <w:t xml:space="preserve">So, we need a new structure that has high </w:t>
-      </w:r>
-      <w:r>
-        <w:t xml:space="preserve">reflectance </w:t>
-      </w:r>
-      <w:r>
-        <w:t>contrast but still maintain low reflection in amorphous phase. This introduces us to edge-filter design, the reflectance profile has HR-region centered around the reference wavelength, while the regions outside of this are both AR regions, with a steep spectral edges between the AR- and HR-regions. Edge filter consists of QWOT-thick high-index film (</w:t>
-      </w:r>
-      <w:r>
-        <w:rPr>
-          <w:i/>
-          <w:iCs/>
-        </w:rPr>
-        <w:t>H</w:t>
-      </w:r>
-      <w:r>
-        <w:t>) and low-index film (</w:t>
-      </w:r>
-      <w:r>
-        <w:rPr>
-          <w:i/>
-          <w:iCs/>
-        </w:rPr>
-        <w:t>L</w:t>
-      </w:r>
-      <w:r>
-        <w:t>) deposited on top of each other in a structure called unit cell (</w:t>
-      </w:r>
-      <w:r>
-        <w:rPr>
-          <w:i/>
-          <w:iCs/>
-        </w:rPr>
-        <w:t>U</w:t>
-      </w:r>
-      <w:r>
-        <w:t xml:space="preserve">), it can either be a long-pass </w:t>
-      </w:r>
-      <m:oMath>
-        <m:d>
-          <m:dPr>
-            <m:ctrlPr>
-              <w:rPr>
-                <w:rFonts w:ascii="Cambria Math" w:hAnsi="Cambria Math"/>
-                <w:i/>
-              </w:rPr>
-            </m:ctrlPr>
-          </m:dPr>
-          <m:e>
-            <m:r>
-              <w:rPr>
-                <w:rFonts w:ascii="Cambria Math" w:hAnsi="Cambria Math"/>
-              </w:rPr>
-              <m:t>H/2  L  H/2</m:t>
-            </m:r>
-          </m:e>
-        </m:d>
-      </m:oMath>
-      <w:r>
-        <w:t xml:space="preserve"> or a short-pass designs </w:t>
-      </w:r>
-      <m:oMath>
-        <m:d>
-          <m:dPr>
-            <m:ctrlPr>
-              <w:rPr>
-                <w:rFonts w:ascii="Cambria Math" w:hAnsi="Cambria Math"/>
-                <w:i/>
-              </w:rPr>
-            </m:ctrlPr>
-          </m:dPr>
-          <m:e>
-            <m:r>
-              <w:rPr>
-                <w:rFonts w:ascii="Cambria Math" w:hAnsi="Cambria Math"/>
-              </w:rPr>
-              <m:t>L/2  H  L/2</m:t>
-            </m:r>
-          </m:e>
-        </m:d>
-      </m:oMath>
-      <w:r>
-        <w:t xml:space="preserve"> the 1/2 symbol denotes half QWOT thickness (OT = λ⁄8). The spectral width of HR-region is directly correlated to the difference between </w:t>
-      </w:r>
-      <w:r>
-        <w:rPr>
-          <w:i/>
-          <w:iCs/>
-        </w:rPr>
-        <w:t>H</w:t>
-      </w:r>
-      <w:r>
-        <w:t xml:space="preserve"> and </w:t>
-      </w:r>
-      <w:r>
-        <w:rPr>
-          <w:i/>
-          <w:iCs/>
-        </w:rPr>
-        <w:t>L</w:t>
-      </w:r>
-      <w:r>
-        <w:t xml:space="preserve"> layer, and the number of unit cell directly correlated to the steepness of spectral edge between region. </w:t>
-      </w:r>
-      <w:r>
-        <w:t>The long</w:t>
-      </w:r>
-      <w:r>
-        <w:t xml:space="preserve">-pass design has stable, low </w:t>
-      </w:r>
-      <w:r>
-        <w:t>reflectance</w:t>
-      </w:r>
-      <w:r>
-        <w:t xml:space="preserve"> in the longer-wavelength AR region</w:t>
-      </w:r>
-      <w:r>
-        <w:t xml:space="preserve">, </w:t>
-      </w:r>
-      <w:r>
-        <w:t xml:space="preserve">while short-pass design has the opposite </w:t>
-      </w:r>
-      <w:r>
-        <w:t>behavior.</w:t>
-      </w:r>
-      <w:r>
-        <w:t xml:space="preserve"> </w:t>
-      </w:r>
-      <w:r>
-        <w:t>The</w:t>
-      </w:r>
-      <w:r>
-        <w:t xml:space="preserve"> long-pass design</w:t>
-      </w:r>
-      <w:r>
-        <w:t xml:space="preserve"> is selected </w:t>
-      </w:r>
-      <w:r>
-        <w:t xml:space="preserve">for this work since it </w:t>
-      </w:r>
-      <w:r>
-        <w:t>minimize the device thickness</w:t>
-      </w:r>
-      <w:r>
-        <w:t>. A</w:t>
-      </w:r>
-      <w:r>
-        <w:t xml:space="preserve">nd since we want our devices to operate around 1064 nm, the reference wavelength is moved to around </w:t>
-      </w:r>
-      <w:r>
-        <w:rPr>
-          <w:i/>
-          <w:iCs/>
-        </w:rPr>
-        <w:t>λ</w:t>
-      </w:r>
-      <w:r>
-        <w:rPr>
-          <w:i/>
-          <w:iCs/>
-          <w:vertAlign w:val="subscript"/>
-        </w:rPr>
-        <w:t>0</w:t>
-      </w:r>
-      <w:r>
-        <w:t xml:space="preserve"> = 740 nm. This way, the interested wavelength (λ = 1064 nm) is at the edge of AR-region, so when Sb</w:t>
-      </w:r>
-      <w:r>
-        <w:rPr>
-          <w:vertAlign w:val="subscript"/>
-        </w:rPr>
-        <w:t>2</w:t>
-      </w:r>
-      <w:r>
-        <w:t>Se</w:t>
-      </w:r>
-      <w:r>
-        <w:rPr>
-          <w:vertAlign w:val="subscript"/>
-        </w:rPr>
-        <w:t>3</w:t>
-      </w:r>
-      <w:r>
-        <w:t xml:space="preserve"> transitioned to crystalline phase, the reflection profile red-shift and the interested wavelength is </w:t>
-      </w:r>
-      <w:r>
-        <w:t>moved</w:t>
-      </w:r>
-      <w:r>
-        <w:t xml:space="preserve"> </w:t>
-      </w:r>
-      <w:r>
-        <w:t xml:space="preserve">to </w:t>
-      </w:r>
-      <w:r>
-        <w:t xml:space="preserve">high-reflection region. </w:t>
-      </w:r>
-    </w:p>
-    <w:p>
-      <w:pPr>
-        <w:pStyle w:val="1stcolumntext"/>
-      </w:pPr>
-      <w:r>
-        <w:tab/>
-      </w:r>
-      <w:r>
-        <w:t>As an examples</w:t>
-      </w:r>
-      <w:r>
-        <w:t>, Sb</w:t>
-      </w:r>
-      <w:r>
-        <w:rPr>
-          <w:vertAlign w:val="subscript"/>
-        </w:rPr>
-        <w:t>2</w:t>
-      </w:r>
-      <w:r>
-        <w:t>Se</w:t>
-      </w:r>
-      <w:r>
-        <w:rPr>
-          <w:vertAlign w:val="subscript"/>
-        </w:rPr>
-        <w:t>3</w:t>
-      </w:r>
-      <w:r>
-        <w:t xml:space="preserve"> is </w:t>
-      </w:r>
-      <w:r>
-        <w:rPr>
-          <w:i/>
-          <w:iCs/>
-        </w:rPr>
-        <w:t>H</w:t>
-      </w:r>
-      <w:r>
-        <w:t xml:space="preserve"> layer, and MgF</w:t>
-      </w:r>
-      <w:r>
-        <w:rPr>
-          <w:vertAlign w:val="subscript"/>
-        </w:rPr>
-        <w:t>2</w:t>
-      </w:r>
-      <w:r>
-        <w:t xml:space="preserve"> as </w:t>
-      </w:r>
-      <w:r>
-        <w:rPr>
-          <w:i/>
-          <w:iCs/>
-        </w:rPr>
-        <w:t>L</w:t>
-      </w:r>
-      <w:r>
-        <w:t xml:space="preserve"> layer, the reference wavelength is changed to </w:t>
-      </w:r>
-      <w:r>
-        <w:rPr>
-          <w:i/>
-          <w:iCs/>
-        </w:rPr>
-        <w:t>λ</w:t>
-      </w:r>
-      <w:r>
-        <w:rPr>
-          <w:i/>
-          <w:iCs/>
-          <w:vertAlign w:val="subscript"/>
-        </w:rPr>
-        <w:t>0</w:t>
-      </w:r>
-      <w:r>
-        <w:t xml:space="preserve"> = 740 nm</w:t>
-      </w:r>
-      <w:r>
-        <w:t xml:space="preserve">. </w:t>
-      </w:r>
-      <w:r>
-        <w:t xml:space="preserve">Figure </w:t>
-      </w:r>
-      <w:r>
-        <w:t>5</w:t>
-      </w:r>
-      <w:r>
-        <w:t xml:space="preserve"> illustrates the effect the number of unit cell has on the reflectance profile. By increasing the number of unit cell from 1 t</w:t>
-      </w:r>
-      <w:r>
-        <w:t>o</w:t>
-      </w:r>
-      <w:r>
-        <w:t xml:space="preserve"> 6, the spectral edge is getting steeper. Also, the interested wavelength (black vertical-line) shifted from AR-region in amorphous phase (Fig. </w:t>
-      </w:r>
-      <w:r>
-        <w:t>5</w:t>
-      </w:r>
-      <w:r>
-        <w:t xml:space="preserve">a) to HR-region in crystalline phase (Fig </w:t>
-      </w:r>
-      <w:r>
-        <w:t>5</w:t>
-      </w:r>
-      <w:r>
-        <w:t>b), this create a reflectance contrast higher than single-, double- or three-layer designs</w:t>
-      </w:r>
-      <w:r>
-        <w:t xml:space="preserve"> previously shown</w:t>
-      </w:r>
-      <w:r>
-        <w:t>.</w:t>
-      </w:r>
-      <w:r>
-        <w:t xml:space="preserve"> </w:t>
-      </w:r>
-      <w:r>
-        <w:rPr>
-          <w:highlight w:val="yellow"/>
-        </w:rPr>
-        <w:t xml:space="preserve">The selection of </w:t>
-      </w:r>
-      <w:r>
-        <w:rPr>
-          <w:i/>
-          <w:iCs/>
-          <w:highlight w:val="yellow"/>
-        </w:rPr>
-        <w:t>λ</w:t>
-      </w:r>
-      <w:r>
-        <w:rPr>
-          <w:i/>
-          <w:iCs/>
-          <w:highlight w:val="yellow"/>
-          <w:vertAlign w:val="subscript"/>
-        </w:rPr>
-        <w:t>0</w:t>
-      </w:r>
-      <w:r>
-        <w:rPr>
-          <w:highlight w:val="yellow"/>
-        </w:rPr>
-        <w:t xml:space="preserve"> is shown in Fig. 6, </w:t>
-      </w:r>
-      <w:r>
-        <w:rPr>
-          <w:i/>
-          <w:iCs/>
-          <w:highlight w:val="yellow"/>
-        </w:rPr>
-        <w:t>λ</w:t>
-      </w:r>
-      <w:r>
-        <w:rPr>
-          <w:i/>
-          <w:iCs/>
-          <w:highlight w:val="yellow"/>
-          <w:vertAlign w:val="subscript"/>
-        </w:rPr>
-        <w:t>0</w:t>
-      </w:r>
-      <w:r>
-        <w:rPr>
-          <w:highlight w:val="yellow"/>
-        </w:rPr>
-        <w:t xml:space="preserve"> is varied from 700–750 nm in the same 4-unit-cell configuration in Fig. 5 (green). It can clearly be seen that 740 has the lowest reflectance in amorphous phase (solid), and the highest reflectance contrast.</w:t>
-      </w:r>
-      <w:r>
-        <w:t xml:space="preserve"> </w:t>
-      </w:r>
-    </w:p>
-    <w:p>
-      <w:pPr>
-        <w:pStyle w:val="1stcolumntext"/>
-      </w:pPr>
-      <w:r>
-        <w:t xml:space="preserve"> </w:t>
-      </w:r>
-    </w:p>
-    <w:p>
-      <w:pPr>
-        <w:pStyle w:val="1stcolumntext"/>
-      </w:pPr>
     </w:p>
     <w:p>
       <w:r>
@@ -11269,6 +10966,7 @@
     <w:p>
       <w:pPr>
         <w:pStyle w:val="Figures"/>
+        <w:jc w:val="both"/>
       </w:pPr>
       <w:r>
         <w:t>Reflectance of the designs in Fig. 3 before (solid) and after (dotted) phase transition. The single-layer design has the highest reflectance contrast (</w:t>
@@ -11324,6 +11022,671 @@
       <w:pPr>
         <w:pStyle w:val="1stcolumntext"/>
       </w:pPr>
+    </w:p>
+    <w:p>
+      <w:pPr>
+        <w:pStyle w:val="2ndcolumntext"/>
+      </w:pPr>
+      <w:r>
+        <w:t xml:space="preserve">So, we need a new structure that has high </w:t>
+      </w:r>
+      <w:r>
+        <w:t xml:space="preserve">reflectance </w:t>
+      </w:r>
+      <w:r>
+        <w:t xml:space="preserve">contrast but still maintain low reflection in amorphous phase. This introduces us to edge-filter design, the reflectance profile has HR-region centered around the reference wavelength, while the regions outside of this are both AR regions, with a steep spectral edges between the AR- and HR-regions. Edge </w:t>
+      </w:r>
+      <w:r>
+        <w:lastRenderedPageBreak/>
+        <w:t>filter consists of QWOT-thick high-index film (</w:t>
+      </w:r>
+      <w:r>
+        <w:rPr>
+          <w:i/>
+          <w:iCs/>
+        </w:rPr>
+        <w:t>H</w:t>
+      </w:r>
+      <w:r>
+        <w:t>) and low-index film (</w:t>
+      </w:r>
+      <w:r>
+        <w:rPr>
+          <w:i/>
+          <w:iCs/>
+        </w:rPr>
+        <w:t>L</w:t>
+      </w:r>
+      <w:r>
+        <w:t>) deposited on top of each other in a structure called unit cell (</w:t>
+      </w:r>
+      <w:r>
+        <w:rPr>
+          <w:i/>
+          <w:iCs/>
+        </w:rPr>
+        <w:t>U</w:t>
+      </w:r>
+      <w:r>
+        <w:t xml:space="preserve">), it can either be a long-pass </w:t>
+      </w:r>
+      <m:oMath>
+        <m:d>
+          <m:dPr>
+            <m:ctrlPr>
+              <w:rPr>
+                <w:rFonts w:ascii="Cambria Math" w:hAnsi="Cambria Math"/>
+                <w:i/>
+              </w:rPr>
+            </m:ctrlPr>
+          </m:dPr>
+          <m:e>
+            <m:r>
+              <w:rPr>
+                <w:rFonts w:ascii="Cambria Math" w:hAnsi="Cambria Math"/>
+              </w:rPr>
+              <m:t>H/2  L  H/2</m:t>
+            </m:r>
+          </m:e>
+        </m:d>
+      </m:oMath>
+      <w:r>
+        <w:t xml:space="preserve"> or a short-pass designs </w:t>
+      </w:r>
+      <m:oMath>
+        <m:d>
+          <m:dPr>
+            <m:ctrlPr>
+              <w:rPr>
+                <w:rFonts w:ascii="Cambria Math" w:hAnsi="Cambria Math"/>
+                <w:i/>
+              </w:rPr>
+            </m:ctrlPr>
+          </m:dPr>
+          <m:e>
+            <m:r>
+              <w:rPr>
+                <w:rFonts w:ascii="Cambria Math" w:hAnsi="Cambria Math"/>
+              </w:rPr>
+              <m:t>L/2  H  L/2</m:t>
+            </m:r>
+          </m:e>
+        </m:d>
+      </m:oMath>
+      <w:r>
+        <w:t xml:space="preserve"> the 1/2 symbol denotes half QWOT thickness (OT = λ⁄8). The spectral width of HR-region is directly correlated to the difference between </w:t>
+      </w:r>
+      <w:r>
+        <w:rPr>
+          <w:i/>
+          <w:iCs/>
+        </w:rPr>
+        <w:t>H</w:t>
+      </w:r>
+      <w:r>
+        <w:t xml:space="preserve"> and </w:t>
+      </w:r>
+      <w:r>
+        <w:rPr>
+          <w:i/>
+          <w:iCs/>
+        </w:rPr>
+        <w:t>L</w:t>
+      </w:r>
+      <w:r>
+        <w:t xml:space="preserve"> layer, and the number of unit cell directly correlated to the steepness of spectral edge between region. </w:t>
+      </w:r>
+      <w:r>
+        <w:t>The long</w:t>
+      </w:r>
+      <w:r>
+        <w:t xml:space="preserve">-pass design has stable, low </w:t>
+      </w:r>
+      <w:r>
+        <w:t>reflectance</w:t>
+      </w:r>
+      <w:r>
+        <w:t xml:space="preserve"> in the longer-wavelength AR region</w:t>
+      </w:r>
+      <w:r>
+        <w:t xml:space="preserve">, </w:t>
+      </w:r>
+      <w:r>
+        <w:t xml:space="preserve">while short-pass design has the opposite </w:t>
+      </w:r>
+      <w:r>
+        <w:t>behavior.</w:t>
+      </w:r>
+      <w:r>
+        <w:t xml:space="preserve"> </w:t>
+      </w:r>
+      <w:r>
+        <w:t>The</w:t>
+      </w:r>
+      <w:r>
+        <w:t xml:space="preserve"> long-pass design</w:t>
+      </w:r>
+      <w:r>
+        <w:t xml:space="preserve"> is selected for this work since it </w:t>
+      </w:r>
+      <w:r>
+        <w:t>minimize the device thickness</w:t>
+      </w:r>
+      <w:r>
+        <w:t>. A</w:t>
+      </w:r>
+      <w:r>
+        <w:t xml:space="preserve">nd since we want our devices to operate around 1064 nm, the reference wavelength is moved to around </w:t>
+      </w:r>
+      <w:r>
+        <w:rPr>
+          <w:i/>
+          <w:iCs/>
+        </w:rPr>
+        <w:t>λ</w:t>
+      </w:r>
+      <w:r>
+        <w:rPr>
+          <w:i/>
+          <w:iCs/>
+          <w:vertAlign w:val="subscript"/>
+        </w:rPr>
+        <w:t>0</w:t>
+      </w:r>
+      <w:r>
+        <w:t xml:space="preserve"> = 740 nm. This way, the interested wavelength (λ = 1064 nm) is at the edge of AR-region, so when Sb</w:t>
+      </w:r>
+      <w:r>
+        <w:rPr>
+          <w:vertAlign w:val="subscript"/>
+        </w:rPr>
+        <w:t>2</w:t>
+      </w:r>
+      <w:r>
+        <w:t>Se</w:t>
+      </w:r>
+      <w:r>
+        <w:rPr>
+          <w:vertAlign w:val="subscript"/>
+        </w:rPr>
+        <w:t>3</w:t>
+      </w:r>
+      <w:r>
+        <w:t xml:space="preserve"> transitioned to crystalline phase, the reflection profile red-shift and the interested wavelength is </w:t>
+      </w:r>
+      <w:r>
+        <w:t>moved</w:t>
+      </w:r>
+      <w:r>
+        <w:t xml:space="preserve"> </w:t>
+      </w:r>
+      <w:r>
+        <w:t xml:space="preserve">to </w:t>
+      </w:r>
+      <w:r>
+        <w:t xml:space="preserve">high-reflection region. </w:t>
+      </w:r>
+    </w:p>
+    <w:p>
+      <w:pPr>
+        <w:pStyle w:val="2ndcolumntext"/>
+      </w:pPr>
+      <w:r>
+        <w:t>As an examples</w:t>
+      </w:r>
+      <w:r>
+        <w:t>, Sb</w:t>
+      </w:r>
+      <w:r>
+        <w:rPr>
+          <w:vertAlign w:val="subscript"/>
+        </w:rPr>
+        <w:t>2</w:t>
+      </w:r>
+      <w:r>
+        <w:t>Se</w:t>
+      </w:r>
+      <w:r>
+        <w:rPr>
+          <w:vertAlign w:val="subscript"/>
+        </w:rPr>
+        <w:t>3</w:t>
+      </w:r>
+      <w:r>
+        <w:t xml:space="preserve"> is </w:t>
+      </w:r>
+      <w:r>
+        <w:rPr>
+          <w:i/>
+          <w:iCs/>
+        </w:rPr>
+        <w:t>H</w:t>
+      </w:r>
+      <w:r>
+        <w:t xml:space="preserve"> layer, and MgF</w:t>
+      </w:r>
+      <w:r>
+        <w:rPr>
+          <w:vertAlign w:val="subscript"/>
+        </w:rPr>
+        <w:t>2</w:t>
+      </w:r>
+      <w:r>
+        <w:t xml:space="preserve"> as </w:t>
+      </w:r>
+      <w:r>
+        <w:rPr>
+          <w:i/>
+          <w:iCs/>
+        </w:rPr>
+        <w:t>L</w:t>
+      </w:r>
+      <w:r>
+        <w:t xml:space="preserve"> layer, the reference wavelength is changed to </w:t>
+      </w:r>
+      <w:r>
+        <w:rPr>
+          <w:i/>
+          <w:iCs/>
+        </w:rPr>
+        <w:t>λ</w:t>
+      </w:r>
+      <w:r>
+        <w:rPr>
+          <w:i/>
+          <w:iCs/>
+          <w:vertAlign w:val="subscript"/>
+        </w:rPr>
+        <w:t>0</w:t>
+      </w:r>
+      <w:r>
+        <w:t xml:space="preserve"> = 740 nm</w:t>
+      </w:r>
+      <w:r>
+        <w:t xml:space="preserve">. </w:t>
+      </w:r>
+      <w:r>
+        <w:t xml:space="preserve">Figure </w:t>
+      </w:r>
+      <w:r>
+        <w:t>5</w:t>
+      </w:r>
+      <w:r>
+        <w:t xml:space="preserve"> illustrates the effect the number of unit cell has on the reflectance profile. By increasing the number of unit cell from 1 t</w:t>
+      </w:r>
+      <w:r>
+        <w:t>o</w:t>
+      </w:r>
+      <w:r>
+        <w:t xml:space="preserve"> 6, the spectral edge is getting steeper. Also, the interested wavelength (black vertical-line) shifted from AR-region in amorphous phase (Fig. </w:t>
+      </w:r>
+      <w:r>
+        <w:t>5</w:t>
+      </w:r>
+      <w:r>
+        <w:t xml:space="preserve">a) to HR-region in crystalline phase (Fig </w:t>
+      </w:r>
+      <w:r>
+        <w:t>5</w:t>
+      </w:r>
+      <w:r>
+        <w:t>b), this create a reflectance contrast higher than single-, double- or three-layer designs</w:t>
+      </w:r>
+      <w:r>
+        <w:t xml:space="preserve"> previously shown</w:t>
+      </w:r>
+      <w:r>
+        <w:t>.</w:t>
+      </w:r>
+      <w:r>
+        <w:t xml:space="preserve"> </w:t>
+      </w:r>
+      <w:r>
+        <w:rPr>
+          <w:highlight w:val="yellow"/>
+        </w:rPr>
+        <w:t xml:space="preserve">The </w:t>
+      </w:r>
+      <w:r>
+        <w:rPr>
+          <w:highlight w:val="yellow"/>
+        </w:rPr>
+        <w:t>reasoning behind the selection</w:t>
+      </w:r>
+      <w:r>
+        <w:rPr>
+          <w:highlight w:val="yellow"/>
+        </w:rPr>
+        <w:t xml:space="preserve"> of </w:t>
+      </w:r>
+      <w:r>
+        <w:rPr>
+          <w:i/>
+          <w:iCs/>
+          <w:highlight w:val="yellow"/>
+        </w:rPr>
+        <w:t>λ</w:t>
+      </w:r>
+      <w:r>
+        <w:rPr>
+          <w:i/>
+          <w:iCs/>
+          <w:highlight w:val="yellow"/>
+          <w:vertAlign w:val="subscript"/>
+        </w:rPr>
+        <w:t>0</w:t>
+      </w:r>
+      <w:r>
+        <w:rPr>
+          <w:highlight w:val="yellow"/>
+        </w:rPr>
+        <w:t xml:space="preserve"> = 740 nm</w:t>
+      </w:r>
+      <w:r>
+        <w:rPr>
+          <w:highlight w:val="yellow"/>
+        </w:rPr>
+        <w:t xml:space="preserve"> is shown in Fig. 6, </w:t>
+      </w:r>
+      <w:r>
+        <w:rPr>
+          <w:i/>
+          <w:iCs/>
+          <w:highlight w:val="yellow"/>
+        </w:rPr>
+        <w:t>λ</w:t>
+      </w:r>
+      <w:r>
+        <w:rPr>
+          <w:i/>
+          <w:iCs/>
+          <w:highlight w:val="yellow"/>
+          <w:vertAlign w:val="subscript"/>
+        </w:rPr>
+        <w:t>0</w:t>
+      </w:r>
+      <w:r>
+        <w:rPr>
+          <w:highlight w:val="yellow"/>
+        </w:rPr>
+        <w:t xml:space="preserve"> is varied from 700–750 nm in the same 4-unit-cell configuration</w:t>
+      </w:r>
+      <w:r>
+        <w:rPr>
+          <w:highlight w:val="yellow"/>
+        </w:rPr>
+        <w:t xml:space="preserve"> as</w:t>
+      </w:r>
+      <w:r>
+        <w:rPr>
+          <w:highlight w:val="yellow"/>
+        </w:rPr>
+        <w:t xml:space="preserve"> in Fig. 5</w:t>
+      </w:r>
+      <w:r>
+        <w:rPr>
+          <w:highlight w:val="yellow"/>
+        </w:rPr>
+        <w:t>a</w:t>
+      </w:r>
+      <w:r>
+        <w:rPr>
+          <w:highlight w:val="yellow"/>
+        </w:rPr>
+        <w:t xml:space="preserve"> (green). It can be seen that </w:t>
+      </w:r>
+      <w:r>
+        <w:rPr>
+          <w:highlight w:val="yellow"/>
+        </w:rPr>
+        <w:t xml:space="preserve">both </w:t>
+      </w:r>
+      <w:r>
+        <w:rPr>
+          <w:i/>
+          <w:iCs/>
+          <w:highlight w:val="yellow"/>
+        </w:rPr>
+        <w:t>λ</w:t>
+      </w:r>
+      <w:r>
+        <w:rPr>
+          <w:i/>
+          <w:iCs/>
+          <w:highlight w:val="yellow"/>
+          <w:vertAlign w:val="subscript"/>
+        </w:rPr>
+        <w:t>0</w:t>
+      </w:r>
+      <w:r>
+        <w:rPr>
+          <w:i/>
+          <w:iCs/>
+          <w:highlight w:val="yellow"/>
+        </w:rPr>
+        <w:t xml:space="preserve"> </w:t>
+      </w:r>
+      <w:r>
+        <w:rPr>
+          <w:highlight w:val="yellow"/>
+        </w:rPr>
+        <w:t>=</w:t>
+      </w:r>
+      <w:r>
+        <w:rPr>
+          <w:highlight w:val="yellow"/>
+        </w:rPr>
+        <w:t xml:space="preserve"> </w:t>
+      </w:r>
+      <w:r>
+        <w:rPr>
+          <w:highlight w:val="yellow"/>
+        </w:rPr>
+        <w:t>740</w:t>
+      </w:r>
+      <w:r>
+        <w:rPr>
+          <w:highlight w:val="yellow"/>
+        </w:rPr>
+        <w:t xml:space="preserve"> (green) and </w:t>
+      </w:r>
+      <w:r>
+        <w:rPr>
+          <w:i/>
+          <w:iCs/>
+          <w:highlight w:val="yellow"/>
+        </w:rPr>
+        <w:t>λ</w:t>
+      </w:r>
+      <w:r>
+        <w:rPr>
+          <w:i/>
+          <w:iCs/>
+          <w:highlight w:val="yellow"/>
+          <w:vertAlign w:val="subscript"/>
+        </w:rPr>
+        <w:t>0</w:t>
+      </w:r>
+      <w:r>
+        <w:rPr>
+          <w:i/>
+          <w:iCs/>
+          <w:highlight w:val="yellow"/>
+        </w:rPr>
+        <w:t xml:space="preserve"> </w:t>
+      </w:r>
+      <w:r>
+        <w:rPr>
+          <w:highlight w:val="yellow"/>
+        </w:rPr>
+        <w:t>=</w:t>
+      </w:r>
+      <w:r>
+        <w:rPr>
+          <w:highlight w:val="yellow"/>
+        </w:rPr>
+        <w:t xml:space="preserve"> </w:t>
+      </w:r>
+      <w:r>
+        <w:rPr>
+          <w:highlight w:val="yellow"/>
+        </w:rPr>
+        <w:t>7</w:t>
+      </w:r>
+      <w:r>
+        <w:rPr>
+          <w:highlight w:val="yellow"/>
+        </w:rPr>
+        <w:t>5</w:t>
+      </w:r>
+      <w:r>
+        <w:rPr>
+          <w:highlight w:val="yellow"/>
+        </w:rPr>
+        <w:t>0</w:t>
+      </w:r>
+      <w:r>
+        <w:rPr>
+          <w:highlight w:val="yellow"/>
+        </w:rPr>
+        <w:t xml:space="preserve"> nm</w:t>
+      </w:r>
+      <w:r>
+        <w:rPr>
+          <w:highlight w:val="yellow"/>
+        </w:rPr>
+        <w:t xml:space="preserve"> </w:t>
+      </w:r>
+      <w:r>
+        <w:rPr>
+          <w:highlight w:val="yellow"/>
+        </w:rPr>
+        <w:t xml:space="preserve">both </w:t>
+      </w:r>
+      <w:r>
+        <w:rPr>
+          <w:highlight w:val="yellow"/>
+        </w:rPr>
+        <w:t>ha</w:t>
+      </w:r>
+      <w:r>
+        <w:rPr>
+          <w:highlight w:val="yellow"/>
+        </w:rPr>
+        <w:t>ve</w:t>
+      </w:r>
+      <w:r>
+        <w:rPr>
+          <w:highlight w:val="yellow"/>
+        </w:rPr>
+        <w:t xml:space="preserve"> </w:t>
+      </w:r>
+      <w:r>
+        <w:rPr>
+          <w:highlight w:val="yellow"/>
+        </w:rPr>
+        <w:t xml:space="preserve">same </w:t>
+      </w:r>
+      <w:r>
+        <w:rPr>
+          <w:highlight w:val="yellow"/>
+        </w:rPr>
+        <w:t xml:space="preserve">contrast </w:t>
+      </w:r>
+      <w:r>
+        <w:rPr>
+          <w:rFonts w:ascii="Calibri" w:eastAsia="TH SarabunPSK" w:hAnsi="Calibri" w:cs="Calibri"/>
+          <w:i/>
+          <w:iCs/>
+          <w:highlight w:val="yellow"/>
+        </w:rPr>
+        <w:t>Δ</w:t>
+      </w:r>
+      <w:r>
+        <w:rPr>
+          <w:rFonts w:eastAsia="TH SarabunPSK"/>
+          <w:i/>
+          <w:iCs/>
+          <w:highlight w:val="yellow"/>
+        </w:rPr>
+        <w:t xml:space="preserve">R </w:t>
+      </w:r>
+      <w:r>
+        <w:rPr>
+          <w:rFonts w:eastAsia="TH SarabunPSK"/>
+          <w:highlight w:val="yellow"/>
+        </w:rPr>
+        <w:t>=</w:t>
+      </w:r>
+      <w:r>
+        <w:rPr>
+          <w:highlight w:val="yellow"/>
+        </w:rPr>
+        <w:t xml:space="preserve"> 90.6%  (Fig. 6b). However, </w:t>
+      </w:r>
+      <w:r>
+        <w:rPr>
+          <w:i/>
+          <w:iCs/>
+          <w:highlight w:val="yellow"/>
+        </w:rPr>
+        <w:t>λ</w:t>
+      </w:r>
+      <w:r>
+        <w:rPr>
+          <w:i/>
+          <w:iCs/>
+          <w:highlight w:val="yellow"/>
+          <w:vertAlign w:val="subscript"/>
+        </w:rPr>
+        <w:t>0</w:t>
+      </w:r>
+      <w:r>
+        <w:rPr>
+          <w:highlight w:val="yellow"/>
+        </w:rPr>
+        <w:t xml:space="preserve"> is directly proportional to film thickness, so we decided to use to shorter </w:t>
+      </w:r>
+      <w:r>
+        <w:rPr>
+          <w:i/>
+          <w:iCs/>
+          <w:highlight w:val="yellow"/>
+        </w:rPr>
+        <w:t>λ</w:t>
+      </w:r>
+      <w:r>
+        <w:rPr>
+          <w:i/>
+          <w:iCs/>
+          <w:highlight w:val="yellow"/>
+          <w:vertAlign w:val="subscript"/>
+        </w:rPr>
+        <w:t>0</w:t>
+      </w:r>
+      <w:r>
+        <w:rPr>
+          <w:i/>
+          <w:iCs/>
+          <w:highlight w:val="yellow"/>
+        </w:rPr>
+        <w:t xml:space="preserve"> </w:t>
+      </w:r>
+      <w:r>
+        <w:rPr>
+          <w:highlight w:val="yellow"/>
+        </w:rPr>
+        <w:t>= 740.</w:t>
+      </w:r>
+      <w:r>
+        <w:t xml:space="preserve"> </w:t>
+      </w:r>
+      <w:r>
+        <w:rPr>
+          <w:highlight w:val="yellow"/>
+        </w:rPr>
+        <w:t>The cross-sectional view of the long-pass and short-pass designs and each unit cell thickness can be seen in Fig. 6c. The figures only show 2 unit-cells due to spacing, all long-pass edge-filters in Fig. 6a and Fig. 6b are 4-unit-cell designs.</w:t>
+      </w:r>
     </w:p>
     <w:p>
       <w:pPr>
@@ -11352,7 +11715,6 @@
           <w:sz w:val="20"/>
           <w:szCs w:val="20"/>
         </w:rPr>
-        <w:lastRenderedPageBreak/>
         <w:drawing>
           <wp:inline distT="0" distB="0" distL="0" distR="0" wp14:anchorId="06282BDE" wp14:editId="3C453356">
             <wp:extent cx="3060700" cy="6927850"/>
@@ -11399,6 +11761,13 @@
     <w:p>
       <w:pPr>
         <w:pStyle w:val="Figures"/>
+        <w:sectPr>
+          <w:type w:val="continuous"/>
+          <w:pgSz w:w="11520" w:h="15660" w:code="1"/>
+          <w:pgMar w:top="1300" w:right="740" w:bottom="1040" w:left="740" w:header="360" w:footer="640" w:gutter="0"/>
+          <w:cols w:num="2" w:space="400"/>
+          <w:docGrid w:linePitch="360"/>
+        </w:sectPr>
       </w:pPr>
       <w:r>
         <w:t xml:space="preserve">Reflectance </w:t>
@@ -11415,7 +11784,251 @@
     </w:p>
     <w:p>
       <w:pPr>
+        <w:pStyle w:val="Figures"/>
+        <w:numPr>
+          <w:ilvl w:val="0"/>
+          <w:numId w:val="0"/>
+        </w:numPr>
+      </w:pPr>
+      <w:r>
+        <w:rPr>
+          <w:noProof/>
+        </w:rPr>
+        <w:lastRenderedPageBreak/>
+        <w:drawing>
+          <wp:inline distT="0" distB="0" distL="0" distR="0" wp14:anchorId="1BD9AD9D" wp14:editId="7CC282E7">
+            <wp:extent cx="6375600" cy="5886540"/>
+            <wp:effectExtent l="0" t="0" r="0" b="0"/>
+            <wp:docPr id="588880775" name="Picture 4"/>
+            <wp:cNvGraphicFramePr>
+              <a:graphicFrameLocks xmlns:a="http://schemas.openxmlformats.org/drawingml/2006/main" noChangeAspect="1"/>
+            </wp:cNvGraphicFramePr>
+            <a:graphic xmlns:a="http://schemas.openxmlformats.org/drawingml/2006/main">
+              <a:graphicData uri="http://schemas.openxmlformats.org/drawingml/2006/picture">
+                <pic:pic xmlns:pic="http://schemas.openxmlformats.org/drawingml/2006/picture">
+                  <pic:nvPicPr>
+                    <pic:cNvPr id="588880775" name="Picture 4"/>
+                    <pic:cNvPicPr/>
+                  </pic:nvPicPr>
+                  <pic:blipFill>
+                    <a:blip r:embed="rId16" cstate="print">
+                      <a:extLst>
+                        <a:ext uri="{28A0092B-C50C-407E-A947-70E740481C1C}">
+                          <a14:useLocalDpi xmlns:a14="http://schemas.microsoft.com/office/drawing/2010/main" val="0"/>
+                        </a:ext>
+                      </a:extLst>
+                    </a:blip>
+                    <a:stretch>
+                      <a:fillRect/>
+                    </a:stretch>
+                  </pic:blipFill>
+                  <pic:spPr>
+                    <a:xfrm>
+                      <a:off x="0" y="0"/>
+                      <a:ext cx="6375600" cy="5886540"/>
+                    </a:xfrm>
+                    <a:prstGeom prst="rect">
+                      <a:avLst/>
+                    </a:prstGeom>
+                  </pic:spPr>
+                </pic:pic>
+              </a:graphicData>
+            </a:graphic>
+          </wp:inline>
+        </w:drawing>
+      </w:r>
+    </w:p>
+    <w:p>
+      <w:pPr>
+        <w:pStyle w:val="Figures"/>
+        <w:jc w:val="both"/>
+      </w:pPr>
+      <w:r>
+        <w:t xml:space="preserve">Reflectance profile of </w:t>
+      </w:r>
+      <w:r>
+        <w:t xml:space="preserve">long-pass </w:t>
+      </w:r>
+      <w:r>
+        <w:t>edge-filter designs with reference wavelenght (</w:t>
+      </w:r>
+      <w:r>
+        <w:rPr>
+          <w:i/>
+          <w:iCs/>
+        </w:rPr>
+        <w:t>λ</w:t>
+      </w:r>
+      <w:r>
+        <w:rPr>
+          <w:i/>
+          <w:iCs/>
+          <w:vertAlign w:val="subscript"/>
+        </w:rPr>
+        <w:t>0</w:t>
+      </w:r>
+      <w:r>
+        <w:t>) from 700 to 760 nm.</w:t>
+      </w:r>
+      <w:r>
+        <w:t xml:space="preserve"> (a) Reflectance before (solid) and after (dotted) phase transition shows that increasing </w:t>
+      </w:r>
+      <w:r>
+        <w:rPr>
+          <w:i/>
+          <w:iCs/>
+        </w:rPr>
+        <w:t>λ</w:t>
+      </w:r>
+      <w:r>
+        <w:rPr>
+          <w:i/>
+          <w:iCs/>
+          <w:vertAlign w:val="subscript"/>
+        </w:rPr>
+        <w:t>0</w:t>
+      </w:r>
+      <w:r>
+        <w:t xml:space="preserve"> also increase the spectral profiles. (b) The reflectance contrasts at 1064 nm of </w:t>
+      </w:r>
+      <w:r>
+        <w:rPr>
+          <w:i/>
+          <w:iCs/>
+        </w:rPr>
+        <w:t>λ</w:t>
+      </w:r>
+      <w:r>
+        <w:rPr>
+          <w:i/>
+          <w:iCs/>
+          <w:vertAlign w:val="subscript"/>
+        </w:rPr>
+        <w:t>0</w:t>
+      </w:r>
+      <w:r>
+        <w:t xml:space="preserve"> = 740 and </w:t>
+      </w:r>
+      <w:r>
+        <w:rPr>
+          <w:i/>
+          <w:iCs/>
+        </w:rPr>
+        <w:t>λ</w:t>
+      </w:r>
+      <w:r>
+        <w:rPr>
+          <w:i/>
+          <w:iCs/>
+          <w:vertAlign w:val="subscript"/>
+        </w:rPr>
+        <w:t>0</w:t>
+      </w:r>
+      <w:r>
+        <w:t xml:space="preserve"> = 750 nm are the same </w:t>
+      </w:r>
+      <w:r>
+        <w:rPr>
+          <w:rFonts w:ascii="Calibri" w:eastAsia="TH SarabunPSK" w:hAnsi="Calibri" w:cs="Calibri"/>
+          <w:i/>
+          <w:iCs/>
+        </w:rPr>
+        <w:t>Δ</w:t>
+      </w:r>
+      <w:r>
+        <w:rPr>
+          <w:rFonts w:eastAsia="TH SarabunPSK"/>
+          <w:i/>
+          <w:iCs/>
+        </w:rPr>
+        <w:t>R</w:t>
+      </w:r>
+      <w:r>
+        <w:rPr>
+          <w:rFonts w:eastAsia="TH SarabunPSK"/>
+        </w:rPr>
+        <w:t xml:space="preserve"> = 90.6%. We select </w:t>
+      </w:r>
+      <w:r>
+        <w:rPr>
+          <w:i/>
+          <w:iCs/>
+        </w:rPr>
+        <w:t>λ</w:t>
+      </w:r>
+      <w:r>
+        <w:rPr>
+          <w:i/>
+          <w:iCs/>
+          <w:vertAlign w:val="subscript"/>
+        </w:rPr>
+        <w:t>0</w:t>
+      </w:r>
+      <w:r>
+        <w:t xml:space="preserve"> = 740</w:t>
+      </w:r>
+      <w:r>
+        <w:t xml:space="preserve"> nm for the following design since it allows for slightly thinner device size.</w:t>
+      </w:r>
+      <w:r>
+        <w:t xml:space="preserve"> (c) </w:t>
+      </w:r>
+      <w:r>
+        <w:t xml:space="preserve">Cross-section diagrams showing </w:t>
+      </w:r>
+      <w:r>
+        <w:t xml:space="preserve">long-pass and short-pass thickness, </w:t>
+      </w:r>
+      <w:r>
+        <w:rPr>
+          <w:i/>
+          <w:iCs/>
+        </w:rPr>
+        <w:t>λ</w:t>
+      </w:r>
+      <w:r>
+        <w:rPr>
+          <w:i/>
+          <w:iCs/>
+          <w:vertAlign w:val="subscript"/>
+        </w:rPr>
+        <w:t>0</w:t>
+      </w:r>
+      <w:r>
+        <w:t xml:space="preserve"> = 740</w:t>
+      </w:r>
+      <w:r>
+        <w:t>.</w:t>
+      </w:r>
+    </w:p>
+    <w:p>
+      <w:pPr>
+        <w:pStyle w:val="Figures"/>
+        <w:numPr>
+          <w:ilvl w:val="0"/>
+          <w:numId w:val="0"/>
+        </w:numPr>
+      </w:pPr>
+    </w:p>
+    <w:p>
+      <w:pPr>
+        <w:pStyle w:val="Figures"/>
+        <w:numPr>
+          <w:ilvl w:val="0"/>
+          <w:numId w:val="0"/>
+        </w:numPr>
+        <w:sectPr>
+          <w:pgSz w:w="11520" w:h="15660" w:code="1"/>
+          <w:pgMar w:top="1300" w:right="740" w:bottom="1040" w:left="740" w:header="360" w:footer="640" w:gutter="0"/>
+          <w:cols w:space="400"/>
+          <w:docGrid w:linePitch="360"/>
+        </w:sectPr>
+      </w:pPr>
+    </w:p>
+    <w:p>
+      <w:pPr>
         <w:pStyle w:val="H1ListNoSpace"/>
+        <w:spacing w:before="0"/>
       </w:pPr>
       <w:r>
         <w:t>METHODS</w:t>
@@ -11473,14 +12086,7 @@
           <w:rFonts w:eastAsia="MS Mincho"/>
           <w:color w:val="000000"/>
         </w:rPr>
-        <w:t xml:space="preserve">, and reflectance </w:t>
-      </w:r>
-      <w:r>
-        <w:rPr>
-          <w:rFonts w:eastAsia="MS Mincho"/>
-          <w:color w:val="000000"/>
-        </w:rPr>
-        <w:t xml:space="preserve">of </w:t>
+        <w:t xml:space="preserve">, and reflectance of </w:t>
       </w:r>
       <w:r>
         <w:t>each design.</w:t>
@@ -11695,12 +12301,18 @@
         <w:rPr>
           <w:rFonts w:cstheme="minorBidi"/>
         </w:rPr>
-        <w:t>with refractive index at 1064 nm equal to</w:t>
+        <w:t xml:space="preserve">with refractive index at 1064 nm </w:t>
       </w:r>
       <w:r>
         <w:rPr>
           <w:rFonts w:cstheme="minorBidi"/>
         </w:rPr>
+        <w:t>equal to</w:t>
+      </w:r>
+      <w:r>
+        <w:rPr>
+          <w:rFonts w:cstheme="minorBidi"/>
+        </w:rPr>
         <w:t xml:space="preserve"> </w:t>
       </w:r>
       <w:r>
@@ -12023,7 +12635,11 @@
         <w:t>And t</w:t>
       </w:r>
       <w:r>
-        <w:t>he incident angle is 0°, and light polarization mode is transverse electric (TE)</w:t>
+        <w:t xml:space="preserve">he incident angle is 0°, and </w:t>
+      </w:r>
+      <w:r>
+        <w:lastRenderedPageBreak/>
+        <w:t>light polarization mode is transverse electric (TE)</w:t>
       </w:r>
       <w:r>
         <w:t>, unless specifically mentioned</w:t>
@@ -12868,7 +13484,6 @@
         <w:pStyle w:val="2ndcolumntext"/>
       </w:pPr>
       <w:r>
-        <w:lastRenderedPageBreak/>
         <w:t xml:space="preserve">Meanwhile, the imaginary part </w:t>
       </w:r>
       <w:r>
@@ -13969,10 +14584,71 @@
         <w:pStyle w:val="1stcolumntext"/>
       </w:pPr>
       <w:r>
-        <w:t xml:space="preserve">The design architectures, number of layers, total thickness of Sb2Se3, overall design thickness, transmittance in each </w:t>
-      </w:r>
-      <w:r>
-        <w:t xml:space="preserve">mode, and transmittance contrast (ΔT = Ta - Tc) of each design are shown in Table </w:t>
+        <w:t>The design architectures, number of layers, total thickness of Sb</w:t>
+      </w:r>
+      <w:r>
+        <w:rPr>
+          <w:vertAlign w:val="subscript"/>
+        </w:rPr>
+        <w:t>2</w:t>
+      </w:r>
+      <w:r>
+        <w:t>Se</w:t>
+      </w:r>
+      <w:r>
+        <w:rPr>
+          <w:vertAlign w:val="subscript"/>
+        </w:rPr>
+        <w:t>3</w:t>
+      </w:r>
+      <w:r>
+        <w:t>, overall design thickness, transmittance in each mode, and transmittance contrast (</w:t>
+      </w:r>
+      <w:r>
+        <w:rPr>
+          <w:i/>
+          <w:iCs/>
+        </w:rPr>
+        <w:t>ΔT</w:t>
+      </w:r>
+      <w:r>
+        <w:t xml:space="preserve"> = </w:t>
+      </w:r>
+      <w:r>
+        <w:rPr>
+          <w:i/>
+          <w:iCs/>
+        </w:rPr>
+        <w:t>T</w:t>
+      </w:r>
+      <w:r>
+        <w:rPr>
+          <w:i/>
+          <w:iCs/>
+          <w:vertAlign w:val="subscript"/>
+        </w:rPr>
+        <w:t>a</w:t>
+      </w:r>
+      <w:r>
+        <w:t xml:space="preserve"> - </w:t>
+      </w:r>
+      <w:r>
+        <w:rPr>
+          <w:i/>
+          <w:iCs/>
+        </w:rPr>
+        <w:t>T</w:t>
+      </w:r>
+      <w:r>
+        <w:rPr>
+          <w:i/>
+          <w:iCs/>
+          <w:vertAlign w:val="subscript"/>
+        </w:rPr>
+        <w:t>c</w:t>
+      </w:r>
+      <w:r>
+        <w:t xml:space="preserve">) of each design are shown in Table </w:t>
       </w:r>
       <w:r>
         <w:t>I</w:t>
@@ -13984,7 +14660,19 @@
         <w:t>(</w:t>
       </w:r>
       <w:r>
-        <w:t>λ0</w:t>
+        <w:rPr>
+          <w:i/>
+          <w:iCs/>
+        </w:rPr>
+        <w:t>λ</w:t>
+      </w:r>
+      <w:r>
+        <w:rPr>
+          <w:i/>
+          <w:iCs/>
+          <w:vertAlign w:val="subscript"/>
+        </w:rPr>
+        <w:t>0</w:t>
       </w:r>
       <w:r>
         <w:t>)</w:t>
@@ -13996,7 +14684,22 @@
         <w:t xml:space="preserve">but </w:t>
       </w:r>
       <w:r>
-        <w:t xml:space="preserve">λ0 </w:t>
+        <w:rPr>
+          <w:i/>
+          <w:iCs/>
+        </w:rPr>
+        <w:t>λ</w:t>
+      </w:r>
+      <w:r>
+        <w:rPr>
+          <w:i/>
+          <w:iCs/>
+          <w:vertAlign w:val="subscript"/>
+        </w:rPr>
+        <w:t>0</w:t>
+      </w:r>
+      <w:r>
+        <w:t xml:space="preserve"> </w:t>
       </w:r>
       <w:r>
         <w:t xml:space="preserve">= </w:t>
@@ -14026,7 +14729,17 @@
         <w:t>-</w:t>
       </w:r>
       <w:r>
-        <w:t xml:space="preserve">cells (N ≥ </w:t>
+        <w:t>cells (</w:t>
+      </w:r>
+      <w:r>
+        <w:rPr>
+          <w:i/>
+          <w:iCs/>
+        </w:rPr>
+        <w:t>N</w:t>
+      </w:r>
+      <w:r>
+        <w:t xml:space="preserve"> ≥ </w:t>
       </w:r>
       <w:r>
         <w:t>3</w:t>
@@ -14038,13 +14751,142 @@
         <w:t>6</w:t>
       </w:r>
       <w:r>
-        <w:t>-unit-cell design having the highest ΔT of 9</w:t>
+        <w:t xml:space="preserve">-unit-cell design having the highest </w:t>
+      </w:r>
+      <w:r>
+        <w:rPr>
+          <w:i/>
+          <w:iCs/>
+        </w:rPr>
+        <w:t>ΔT</w:t>
+      </w:r>
+      <w:r>
+        <w:t xml:space="preserve"> of 9</w:t>
       </w:r>
       <w:r>
         <w:t>4.5</w:t>
       </w:r>
       <w:r>
-        <w:t>%. However, while there is only marginal improvement in ΔT when N exceeds 3, the Sb2Se3 layer thickness and the overall device thickness increase drastically; for example, ΔT improves by 2% in N = 4 design when compared to N = 3 design, the thickness increases by 33.3%, but when comparing N = 5 to N = 4 designs, ΔT increases by only 0.6%, and the device needs to be 25.0% thicker. It is important to note that increasing unit cell numbers also require more Sb2Se3 material, less Sb2Se3 used also has the benefit of minimizing the energy required for phase transition.</w:t>
+        <w:t xml:space="preserve">%. However, while there is only marginal improvement in </w:t>
+      </w:r>
+      <w:r>
+        <w:rPr>
+          <w:i/>
+          <w:iCs/>
+        </w:rPr>
+        <w:t>ΔT</w:t>
+      </w:r>
+      <w:r>
+        <w:t xml:space="preserve"> when </w:t>
+      </w:r>
+      <w:r>
+        <w:rPr>
+          <w:i/>
+          <w:iCs/>
+        </w:rPr>
+        <w:t>N</w:t>
+      </w:r>
+      <w:r>
+        <w:t xml:space="preserve"> exceeds 3, the Sb2Se3 layer thickness and the overall device thickness increase drastically; for example, </w:t>
+      </w:r>
+      <w:r>
+        <w:rPr>
+          <w:i/>
+          <w:iCs/>
+        </w:rPr>
+        <w:t>ΔT</w:t>
+      </w:r>
+      <w:r>
+        <w:t xml:space="preserve"> improves by 2% in </w:t>
+      </w:r>
+      <w:r>
+        <w:rPr>
+          <w:i/>
+          <w:iCs/>
+        </w:rPr>
+        <w:t>N</w:t>
+      </w:r>
+      <w:r>
+        <w:t xml:space="preserve"> = 4 design when compared to </w:t>
+      </w:r>
+      <w:r>
+        <w:rPr>
+          <w:i/>
+          <w:iCs/>
+        </w:rPr>
+        <w:t>N</w:t>
+      </w:r>
+      <w:r>
+        <w:t xml:space="preserve"> = 3 design, the thickness increases by 33.3%, but when comparing </w:t>
+      </w:r>
+      <w:r>
+        <w:rPr>
+          <w:i/>
+          <w:iCs/>
+        </w:rPr>
+        <w:t>N</w:t>
+      </w:r>
+      <w:r>
+        <w:t xml:space="preserve"> = 5 to </w:t>
+      </w:r>
+      <w:r>
+        <w:rPr>
+          <w:i/>
+          <w:iCs/>
+        </w:rPr>
+        <w:t>N</w:t>
+      </w:r>
+      <w:r>
+        <w:t xml:space="preserve"> = 4 designs, </w:t>
+      </w:r>
+      <w:r>
+        <w:rPr>
+          <w:i/>
+          <w:iCs/>
+        </w:rPr>
+        <w:t>ΔT</w:t>
+      </w:r>
+      <w:r>
+        <w:t xml:space="preserve"> increases by only 0.6%, and the device needs to be 25.0% thicker. It is important to note that increasing unit cell numbers also require more Sb</w:t>
+      </w:r>
+      <w:r>
+        <w:rPr>
+          <w:vertAlign w:val="subscript"/>
+        </w:rPr>
+        <w:t>2</w:t>
+      </w:r>
+      <w:r>
+        <w:t>Se</w:t>
+      </w:r>
+      <w:r>
+        <w:rPr>
+          <w:vertAlign w:val="subscript"/>
+        </w:rPr>
+        <w:t>3</w:t>
+      </w:r>
+      <w:r>
+        <w:t xml:space="preserve"> material, less </w:t>
+      </w:r>
+      <w:r>
+        <w:t>Sb</w:t>
+      </w:r>
+      <w:r>
+        <w:rPr>
+          <w:vertAlign w:val="subscript"/>
+        </w:rPr>
+        <w:t>2</w:t>
+      </w:r>
+      <w:r>
+        <w:t>Se</w:t>
+      </w:r>
+      <w:r>
+        <w:rPr>
+          <w:vertAlign w:val="subscript"/>
+        </w:rPr>
+        <w:t>3</w:t>
+      </w:r>
+      <w:r>
+        <w:t xml:space="preserve"> used also has the benefit of minimizing the energy required for phase transition.</w:t>
       </w:r>
     </w:p>
     <w:p>
@@ -14306,7 +15148,19 @@
         <w:rPr>
           <w:rFonts w:eastAsia="MS Mincho"/>
         </w:rPr>
-        <w:t xml:space="preserve"> = 1.4580). Figure 4.1 shows the transmittance contrast of the single-layer design and edge-filter designs (1 ≤ </w:t>
+        <w:t xml:space="preserve"> = 1.4580). Figure </w:t>
+      </w:r>
+      <w:r>
+        <w:rPr>
+          <w:rFonts w:eastAsia="MS Mincho"/>
+        </w:rPr>
+        <w:t>7</w:t>
+      </w:r>
+      <w:r>
+        <w:rPr>
+          <w:rFonts w:eastAsia="MS Mincho"/>
+        </w:rPr>
+        <w:t xml:space="preserve"> shows the transmittance contrast of the single-layer design and edge-filter designs (1 ≤ </w:t>
       </w:r>
       <w:r>
         <w:rPr>
@@ -18401,7 +19255,6 @@
                 <w:sz w:val="16"/>
                 <w:szCs w:val="16"/>
               </w:rPr>
-              <w:lastRenderedPageBreak/>
               <w:t>Edge filter</w:t>
             </w:r>
           </w:p>
@@ -19051,7 +19904,7 @@
                     <pic:cNvPicPr/>
                   </pic:nvPicPr>
                   <pic:blipFill>
-                    <a:blip r:embed="rId16" cstate="print">
+                    <a:blip r:embed="rId17" cstate="print">
                       <a:extLst>
                         <a:ext uri="{28A0092B-C50C-407E-A947-70E740481C1C}">
                           <a14:useLocalDpi xmlns:a14="http://schemas.microsoft.com/office/drawing/2010/main" val="0"/>
@@ -19167,56 +20020,7 @@
           <w:iCs w:val="0"/>
           <w:color w:val="000000"/>
         </w:rPr>
-        <w:t>the incident light (TE or TM). Figure 7 shows 4-unit-cell and 5-unit-cell designs with incident angles ranging from 0° to 90</w:t>
-      </w:r>
-      <w:r>
-        <w:rPr>
-          <w:rStyle w:val="Emphasis"/>
-          <w:rFonts w:cs="Times New Roman"/>
-          <w:i w:val="0"/>
-          <w:iCs w:val="0"/>
-        </w:rPr>
-        <w:t xml:space="preserve">°, and with polarization in TE (Fig. 7a and 7c) and TM (Fig. 7b and 7d). </w:t>
-      </w:r>
-      <w:r>
-        <w:rPr>
-          <w:rStyle w:val="Emphasis"/>
-          <w:rFonts w:cs="Times New Roman"/>
-          <w:i w:val="0"/>
-          <w:iCs w:val="0"/>
-          <w:highlight w:val="yellow"/>
-        </w:rPr>
-        <w:t>For</w:t>
-      </w:r>
-      <w:r>
-        <w:rPr>
-          <w:rStyle w:val="Emphasis"/>
-          <w:rFonts w:cs="Times New Roman"/>
-          <w:i w:val="0"/>
-          <w:iCs w:val="0"/>
-          <w:highlight w:val="yellow"/>
-        </w:rPr>
-        <w:t xml:space="preserve"> both</w:t>
-      </w:r>
-      <w:r>
-        <w:rPr>
-          <w:rStyle w:val="Emphasis"/>
-          <w:rFonts w:cs="Times New Roman"/>
-          <w:i w:val="0"/>
-          <w:iCs w:val="0"/>
-          <w:highlight w:val="yellow"/>
-        </w:rPr>
-        <w:t xml:space="preserve"> TE</w:t>
-      </w:r>
-      <w:r>
-        <w:rPr>
-          <w:rStyle w:val="Emphasis"/>
-          <w:rFonts w:cs="Times New Roman"/>
-          <w:i w:val="0"/>
-          <w:iCs w:val="0"/>
-          <w:highlight w:val="yellow"/>
-        </w:rPr>
-        <w:t xml:space="preserve"> and TM</w:t>
+        <w:t xml:space="preserve">the incident light (TE or TM). Figure </w:t>
       </w:r>
       <w:r>
         <w:rPr>
@@ -19225,9 +20029,8 @@
           <w:i w:val="0"/>
           <w:iCs w:val="0"/>
           <w:color w:val="000000"/>
-          <w:highlight w:val="yellow"/>
-        </w:rPr>
-        <w:t xml:space="preserve"> </w:t>
+        </w:rPr>
+        <w:t>8</w:t>
       </w:r>
       <w:r>
         <w:rPr>
@@ -19236,9 +20039,8 @@
           <w:i w:val="0"/>
           <w:iCs w:val="0"/>
           <w:color w:val="000000"/>
-          <w:highlight w:val="yellow"/>
-        </w:rPr>
-        <w:t xml:space="preserve">polarized light, </w:t>
+        </w:rPr>
+        <w:t xml:space="preserve"> shows 4-unit-cell and 5-unit-cell designs with incident angles ranging from 0° to 90</w:t>
       </w:r>
       <w:r>
         <w:rPr>
@@ -19246,17 +20048,8 @@
           <w:rFonts w:cs="Times New Roman"/>
           <w:i w:val="0"/>
           <w:iCs w:val="0"/>
-          <w:highlight w:val="yellow"/>
-        </w:rPr>
-        <w:t>Δ</w:t>
-      </w:r>
-      <w:r>
-        <w:rPr>
-          <w:rStyle w:val="Emphasis"/>
-          <w:rFonts w:cs="Times New Roman"/>
-          <w:highlight w:val="yellow"/>
-        </w:rPr>
-        <w:t xml:space="preserve">T </w:t>
+        </w:rPr>
+        <w:t xml:space="preserve">°, and with polarization in TE (Fig. </w:t>
       </w:r>
       <w:r>
         <w:rPr>
@@ -19264,9 +20057,8 @@
           <w:rFonts w:cs="Times New Roman"/>
           <w:i w:val="0"/>
           <w:iCs w:val="0"/>
-          <w:highlight w:val="yellow"/>
-        </w:rPr>
-        <w:t xml:space="preserve">at 1064 nm </w:t>
+        </w:rPr>
+        <w:t>8</w:t>
       </w:r>
       <w:r>
         <w:rPr>
@@ -19274,9 +20066,8 @@
           <w:rFonts w:cs="Times New Roman"/>
           <w:i w:val="0"/>
           <w:iCs w:val="0"/>
-          <w:highlight w:val="yellow"/>
-        </w:rPr>
-        <w:t>remains higher than 90% from 0° to ~30°</w:t>
+        </w:rPr>
+        <w:t xml:space="preserve">a and </w:t>
       </w:r>
       <w:r>
         <w:rPr>
@@ -19284,39 +20075,26 @@
           <w:rFonts w:cs="Times New Roman"/>
           <w:i w:val="0"/>
           <w:iCs w:val="0"/>
-          <w:highlight w:val="yellow"/>
-        </w:rPr>
-        <w:t>.</w:t>
-      </w:r>
-    </w:p>
-    <w:p>
-      <w:pPr>
-        <w:pStyle w:val="10BodySubsequentParagraph"/>
+        </w:rPr>
+        <w:t>8</w:t>
+      </w:r>
+      <w:r>
         <w:rPr>
           <w:rStyle w:val="Emphasis"/>
           <w:rFonts w:cs="Times New Roman"/>
           <w:i w:val="0"/>
           <w:iCs w:val="0"/>
-          <w:highlight w:val="yellow"/>
-        </w:rPr>
-      </w:pPr>
+        </w:rPr>
+        <w:t xml:space="preserve">c) and TM (Fig. </w:t>
+      </w:r>
       <w:r>
         <w:rPr>
           <w:rStyle w:val="Emphasis"/>
           <w:rFonts w:cs="Times New Roman"/>
           <w:i w:val="0"/>
           <w:iCs w:val="0"/>
-          <w:highlight w:val="yellow"/>
-        </w:rPr>
-        <w:t>At higher incident angle, the high-Δ</w:t>
-      </w:r>
-      <w:r>
-        <w:rPr>
-          <w:rStyle w:val="Emphasis"/>
-          <w:rFonts w:cs="Times New Roman"/>
-          <w:highlight w:val="yellow"/>
-        </w:rPr>
-        <w:t xml:space="preserve">T </w:t>
+        </w:rPr>
+        <w:t>8</w:t>
       </w:r>
       <w:r>
         <w:rPr>
@@ -19324,9 +20102,8 @@
           <w:rFonts w:cs="Times New Roman"/>
           <w:i w:val="0"/>
           <w:iCs w:val="0"/>
-          <w:highlight w:val="yellow"/>
-        </w:rPr>
-        <w:t xml:space="preserve">spectral profile (yellow-green) shifted to shorter wavelengths. </w:t>
+        </w:rPr>
+        <w:t xml:space="preserve">b and </w:t>
       </w:r>
       <w:r>
         <w:rPr>
@@ -19334,17 +20111,8 @@
           <w:rFonts w:cs="Times New Roman"/>
           <w:i w:val="0"/>
           <w:iCs w:val="0"/>
-          <w:highlight w:val="yellow"/>
-        </w:rPr>
-        <w:t xml:space="preserve">For TE polarized light, the blueshift of wavelength with the highest </w:t>
-      </w:r>
-      <w:r>
-        <w:rPr>
-          <w:rStyle w:val="Emphasis"/>
-          <w:rFonts w:cs="Times New Roman"/>
-          <w:highlight w:val="yellow"/>
-        </w:rPr>
-        <w:t>ΔT</w:t>
+        </w:rPr>
+        <w:t>8</w:t>
       </w:r>
       <w:r>
         <w:rPr>
@@ -19352,9 +20120,8 @@
           <w:rFonts w:cs="Times New Roman"/>
           <w:i w:val="0"/>
           <w:iCs w:val="0"/>
-          <w:highlight w:val="yellow"/>
-        </w:rPr>
-        <w:t xml:space="preserve"> at 45° compared to 0° incident angle are -</w:t>
+        </w:rPr>
+        <w:t xml:space="preserve">d). </w:t>
       </w:r>
       <w:r>
         <w:rPr>
@@ -19364,7 +20131,7 @@
           <w:iCs w:val="0"/>
           <w:highlight w:val="yellow"/>
         </w:rPr>
-        <w:t>3</w:t>
+        <w:t>For</w:t>
       </w:r>
       <w:r>
         <w:rPr>
@@ -19374,7 +20141,7 @@
           <w:iCs w:val="0"/>
           <w:highlight w:val="yellow"/>
         </w:rPr>
-        <w:t xml:space="preserve">7 and </w:t>
+        <w:t xml:space="preserve"> both</w:t>
       </w:r>
       <w:r>
         <w:rPr>
@@ -19384,7 +20151,7 @@
           <w:iCs w:val="0"/>
           <w:highlight w:val="yellow"/>
         </w:rPr>
-        <w:t>-</w:t>
+        <w:t xml:space="preserve"> TE</w:t>
       </w:r>
       <w:r>
         <w:rPr>
@@ -19394,7 +20161,29 @@
           <w:iCs w:val="0"/>
           <w:highlight w:val="yellow"/>
         </w:rPr>
-        <w:t>5</w:t>
+        <w:t xml:space="preserve"> and TM</w:t>
+      </w:r>
+      <w:r>
+        <w:rPr>
+          <w:rStyle w:val="Emphasis"/>
+          <w:rFonts w:eastAsia="MS Mincho" w:cs="Times New Roman"/>
+          <w:i w:val="0"/>
+          <w:iCs w:val="0"/>
+          <w:color w:val="000000"/>
+          <w:highlight w:val="yellow"/>
+        </w:rPr>
+        <w:t xml:space="preserve"> </w:t>
+      </w:r>
+      <w:r>
+        <w:rPr>
+          <w:rStyle w:val="Emphasis"/>
+          <w:rFonts w:eastAsia="MS Mincho" w:cs="Times New Roman"/>
+          <w:i w:val="0"/>
+          <w:iCs w:val="0"/>
+          <w:color w:val="000000"/>
+          <w:highlight w:val="yellow"/>
+        </w:rPr>
+        <w:t xml:space="preserve">polarized light, </w:t>
       </w:r>
       <w:r>
         <w:rPr>
@@ -19404,7 +20193,15 @@
           <w:iCs w:val="0"/>
           <w:highlight w:val="yellow"/>
         </w:rPr>
-        <w:t>7</w:t>
+        <w:t>Δ</w:t>
+      </w:r>
+      <w:r>
+        <w:rPr>
+          <w:rStyle w:val="Emphasis"/>
+          <w:rFonts w:cs="Times New Roman"/>
+          <w:highlight w:val="yellow"/>
+        </w:rPr>
+        <w:t xml:space="preserve">T </w:t>
       </w:r>
       <w:r>
         <w:rPr>
@@ -19414,7 +20211,7 @@
           <w:iCs w:val="0"/>
           <w:highlight w:val="yellow"/>
         </w:rPr>
-        <w:t xml:space="preserve"> nm for 4-unit-cell and 5-unit-cell designs, respectively. </w:t>
+        <w:t xml:space="preserve">at 1064 nm </w:t>
       </w:r>
       <w:r>
         <w:rPr>
@@ -19424,7 +20221,7 @@
           <w:iCs w:val="0"/>
           <w:highlight w:val="yellow"/>
         </w:rPr>
-        <w:t>And a</w:t>
+        <w:t>remains higher than 90% from 0° to ~30°</w:t>
       </w:r>
       <w:r>
         <w:rPr>
@@ -19434,8 +20231,18 @@
           <w:iCs w:val="0"/>
           <w:highlight w:val="yellow"/>
         </w:rPr>
-        <w:t xml:space="preserve">t 60° angles the blueshift are </w:t>
-      </w:r>
+        <w:t>.</w:t>
+      </w:r>
+    </w:p>
+    <w:p>
+      <w:pPr>
+        <w:pStyle w:val="10BodySubsequentParagraph"/>
+        <w:rPr>
+          <w:rFonts w:eastAsia="MS Mincho"/>
+          <w:szCs w:val="20"/>
+          <w:highlight w:val="yellow"/>
+        </w:rPr>
+      </w:pPr>
       <w:r>
         <w:rPr>
           <w:rStyle w:val="Emphasis"/>
@@ -19444,7 +20251,15 @@
           <w:iCs w:val="0"/>
           <w:highlight w:val="yellow"/>
         </w:rPr>
-        <w:t>-</w:t>
+        <w:t>At higher incident angle, the high-Δ</w:t>
+      </w:r>
+      <w:r>
+        <w:rPr>
+          <w:rStyle w:val="Emphasis"/>
+          <w:rFonts w:cs="Times New Roman"/>
+          <w:highlight w:val="yellow"/>
+        </w:rPr>
+        <w:t xml:space="preserve">T </w:t>
       </w:r>
       <w:r>
         <w:rPr>
@@ -19454,7 +20269,7 @@
           <w:iCs w:val="0"/>
           <w:highlight w:val="yellow"/>
         </w:rPr>
-        <w:t>90, -143</w:t>
+        <w:t xml:space="preserve">spectral profile (yellow-green) shifted to shorter wavelengths. </w:t>
       </w:r>
       <w:r>
         <w:rPr>
@@ -19464,7 +20279,15 @@
           <w:iCs w:val="0"/>
           <w:highlight w:val="yellow"/>
         </w:rPr>
-        <w:t xml:space="preserve"> nm, respectively. </w:t>
+        <w:t xml:space="preserve">For TE polarized light, the blueshift of wavelength with the highest </w:t>
+      </w:r>
+      <w:r>
+        <w:rPr>
+          <w:rStyle w:val="Emphasis"/>
+          <w:rFonts w:cs="Times New Roman"/>
+          <w:highlight w:val="yellow"/>
+        </w:rPr>
+        <w:t>ΔT</w:t>
       </w:r>
       <w:r>
         <w:rPr>
@@ -19474,7 +20297,7 @@
           <w:iCs w:val="0"/>
           <w:highlight w:val="yellow"/>
         </w:rPr>
-        <w:t xml:space="preserve">As </w:t>
+        <w:t xml:space="preserve"> at 45° compared to 0° incident angle are -</w:t>
       </w:r>
       <w:r>
         <w:rPr>
@@ -19484,7 +20307,7 @@
           <w:iCs w:val="0"/>
           <w:highlight w:val="yellow"/>
         </w:rPr>
-        <w:t xml:space="preserve">for TM polarized light, the </w:t>
+        <w:t>3</w:t>
       </w:r>
       <w:r>
         <w:rPr>
@@ -19494,7 +20317,7 @@
           <w:iCs w:val="0"/>
           <w:highlight w:val="yellow"/>
         </w:rPr>
-        <w:t>peak</w:t>
+        <w:t xml:space="preserve">7 and </w:t>
       </w:r>
       <w:r>
         <w:rPr>
@@ -19504,15 +20327,7 @@
           <w:iCs w:val="0"/>
           <w:highlight w:val="yellow"/>
         </w:rPr>
-        <w:t xml:space="preserve"> </w:t>
-      </w:r>
-      <w:r>
-        <w:rPr>
-          <w:rStyle w:val="Emphasis"/>
-          <w:rFonts w:cs="Times New Roman"/>
-          <w:highlight w:val="yellow"/>
-        </w:rPr>
-        <w:t>ΔT</w:t>
+        <w:t>-</w:t>
       </w:r>
       <w:r>
         <w:rPr>
@@ -19522,7 +20337,7 @@
           <w:iCs w:val="0"/>
           <w:highlight w:val="yellow"/>
         </w:rPr>
-        <w:t xml:space="preserve"> blueshift </w:t>
+        <w:t>5</w:t>
       </w:r>
       <w:r>
         <w:rPr>
@@ -19532,7 +20347,7 @@
           <w:iCs w:val="0"/>
           <w:highlight w:val="yellow"/>
         </w:rPr>
-        <w:t>in</w:t>
+        <w:t>7</w:t>
       </w:r>
       <w:r>
         <w:rPr>
@@ -19542,7 +20357,7 @@
           <w:iCs w:val="0"/>
           <w:highlight w:val="yellow"/>
         </w:rPr>
-        <w:t xml:space="preserve"> 4-unit-cell and 5-unit-cell designs at 45° are -</w:t>
+        <w:t xml:space="preserve"> nm for 4-unit-cell and 5-unit-cell designs, respectively. </w:t>
       </w:r>
       <w:r>
         <w:rPr>
@@ -19552,7 +20367,7 @@
           <w:iCs w:val="0"/>
           <w:highlight w:val="yellow"/>
         </w:rPr>
-        <w:t>103</w:t>
+        <w:t>And a</w:t>
       </w:r>
       <w:r>
         <w:rPr>
@@ -19562,7 +20377,7 @@
           <w:iCs w:val="0"/>
           <w:highlight w:val="yellow"/>
         </w:rPr>
-        <w:t xml:space="preserve"> and </w:t>
+        <w:t xml:space="preserve">t 60° angles the blueshift are </w:t>
       </w:r>
       <w:r>
         <w:rPr>
@@ -19572,7 +20387,7 @@
           <w:iCs w:val="0"/>
           <w:highlight w:val="yellow"/>
         </w:rPr>
-        <w:t xml:space="preserve">-168 </w:t>
+        <w:t>-</w:t>
       </w:r>
       <w:r>
         <w:rPr>
@@ -19582,7 +20397,7 @@
           <w:iCs w:val="0"/>
           <w:highlight w:val="yellow"/>
         </w:rPr>
-        <w:t>nm, respectively. At 60° incident angles they are</w:t>
+        <w:t>90, -143</w:t>
       </w:r>
       <w:r>
         <w:rPr>
@@ -19592,7 +20407,7 @@
           <w:iCs w:val="0"/>
           <w:highlight w:val="yellow"/>
         </w:rPr>
-        <w:t xml:space="preserve"> -</w:t>
+        <w:t xml:space="preserve"> nm, respectively. </w:t>
       </w:r>
       <w:r>
         <w:rPr>
@@ -19602,7 +20417,7 @@
           <w:iCs w:val="0"/>
           <w:highlight w:val="yellow"/>
         </w:rPr>
-        <w:t>156</w:t>
+        <w:t xml:space="preserve">As </w:t>
       </w:r>
       <w:r>
         <w:rPr>
@@ -19612,7 +20427,7 @@
           <w:iCs w:val="0"/>
           <w:highlight w:val="yellow"/>
         </w:rPr>
-        <w:t xml:space="preserve"> and </w:t>
+        <w:t xml:space="preserve">for TM polarized light, the </w:t>
       </w:r>
       <w:r>
         <w:rPr>
@@ -19622,7 +20437,7 @@
           <w:iCs w:val="0"/>
           <w:highlight w:val="yellow"/>
         </w:rPr>
-        <w:t>-226</w:t>
+        <w:t>peak</w:t>
       </w:r>
       <w:r>
         <w:rPr>
@@ -19632,7 +20447,15 @@
           <w:iCs w:val="0"/>
           <w:highlight w:val="yellow"/>
         </w:rPr>
-        <w:t xml:space="preserve"> nm, respectively.</w:t>
+        <w:t xml:space="preserve"> </w:t>
+      </w:r>
+      <w:r>
+        <w:rPr>
+          <w:rStyle w:val="Emphasis"/>
+          <w:rFonts w:cs="Times New Roman"/>
+          <w:highlight w:val="yellow"/>
+        </w:rPr>
+        <w:t>ΔT</w:t>
       </w:r>
       <w:r>
         <w:rPr>
@@ -19642,15 +20465,7 @@
           <w:iCs w:val="0"/>
           <w:highlight w:val="yellow"/>
         </w:rPr>
-        <w:t xml:space="preserve"> It can be seen that the </w:t>
-      </w:r>
-      <w:r>
-        <w:rPr>
-          <w:rStyle w:val="Emphasis"/>
-          <w:rFonts w:cs="Times New Roman"/>
-          <w:highlight w:val="yellow"/>
-        </w:rPr>
-        <w:t>ΔT</w:t>
+        <w:t xml:space="preserve"> blueshift </w:t>
       </w:r>
       <w:r>
         <w:rPr>
@@ -19660,7 +20475,7 @@
           <w:iCs w:val="0"/>
           <w:highlight w:val="yellow"/>
         </w:rPr>
-        <w:t xml:space="preserve"> profile of both polarization modes blue shifted with increasing incident angle, with TM polarization causing longer blueshift. This effect is surprisingly counterintuitive, since increasing incident angle effectively increases the thickness (t) of each film layer, this then increase the optical thickness (OT) from Eq. 2 and should’ve decreased k</w:t>
+        <w:t>in</w:t>
       </w:r>
       <w:r>
         <w:rPr>
@@ -19669,9 +20484,8 @@
           <w:i w:val="0"/>
           <w:iCs w:val="0"/>
           <w:highlight w:val="yellow"/>
-          <w:vertAlign w:val="subscript"/>
-        </w:rPr>
-        <w:t>0</w:t>
+        </w:rPr>
+        <w:t xml:space="preserve"> 4-unit-cell and 5-unit-cell designs at 45° are -</w:t>
       </w:r>
       <w:r>
         <w:rPr>
@@ -19681,20 +20495,9 @@
           <w:iCs w:val="0"/>
           <w:highlight w:val="yellow"/>
         </w:rPr>
-        <w:t xml:space="preserve"> from Eq. 6 thereby increasing the wavelenght (</w:t>
-      </w:r>
-      <w:r>
-        <w:rPr>
-          <w:rFonts w:eastAsia="MS Mincho"/>
-          <w:szCs w:val="20"/>
-          <w:highlight w:val="yellow"/>
-        </w:rPr>
-        <w:t>λ). But</w:t>
-      </w:r>
-    </w:p>
-    <w:p>
-      <w:pPr>
-        <w:pStyle w:val="10BodySubsequentParagraph"/>
+        <w:t>103</w:t>
+      </w:r>
+      <w:r>
         <w:rPr>
           <w:rStyle w:val="Emphasis"/>
           <w:rFonts w:cs="Times New Roman"/>
@@ -19702,18 +20505,775 @@
           <w:iCs w:val="0"/>
           <w:highlight w:val="yellow"/>
         </w:rPr>
-      </w:pPr>
-    </w:p>
-    <w:p>
-      <w:pPr>
-        <w:pStyle w:val="10BodySubsequentParagraph"/>
+        <w:t xml:space="preserve"> and </w:t>
+      </w:r>
+      <w:r>
         <w:rPr>
           <w:rStyle w:val="Emphasis"/>
           <w:rFonts w:cs="Times New Roman"/>
           <w:i w:val="0"/>
           <w:iCs w:val="0"/>
-        </w:rPr>
-      </w:pPr>
+          <w:highlight w:val="yellow"/>
+        </w:rPr>
+        <w:t xml:space="preserve">-168 </w:t>
+      </w:r>
+      <w:r>
+        <w:rPr>
+          <w:rStyle w:val="Emphasis"/>
+          <w:rFonts w:cs="Times New Roman"/>
+          <w:i w:val="0"/>
+          <w:iCs w:val="0"/>
+          <w:highlight w:val="yellow"/>
+        </w:rPr>
+        <w:t xml:space="preserve">nm, </w:t>
+      </w:r>
+      <w:r>
+        <w:rPr>
+          <w:rStyle w:val="Emphasis"/>
+          <w:rFonts w:cs="Times New Roman"/>
+          <w:i w:val="0"/>
+          <w:iCs w:val="0"/>
+          <w:highlight w:val="yellow"/>
+        </w:rPr>
+        <w:lastRenderedPageBreak/>
+        <w:t>respectively. At 60° incident angles they are</w:t>
+      </w:r>
+      <w:r>
+        <w:rPr>
+          <w:rStyle w:val="Emphasis"/>
+          <w:rFonts w:cs="Times New Roman"/>
+          <w:i w:val="0"/>
+          <w:iCs w:val="0"/>
+          <w:highlight w:val="yellow"/>
+        </w:rPr>
+        <w:t xml:space="preserve"> -</w:t>
+      </w:r>
+      <w:r>
+        <w:rPr>
+          <w:rStyle w:val="Emphasis"/>
+          <w:rFonts w:cs="Times New Roman"/>
+          <w:i w:val="0"/>
+          <w:iCs w:val="0"/>
+          <w:highlight w:val="yellow"/>
+        </w:rPr>
+        <w:t>156</w:t>
+      </w:r>
+      <w:r>
+        <w:rPr>
+          <w:rStyle w:val="Emphasis"/>
+          <w:rFonts w:cs="Times New Roman"/>
+          <w:i w:val="0"/>
+          <w:iCs w:val="0"/>
+          <w:highlight w:val="yellow"/>
+        </w:rPr>
+        <w:t xml:space="preserve"> and </w:t>
+      </w:r>
+      <w:r>
+        <w:rPr>
+          <w:rStyle w:val="Emphasis"/>
+          <w:rFonts w:cs="Times New Roman"/>
+          <w:i w:val="0"/>
+          <w:iCs w:val="0"/>
+          <w:highlight w:val="yellow"/>
+        </w:rPr>
+        <w:t>-226</w:t>
+      </w:r>
+      <w:r>
+        <w:rPr>
+          <w:rStyle w:val="Emphasis"/>
+          <w:rFonts w:cs="Times New Roman"/>
+          <w:i w:val="0"/>
+          <w:iCs w:val="0"/>
+          <w:highlight w:val="yellow"/>
+        </w:rPr>
+        <w:t xml:space="preserve"> nm, respectively.</w:t>
+      </w:r>
+      <w:r>
+        <w:rPr>
+          <w:rStyle w:val="Emphasis"/>
+          <w:rFonts w:cs="Times New Roman"/>
+          <w:i w:val="0"/>
+          <w:iCs w:val="0"/>
+          <w:highlight w:val="yellow"/>
+        </w:rPr>
+        <w:t xml:space="preserve"> It can be seen that the </w:t>
+      </w:r>
+      <w:r>
+        <w:rPr>
+          <w:rStyle w:val="Emphasis"/>
+          <w:rFonts w:cs="Times New Roman"/>
+          <w:highlight w:val="yellow"/>
+        </w:rPr>
+        <w:t>ΔT</w:t>
+      </w:r>
+      <w:r>
+        <w:rPr>
+          <w:rStyle w:val="Emphasis"/>
+          <w:rFonts w:cs="Times New Roman"/>
+          <w:i w:val="0"/>
+          <w:iCs w:val="0"/>
+          <w:highlight w:val="yellow"/>
+        </w:rPr>
+        <w:t xml:space="preserve"> profile of both polarization modes blue shifted with increasing incident angle, with TM polarization causing longer blueshift. This effect is surprisingly counterintuitive, since</w:t>
+      </w:r>
+      <w:r>
+        <w:rPr>
+          <w:rStyle w:val="Emphasis"/>
+          <w:rFonts w:cs="Times New Roman"/>
+          <w:i w:val="0"/>
+          <w:iCs w:val="0"/>
+          <w:highlight w:val="yellow"/>
+        </w:rPr>
+        <w:t xml:space="preserve"> one would normally think that</w:t>
+      </w:r>
+      <w:r>
+        <w:rPr>
+          <w:rStyle w:val="Emphasis"/>
+          <w:rFonts w:cs="Times New Roman"/>
+          <w:i w:val="0"/>
+          <w:iCs w:val="0"/>
+          <w:highlight w:val="yellow"/>
+        </w:rPr>
+        <w:t>:</w:t>
+      </w:r>
+      <w:r>
+        <w:rPr>
+          <w:rStyle w:val="Emphasis"/>
+          <w:rFonts w:cs="Times New Roman"/>
+          <w:i w:val="0"/>
+          <w:iCs w:val="0"/>
+          <w:highlight w:val="yellow"/>
+        </w:rPr>
+        <w:t xml:space="preserve"> </w:t>
+      </w:r>
+      <w:r>
+        <w:rPr>
+          <w:rStyle w:val="Emphasis"/>
+          <w:rFonts w:cs="Times New Roman"/>
+          <w:i w:val="0"/>
+          <w:iCs w:val="0"/>
+          <w:highlight w:val="yellow"/>
+        </w:rPr>
+        <w:t xml:space="preserve">1) </w:t>
+      </w:r>
+      <w:r>
+        <w:rPr>
+          <w:rStyle w:val="Emphasis"/>
+          <w:rFonts w:cs="Times New Roman"/>
+          <w:i w:val="0"/>
+          <w:iCs w:val="0"/>
+          <w:highlight w:val="yellow"/>
+        </w:rPr>
+        <w:t xml:space="preserve">increasing incident angle effectively increases the </w:t>
+      </w:r>
+      <w:r>
+        <w:rPr>
+          <w:rStyle w:val="Emphasis"/>
+          <w:rFonts w:cs="Times New Roman"/>
+          <w:i w:val="0"/>
+          <w:iCs w:val="0"/>
+          <w:highlight w:val="yellow"/>
+        </w:rPr>
+        <w:t xml:space="preserve">physical </w:t>
+      </w:r>
+      <w:r>
+        <w:rPr>
+          <w:rStyle w:val="Emphasis"/>
+          <w:rFonts w:cs="Times New Roman"/>
+          <w:i w:val="0"/>
+          <w:iCs w:val="0"/>
+          <w:highlight w:val="yellow"/>
+        </w:rPr>
+        <w:t xml:space="preserve">thickness </w:t>
+      </w:r>
+      <w:r>
+        <w:rPr>
+          <w:rStyle w:val="Emphasis"/>
+          <w:rFonts w:cs="Times New Roman"/>
+          <w:highlight w:val="yellow"/>
+        </w:rPr>
+        <w:t>t</w:t>
+      </w:r>
+      <w:r>
+        <w:rPr>
+          <w:rStyle w:val="Emphasis"/>
+          <w:rFonts w:cs="Times New Roman"/>
+          <w:i w:val="0"/>
+          <w:iCs w:val="0"/>
+          <w:highlight w:val="yellow"/>
+        </w:rPr>
+        <w:t xml:space="preserve"> of each film layer, </w:t>
+      </w:r>
+      <w:r>
+        <w:rPr>
+          <w:rStyle w:val="Emphasis"/>
+          <w:rFonts w:cs="Times New Roman"/>
+          <w:i w:val="0"/>
+          <w:iCs w:val="0"/>
+          <w:highlight w:val="yellow"/>
+        </w:rPr>
+        <w:t xml:space="preserve">2) increase </w:t>
+      </w:r>
+      <w:r>
+        <w:rPr>
+          <w:rStyle w:val="Emphasis"/>
+          <w:rFonts w:cs="Times New Roman"/>
+          <w:highlight w:val="yellow"/>
+        </w:rPr>
+        <w:t>t</w:t>
+      </w:r>
+      <w:r>
+        <w:rPr>
+          <w:rStyle w:val="Emphasis"/>
+          <w:rFonts w:cs="Times New Roman"/>
+          <w:i w:val="0"/>
+          <w:iCs w:val="0"/>
+          <w:highlight w:val="yellow"/>
+        </w:rPr>
+        <w:t xml:space="preserve"> </w:t>
+      </w:r>
+      <w:r>
+        <w:rPr>
+          <w:rStyle w:val="Emphasis"/>
+          <w:rFonts w:cs="Times New Roman"/>
+          <w:i w:val="0"/>
+          <w:iCs w:val="0"/>
+          <w:highlight w:val="yellow"/>
+        </w:rPr>
+        <w:t>increase optical thickness OT</w:t>
+      </w:r>
+      <w:r>
+        <w:rPr>
+          <w:rStyle w:val="Emphasis"/>
+          <w:rFonts w:cs="Times New Roman"/>
+          <w:i w:val="0"/>
+          <w:iCs w:val="0"/>
+          <w:highlight w:val="yellow"/>
+        </w:rPr>
+        <w:t xml:space="preserve">, and 3) </w:t>
+      </w:r>
+      <w:r>
+        <w:rPr>
+          <w:rStyle w:val="Emphasis"/>
+          <w:rFonts w:cs="Times New Roman"/>
+          <w:i w:val="0"/>
+          <w:iCs w:val="0"/>
+          <w:highlight w:val="yellow"/>
+        </w:rPr>
+        <w:t>from Eq. 2</w:t>
+      </w:r>
+      <w:r>
+        <w:rPr>
+          <w:rStyle w:val="Emphasis"/>
+          <w:rFonts w:cs="Times New Roman"/>
+          <w:i w:val="0"/>
+          <w:iCs w:val="0"/>
+          <w:highlight w:val="yellow"/>
+        </w:rPr>
+        <w:t>, increase OT</w:t>
+      </w:r>
+      <w:r>
+        <w:rPr>
+          <w:rStyle w:val="Emphasis"/>
+          <w:rFonts w:cs="Times New Roman"/>
+          <w:i w:val="0"/>
+          <w:iCs w:val="0"/>
+          <w:highlight w:val="yellow"/>
+        </w:rPr>
+        <w:t xml:space="preserve"> should</w:t>
+      </w:r>
+      <w:r>
+        <w:rPr>
+          <w:rStyle w:val="Emphasis"/>
+          <w:rFonts w:cs="Times New Roman"/>
+          <w:i w:val="0"/>
+          <w:iCs w:val="0"/>
+          <w:highlight w:val="yellow"/>
+        </w:rPr>
+        <w:t xml:space="preserve"> have</w:t>
+      </w:r>
+      <w:r>
+        <w:rPr>
+          <w:rStyle w:val="Emphasis"/>
+          <w:rFonts w:cs="Times New Roman"/>
+          <w:i w:val="0"/>
+          <w:iCs w:val="0"/>
+          <w:highlight w:val="yellow"/>
+        </w:rPr>
+        <w:t xml:space="preserve"> decreased </w:t>
+      </w:r>
+      <w:r>
+        <w:rPr>
+          <w:rStyle w:val="Emphasis"/>
+          <w:rFonts w:cs="Times New Roman"/>
+          <w:highlight w:val="yellow"/>
+        </w:rPr>
+        <w:t>k</w:t>
+      </w:r>
+      <w:r>
+        <w:rPr>
+          <w:rStyle w:val="Emphasis"/>
+          <w:rFonts w:cs="Times New Roman"/>
+          <w:highlight w:val="yellow"/>
+          <w:vertAlign w:val="subscript"/>
+        </w:rPr>
+        <w:t>0</w:t>
+      </w:r>
+      <w:r>
+        <w:rPr>
+          <w:rStyle w:val="Emphasis"/>
+          <w:rFonts w:cs="Times New Roman"/>
+          <w:i w:val="0"/>
+          <w:iCs w:val="0"/>
+          <w:highlight w:val="yellow"/>
+        </w:rPr>
+        <w:t xml:space="preserve"> </w:t>
+      </w:r>
+      <w:r>
+        <w:rPr>
+          <w:rStyle w:val="Emphasis"/>
+          <w:rFonts w:cs="Times New Roman"/>
+          <w:i w:val="0"/>
+          <w:iCs w:val="0"/>
+          <w:highlight w:val="yellow"/>
+        </w:rPr>
+        <w:t>and increase the wavelength</w:t>
+      </w:r>
+      <w:r>
+        <w:rPr>
+          <w:rStyle w:val="Emphasis"/>
+          <w:rFonts w:cs="Times New Roman"/>
+          <w:i w:val="0"/>
+          <w:iCs w:val="0"/>
+          <w:highlight w:val="yellow"/>
+        </w:rPr>
+        <w:t xml:space="preserve"> </w:t>
+      </w:r>
+      <w:r>
+        <w:rPr>
+          <w:rStyle w:val="Emphasis"/>
+          <w:rFonts w:cs="Times New Roman"/>
+          <w:i w:val="0"/>
+          <w:iCs w:val="0"/>
+          <w:highlight w:val="yellow"/>
+        </w:rPr>
+        <w:t>(</w:t>
+      </w:r>
+      <w:r>
+        <w:rPr>
+          <w:rStyle w:val="Emphasis"/>
+          <w:rFonts w:cs="Times New Roman"/>
+          <w:i w:val="0"/>
+          <w:iCs w:val="0"/>
+          <w:highlight w:val="yellow"/>
+        </w:rPr>
+        <w:t>Eq. 6</w:t>
+      </w:r>
+      <w:r>
+        <w:rPr>
+          <w:rStyle w:val="Emphasis"/>
+          <w:rFonts w:cs="Times New Roman"/>
+          <w:i w:val="0"/>
+          <w:iCs w:val="0"/>
+          <w:highlight w:val="yellow"/>
+        </w:rPr>
+        <w:t>)</w:t>
+      </w:r>
+      <w:r>
+        <w:rPr>
+          <w:rStyle w:val="Emphasis"/>
+          <w:rFonts w:cs="Times New Roman"/>
+          <w:i w:val="0"/>
+          <w:iCs w:val="0"/>
+          <w:highlight w:val="yellow"/>
+        </w:rPr>
+        <w:t>,</w:t>
+      </w:r>
+      <w:r>
+        <w:rPr>
+          <w:rStyle w:val="Emphasis"/>
+          <w:rFonts w:cs="Times New Roman"/>
+          <w:i w:val="0"/>
+          <w:iCs w:val="0"/>
+          <w:highlight w:val="yellow"/>
+        </w:rPr>
+        <w:t xml:space="preserve"> thereby </w:t>
+      </w:r>
+      <w:r>
+        <w:rPr>
+          <w:rStyle w:val="Emphasis"/>
+          <w:rFonts w:cs="Times New Roman"/>
+          <w:i w:val="0"/>
+          <w:iCs w:val="0"/>
+          <w:highlight w:val="yellow"/>
+        </w:rPr>
+        <w:t>causing the spectral profile to redshift</w:t>
+      </w:r>
+      <w:r>
+        <w:rPr>
+          <w:rFonts w:eastAsia="MS Mincho"/>
+          <w:szCs w:val="20"/>
+          <w:highlight w:val="yellow"/>
+        </w:rPr>
+        <w:t xml:space="preserve">. However, </w:t>
+      </w:r>
+      <w:r>
+        <w:rPr>
+          <w:rFonts w:eastAsia="MS Mincho"/>
+          <w:szCs w:val="20"/>
+          <w:highlight w:val="yellow"/>
+        </w:rPr>
+        <w:t>high transmission is caused by satisfying antireflection condition by the destructive interference from the top and bottom interface between each layer (R</w:t>
+      </w:r>
+      <w:r>
+        <w:rPr>
+          <w:rFonts w:eastAsia="MS Mincho"/>
+          <w:szCs w:val="20"/>
+          <w:highlight w:val="yellow"/>
+          <w:vertAlign w:val="subscript"/>
+        </w:rPr>
+        <w:t>2</w:t>
+      </w:r>
+      <w:r>
+        <w:rPr>
+          <w:rFonts w:eastAsia="MS Mincho"/>
+          <w:szCs w:val="20"/>
+          <w:highlight w:val="yellow"/>
+        </w:rPr>
+        <w:t xml:space="preserve"> and R</w:t>
+      </w:r>
+      <w:r>
+        <w:rPr>
+          <w:rFonts w:eastAsia="MS Mincho"/>
+          <w:szCs w:val="20"/>
+          <w:highlight w:val="yellow"/>
+          <w:vertAlign w:val="subscript"/>
+        </w:rPr>
+        <w:t>1</w:t>
+      </w:r>
+      <w:r>
+        <w:rPr>
+          <w:rFonts w:eastAsia="MS Mincho"/>
+          <w:szCs w:val="20"/>
+          <w:highlight w:val="yellow"/>
+        </w:rPr>
+        <w:t xml:space="preserve"> in Fig. 1, respectively). From Eq. 6, incident angle can be factor by simply adding cos(</w:t>
+      </w:r>
+      <w:r>
+        <w:rPr>
+          <w:rFonts w:eastAsia="MS Mincho"/>
+          <w:i/>
+          <w:iCs/>
+          <w:szCs w:val="20"/>
+          <w:highlight w:val="yellow"/>
+        </w:rPr>
+        <w:t>ϑ</w:t>
+      </w:r>
+      <w:r>
+        <w:rPr>
+          <w:rFonts w:eastAsia="MS Mincho"/>
+          <w:szCs w:val="20"/>
+          <w:highlight w:val="yellow"/>
+        </w:rPr>
+        <w:t>):</w:t>
+      </w:r>
+      <w:r>
+        <w:rPr>
+          <w:rFonts w:eastAsia="MS Mincho"/>
+          <w:szCs w:val="20"/>
+        </w:rPr>
+        <w:t xml:space="preserve"> </w:t>
+      </w:r>
+      <w:r>
+        <w:rPr>
+          <w:rFonts w:eastAsia="MS Mincho"/>
+          <w:szCs w:val="20"/>
+          <w:highlight w:val="yellow"/>
+        </w:rPr>
+        <w:t xml:space="preserve"> </w:t>
+      </w:r>
+    </w:p>
+    <w:p>
+      <w:pPr>
+        <w:pStyle w:val="Subtitle"/>
+        <w:ind w:left="720"/>
+        <w:rPr>
+          <w:highlight w:val="yellow"/>
+        </w:rPr>
+      </w:pPr>
+      <m:oMath>
+        <m:r>
+          <w:rPr>
+            <w:highlight w:val="yellow"/>
+          </w:rPr>
+          <m:t>θ=</m:t>
+        </m:r>
+        <m:sSub>
+          <m:sSubPr>
+            <m:ctrlPr>
+              <w:rPr>
+                <w:highlight w:val="yellow"/>
+              </w:rPr>
+            </m:ctrlPr>
+          </m:sSubPr>
+          <m:e>
+            <m:r>
+              <w:rPr>
+                <w:highlight w:val="yellow"/>
+              </w:rPr>
+              <m:t>k</m:t>
+            </m:r>
+          </m:e>
+          <m:sub>
+            <m:r>
+              <w:rPr>
+                <w:highlight w:val="yellow"/>
+              </w:rPr>
+              <m:t>0</m:t>
+            </m:r>
+          </m:sub>
+        </m:sSub>
+        <m:r>
+          <w:rPr>
+            <w:highlight w:val="yellow"/>
+          </w:rPr>
+          <m:t>n</m:t>
+        </m:r>
+        <m:r>
+          <w:rPr>
+            <w:highlight w:val="yellow"/>
+          </w:rPr>
+          <m:t>t</m:t>
+        </m:r>
+        <m:r>
+          <w:rPr>
+            <w:rFonts w:eastAsia="MS Mincho"/>
+            <w:highlight w:val="yellow"/>
+          </w:rPr>
+          <m:t>cos</m:t>
+        </m:r>
+        <m:d>
+          <m:dPr>
+            <m:ctrlPr>
+              <w:rPr>
+                <w:rFonts w:eastAsia="MS Mincho"/>
+                <w:highlight w:val="yellow"/>
+              </w:rPr>
+            </m:ctrlPr>
+          </m:dPr>
+          <m:e>
+            <m:r>
+              <m:rPr>
+                <m:sty m:val="p"/>
+              </m:rPr>
+              <w:rPr>
+                <w:rFonts w:eastAsia="MS Mincho"/>
+                <w:highlight w:val="yellow"/>
+              </w:rPr>
+              <m:t>ϑ</m:t>
+            </m:r>
+          </m:e>
+        </m:d>
+        <m:r>
+          <w:rPr>
+            <w:rFonts w:eastAsia="MS Mincho"/>
+            <w:highlight w:val="yellow"/>
+          </w:rPr>
+          <m:t>=</m:t>
+        </m:r>
+        <m:f>
+          <m:fPr>
+            <m:ctrlPr>
+              <w:rPr>
+                <w:rFonts w:eastAsia="Cambria" w:cs="Times New Roman"/>
+                <w:sz w:val="22"/>
+                <w:szCs w:val="22"/>
+                <w:highlight w:val="yellow"/>
+              </w:rPr>
+            </m:ctrlPr>
+          </m:fPr>
+          <m:num>
+            <m:r>
+              <m:rPr>
+                <m:sty m:val="p"/>
+              </m:rPr>
+              <w:rPr>
+                <w:highlight w:val="yellow"/>
+              </w:rPr>
+              <m:t>2π</m:t>
+            </m:r>
+          </m:num>
+          <m:den>
+            <m:r>
+              <m:rPr>
+                <m:sty m:val="p"/>
+              </m:rPr>
+              <w:rPr>
+                <w:highlight w:val="yellow"/>
+              </w:rPr>
+              <m:t>λ</m:t>
+            </m:r>
+          </m:den>
+        </m:f>
+        <m:r>
+          <w:rPr>
+            <w:highlight w:val="yellow"/>
+          </w:rPr>
+          <m:t>nt</m:t>
+        </m:r>
+        <m:r>
+          <m:rPr>
+            <m:sty m:val="p"/>
+          </m:rPr>
+          <w:rPr>
+            <w:highlight w:val="yellow"/>
+          </w:rPr>
+          <m:t>cos(ϑ</m:t>
+        </m:r>
+        <m:r>
+          <m:rPr>
+            <m:sty m:val="p"/>
+          </m:rPr>
+          <w:rPr>
+            <w:highlight w:val="yellow"/>
+          </w:rPr>
+          <m:t>)</m:t>
+        </m:r>
+      </m:oMath>
+      <w:r>
+        <w:rPr>
+          <w:highlight w:val="yellow"/>
+        </w:rPr>
+        <w:t>,</w:t>
+      </w:r>
+      <w:r>
+        <w:rPr>
+          <w:highlight w:val="yellow"/>
+        </w:rPr>
+        <w:tab/>
+        <w:t>(</w:t>
+      </w:r>
+      <w:r>
+        <w:rPr>
+          <w:highlight w:val="yellow"/>
+        </w:rPr>
+        <w:t>21</w:t>
+      </w:r>
+      <w:r>
+        <w:rPr>
+          <w:highlight w:val="yellow"/>
+        </w:rPr>
+        <w:t>)</w:t>
+      </w:r>
+    </w:p>
+    <w:p>
+      <w:pPr>
+        <w:jc w:val="both"/>
+        <w:rPr>
+          <w:rStyle w:val="Emphasis"/>
+          <w:i w:val="0"/>
+          <w:iCs w:val="0"/>
+          <w:sz w:val="20"/>
+          <w:szCs w:val="20"/>
+        </w:rPr>
+      </w:pPr>
+      <w:r>
+        <w:rPr>
+          <w:sz w:val="20"/>
+          <w:szCs w:val="20"/>
+          <w:highlight w:val="yellow"/>
+        </w:rPr>
+        <w:t>at normal incident (</w:t>
+      </w:r>
+      <w:r>
+        <w:rPr>
+          <w:rFonts w:eastAsia="MS Mincho"/>
+          <w:i/>
+          <w:iCs/>
+          <w:sz w:val="20"/>
+          <w:szCs w:val="20"/>
+          <w:highlight w:val="yellow"/>
+        </w:rPr>
+        <w:t>ϑ</w:t>
+      </w:r>
+      <w:r>
+        <w:rPr>
+          <w:rFonts w:eastAsia="MS Mincho"/>
+          <w:i/>
+          <w:iCs/>
+          <w:sz w:val="20"/>
+          <w:szCs w:val="20"/>
+          <w:highlight w:val="yellow"/>
+        </w:rPr>
+        <w:t xml:space="preserve">=0) the </w:t>
+      </w:r>
+      <w:r>
+        <w:rPr>
+          <w:rFonts w:eastAsia="MS Mincho"/>
+          <w:sz w:val="20"/>
+          <w:szCs w:val="20"/>
+          <w:highlight w:val="yellow"/>
+        </w:rPr>
+        <w:t xml:space="preserve">equation remains unchanged. However, at increasing incident angle, the phase thickness </w:t>
+      </w:r>
+      <w:r>
+        <w:rPr>
+          <w:rFonts w:eastAsia="MS Mincho"/>
+          <w:sz w:val="20"/>
+          <w:szCs w:val="20"/>
+          <w:highlight w:val="yellow"/>
+        </w:rPr>
+        <w:t>θ</w:t>
+      </w:r>
+      <w:r>
+        <w:rPr>
+          <w:rFonts w:eastAsia="MS Mincho"/>
+          <w:sz w:val="20"/>
+          <w:szCs w:val="20"/>
+          <w:highlight w:val="yellow"/>
+        </w:rPr>
+        <w:t xml:space="preserve"> become smaller</w:t>
+      </w:r>
+      <w:r>
+        <w:rPr>
+          <w:rFonts w:eastAsia="MS Mincho"/>
+          <w:sz w:val="20"/>
+          <w:szCs w:val="20"/>
+          <w:highlight w:val="yellow"/>
+        </w:rPr>
+        <w:t xml:space="preserve">. To restore the same phase thickness required for destructive interference, </w:t>
+      </w:r>
+      <w:r>
+        <w:rPr>
+          <w:rFonts w:eastAsia="MS Mincho"/>
+          <w:i/>
+          <w:iCs/>
+          <w:sz w:val="20"/>
+          <w:szCs w:val="20"/>
+          <w:highlight w:val="yellow"/>
+        </w:rPr>
+        <w:t>λ</w:t>
+      </w:r>
+      <w:r>
+        <w:rPr>
+          <w:rFonts w:eastAsia="MS Mincho"/>
+          <w:i/>
+          <w:iCs/>
+          <w:sz w:val="20"/>
+          <w:szCs w:val="20"/>
+          <w:highlight w:val="yellow"/>
+        </w:rPr>
+        <w:t xml:space="preserve"> </w:t>
+      </w:r>
+      <w:r>
+        <w:rPr>
+          <w:rFonts w:eastAsia="MS Mincho"/>
+          <w:sz w:val="20"/>
+          <w:szCs w:val="20"/>
+          <w:highlight w:val="yellow"/>
+        </w:rPr>
+        <w:t>must become smaller or blueshift.</w:t>
+      </w:r>
     </w:p>
     <w:p>
       <w:pPr>
@@ -19833,7 +21393,19 @@
         <w:rPr>
           <w:rFonts w:cs="Times New Roman"/>
         </w:rPr>
-        <w:t xml:space="preserve">With the reasons given above, we decided that a 5-unit-cell, long-pass edge-filter design (Fig. 6, yellow) has the best compromise between high optical performances, device size, and complexity. This design has a broadband transmittance contrast between </w:t>
+        <w:t>With the reasons given above, we decided that a 5-unit-cell, long-pass edge-filter design (Fig. </w:t>
+      </w:r>
+      <w:r>
+        <w:rPr>
+          <w:rFonts w:cs="Times New Roman"/>
+        </w:rPr>
+        <w:t>7</w:t>
+      </w:r>
+      <w:r>
+        <w:rPr>
+          <w:rFonts w:cs="Times New Roman"/>
+        </w:rPr>
+        <w:t xml:space="preserve">, yellow) has the best compromise between high optical performances, device size, and complexity. This design has a broadband transmittance contrast between </w:t>
       </w:r>
       <w:r>
         <w:rPr>
@@ -19880,7 +21452,23 @@
           <w:rFonts w:cs="Times New Roman"/>
           <w:highlight w:val="yellow"/>
         </w:rPr>
-        <w:t xml:space="preserve">T </w:t>
+        <w:t>T</w:t>
+      </w:r>
+      <w:r>
+        <w:rPr>
+          <w:rStyle w:val="Emphasis"/>
+          <w:rFonts w:cs="Times New Roman"/>
+          <w:highlight w:val="yellow"/>
+        </w:rPr>
+        <w:t xml:space="preserve"> </w:t>
+      </w:r>
+      <w:r>
+        <w:rPr>
+          <w:rStyle w:val="Emphasis"/>
+          <w:rFonts w:cs="Times New Roman"/>
+          <w:highlight w:val="yellow"/>
+        </w:rPr>
+        <w:t xml:space="preserve"> </w:t>
       </w:r>
       <w:r>
         <w:rPr>
@@ -19968,7 +21556,7 @@
                     <pic:cNvPicPr/>
                   </pic:nvPicPr>
                   <pic:blipFill rotWithShape="1">
-                    <a:blip r:embed="rId17" cstate="print">
+                    <a:blip r:embed="rId18" cstate="print">
                       <a:extLst>
                         <a:ext uri="{28A0092B-C50C-407E-A947-70E740481C1C}">
                           <a14:useLocalDpi xmlns:a14="http://schemas.microsoft.com/office/drawing/2010/main" val="0"/>
@@ -20052,7 +21640,7 @@
         </w:rPr>
         <w:lastRenderedPageBreak/>
         <w:drawing>
-          <wp:inline distT="0" distB="0" distL="0" distR="0" wp14:anchorId="01BAD2BC" wp14:editId="145EF920">
+          <wp:inline distT="0" distB="0" distL="0" distR="0" wp14:anchorId="01BAD2BC" wp14:editId="401E25EC">
             <wp:extent cx="6336000" cy="5501718"/>
             <wp:effectExtent l="0" t="0" r="8255" b="0"/>
             <wp:docPr id="1808647138" name="Picture 47"/>
@@ -20067,7 +21655,7 @@
                     <pic:cNvPicPr/>
                   </pic:nvPicPr>
                   <pic:blipFill>
-                    <a:blip r:embed="rId18" cstate="print">
+                    <a:blip r:embed="rId19" cstate="print">
                       <a:extLst>
                         <a:ext uri="{28A0092B-C50C-407E-A947-70E740481C1C}">
                           <a14:useLocalDpi xmlns:a14="http://schemas.microsoft.com/office/drawing/2010/main" val="0"/>
@@ -20812,7 +22400,7 @@
                     <pic:cNvPicPr/>
                   </pic:nvPicPr>
                   <pic:blipFill>
-                    <a:blip r:embed="rId19" cstate="print">
+                    <a:blip r:embed="rId20" cstate="print">
                       <a:extLst>
                         <a:ext uri="{28A0092B-C50C-407E-A947-70E740481C1C}">
                           <a14:useLocalDpi xmlns:a14="http://schemas.microsoft.com/office/drawing/2010/main" val="0"/>
@@ -20922,7 +22510,25 @@
           <w:iCs/>
           <w:highlight w:val="yellow"/>
         </w:rPr>
-        <w:t>TRANSMITTANCE TUNABILITY AND OPTIMIZATION.</w:t>
+        <w:t xml:space="preserve">TRANSMITTANCE </w:t>
+      </w:r>
+      <w:r>
+        <w:rPr>
+          <w:rStyle w:val="Emphasis"/>
+          <w:i/>
+          <w:iCs/>
+          <w:highlight w:val="yellow"/>
+        </w:rPr>
+        <w:t xml:space="preserve">AMPLITUDE </w:t>
+      </w:r>
+      <w:r>
+        <w:rPr>
+          <w:rStyle w:val="Emphasis"/>
+          <w:i/>
+          <w:iCs/>
+          <w:highlight w:val="yellow"/>
+        </w:rPr>
+        <w:t>TUNABILITY AND OPTIMIZATION.</w:t>
       </w:r>
     </w:p>
     <w:p>
@@ -21394,24 +23000,24 @@
           <w:rFonts w:eastAsia="MS Mincho"/>
           <w:color w:val="000000"/>
         </w:rPr>
-        <w:t xml:space="preserve">the amorphous (a) or crystalline phase (c), and the ordering from left to right is from the </w:t>
-      </w:r>
-      <w:r>
-        <w:t xml:space="preserve">substrate to </w:t>
+        <w:t xml:space="preserve">the amorphous (a) or crystalline phase (c), and </w:t>
       </w:r>
       <w:r>
         <w:rPr>
           <w:rFonts w:eastAsia="MS Mincho"/>
           <w:color w:val="000000"/>
         </w:rPr>
-        <w:t xml:space="preserve">the </w:t>
+        <w:t xml:space="preserve">the ordering from left to right is from the </w:t>
+      </w:r>
+      <w:r>
+        <w:t xml:space="preserve">substrate to </w:t>
       </w:r>
       <w:r>
         <w:rPr>
           <w:rFonts w:eastAsia="MS Mincho"/>
           <w:color w:val="000000"/>
         </w:rPr>
-        <w:t>air side</w:t>
+        <w:t>the air side</w:t>
       </w:r>
       <w:r>
         <w:t xml:space="preserve"> (</w:t>
@@ -21471,7 +23077,13 @@
         </w:sectPr>
       </w:pPr>
       <w:r>
-        <w:t xml:space="preserve">The peak transmittance contrast of each design shown in Fig. 6 does not always correspond to the desired operating wavelength of 1064 nm. This is explained by the arbitrary selection of the reference wavelength in edge-filter designs. So, an optimization algorithm can be used to improve the optical performance. A simple merit function found in OpenFilters </w:t>
+        <w:t xml:space="preserve">The peak transmittance contrast of each design shown in Fig. </w:t>
+      </w:r>
+      <w:r>
+        <w:t>7</w:t>
+      </w:r>
+      <w:r>
+        <w:t xml:space="preserve"> does not always correspond to the desired operating wavelength of 1064 nm. This is explained by the arbitrary selection of the reference wavelength in edge-filter designs. So, an optimization algorithm can be used to improve the optical performance. A simple merit function found in OpenFilters </w:t>
       </w:r>
       <w:r>
         <w:fldChar w:fldCharType="begin"/>
@@ -22879,17 +24491,6 @@
     </w:p>
     <w:p>
       <w:pPr>
-        <w:pStyle w:val="2ndcolumntext"/>
-        <w:jc w:val="center"/>
-        <w:rPr>
-          <w:rFonts w:eastAsia="MS Mincho"/>
-          <w:sz w:val="16"/>
-          <w:szCs w:val="16"/>
-        </w:rPr>
-      </w:pPr>
-    </w:p>
-    <w:p>
-      <w:pPr>
         <w:rPr>
           <w:rFonts w:eastAsia="MS Mincho"/>
         </w:rPr>
@@ -22915,7 +24516,7 @@
                     <pic:cNvPicPr/>
                   </pic:nvPicPr>
                   <pic:blipFill>
-                    <a:blip r:embed="rId20" cstate="print">
+                    <a:blip r:embed="rId21" cstate="print">
                       <a:extLst>
                         <a:ext uri="{28A0092B-C50C-407E-A947-70E740481C1C}">
                           <a14:useLocalDpi xmlns:a14="http://schemas.microsoft.com/office/drawing/2010/main" val="0"/>
@@ -23051,18 +24652,6 @@
         </w:rPr>
         <w:t>DEVICES</w:t>
       </w:r>
-    </w:p>
-    <w:p>
-      <w:pPr>
-        <w:pStyle w:val="H2First"/>
-        <w:numPr>
-          <w:ilvl w:val="0"/>
-          <w:numId w:val="0"/>
-        </w:numPr>
-        <w:rPr>
-          <w:highlight w:val="yellow"/>
-        </w:rPr>
-      </w:pPr>
     </w:p>
     <w:p>
       <w:pPr>
@@ -23319,6 +24908,11 @@
         <w:rPr>
           <w:highlight w:val="yellow"/>
         </w:rPr>
+      </w:r>
+      <w:r>
+        <w:rPr>
+          <w:highlight w:val="yellow"/>
+        </w:rPr>
         <w:fldChar w:fldCharType="separate"/>
       </w:r>
       <w:r>
@@ -23731,7 +25325,14 @@
           <w:highlight w:val="yellow"/>
           <w:lang w:bidi="th-TH"/>
         </w:rPr>
-        <w:t>It is important to remember that this work is not mainly to benchmark the proposed designs to any existing designs, it is unfair to compare theoretical simulation work to real fabrication measurement.</w:t>
+        <w:t xml:space="preserve">It is important to remember that this work is not mainly to benchmark the proposed designs to any existing designs, it is </w:t>
+      </w:r>
+      <w:r>
+        <w:rPr>
+          <w:highlight w:val="yellow"/>
+          <w:lang w:bidi="th-TH"/>
+        </w:rPr>
+        <w:t>unfair to compare theoretical simulation work to real fabrication measurement.</w:t>
       </w:r>
     </w:p>
     <w:p>
@@ -23761,26 +25362,87 @@
       <w:pPr>
         <w:pStyle w:val="1stcolumntext"/>
         <w:rPr>
-          <w:highlight w:val="yellow"/>
-        </w:rPr>
-      </w:pPr>
-      <w:r>
-        <w:rPr>
-          <w:highlight w:val="yellow"/>
-        </w:rPr>
-        <w:t>The biggest limitation mentioned by multiple reviewers is the lack of experimental validations. And further complication might arise during fabrication process</w:t>
-      </w:r>
-      <w:r>
-        <w:rPr>
-          <w:highlight w:val="yellow"/>
-        </w:rPr>
-        <w:t>, in t</w:t>
-      </w:r>
-      <w:r>
-        <w:rPr>
           <w:rFonts w:eastAsia="MS Mincho"/>
           <w:highlight w:val="yellow"/>
         </w:rPr>
+      </w:pPr>
+      <w:r>
+        <w:rPr>
+          <w:highlight w:val="yellow"/>
+        </w:rPr>
+        <w:t xml:space="preserve">One of the </w:t>
+      </w:r>
+      <w:r>
+        <w:rPr>
+          <w:highlight w:val="yellow"/>
+        </w:rPr>
+        <w:t xml:space="preserve">limitation mentioned by </w:t>
+      </w:r>
+      <w:r>
+        <w:rPr>
+          <w:highlight w:val="yellow"/>
+        </w:rPr>
+        <w:t>several</w:t>
+      </w:r>
+      <w:r>
+        <w:rPr>
+          <w:highlight w:val="yellow"/>
+        </w:rPr>
+        <w:t xml:space="preserve"> reviewers is the lack of experimental validation</w:t>
+      </w:r>
+      <w:r>
+        <w:rPr>
+          <w:highlight w:val="yellow"/>
+        </w:rPr>
+        <w:t>. Furthermore,</w:t>
+      </w:r>
+      <w:r>
+        <w:rPr>
+          <w:highlight w:val="yellow"/>
+        </w:rPr>
+        <w:t xml:space="preserve"> complication </w:t>
+      </w:r>
+      <w:r>
+        <w:rPr>
+          <w:highlight w:val="yellow"/>
+        </w:rPr>
+        <w:t>can</w:t>
+      </w:r>
+      <w:r>
+        <w:rPr>
+          <w:highlight w:val="yellow"/>
+        </w:rPr>
+        <w:t xml:space="preserve"> arise during fabrication process</w:t>
+      </w:r>
+      <w:r>
+        <w:rPr>
+          <w:highlight w:val="yellow"/>
+        </w:rPr>
+        <w:t>.</w:t>
+      </w:r>
+      <w:r>
+        <w:rPr>
+          <w:highlight w:val="yellow"/>
+        </w:rPr>
+        <w:t xml:space="preserve"> </w:t>
+      </w:r>
+      <w:r>
+        <w:rPr>
+          <w:highlight w:val="yellow"/>
+        </w:rPr>
+        <w:t>I</w:t>
+      </w:r>
+      <w:r>
+        <w:rPr>
+          <w:highlight w:val="yellow"/>
+        </w:rPr>
+        <w:t>n t</w:t>
+      </w:r>
+      <w:r>
+        <w:rPr>
+          <w:rFonts w:eastAsia="MS Mincho"/>
+          <w:highlight w:val="yellow"/>
+        </w:rPr>
         <w:t>he only other published Sb</w:t>
       </w:r>
       <w:r>
@@ -23811,14 +25473,7 @@
           <w:rFonts w:eastAsia="MS Mincho"/>
           <w:highlight w:val="yellow"/>
         </w:rPr>
-        <w:t>-based optical filter we could find at this wavelength</w:t>
-      </w:r>
-      <w:r>
-        <w:rPr>
-          <w:rFonts w:eastAsia="MS Mincho"/>
-          <w:highlight w:val="yellow"/>
-        </w:rPr>
-        <w:t xml:space="preserve"> </w:t>
+        <w:t xml:space="preserve">-based optical filter we could find at this wavelength </w:t>
       </w:r>
       <w:r>
         <w:rPr>
@@ -23861,14 +25516,21 @@
           <w:rFonts w:eastAsia="MS Mincho"/>
           <w:highlight w:val="yellow"/>
         </w:rPr>
-        <w:t xml:space="preserve">, </w:t>
+        <w:t>, their experimental value</w:t>
       </w:r>
       <w:r>
         <w:rPr>
           <w:rFonts w:eastAsia="MS Mincho"/>
           <w:highlight w:val="yellow"/>
         </w:rPr>
-        <w:t>their experimental value differ greatly from simulated data.</w:t>
+        <w:t>s</w:t>
+      </w:r>
+      <w:r>
+        <w:rPr>
+          <w:rFonts w:eastAsia="MS Mincho"/>
+          <w:highlight w:val="yellow"/>
+        </w:rPr>
+        <w:t xml:space="preserve"> differ greatly from simulated data.</w:t>
       </w:r>
       <w:r>
         <w:rPr>
@@ -23880,85 +25542,473 @@
         <w:rPr>
           <w:highlight w:val="yellow"/>
         </w:rPr>
-        <w:t xml:space="preserve">To partially account for these concerns, we further simulate the optical performances of our proposed 5-unit-cell edge-filter designs (pre- and post-optimized) by randomly varying the thickness of each layer by </w:t>
-      </w:r>
-      <w:r>
-        <w:rPr>
-          <w:highlight w:val="yellow"/>
-        </w:rPr>
-        <w:t>±10 %</w:t>
-      </w:r>
-      <w:r>
-        <w:rPr>
-          <w:highlight w:val="yellow"/>
-        </w:rPr>
-        <w:t xml:space="preserve">, and refractive index of each material by </w:t>
-      </w:r>
-      <w:r>
-        <w:rPr>
-          <w:highlight w:val="yellow"/>
-        </w:rPr>
-        <w:t>±2 %.</w:t>
-      </w:r>
-      <w:r>
-        <w:rPr>
-          <w:highlight w:val="yellow"/>
-        </w:rPr>
-        <w:t xml:space="preserve"> The simulated results are shown in Fig. XX</w:t>
-      </w:r>
-      <w:r>
-        <w:t xml:space="preserve">, </w:t>
-      </w:r>
-      <w:r>
-        <w:rPr>
-          <w:highlight w:val="yellow"/>
-        </w:rPr>
-        <w:t>….</w:t>
+        <w:t xml:space="preserve">To account for </w:t>
+      </w:r>
+      <w:r>
+        <w:rPr>
+          <w:highlight w:val="yellow"/>
+        </w:rPr>
+        <w:t>this</w:t>
+      </w:r>
+      <w:r>
+        <w:rPr>
+          <w:highlight w:val="yellow"/>
+        </w:rPr>
+        <w:t xml:space="preserve"> concerns, we simulate the </w:t>
+      </w:r>
+      <w:r>
+        <w:rPr>
+          <w:highlight w:val="yellow"/>
+        </w:rPr>
+        <w:t>transmittance contrast</w:t>
+      </w:r>
+      <w:r>
+        <w:rPr>
+          <w:highlight w:val="yellow"/>
+        </w:rPr>
+        <w:t xml:space="preserve"> </w:t>
+      </w:r>
+      <w:r>
+        <w:rPr>
+          <w:highlight w:val="yellow"/>
+        </w:rPr>
+        <w:t>(</w:t>
+      </w:r>
+      <w:r>
+        <w:rPr>
+          <w:rFonts w:eastAsia="MS Mincho"/>
+          <w:i/>
+          <w:iCs/>
+          <w:highlight w:val="yellow"/>
+        </w:rPr>
+        <w:t>ΔT</w:t>
+      </w:r>
+      <w:r>
+        <w:rPr>
+          <w:rFonts w:eastAsia="MS Mincho"/>
+          <w:highlight w:val="yellow"/>
+        </w:rPr>
+        <w:t>)</w:t>
+      </w:r>
+      <w:r>
+        <w:rPr>
+          <w:rFonts w:eastAsia="MS Mincho"/>
+          <w:highlight w:val="yellow"/>
+        </w:rPr>
+        <w:t xml:space="preserve"> </w:t>
+      </w:r>
+      <w:r>
+        <w:rPr>
+          <w:highlight w:val="yellow"/>
+        </w:rPr>
+        <w:t>of our proposed 5-unit-cell designs (pre- and post-optimized) by randomly varying the thickness of each layer by ±10%, and refractive index of each material by ±2%</w:t>
+      </w:r>
+      <w:r>
+        <w:rPr>
+          <w:highlight w:val="yellow"/>
+        </w:rPr>
+        <w:t xml:space="preserve"> for </w:t>
+      </w:r>
+      <w:r>
+        <w:rPr>
+          <w:highlight w:val="yellow"/>
+        </w:rPr>
+        <w:t>2</w:t>
+      </w:r>
+      <w:r>
+        <w:rPr>
+          <w:highlight w:val="yellow"/>
+        </w:rPr>
+        <w:t>00 simulation</w:t>
+      </w:r>
+      <w:r>
+        <w:rPr>
+          <w:highlight w:val="yellow"/>
+        </w:rPr>
+        <w:t>s for each design. T</w:t>
+      </w:r>
+      <w:r>
+        <w:rPr>
+          <w:highlight w:val="yellow"/>
+        </w:rPr>
+        <w:t xml:space="preserve">he simulated results are shown in Fig. </w:t>
+      </w:r>
+      <w:r>
+        <w:rPr>
+          <w:highlight w:val="yellow"/>
+        </w:rPr>
+        <w:t>12</w:t>
+      </w:r>
+      <w:r>
+        <w:rPr>
+          <w:highlight w:val="yellow"/>
+        </w:rPr>
+        <w:t xml:space="preserve">, the solid color line is the ideal </w:t>
+      </w:r>
+      <w:r>
+        <w:rPr>
+          <w:rFonts w:eastAsia="MS Mincho"/>
+          <w:i/>
+          <w:iCs/>
+          <w:highlight w:val="yellow"/>
+        </w:rPr>
+        <w:t>ΔT</w:t>
+      </w:r>
+      <w:r>
+        <w:rPr>
+          <w:rFonts w:eastAsia="MS Mincho"/>
+          <w:i/>
+          <w:iCs/>
+          <w:highlight w:val="yellow"/>
+        </w:rPr>
+        <w:t xml:space="preserve"> </w:t>
+      </w:r>
+      <w:r>
+        <w:rPr>
+          <w:rFonts w:eastAsia="MS Mincho"/>
+          <w:highlight w:val="yellow"/>
+        </w:rPr>
+        <w:t>(same value as Fig. 11b), the transparent area are plotted from 5</w:t>
+      </w:r>
+      <w:r>
+        <w:rPr>
+          <w:rFonts w:eastAsia="MS Mincho"/>
+          <w:highlight w:val="yellow"/>
+          <w:vertAlign w:val="superscript"/>
+        </w:rPr>
+        <w:t>th</w:t>
+      </w:r>
+      <w:r>
+        <w:rPr>
+          <w:highlight w:val="yellow"/>
+        </w:rPr>
+        <w:t xml:space="preserve"> and 95</w:t>
+      </w:r>
+      <w:r>
+        <w:rPr>
+          <w:highlight w:val="yellow"/>
+          <w:vertAlign w:val="superscript"/>
+        </w:rPr>
+        <w:t>th</w:t>
+      </w:r>
+      <w:r>
+        <w:rPr>
+          <w:highlight w:val="yellow"/>
+        </w:rPr>
+        <w:t xml:space="preserve"> percentiles of the 200 simulations. At 1064 nm,</w:t>
+      </w:r>
+      <w:r>
+        <w:rPr>
+          <w:highlight w:val="yellow"/>
+        </w:rPr>
+        <w:t xml:space="preserve"> </w:t>
+      </w:r>
+      <w:r>
+        <w:rPr>
+          <w:rFonts w:eastAsia="MS Mincho"/>
+          <w:highlight w:val="yellow"/>
+        </w:rPr>
+        <w:t xml:space="preserve">the worst-case-scenario simulations have (a) </w:t>
+      </w:r>
+      <w:r>
+        <w:rPr>
+          <w:rFonts w:eastAsia="MS Mincho"/>
+          <w:i/>
+          <w:iCs/>
+          <w:highlight w:val="yellow"/>
+        </w:rPr>
+        <w:t>ΔT</w:t>
+      </w:r>
+      <w:r>
+        <w:rPr>
+          <w:rFonts w:eastAsia="MS Mincho"/>
+          <w:i/>
+          <w:iCs/>
+          <w:highlight w:val="yellow"/>
+          <w:vertAlign w:val="subscript"/>
+        </w:rPr>
+        <w:t>original</w:t>
+      </w:r>
+      <w:r>
+        <w:rPr>
+          <w:rFonts w:eastAsia="MS Mincho"/>
+          <w:i/>
+          <w:iCs/>
+          <w:highlight w:val="yellow"/>
+        </w:rPr>
+        <w:t xml:space="preserve"> </w:t>
+      </w:r>
+      <w:r>
+        <w:rPr>
+          <w:rFonts w:eastAsia="MS Mincho"/>
+          <w:highlight w:val="yellow"/>
+        </w:rPr>
+        <w:t xml:space="preserve">= 74% and (b) </w:t>
+      </w:r>
+      <w:r>
+        <w:rPr>
+          <w:rFonts w:eastAsia="MS Mincho"/>
+          <w:i/>
+          <w:iCs/>
+          <w:highlight w:val="yellow"/>
+        </w:rPr>
+        <w:t>ΔT</w:t>
+      </w:r>
+      <w:r>
+        <w:rPr>
+          <w:rFonts w:eastAsia="MS Mincho"/>
+          <w:i/>
+          <w:iCs/>
+          <w:highlight w:val="yellow"/>
+          <w:vertAlign w:val="subscript"/>
+        </w:rPr>
+        <w:t>optimized</w:t>
+      </w:r>
+      <w:r>
+        <w:rPr>
+          <w:rFonts w:eastAsia="MS Mincho"/>
+          <w:highlight w:val="yellow"/>
+        </w:rPr>
+        <w:t xml:space="preserve"> = 79%</w:t>
+      </w:r>
+      <w:r>
+        <w:rPr>
+          <w:rFonts w:eastAsia="MS Mincho"/>
+          <w:highlight w:val="yellow"/>
+        </w:rPr>
+        <w:t>, which are still slightly higher than filter shown in Table III</w:t>
+      </w:r>
+      <w:r>
+        <w:rPr>
+          <w:rFonts w:eastAsia="MS Mincho"/>
+          <w:highlight w:val="yellow"/>
+        </w:rPr>
+        <w:t xml:space="preserve">. </w:t>
+      </w:r>
+      <w:r>
+        <w:rPr>
+          <w:rFonts w:eastAsia="MS Mincho"/>
+          <w:highlight w:val="yellow"/>
+        </w:rPr>
+        <w:t>Firstly; i</w:t>
+      </w:r>
+      <w:r>
+        <w:rPr>
+          <w:rFonts w:eastAsia="MS Mincho"/>
+          <w:highlight w:val="yellow"/>
+        </w:rPr>
+        <w:t xml:space="preserve">t can be </w:t>
+      </w:r>
+      <w:r>
+        <w:rPr>
+          <w:rFonts w:eastAsia="MS Mincho"/>
+          <w:highlight w:val="yellow"/>
+        </w:rPr>
+        <w:t>pointed out</w:t>
+      </w:r>
+      <w:r>
+        <w:rPr>
+          <w:rFonts w:eastAsia="MS Mincho"/>
+          <w:highlight w:val="yellow"/>
+        </w:rPr>
+        <w:t xml:space="preserve"> that optimization not </w:t>
+      </w:r>
+      <w:r>
+        <w:rPr>
+          <w:rFonts w:eastAsia="MS Mincho"/>
+          <w:highlight w:val="yellow"/>
+        </w:rPr>
+        <w:lastRenderedPageBreak/>
+        <w:t xml:space="preserve">only increase the optical performance but also increase the tolerance to fabrication imperfection. </w:t>
+      </w:r>
+      <w:r>
+        <w:rPr>
+          <w:rFonts w:eastAsia="MS Mincho"/>
+          <w:highlight w:val="yellow"/>
+        </w:rPr>
+        <w:t>And secondly;</w:t>
+      </w:r>
+      <w:r>
+        <w:rPr>
+          <w:rFonts w:eastAsia="MS Mincho"/>
+          <w:highlight w:val="yellow"/>
+        </w:rPr>
+        <w:t xml:space="preserve"> i</w:t>
+      </w:r>
+      <w:r>
+        <w:rPr>
+          <w:rFonts w:eastAsia="MS Mincho"/>
+          <w:highlight w:val="yellow"/>
+        </w:rPr>
+        <w:t xml:space="preserve">n </w:t>
+      </w:r>
+      <w:r>
+        <w:rPr>
+          <w:rFonts w:eastAsia="MS Mincho"/>
+          <w:highlight w:val="yellow"/>
+        </w:rPr>
+        <w:t>an unoptimized design  (Fig. 12a)</w:t>
+      </w:r>
+      <w:r>
+        <w:rPr>
+          <w:rFonts w:eastAsia="MS Mincho"/>
+          <w:highlight w:val="yellow"/>
+        </w:rPr>
+        <w:t xml:space="preserve">, there </w:t>
+      </w:r>
+      <w:r>
+        <w:rPr>
+          <w:rFonts w:eastAsia="MS Mincho"/>
+          <w:highlight w:val="yellow"/>
+        </w:rPr>
+        <w:t>are</w:t>
+      </w:r>
+      <w:r>
+        <w:rPr>
+          <w:rFonts w:eastAsia="MS Mincho"/>
+          <w:highlight w:val="yellow"/>
+        </w:rPr>
+        <w:t xml:space="preserve"> possibilit</w:t>
+      </w:r>
+      <w:r>
+        <w:rPr>
+          <w:rFonts w:eastAsia="MS Mincho"/>
+          <w:highlight w:val="yellow"/>
+        </w:rPr>
+        <w:t>ies</w:t>
+      </w:r>
+      <w:r>
+        <w:rPr>
+          <w:rFonts w:eastAsia="MS Mincho"/>
+          <w:highlight w:val="yellow"/>
+        </w:rPr>
+        <w:t xml:space="preserve"> that fabrication imperfection</w:t>
+      </w:r>
+      <w:r>
+        <w:rPr>
+          <w:rFonts w:eastAsia="MS Mincho"/>
+          <w:highlight w:val="yellow"/>
+        </w:rPr>
+        <w:t>s</w:t>
+      </w:r>
+      <w:r>
+        <w:rPr>
+          <w:rFonts w:eastAsia="MS Mincho"/>
+          <w:highlight w:val="yellow"/>
+        </w:rPr>
+        <w:t xml:space="preserve"> </w:t>
+      </w:r>
+      <w:r>
+        <w:rPr>
+          <w:rFonts w:eastAsia="MS Mincho"/>
+          <w:highlight w:val="yellow"/>
+        </w:rPr>
+        <w:t>could</w:t>
+      </w:r>
+      <w:r>
+        <w:rPr>
+          <w:rFonts w:eastAsia="MS Mincho"/>
+          <w:highlight w:val="yellow"/>
+        </w:rPr>
+        <w:t xml:space="preserve"> cause the </w:t>
+      </w:r>
+      <w:r>
+        <w:rPr>
+          <w:rFonts w:eastAsia="MS Mincho"/>
+          <w:i/>
+          <w:iCs/>
+          <w:highlight w:val="yellow"/>
+        </w:rPr>
+        <w:t>ΔT</w:t>
+      </w:r>
+      <w:r>
+        <w:rPr>
+          <w:rFonts w:eastAsia="MS Mincho"/>
+          <w:i/>
+          <w:iCs/>
+          <w:highlight w:val="yellow"/>
+        </w:rPr>
+        <w:t>(1064)</w:t>
+      </w:r>
+      <w:r>
+        <w:rPr>
+          <w:rFonts w:eastAsia="MS Mincho"/>
+          <w:highlight w:val="yellow"/>
+        </w:rPr>
+        <w:t xml:space="preserve"> to  be increased by ~3% from the ideal design</w:t>
+      </w:r>
+      <w:r>
+        <w:rPr>
+          <w:rFonts w:eastAsia="MS Mincho"/>
+          <w:highlight w:val="yellow"/>
+        </w:rPr>
+        <w:t>, this effect is not observed in the</w:t>
+      </w:r>
+      <w:r>
+        <w:rPr>
+          <w:rFonts w:eastAsia="MS Mincho"/>
+          <w:highlight w:val="yellow"/>
+        </w:rPr>
+        <w:t xml:space="preserve"> optimized design (Fig. 12b)</w:t>
+      </w:r>
+      <w:r>
+        <w:rPr>
+          <w:rFonts w:eastAsia="MS Mincho"/>
+          <w:highlight w:val="yellow"/>
+        </w:rPr>
+        <w:t xml:space="preserve">. These two discussion points </w:t>
+      </w:r>
+      <w:r>
+        <w:rPr>
+          <w:rFonts w:eastAsia="MS Mincho"/>
+          <w:highlight w:val="yellow"/>
+        </w:rPr>
+        <w:t xml:space="preserve"> </w:t>
+      </w:r>
+      <w:r>
+        <w:rPr>
+          <w:rFonts w:eastAsia="MS Mincho"/>
+          <w:highlight w:val="yellow"/>
+        </w:rPr>
+        <w:t>further support the use of thickness-optimization algorithm after the initial design process, even a simple merit function that can be done quickly is encouraged.</w:t>
       </w:r>
     </w:p>
     <w:p>
       <w:pPr>
         <w:pStyle w:val="2ndcolumntext"/>
-      </w:pPr>
-      <w:r>
-        <w:t xml:space="preserve">Finite-element analysis…… A simulation </w:t>
-      </w:r>
-      <w:r>
-        <w:t>paper</w:t>
-      </w:r>
-      <w:r>
-        <w:t xml:space="preserve"> that </w:t>
-      </w:r>
-      <w:r>
-        <w:t>use finite-element analysis is</w:t>
-      </w:r>
-      <w:r>
-        <w:t xml:space="preserve"> </w:t>
-      </w:r>
-      <w:r>
-        <w:fldChar w:fldCharType="begin"/>
-      </w:r>
-      <w:r>
-        <w:instrText xml:space="preserve"> ADDIN EN.CITE &lt;EndNote&gt;&lt;Cite&gt;&lt;Author&gt;Liu&lt;/Author&gt;&lt;Year&gt;2024&lt;/Year&gt;&lt;RecNum&gt;116&lt;/RecNum&gt;&lt;DisplayText&gt;[38]&lt;/DisplayText&gt;&lt;record&gt;&lt;rec-number&gt;116&lt;/rec-number&gt;&lt;foreign-keys&gt;&lt;key app="EN" db-id="v920pft06rp9dbex2ap500x99x5rrtswxzss" timestamp="1785927749"&gt;116&lt;/key&gt;&lt;/foreign-keys&gt;&lt;ref-type name="Journal Article"&gt;17&lt;/ref-type&gt;&lt;contributors&gt;&lt;authors&gt;&lt;author&gt;Liu, Yu&lt;/author&gt;&lt;author&gt;Liu, Anqi&lt;/author&gt;&lt;author&gt;Li, Bolin&lt;/author&gt;&lt;author&gt;Yang, Yi&lt;/author&gt;&lt;author&gt;Feng, Junzhe&lt;/author&gt;&lt;author&gt;Wu, Yizhang&lt;/author&gt;&lt;author&gt;Lu, Min&lt;/author&gt;&lt;author&gt;Zhang, Yu&lt;/author&gt;&lt;author&gt;Bai, Xue&lt;/author&gt;&lt;author&gt;Chen, Yongyi&lt;/author&gt;&lt;/authors&gt;&lt;/contributors&gt;&lt;titles&gt;&lt;title&gt;Design of near-infrared solid-state tunable Fabry-Perot filters based on VO2/P4VP films&lt;/title&gt;&lt;secondary-title&gt;Optics Express&lt;/secondary-title&gt;&lt;alt-title&gt;Opt. Express&lt;/alt-title&gt;&lt;/titles&gt;&lt;periodical&gt;&lt;full-title&gt;Optics Express&lt;/full-title&gt;&lt;abbr-1&gt;Opt. Express&lt;/abbr-1&gt;&lt;/periodical&gt;&lt;alt-periodical&gt;&lt;full-title&gt;Optics Express&lt;/full-title&gt;&lt;abbr-1&gt;Opt. Express&lt;/abbr-1&gt;&lt;/alt-periodical&gt;&lt;pages&gt;32585-32596&lt;/pages&gt;&lt;volume&gt;32&lt;/volume&gt;&lt;number&gt;19&lt;/number&gt;&lt;keywords&gt;&lt;keyword&gt;Bandpass filters&lt;/keyword&gt;&lt;keyword&gt;Nematic liquid crystals&lt;/keyword&gt;&lt;keyword&gt;Optical filters&lt;/keyword&gt;&lt;keyword&gt;Optical materials&lt;/keyword&gt;&lt;keyword&gt;Refractive index&lt;/keyword&gt;&lt;keyword&gt;Tunable filters&lt;/keyword&gt;&lt;/keywords&gt;&lt;dates&gt;&lt;year&gt;2024&lt;/year&gt;&lt;pub-dates&gt;&lt;date&gt;2024/09/09&lt;/date&gt;&lt;/pub-dates&gt;&lt;/dates&gt;&lt;publisher&gt;Optica Publishing Group&lt;/publisher&gt;&lt;urls&gt;&lt;related-urls&gt;&lt;url&gt;https://opg.optica.org/oe/abstract.cfm?URI=oe-32-19-32585&lt;/url&gt;&lt;/related-urls&gt;&lt;/urls&gt;&lt;electronic-resource-num&gt;10.1364/OE.530226&lt;/electronic-resource-num&gt;&lt;/record&gt;&lt;/Cite&gt;&lt;/EndNote&gt;</w:instrText>
-      </w:r>
-      <w:r>
-        <w:fldChar w:fldCharType="separate"/>
-      </w:r>
-      <w:r>
-        <w:rPr>
-          <w:noProof/>
-        </w:rPr>
-        <w:t>[38]</w:t>
-      </w:r>
-      <w:r>
-        <w:fldChar w:fldCharType="end"/>
+        <w:rPr>
+          <w:highlight w:val="yellow"/>
+        </w:rPr>
+      </w:pPr>
+      <w:r>
+        <w:rPr>
+          <w:highlight w:val="yellow"/>
+        </w:rPr>
+        <w:t xml:space="preserve">In this work, we proposed layer-dependent phase switching, which allows for a transmittance tuning in multiple steps, from peak 93% down to 0% (Fig. 10). However, no actual thermal simulation has been done. This is because such simulations require a more complex multiphysics simulation, which falls outside the scope of the TMM simulation in this work. </w:t>
+      </w:r>
+      <w:r>
+        <w:rPr>
+          <w:highlight w:val="yellow"/>
+        </w:rPr>
+        <w:t xml:space="preserve">Simulating thermal behaviour is beneficial for realizing phase switching </w:t>
+      </w:r>
+      <w:r>
+        <w:rPr>
+          <w:highlight w:val="yellow"/>
+        </w:rPr>
+        <w:t>mechanisms and</w:t>
+      </w:r>
+      <w:r>
+        <w:rPr>
+          <w:highlight w:val="yellow"/>
+        </w:rPr>
+        <w:t xml:space="preserve"> can be an interesting future works.</w:t>
       </w:r>
     </w:p>
     <w:p>
       <w:pPr>
-        <w:pStyle w:val="1stcolumntext"/>
-        <w:rPr>
-          <w:rFonts w:eastAsia="MS Mincho"/>
+        <w:pStyle w:val="2ndcolumntext"/>
+        <w:rPr>
           <w:highlight w:val="yellow"/>
         </w:rPr>
         <w:sectPr>
@@ -23969,14 +26019,83 @@
           <w:docGrid w:linePitch="360"/>
         </w:sectPr>
       </w:pPr>
+      <w:r>
+        <w:rPr>
+          <w:highlight w:val="yellow"/>
+        </w:rPr>
+        <w:t xml:space="preserve">Finite-element </w:t>
+      </w:r>
+      <w:r>
+        <w:rPr>
+          <w:highlight w:val="yellow"/>
+        </w:rPr>
+        <w:t>effect is the</w:t>
+      </w:r>
+      <w:r>
+        <w:rPr>
+          <w:highlight w:val="yellow"/>
+        </w:rPr>
+        <w:t xml:space="preserve">…… A simulation </w:t>
+      </w:r>
+      <w:r>
+        <w:rPr>
+          <w:highlight w:val="yellow"/>
+        </w:rPr>
+        <w:t>paper</w:t>
+      </w:r>
+      <w:r>
+        <w:rPr>
+          <w:highlight w:val="yellow"/>
+        </w:rPr>
+        <w:t xml:space="preserve"> that </w:t>
+      </w:r>
+      <w:r>
+        <w:rPr>
+          <w:highlight w:val="yellow"/>
+        </w:rPr>
+        <w:t>use finite-element analysis is</w:t>
+      </w:r>
+      <w:r>
+        <w:rPr>
+          <w:highlight w:val="yellow"/>
+        </w:rPr>
+        <w:t xml:space="preserve"> </w:t>
+      </w:r>
+      <w:r>
+        <w:rPr>
+          <w:highlight w:val="yellow"/>
+        </w:rPr>
+        <w:fldChar w:fldCharType="begin"/>
+      </w:r>
+      <w:r>
+        <w:rPr>
+          <w:highlight w:val="yellow"/>
+        </w:rPr>
+        <w:instrText xml:space="preserve"> ADDIN EN.CITE &lt;EndNote&gt;&lt;Cite&gt;&lt;Author&gt;Liu&lt;/Author&gt;&lt;Year&gt;2024&lt;/Year&gt;&lt;RecNum&gt;116&lt;/RecNum&gt;&lt;DisplayText&gt;[38]&lt;/DisplayText&gt;&lt;record&gt;&lt;rec-number&gt;116&lt;/rec-number&gt;&lt;foreign-keys&gt;&lt;key app="EN" db-id="v920pft06rp9dbex2ap500x99x5rrtswxzss" timestamp="1785927749"&gt;116&lt;/key&gt;&lt;/foreign-keys&gt;&lt;ref-type name="Journal Article"&gt;17&lt;/ref-type&gt;&lt;contributors&gt;&lt;authors&gt;&lt;author&gt;Liu, Yu&lt;/author&gt;&lt;author&gt;Liu, Anqi&lt;/author&gt;&lt;author&gt;Li, Bolin&lt;/author&gt;&lt;author&gt;Yang, Yi&lt;/author&gt;&lt;author&gt;Feng, Junzhe&lt;/author&gt;&lt;author&gt;Wu, Yizhang&lt;/author&gt;&lt;author&gt;Lu, Min&lt;/author&gt;&lt;author&gt;Zhang, Yu&lt;/author&gt;&lt;author&gt;Bai, Xue&lt;/author&gt;&lt;author&gt;Chen, Yongyi&lt;/author&gt;&lt;/authors&gt;&lt;/contributors&gt;&lt;titles&gt;&lt;title&gt;Design of near-infrared solid-state tunable Fabry-Perot filters based on VO2/P4VP films&lt;/title&gt;&lt;secondary-title&gt;Optics Express&lt;/secondary-title&gt;&lt;alt-title&gt;Opt. Express&lt;/alt-title&gt;&lt;/titles&gt;&lt;periodical&gt;&lt;full-title&gt;Optics Express&lt;/full-title&gt;&lt;abbr-1&gt;Opt. Express&lt;/abbr-1&gt;&lt;/periodical&gt;&lt;alt-periodical&gt;&lt;full-title&gt;Optics Express&lt;/full-title&gt;&lt;abbr-1&gt;Opt. Express&lt;/abbr-1&gt;&lt;/alt-periodical&gt;&lt;pages&gt;32585-32596&lt;/pages&gt;&lt;volume&gt;32&lt;/volume&gt;&lt;number&gt;19&lt;/number&gt;&lt;keywords&gt;&lt;keyword&gt;Bandpass filters&lt;/keyword&gt;&lt;keyword&gt;Nematic liquid crystals&lt;/keyword&gt;&lt;keyword&gt;Optical filters&lt;/keyword&gt;&lt;keyword&gt;Optical materials&lt;/keyword&gt;&lt;keyword&gt;Refractive index&lt;/keyword&gt;&lt;keyword&gt;Tunable filters&lt;/keyword&gt;&lt;/keywords&gt;&lt;dates&gt;&lt;year&gt;2024&lt;/year&gt;&lt;pub-dates&gt;&lt;date&gt;2024/09/09&lt;/date&gt;&lt;/pub-dates&gt;&lt;/dates&gt;&lt;publisher&gt;Optica Publishing Group&lt;/publisher&gt;&lt;urls&gt;&lt;related-urls&gt;&lt;url&gt;https://opg.optica.org/oe/abstract.cfm?URI=oe-32-19-32585&lt;/url&gt;&lt;/related-urls&gt;&lt;/urls&gt;&lt;electronic-resource-num&gt;10.1364/OE.530226&lt;/electronic-resource-num&gt;&lt;/record&gt;&lt;/Cite&gt;&lt;/EndNote&gt;</w:instrText>
+      </w:r>
+      <w:r>
+        <w:rPr>
+          <w:highlight w:val="yellow"/>
+        </w:rPr>
+        <w:fldChar w:fldCharType="separate"/>
+      </w:r>
+      <w:r>
+        <w:rPr>
+          <w:noProof/>
+          <w:highlight w:val="yellow"/>
+        </w:rPr>
+        <w:t>[38]</w:t>
+      </w:r>
+      <w:r>
+        <w:rPr>
+          <w:highlight w:val="yellow"/>
+        </w:rPr>
+        <w:fldChar w:fldCharType="end"/>
+      </w:r>
     </w:p>
     <w:p>
       <w:pPr>
-        <w:pStyle w:val="H2First"/>
-        <w:numPr>
-          <w:ilvl w:val="0"/>
-          <w:numId w:val="0"/>
-        </w:numPr>
+        <w:pStyle w:val="2ndcolumntext"/>
         <w:rPr>
           <w:highlight w:val="yellow"/>
         </w:rPr>
@@ -23984,12 +26103,12 @@
     </w:p>
     <w:p>
       <w:pPr>
-        <w:pStyle w:val="Tablecaption0"/>
+        <w:pStyle w:val="2ndcolumntext"/>
+        <w:jc w:val="center"/>
         <w:rPr>
           <w:rFonts w:cs="Angsana New"/>
           <w:b/>
           <w:bCs/>
-          <w:szCs w:val="20"/>
           <w:highlight w:val="yellow"/>
           <w:lang w:bidi="th-TH"/>
         </w:rPr>
@@ -24007,7 +26126,6 @@
           <w:rFonts w:cs="Angsana New"/>
           <w:b/>
           <w:bCs/>
-          <w:szCs w:val="20"/>
           <w:highlight w:val="yellow"/>
           <w:lang w:bidi="th-TH"/>
         </w:rPr>
@@ -24018,7 +26136,7 @@
       <w:pPr>
         <w:pStyle w:val="Tablecaption0"/>
         <w:rPr>
-          <w:rFonts w:cs="Helvetica" w:hint="cs"/>
+          <w:rFonts w:cs="Helvetica"/>
           <w:highlight w:val="yellow"/>
         </w:rPr>
       </w:pPr>
@@ -24260,32 +26378,15 @@
                 <w:highlight w:val="yellow"/>
                 <w:vertAlign w:val="subscript"/>
               </w:rPr>
-              <w:t>O</w:t>
+              <w:t xml:space="preserve">ON </w:t>
             </w:r>
             <w:r>
               <w:rPr>
                 <w:rFonts w:eastAsia="MS Mincho"/>
                 <w:szCs w:val="16"/>
                 <w:highlight w:val="yellow"/>
-                <w:vertAlign w:val="subscript"/>
-              </w:rPr>
-              <w:t xml:space="preserve">N </w:t>
-            </w:r>
-            <w:r>
-              <w:rPr>
-                <w:rFonts w:eastAsia="MS Mincho"/>
-                <w:szCs w:val="16"/>
-                <w:highlight w:val="yellow"/>
-              </w:rPr>
-              <w:t xml:space="preserve"> </w:t>
-            </w:r>
-            <w:r>
-              <w:rPr>
-                <w:rFonts w:eastAsia="MS Mincho"/>
-                <w:szCs w:val="16"/>
-                <w:highlight w:val="yellow"/>
-              </w:rPr>
-              <w:t xml:space="preserve">   (%)</w:t>
+              </w:rPr>
+              <w:t xml:space="preserve">    (%)</w:t>
             </w:r>
           </w:p>
         </w:tc>
@@ -24992,28 +27093,7 @@
                 <w:rFonts w:cs="Times New Roman"/>
                 <w:highlight w:val="yellow"/>
               </w:rPr>
-              <w:t xml:space="preserve">Fabry–Pérot cavity </w:t>
-            </w:r>
-            <w:r>
-              <w:rPr>
-                <w:rFonts w:cs="Times New Roman"/>
-                <w:highlight w:val="yellow"/>
-              </w:rPr>
-              <w:t>single</w:t>
-            </w:r>
-            <w:r>
-              <w:rPr>
-                <w:rFonts w:cs="Times New Roman"/>
-                <w:highlight w:val="yellow"/>
-              </w:rPr>
-              <w:t>-channel filter</w:t>
-            </w:r>
-            <w:r>
-              <w:rPr>
-                <w:rFonts w:cs="Times New Roman"/>
-                <w:highlight w:val="yellow"/>
-              </w:rPr>
-              <w:t xml:space="preserve"> </w:t>
+              <w:t xml:space="preserve">Fabry–Pérot cavity single-channel filter </w:t>
             </w:r>
             <w:r>
               <w:rPr>
@@ -25295,14 +27375,7 @@
                 <w:rFonts w:cs="Times New Roman"/>
                 <w:highlight w:val="yellow"/>
               </w:rPr>
-              <w:t>Fabry–Pérot</w:t>
-            </w:r>
-            <w:r>
-              <w:rPr>
-                <w:rFonts w:cs="Times New Roman"/>
-                <w:highlight w:val="yellow"/>
-              </w:rPr>
-              <w:t xml:space="preserve"> cavity multi-channel filter</w:t>
+              <w:t>Fabry–Pérot cavity multi-channel filter</w:t>
             </w:r>
           </w:p>
         </w:tc>
@@ -26672,14 +28745,7 @@
                 <w:rFonts w:cs="Times New Roman"/>
                 <w:highlight w:val="yellow"/>
               </w:rPr>
-              <w:t xml:space="preserve">Three-layer </w:t>
-            </w:r>
-            <w:r>
-              <w:rPr>
-                <w:rFonts w:cs="Times New Roman"/>
-                <w:highlight w:val="yellow"/>
-              </w:rPr>
-              <w:t>AR coating</w:t>
+              <w:t>Three-layer AR coating</w:t>
             </w:r>
           </w:p>
         </w:tc>
@@ -26933,21 +28999,7 @@
                 <w:rFonts w:cs="Times New Roman"/>
                 <w:highlight w:val="yellow"/>
               </w:rPr>
-              <w:t xml:space="preserve">Four-layer AR </w:t>
-            </w:r>
-            <w:r>
-              <w:rPr>
-                <w:rFonts w:cs="Times New Roman"/>
-                <w:highlight w:val="yellow"/>
-              </w:rPr>
-              <w:t xml:space="preserve">coating </w:t>
-            </w:r>
-            <w:r>
-              <w:rPr>
-                <w:rFonts w:cs="Times New Roman"/>
-                <w:highlight w:val="yellow"/>
-              </w:rPr>
-              <w:t>(double sided)</w:t>
+              <w:t>Four-layer AR coating (double sided)</w:t>
             </w:r>
           </w:p>
         </w:tc>
@@ -27132,14 +29184,7 @@
                 <w:rFonts w:cs="Times New Roman"/>
                 <w:highlight w:val="yellow"/>
               </w:rPr>
-              <w:t>99.</w:t>
-            </w:r>
-            <w:r>
-              <w:rPr>
-                <w:rFonts w:cs="Times New Roman"/>
-                <w:highlight w:val="yellow"/>
-              </w:rPr>
-              <w:t>4</w:t>
+              <w:t>99.4</w:t>
             </w:r>
           </w:p>
         </w:tc>
@@ -27257,125 +29302,321 @@
     </w:tbl>
     <w:p>
       <w:pPr>
+        <w:jc w:val="center"/>
+        <w:rPr>
+          <w:sz w:val="16"/>
+          <w:szCs w:val="16"/>
+          <w:highlight w:val="yellow"/>
+          <w:lang w:bidi="th-TH"/>
+        </w:rPr>
+      </w:pPr>
+      <w:r>
+        <w:rPr>
+          <w:sz w:val="16"/>
+          <w:szCs w:val="16"/>
+          <w:highlight w:val="yellow"/>
+          <w:vertAlign w:val="superscript"/>
+        </w:rPr>
+        <w:t>(1)</w:t>
+      </w:r>
+      <w:r>
+        <w:rPr>
+          <w:sz w:val="16"/>
+          <w:szCs w:val="16"/>
+          <w:highlight w:val="yellow"/>
+          <w:lang w:bidi="th-TH"/>
+        </w:rPr>
+        <w:t xml:space="preserve"> </w:t>
+      </w:r>
+      <w:r>
+        <w:rPr>
+          <w:sz w:val="16"/>
+          <w:szCs w:val="16"/>
+          <w:highlight w:val="yellow"/>
+          <w:lang w:bidi="th-TH"/>
+        </w:rPr>
+        <w:t>S</w:t>
+      </w:r>
+      <w:r>
+        <w:rPr>
+          <w:sz w:val="16"/>
+          <w:szCs w:val="16"/>
+          <w:highlight w:val="yellow"/>
+          <w:lang w:bidi="th-TH"/>
+        </w:rPr>
+        <w:t xml:space="preserve">imulation data. </w:t>
+      </w:r>
+      <w:r>
+        <w:rPr>
+          <w:sz w:val="16"/>
+          <w:szCs w:val="16"/>
+          <w:highlight w:val="yellow"/>
+          <w:vertAlign w:val="superscript"/>
+        </w:rPr>
+        <w:t>(2)</w:t>
+      </w:r>
+      <w:r>
+        <w:rPr>
+          <w:sz w:val="16"/>
+          <w:szCs w:val="16"/>
+          <w:highlight w:val="yellow"/>
+          <w:lang w:bidi="th-TH"/>
+        </w:rPr>
+        <w:t xml:space="preserve"> </w:t>
+      </w:r>
+      <w:r>
+        <w:rPr>
+          <w:sz w:val="16"/>
+          <w:szCs w:val="16"/>
+          <w:highlight w:val="yellow"/>
+          <w:lang w:bidi="th-TH"/>
+        </w:rPr>
+        <w:t>The ‘</w:t>
+      </w:r>
+      <w:r>
+        <w:rPr>
+          <w:sz w:val="16"/>
+          <w:szCs w:val="16"/>
+          <w:highlight w:val="yellow"/>
+          <w:lang w:bidi="th-TH"/>
+        </w:rPr>
+        <w:t>× 2</w:t>
+      </w:r>
+      <w:r>
+        <w:rPr>
+          <w:sz w:val="16"/>
+          <w:szCs w:val="16"/>
+          <w:highlight w:val="yellow"/>
+          <w:lang w:bidi="th-TH"/>
+        </w:rPr>
+        <w:t>’ is</w:t>
+      </w:r>
+      <w:r>
+        <w:rPr>
+          <w:sz w:val="16"/>
+          <w:szCs w:val="16"/>
+          <w:highlight w:val="yellow"/>
+          <w:lang w:bidi="th-TH"/>
+        </w:rPr>
+        <w:t xml:space="preserve"> due to double-sided deposition</w:t>
+      </w:r>
+      <w:r>
+        <w:rPr>
+          <w:sz w:val="16"/>
+          <w:szCs w:val="16"/>
+          <w:highlight w:val="yellow"/>
+          <w:lang w:bidi="th-TH"/>
+        </w:rPr>
+        <w:t xml:space="preserve"> (front and backside)</w:t>
+      </w:r>
+      <w:r>
+        <w:rPr>
+          <w:sz w:val="16"/>
+          <w:szCs w:val="16"/>
+          <w:highlight w:val="yellow"/>
+          <w:lang w:bidi="th-TH"/>
+        </w:rPr>
+        <w:t>.</w:t>
+      </w:r>
+    </w:p>
+    <w:p>
+      <w:pPr>
         <w:pStyle w:val="1stcolumntext"/>
         <w:rPr>
-          <w:rFonts w:hint="cs"/>
+          <w:highlight w:val="yellow"/>
+          <w:lang w:bidi="th-TH"/>
+        </w:rPr>
+      </w:pPr>
+    </w:p>
+    <w:p>
+      <w:pPr>
+        <w:pStyle w:val="Figures"/>
+        <w:numPr>
+          <w:ilvl w:val="0"/>
+          <w:numId w:val="0"/>
+        </w:numPr>
+        <w:jc w:val="center"/>
+        <w:rPr>
+          <w:highlight w:val="yellow"/>
+          <w:lang w:bidi="th-TH"/>
+        </w:rPr>
+      </w:pPr>
+      <w:r>
+        <w:rPr>
+          <w:noProof/>
+          <w:lang w:bidi="th-TH"/>
+        </w:rPr>
+        <w:lastRenderedPageBreak/>
+        <w:drawing>
+          <wp:inline distT="0" distB="0" distL="0" distR="0" wp14:anchorId="0F3A4C26" wp14:editId="1368B89D">
+            <wp:extent cx="6374155" cy="3249930"/>
+            <wp:effectExtent l="0" t="0" r="7620" b="7620"/>
+            <wp:docPr id="665119034" name="Picture 3"/>
+            <wp:cNvGraphicFramePr>
+              <a:graphicFrameLocks xmlns:a="http://schemas.openxmlformats.org/drawingml/2006/main" noChangeAspect="1"/>
+            </wp:cNvGraphicFramePr>
+            <a:graphic xmlns:a="http://schemas.openxmlformats.org/drawingml/2006/main">
+              <a:graphicData uri="http://schemas.openxmlformats.org/drawingml/2006/picture">
+                <pic:pic xmlns:pic="http://schemas.openxmlformats.org/drawingml/2006/picture">
+                  <pic:nvPicPr>
+                    <pic:cNvPr id="665119034" name="Picture 3"/>
+                    <pic:cNvPicPr/>
+                  </pic:nvPicPr>
+                  <pic:blipFill>
+                    <a:blip r:embed="rId22" cstate="print">
+                      <a:extLst>
+                        <a:ext uri="{28A0092B-C50C-407E-A947-70E740481C1C}">
+                          <a14:useLocalDpi xmlns:a14="http://schemas.microsoft.com/office/drawing/2010/main" val="0"/>
+                        </a:ext>
+                      </a:extLst>
+                    </a:blip>
+                    <a:stretch>
+                      <a:fillRect/>
+                    </a:stretch>
+                  </pic:blipFill>
+                  <pic:spPr>
+                    <a:xfrm>
+                      <a:off x="0" y="0"/>
+                      <a:ext cx="6374155" cy="3249930"/>
+                    </a:xfrm>
+                    <a:prstGeom prst="rect">
+                      <a:avLst/>
+                    </a:prstGeom>
+                  </pic:spPr>
+                </pic:pic>
+              </a:graphicData>
+            </a:graphic>
+          </wp:inline>
+        </w:drawing>
+      </w:r>
+    </w:p>
+    <w:p>
+      <w:pPr>
+        <w:pStyle w:val="Figures"/>
+        <w:rPr>
+          <w:highlight w:val="yellow"/>
+          <w:lang w:bidi="th-TH"/>
+        </w:rPr>
+      </w:pPr>
+      <w:r>
+        <w:rPr>
+          <w:b w:val="0"/>
+          <w:bCs w:val="0"/>
+          <w:highlight w:val="yellow"/>
+          <w:lang w:bidi="th-TH"/>
+        </w:rPr>
+        <w:t>Simulation of t</w:t>
+      </w:r>
+      <w:r>
+        <w:rPr>
+          <w:b w:val="0"/>
+          <w:bCs w:val="0"/>
+          <w:highlight w:val="yellow"/>
+          <w:lang w:bidi="th-TH"/>
+        </w:rPr>
+        <w:t>ransmittance contrast of our five-unit-cell designs before (a) and after (b) optimization. The transparent area are the 5</w:t>
+      </w:r>
+      <w:r>
+        <w:rPr>
+          <w:b w:val="0"/>
+          <w:bCs w:val="0"/>
+          <w:highlight w:val="yellow"/>
+          <w:vertAlign w:val="superscript"/>
+          <w:lang w:bidi="th-TH"/>
+        </w:rPr>
+        <w:t>th</w:t>
+      </w:r>
+      <w:r>
+        <w:rPr>
+          <w:b w:val="0"/>
+          <w:bCs w:val="0"/>
+          <w:highlight w:val="yellow"/>
+          <w:lang w:bidi="th-TH"/>
+        </w:rPr>
+        <w:t xml:space="preserve"> and 95</w:t>
+      </w:r>
+      <w:r>
+        <w:rPr>
+          <w:b w:val="0"/>
+          <w:bCs w:val="0"/>
+          <w:highlight w:val="yellow"/>
+          <w:vertAlign w:val="superscript"/>
+          <w:lang w:bidi="th-TH"/>
+        </w:rPr>
+        <w:t>th</w:t>
+      </w:r>
+      <w:r>
+        <w:rPr>
+          <w:b w:val="0"/>
+          <w:bCs w:val="0"/>
+          <w:highlight w:val="yellow"/>
+          <w:lang w:bidi="th-TH"/>
+        </w:rPr>
+        <w:t xml:space="preserve"> percentiles</w:t>
+      </w:r>
+      <w:r>
+        <w:rPr>
+          <w:b w:val="0"/>
+          <w:bCs w:val="0"/>
+          <w:highlight w:val="yellow"/>
+          <w:lang w:bidi="th-TH"/>
+        </w:rPr>
+        <w:t xml:space="preserve"> from 200 TMM simulations. </w:t>
+      </w:r>
+    </w:p>
+    <w:p>
+      <w:pPr>
+        <w:pStyle w:val="1stcolumntext"/>
+        <w:rPr>
+          <w:highlight w:val="yellow"/>
+          <w:lang w:bidi="th-TH"/>
+        </w:rPr>
+      </w:pPr>
+    </w:p>
+    <w:p>
+      <w:pPr>
+        <w:pStyle w:val="1stcolumntext"/>
+        <w:rPr>
+          <w:highlight w:val="yellow"/>
+          <w:lang w:bidi="th-TH"/>
+        </w:rPr>
+      </w:pPr>
+    </w:p>
+    <w:p>
+      <w:pPr>
+        <w:pStyle w:val="1stcolumntext"/>
+        <w:rPr>
+          <w:highlight w:val="yellow"/>
+          <w:lang w:bidi="th-TH"/>
+        </w:rPr>
+      </w:pPr>
+    </w:p>
+    <w:p>
+      <w:pPr>
+        <w:pStyle w:val="1stcolumntext"/>
+        <w:rPr>
+          <w:highlight w:val="yellow"/>
+          <w:lang w:bidi="th-TH"/>
+        </w:rPr>
+      </w:pPr>
+    </w:p>
+    <w:p>
+      <w:pPr>
+        <w:pStyle w:val="1stcolumntext"/>
+        <w:rPr>
+          <w:rFonts w:cs="Angsana New"/>
           <w:highlight w:val="yellow"/>
           <w:cs/>
           <w:lang w:bidi="th-TH"/>
         </w:rPr>
         <w:sectPr>
+          <w:type w:val="continuous"/>
           <w:pgSz w:w="11520" w:h="15660" w:code="1"/>
           <w:pgMar w:top="1300" w:right="740" w:bottom="1040" w:left="740" w:header="360" w:footer="640" w:gutter="0"/>
           <w:cols w:space="400"/>
           <w:docGrid w:linePitch="360"/>
         </w:sectPr>
       </w:pPr>
-      <w:r>
-        <w:rPr>
-          <w:highlight w:val="yellow"/>
-          <w:vertAlign w:val="superscript"/>
-        </w:rPr>
-        <w:t>(1)</w:t>
-      </w:r>
-      <w:r>
-        <w:rPr>
-          <w:highlight w:val="yellow"/>
-          <w:lang w:bidi="th-TH"/>
-        </w:rPr>
-        <w:t xml:space="preserve"> </w:t>
-      </w:r>
-      <w:r>
-        <w:rPr>
-          <w:highlight w:val="yellow"/>
-          <w:lang w:bidi="th-TH"/>
-        </w:rPr>
-        <w:t>S</w:t>
-      </w:r>
-      <w:r>
-        <w:rPr>
-          <w:highlight w:val="yellow"/>
-          <w:lang w:bidi="th-TH"/>
-        </w:rPr>
-        <w:t>imulation data</w:t>
-      </w:r>
-      <w:r>
-        <w:rPr>
-          <w:highlight w:val="yellow"/>
-          <w:lang w:bidi="th-TH"/>
-        </w:rPr>
-        <w:t xml:space="preserve">. </w:t>
-      </w:r>
-      <w:r>
-        <w:rPr>
-          <w:highlight w:val="yellow"/>
-          <w:vertAlign w:val="superscript"/>
-        </w:rPr>
-        <w:t>(</w:t>
-      </w:r>
-      <w:r>
-        <w:rPr>
-          <w:highlight w:val="yellow"/>
-          <w:vertAlign w:val="superscript"/>
-        </w:rPr>
-        <w:t>2</w:t>
-      </w:r>
-      <w:r>
-        <w:rPr>
-          <w:highlight w:val="yellow"/>
-          <w:vertAlign w:val="superscript"/>
-        </w:rPr>
-        <w:t>)</w:t>
-      </w:r>
-      <w:r>
-        <w:rPr>
-          <w:highlight w:val="yellow"/>
-          <w:lang w:bidi="th-TH"/>
-        </w:rPr>
-        <w:t xml:space="preserve"> </w:t>
-      </w:r>
-      <w:r>
-        <w:rPr>
-          <w:highlight w:val="yellow"/>
-          <w:lang w:bidi="th-TH"/>
-        </w:rPr>
-        <w:t>The ‘</w:t>
-      </w:r>
-      <w:r>
-        <w:rPr>
-          <w:highlight w:val="yellow"/>
-          <w:lang w:bidi="th-TH"/>
-        </w:rPr>
-        <w:t>× 2</w:t>
-      </w:r>
-      <w:r>
-        <w:rPr>
-          <w:highlight w:val="yellow"/>
-          <w:lang w:bidi="th-TH"/>
-        </w:rPr>
-        <w:t>’ is</w:t>
-      </w:r>
-      <w:r>
-        <w:rPr>
-          <w:highlight w:val="yellow"/>
-          <w:lang w:bidi="th-TH"/>
-        </w:rPr>
-        <w:t xml:space="preserve"> due to double-sided deposition</w:t>
-      </w:r>
-      <w:r>
-        <w:rPr>
-          <w:highlight w:val="yellow"/>
-          <w:lang w:bidi="th-TH"/>
-        </w:rPr>
-        <w:t xml:space="preserve"> (front and backside)</w:t>
-      </w:r>
-      <w:r>
-        <w:rPr>
-          <w:highlight w:val="yellow"/>
-          <w:lang w:bidi="th-TH"/>
-        </w:rPr>
-        <w:t xml:space="preserve">. </w:t>
-      </w:r>
     </w:p>
     <w:p>
       <w:pPr>
@@ -27437,7 +29678,34 @@
         <w:t>efficient</w:t>
       </w:r>
       <w:r>
-        <w:t>, broadband transmittance-tunable optical filter operating around 1064 nm wavelength. The 5-unit-cell long-pass edge-filter design has the best compromise between optical performance, size, and design complexity. This design required six Sb</w:t>
+        <w:t>, broadband</w:t>
+      </w:r>
+      <w:r>
+        <w:rPr>
+          <w:highlight w:val="yellow"/>
+        </w:rPr>
+        <w:t>,</w:t>
+      </w:r>
+      <w:r>
+        <w:rPr>
+          <w:highlight w:val="yellow"/>
+        </w:rPr>
+        <w:t xml:space="preserve"> </w:t>
+      </w:r>
+      <w:r>
+        <w:rPr>
+          <w:highlight w:val="yellow"/>
+        </w:rPr>
+        <w:t>tunable-</w:t>
+      </w:r>
+      <w:r>
+        <w:rPr>
+          <w:highlight w:val="yellow"/>
+        </w:rPr>
+        <w:t>transmittance</w:t>
+      </w:r>
+      <w:r>
+        <w:t xml:space="preserve"> optical filter operating around 1064 nm wavelength. The 5-unit-cell long-pass edge-filter design has the best compromise between optical performance, size, and design complexity. This design required six Sb</w:t>
       </w:r>
       <w:r>
         <w:rPr>
@@ -27688,7 +29956,7 @@
       <w:r>
         <w:t xml:space="preserve">vol. 14, no. 6, p. 1259, 2023. [Online]. Available: </w:t>
       </w:r>
-      <w:hyperlink r:id="rId21" w:history="1">
+      <w:hyperlink r:id="rId23" w:history="1">
         <w:r>
           <w:rPr>
             <w:rStyle w:val="Hyperlink"/>
@@ -27839,7 +30107,7 @@
       <w:r>
         <w:t xml:space="preserve">vol. 15, no. 6, p. 2100001, 2021, doi: </w:t>
       </w:r>
-      <w:hyperlink r:id="rId22" w:history="1">
+      <w:hyperlink r:id="rId24" w:history="1">
         <w:r>
           <w:rPr>
             <w:rStyle w:val="Hyperlink"/>
@@ -27903,7 +30171,7 @@
       <w:r>
         <w:t xml:space="preserve">, 12–17 Sept. 2022 2022, pp. 148–150, doi: 10.1109/Metamaterials54993.2022.9920767. [Online]. Available: </w:t>
       </w:r>
-      <w:hyperlink r:id="rId23" w:history="1">
+      <w:hyperlink r:id="rId25" w:history="1">
         <w:r>
           <w:rPr>
             <w:rStyle w:val="Hyperlink"/>
@@ -27976,7 +30244,7 @@
       <w:r>
         <w:t xml:space="preserve">vol. 13, no. 2, p. 148, 2026. [Online]. Available: </w:t>
       </w:r>
-      <w:hyperlink r:id="rId24" w:history="1">
+      <w:hyperlink r:id="rId26" w:history="1">
         <w:r>
           <w:rPr>
             <w:rStyle w:val="Hyperlink"/>
@@ -28093,7 +30361,7 @@
       <w:r>
         <w:t xml:space="preserve">vol. 18, p. 100364, 2023/06/01/ 2023, doi: </w:t>
       </w:r>
-      <w:hyperlink r:id="rId25" w:history="1">
+      <w:hyperlink r:id="rId27" w:history="1">
         <w:r>
           <w:rPr>
             <w:rStyle w:val="Hyperlink"/>
@@ -28157,7 +30425,7 @@
       <w:r>
         <w:t xml:space="preserve">vol. 108, p. 110415, 2020/10/01/ 2020, doi: </w:t>
       </w:r>
-      <w:hyperlink r:id="rId26" w:history="1">
+      <w:hyperlink r:id="rId28" w:history="1">
         <w:r>
           <w:rPr>
             <w:rStyle w:val="Hyperlink"/>
@@ -28297,7 +30565,7 @@
       <w:r>
         <w:t xml:space="preserve">vol. 150, p. 106907, 2022/11/01/ 2022, doi: </w:t>
       </w:r>
-      <w:hyperlink r:id="rId27" w:history="1">
+      <w:hyperlink r:id="rId29" w:history="1">
         <w:r>
           <w:rPr>
             <w:rStyle w:val="Hyperlink"/>
@@ -28361,7 +30629,7 @@
       <w:r>
         <w:t xml:space="preserve">vol. 34, no. 14, p. 2310306, 2024, doi: </w:t>
       </w:r>
-      <w:hyperlink r:id="rId28" w:history="1">
+      <w:hyperlink r:id="rId30" w:history="1">
         <w:r>
           <w:rPr>
             <w:rStyle w:val="Hyperlink"/>
@@ -28482,7 +30750,7 @@
       <w:r>
         <w:t xml:space="preserve">vol. 421, pp. 424–429, 2017/11/01/ 2017, doi: </w:t>
       </w:r>
-      <w:hyperlink r:id="rId29" w:history="1">
+      <w:hyperlink r:id="rId31" w:history="1">
         <w:r>
           <w:rPr>
             <w:rStyle w:val="Hyperlink"/>
@@ -28599,7 +30867,7 @@
       <w:r>
         <w:t xml:space="preserve">vol. 763, p. 139568, 2022/12/01/ 2022, doi: </w:t>
       </w:r>
-      <w:hyperlink r:id="rId30" w:history="1">
+      <w:hyperlink r:id="rId32" w:history="1">
         <w:r>
           <w:rPr>
             <w:rStyle w:val="Hyperlink"/>
@@ -28843,7 +31111,7 @@
                     <pic:cNvPicPr/>
                   </pic:nvPicPr>
                   <pic:blipFill>
-                    <a:blip r:embed="rId31" cstate="print">
+                    <a:blip r:embed="rId33" cstate="print">
                       <a:extLst>
                         <a:ext uri="{28A0092B-C50C-407E-A947-70E740481C1C}">
                           <a14:useLocalDpi xmlns:a14="http://schemas.microsoft.com/office/drawing/2010/main" val="0"/>
@@ -28986,7 +31254,7 @@
                     <pic:cNvPicPr/>
                   </pic:nvPicPr>
                   <pic:blipFill>
-                    <a:blip r:embed="rId32" cstate="print">
+                    <a:blip r:embed="rId34" cstate="print">
                       <a:extLst>
                         <a:ext uri="{28A0092B-C50C-407E-A947-70E740481C1C}">
                           <a14:useLocalDpi xmlns:a14="http://schemas.microsoft.com/office/drawing/2010/main" val="0"/>
@@ -29227,7 +31495,7 @@
                     <pic:cNvPicPr/>
                   </pic:nvPicPr>
                   <pic:blipFill>
-                    <a:blip r:embed="rId33" cstate="print">
+                    <a:blip r:embed="rId35" cstate="print">
                       <a:extLst>
                         <a:ext uri="{28A0092B-C50C-407E-A947-70E740481C1C}">
                           <a14:useLocalDpi xmlns:a14="http://schemas.microsoft.com/office/drawing/2010/main" val="0"/>
@@ -29506,7 +31774,7 @@
         <wp:inline distT="0" distB="0" distL="0" distR="0" wp14:anchorId="396B900A" wp14:editId="6E819850">
           <wp:extent cx="1169670" cy="297815"/>
           <wp:effectExtent l="0" t="0" r="0" b="6985"/>
-          <wp:docPr id="152030805" name="Picture 152030805" descr="Logo"/>
+          <wp:docPr id="911751757" name="Picture 911751757" descr="Logo"/>
           <wp:cNvGraphicFramePr>
             <a:graphicFrameLocks xmlns:a="http://schemas.openxmlformats.org/drawingml/2006/main"/>
           </wp:cNvGraphicFramePr>
@@ -34324,6 +36592,16 @@
       </w:tblBorders>
     </w:tblPr>
   </w:style>
+  <w:style w:type="character" w:styleId="PlaceholderText">
+    <w:name w:val="Placeholder Text"/>
+    <w:basedOn w:val="DefaultParagraphFont"/>
+    <w:uiPriority w:val="99"/>
+    <w:semiHidden/>
+    <w:rsid w:val="00D65ED6"/>
+    <w:rPr>
+      <w:color w:val="666666"/>
+    </w:rPr>
+  </w:style>
 </w:styles>
 </file>
 
